--- a/AMMS.API/Templates/HopDongTemplate.docx
+++ b/AMMS.API/Templates/HopDongTemplate.docx
@@ -384,92 +384,122 @@
     </w:p>
     <w:tbl>
       <w:tblPr>
-        <w:tblpPr w:leftFromText="180" w:rightFromText="180" w:vertAnchor="text" w:tblpXSpec="center" w:tblpY="1"/>
-        <w:tblOverlap w:val="never"/>
+        <w:tblStyle w:val="TableGrid"/>
         <w:tblW w:w="0" w:type="auto"/>
-        <w:tblCellSpacing w:w="15" w:type="dxa"/>
-        <w:tblLayout w:type="fixed"/>
-        <w:tblCellMar>
-          <w:top w:w="15" w:type="dxa"/>
-          <w:left w:w="15" w:type="dxa"/>
-          <w:bottom w:w="15" w:type="dxa"/>
-          <w:right w:w="15" w:type="dxa"/>
-        </w:tblCellMar>
+        <w:tblBorders>
+          <w:top w:val="none" w:sz="0" w:space="0" w:color="auto"/>
+          <w:left w:val="none" w:sz="0" w:space="0" w:color="auto"/>
+          <w:bottom w:val="none" w:sz="0" w:space="0" w:color="auto"/>
+          <w:right w:val="none" w:sz="0" w:space="0" w:color="auto"/>
+          <w:insideH w:val="none" w:sz="0" w:space="0" w:color="auto"/>
+          <w:insideV w:val="none" w:sz="0" w:space="0" w:color="auto"/>
+        </w:tblBorders>
         <w:tblLook w:val="04A0" w:firstRow="1" w:lastRow="0" w:firstColumn="1" w:lastColumn="0" w:noHBand="0" w:noVBand="1"/>
       </w:tblPr>
       <w:tblGrid>
-        <w:gridCol w:w="802"/>
-        <w:gridCol w:w="4140"/>
-        <w:gridCol w:w="2528"/>
+        <w:gridCol w:w="4509"/>
+        <w:gridCol w:w="4510"/>
       </w:tblGrid>
       <w:tr>
-        <w:trPr>
-          <w:tblHeader/>
-          <w:tblCellSpacing w:w="15" w:type="dxa"/>
-        </w:trPr>
         <w:tc>
           <w:tcPr>
-            <w:tcW w:w="757" w:type="dxa"/>
-            <w:tcBorders>
-              <w:top w:val="single" w:sz="6" w:space="0" w:color="auto"/>
-              <w:left w:val="single" w:sz="6" w:space="0" w:color="auto"/>
-              <w:bottom w:val="single" w:sz="6" w:space="0" w:color="auto"/>
-              <w:right w:val="single" w:sz="6" w:space="0" w:color="auto"/>
-            </w:tcBorders>
-            <w:vAlign w:val="center"/>
-            <w:hideMark/>
+            <w:tcW w:w="4509" w:type="dxa"/>
           </w:tcPr>
           <w:p>
             <w:pPr>
-              <w:jc w:val="center"/>
+              <w:pStyle w:val="ListParagraph"/>
+              <w:numPr>
+                <w:ilvl w:val="0"/>
+                <w:numId w:val="11"/>
+              </w:numPr>
+              <w:jc w:val="both"/>
             </w:pPr>
             <w:r>
               <w:rPr>
                 <w:b/>
               </w:rPr>
-              <w:t>STT</w:t>
+              <w:t>Tên sản phẩm</w:t>
             </w:r>
           </w:p>
         </w:tc>
         <w:tc>
           <w:tcPr>
-            <w:tcW w:w="4110" w:type="dxa"/>
-            <w:tcBorders>
-              <w:top w:val="single" w:sz="6" w:space="0" w:color="auto"/>
-              <w:left w:val="single" w:sz="6" w:space="0" w:color="auto"/>
-              <w:bottom w:val="single" w:sz="6" w:space="0" w:color="auto"/>
-              <w:right w:val="single" w:sz="6" w:space="0" w:color="auto"/>
-            </w:tcBorders>
-            <w:vAlign w:val="center"/>
-            <w:hideMark/>
+            <w:tcW w:w="4510" w:type="dxa"/>
           </w:tcPr>
           <w:p>
             <w:pPr>
-              <w:jc w:val="center"/>
+              <w:ind w:left="360"/>
+              <w:jc w:val="both"/>
+              <w:rPr>
+                <w:bCs w:val="0"/>
+              </w:rPr>
+            </w:pPr>
+            <w:r>
+              <w:rPr>
+                <w:bCs w:val="0"/>
+              </w:rPr>
+              <w:t>{{PRODUCT_NAME}}</w:t>
+            </w:r>
+          </w:p>
+        </w:tc>
+      </w:tr>
+      <w:tr>
+        <w:tc>
+          <w:tcPr>
+            <w:tcW w:w="4509" w:type="dxa"/>
+          </w:tcPr>
+          <w:p>
+            <w:pPr>
+              <w:pStyle w:val="ListParagraph"/>
+              <w:numPr>
+                <w:ilvl w:val="0"/>
+                <w:numId w:val="11"/>
+              </w:numPr>
+              <w:jc w:val="both"/>
             </w:pPr>
             <w:r>
               <w:rPr>
                 <w:b/>
+                <w:bCs w:val="0"/>
               </w:rPr>
-              <w:t>Tên sản phẩm &amp; Quy cách</w:t>
+              <w:t>Quy cách</w:t>
             </w:r>
           </w:p>
         </w:tc>
         <w:tc>
           <w:tcPr>
-            <w:tcW w:w="2483" w:type="dxa"/>
-            <w:tcBorders>
-              <w:top w:val="single" w:sz="6" w:space="0" w:color="auto"/>
-              <w:left w:val="single" w:sz="6" w:space="0" w:color="auto"/>
-              <w:bottom w:val="single" w:sz="6" w:space="0" w:color="auto"/>
-              <w:right w:val="single" w:sz="6" w:space="0" w:color="auto"/>
-            </w:tcBorders>
-            <w:vAlign w:val="center"/>
-            <w:hideMark/>
+            <w:tcW w:w="4510" w:type="dxa"/>
           </w:tcPr>
           <w:p>
             <w:pPr>
-              <w:jc w:val="center"/>
+              <w:ind w:left="360"/>
+              <w:jc w:val="both"/>
+              <w:rPr>
+                <w:bCs w:val="0"/>
+              </w:rPr>
+            </w:pPr>
+            <w:r>
+              <w:rPr>
+                <w:bCs w:val="0"/>
+              </w:rPr>
+              <w:t>{{PRODUCT_SPEC}}</w:t>
+            </w:r>
+          </w:p>
+        </w:tc>
+      </w:tr>
+      <w:tr>
+        <w:tc>
+          <w:tcPr>
+            <w:tcW w:w="4509" w:type="dxa"/>
+          </w:tcPr>
+          <w:p>
+            <w:pPr>
+              <w:pStyle w:val="ListParagraph"/>
+              <w:numPr>
+                <w:ilvl w:val="0"/>
+                <w:numId w:val="11"/>
+              </w:numPr>
+              <w:jc w:val="both"/>
             </w:pPr>
             <w:r>
               <w:rPr>
@@ -479,142 +509,41 @@
             </w:r>
           </w:p>
         </w:tc>
-      </w:tr>
-      <w:tr>
-        <w:trPr>
-          <w:tblCellSpacing w:w="15" w:type="dxa"/>
-        </w:trPr>
         <w:tc>
           <w:tcPr>
-            <w:tcW w:w="757" w:type="dxa"/>
-            <w:tcBorders>
-              <w:top w:val="single" w:sz="6" w:space="0" w:color="auto"/>
-              <w:left w:val="single" w:sz="6" w:space="0" w:color="auto"/>
-              <w:bottom w:val="single" w:sz="6" w:space="0" w:color="auto"/>
-              <w:right w:val="single" w:sz="6" w:space="0" w:color="auto"/>
-            </w:tcBorders>
-            <w:vAlign w:val="center"/>
-            <w:hideMark/>
+            <w:tcW w:w="4510" w:type="dxa"/>
           </w:tcPr>
           <w:p>
             <w:pPr>
-              <w:jc w:val="center"/>
-            </w:pPr>
-            <w:r>
-              <w:t>1</w:t>
-            </w:r>
-          </w:p>
-        </w:tc>
-        <w:tc>
-          <w:tcPr>
-            <w:tcW w:w="4110" w:type="dxa"/>
-            <w:tcBorders>
-              <w:top w:val="single" w:sz="6" w:space="0" w:color="auto"/>
-              <w:left w:val="single" w:sz="6" w:space="0" w:color="auto"/>
-              <w:bottom w:val="single" w:sz="6" w:space="0" w:color="auto"/>
-              <w:right w:val="single" w:sz="6" w:space="0" w:color="auto"/>
-            </w:tcBorders>
-            <w:vAlign w:val="center"/>
-            <w:hideMark/>
-          </w:tcPr>
-          <w:p>
-            <w:pPr>
-              <w:rPr>
-                <w:b/>
-                <w:bCs w:val="0"/>
-              </w:rPr>
-            </w:pPr>
-            <w:r>
-              <w:rPr>
-                <w:b/>
-                <w:bCs w:val="0"/>
-              </w:rPr>
-              <w:t>Tên SP:</w:t>
-            </w:r>
-            <w:r>
-              <w:rPr>
-                <w:b/>
-                <w:bCs w:val="0"/>
-              </w:rPr>
-              <w:t xml:space="preserve"> </w:t>
-            </w:r>
-            <w:r>
-              <w:rPr>
-                <w:bCs w:val="0"/>
-              </w:rPr>
-              <w:t>{{PRODUCT_NAME}}</w:t>
-            </w:r>
-          </w:p>
-          <w:p>
-            <w:pPr>
-              <w:rPr>
-                <w:b/>
-                <w:bCs w:val="0"/>
-              </w:rPr>
-            </w:pPr>
-            <w:r>
-              <w:rPr>
-                <w:b/>
-                <w:bCs w:val="0"/>
-              </w:rPr>
-              <w:t xml:space="preserve">Quy cách: </w:t>
-            </w:r>
-            <w:r>
-              <w:rPr>
-                <w:bCs w:val="0"/>
-              </w:rPr>
-              <w:t>{{</w:t>
-            </w:r>
-            <w:r>
-              <w:rPr>
-                <w:bCs w:val="0"/>
-              </w:rPr>
-              <w:t>PRODUCT_SPEC</w:t>
-            </w:r>
-            <w:r>
-              <w:rPr>
-                <w:bCs w:val="0"/>
-              </w:rPr>
-              <w:t>}}</w:t>
-            </w:r>
-          </w:p>
-          <w:p>
-            <w:pPr>
+              <w:ind w:left="360"/>
               <w:jc w:val="both"/>
-            </w:pPr>
-          </w:p>
-        </w:tc>
-        <w:tc>
-          <w:tcPr>
-            <w:tcW w:w="2483" w:type="dxa"/>
-            <w:tcBorders>
-              <w:top w:val="single" w:sz="6" w:space="0" w:color="auto"/>
-              <w:left w:val="single" w:sz="6" w:space="0" w:color="auto"/>
-              <w:bottom w:val="single" w:sz="6" w:space="0" w:color="auto"/>
-              <w:right w:val="single" w:sz="6" w:space="0" w:color="auto"/>
-            </w:tcBorders>
-            <w:vAlign w:val="center"/>
-            <w:hideMark/>
-          </w:tcPr>
-          <w:p>
-            <w:pPr>
-              <w:jc w:val="center"/>
             </w:pPr>
             <w:r>
               <w:t>{{QUANTITY}}</w:t>
             </w:r>
           </w:p>
+          <w:p>
+            <w:pPr>
+              <w:ind w:left="360"/>
+              <w:jc w:val="both"/>
+              <w:rPr>
+                <w:bCs w:val="0"/>
+              </w:rPr>
+            </w:pPr>
+          </w:p>
         </w:tc>
       </w:tr>
     </w:tbl>
     <w:p>
       <w:pPr>
-        <w:numPr>
-          <w:ilvl w:val="0"/>
-          <w:numId w:val="2"/>
-        </w:numPr>
-        <w:jc w:val="both"/>
-      </w:pPr>
+        <w:jc w:val="both"/>
+      </w:pPr>
+      <w:r>
+        <w:rPr>
+          <w:b/>
+        </w:rPr>
+        <w:t xml:space="preserve">  </w:t>
+      </w:r>
       <w:r>
         <w:rPr>
           <w:b/>
@@ -636,12 +565,14 @@
     </w:p>
     <w:p>
       <w:pPr>
-        <w:numPr>
-          <w:ilvl w:val="0"/>
-          <w:numId w:val="2"/>
-        </w:numPr>
-        <w:jc w:val="both"/>
-      </w:pPr>
+        <w:jc w:val="both"/>
+      </w:pPr>
+      <w:r>
+        <w:rPr>
+          <w:b/>
+        </w:rPr>
+        <w:t xml:space="preserve">  </w:t>
+      </w:r>
       <w:r>
         <w:rPr>
           <w:b/>
@@ -687,12 +618,14 @@
     </w:p>
     <w:p>
       <w:pPr>
-        <w:numPr>
-          <w:ilvl w:val="0"/>
-          <w:numId w:val="2"/>
-        </w:numPr>
-        <w:jc w:val="both"/>
-      </w:pPr>
+        <w:jc w:val="both"/>
+      </w:pPr>
+      <w:r>
+        <w:rPr>
+          <w:b/>
+        </w:rPr>
+        <w:t xml:space="preserve">  </w:t>
+      </w:r>
       <w:r>
         <w:rPr>
           <w:b/>
@@ -955,21 +888,21 @@
         <w:rPr>
           <w:b/>
         </w:rPr>
+        <w:t>Giao nhận:</w:t>
+      </w:r>
+      <w:r>
+        <w:t xml:space="preserve"> Bên B hỗ trợ bốc xếp lên phương tiện vận chuyển. Bên A có trách nhiệm cử đại diện kiểm đếm và ký Phiếu xuất kho/Biên bản bàn giao tại thời điểm nhận hàng.</w:t>
+      </w:r>
+    </w:p>
+    <w:p>
+      <w:pPr>
+        <w:jc w:val="both"/>
+      </w:pPr>
+      <w:r>
+        <w:rPr>
+          <w:b/>
+        </w:rPr>
         <w:lastRenderedPageBreak/>
-        <w:t>Giao nhận:</w:t>
-      </w:r>
-      <w:r>
-        <w:t xml:space="preserve"> Bên B hỗ trợ bốc xếp lên phương tiện vận chuyển. Bên A có trách nhiệm cử đại diện kiểm đếm và ký Phiếu xuất kho/Biên bản bàn giao tại thời điểm nhận hàng.</w:t>
-      </w:r>
-    </w:p>
-    <w:p>
-      <w:pPr>
-        <w:jc w:val="both"/>
-      </w:pPr>
-      <w:r>
-        <w:rPr>
-          <w:b/>
-        </w:rPr>
         <w:t>Điều 5: Điều khoản Thanh toán</w:t>
       </w:r>
     </w:p>
@@ -2046,6 +1979,232 @@
     </w:lvl>
   </w:abstractNum>
   <w:abstractNum w:abstractNumId="5" w15:restartNumberingAfterBreak="0">
+    <w:nsid w:val="2F4769E6"/>
+    <w:multiLevelType w:val="hybridMultilevel"/>
+    <w:tmpl w:val="DF02E912"/>
+    <w:lvl w:ilvl="0" w:tplc="04090001">
+      <w:start w:val="1"/>
+      <w:numFmt w:val="bullet"/>
+      <w:lvlText w:val=""/>
+      <w:lvlJc w:val="left"/>
+      <w:pPr>
+        <w:ind w:left="1080" w:hanging="360"/>
+      </w:pPr>
+      <w:rPr>
+        <w:rFonts w:ascii="Symbol" w:hAnsi="Symbol" w:hint="default"/>
+      </w:rPr>
+    </w:lvl>
+    <w:lvl w:ilvl="1" w:tplc="04090003" w:tentative="1">
+      <w:start w:val="1"/>
+      <w:numFmt w:val="bullet"/>
+      <w:lvlText w:val="o"/>
+      <w:lvlJc w:val="left"/>
+      <w:pPr>
+        <w:ind w:left="1800" w:hanging="360"/>
+      </w:pPr>
+      <w:rPr>
+        <w:rFonts w:ascii="Courier New" w:hAnsi="Courier New" w:cs="Courier New" w:hint="default"/>
+      </w:rPr>
+    </w:lvl>
+    <w:lvl w:ilvl="2" w:tplc="04090005" w:tentative="1">
+      <w:start w:val="1"/>
+      <w:numFmt w:val="bullet"/>
+      <w:lvlText w:val=""/>
+      <w:lvlJc w:val="left"/>
+      <w:pPr>
+        <w:ind w:left="2520" w:hanging="360"/>
+      </w:pPr>
+      <w:rPr>
+        <w:rFonts w:ascii="Wingdings" w:hAnsi="Wingdings" w:hint="default"/>
+      </w:rPr>
+    </w:lvl>
+    <w:lvl w:ilvl="3" w:tplc="04090001" w:tentative="1">
+      <w:start w:val="1"/>
+      <w:numFmt w:val="bullet"/>
+      <w:lvlText w:val=""/>
+      <w:lvlJc w:val="left"/>
+      <w:pPr>
+        <w:ind w:left="3240" w:hanging="360"/>
+      </w:pPr>
+      <w:rPr>
+        <w:rFonts w:ascii="Symbol" w:hAnsi="Symbol" w:hint="default"/>
+      </w:rPr>
+    </w:lvl>
+    <w:lvl w:ilvl="4" w:tplc="04090003" w:tentative="1">
+      <w:start w:val="1"/>
+      <w:numFmt w:val="bullet"/>
+      <w:lvlText w:val="o"/>
+      <w:lvlJc w:val="left"/>
+      <w:pPr>
+        <w:ind w:left="3960" w:hanging="360"/>
+      </w:pPr>
+      <w:rPr>
+        <w:rFonts w:ascii="Courier New" w:hAnsi="Courier New" w:cs="Courier New" w:hint="default"/>
+      </w:rPr>
+    </w:lvl>
+    <w:lvl w:ilvl="5" w:tplc="04090005" w:tentative="1">
+      <w:start w:val="1"/>
+      <w:numFmt w:val="bullet"/>
+      <w:lvlText w:val=""/>
+      <w:lvlJc w:val="left"/>
+      <w:pPr>
+        <w:ind w:left="4680" w:hanging="360"/>
+      </w:pPr>
+      <w:rPr>
+        <w:rFonts w:ascii="Wingdings" w:hAnsi="Wingdings" w:hint="default"/>
+      </w:rPr>
+    </w:lvl>
+    <w:lvl w:ilvl="6" w:tplc="04090001" w:tentative="1">
+      <w:start w:val="1"/>
+      <w:numFmt w:val="bullet"/>
+      <w:lvlText w:val=""/>
+      <w:lvlJc w:val="left"/>
+      <w:pPr>
+        <w:ind w:left="5400" w:hanging="360"/>
+      </w:pPr>
+      <w:rPr>
+        <w:rFonts w:ascii="Symbol" w:hAnsi="Symbol" w:hint="default"/>
+      </w:rPr>
+    </w:lvl>
+    <w:lvl w:ilvl="7" w:tplc="04090003" w:tentative="1">
+      <w:start w:val="1"/>
+      <w:numFmt w:val="bullet"/>
+      <w:lvlText w:val="o"/>
+      <w:lvlJc w:val="left"/>
+      <w:pPr>
+        <w:ind w:left="6120" w:hanging="360"/>
+      </w:pPr>
+      <w:rPr>
+        <w:rFonts w:ascii="Courier New" w:hAnsi="Courier New" w:cs="Courier New" w:hint="default"/>
+      </w:rPr>
+    </w:lvl>
+    <w:lvl w:ilvl="8" w:tplc="04090005" w:tentative="1">
+      <w:start w:val="1"/>
+      <w:numFmt w:val="bullet"/>
+      <w:lvlText w:val=""/>
+      <w:lvlJc w:val="left"/>
+      <w:pPr>
+        <w:ind w:left="6840" w:hanging="360"/>
+      </w:pPr>
+      <w:rPr>
+        <w:rFonts w:ascii="Wingdings" w:hAnsi="Wingdings" w:hint="default"/>
+      </w:rPr>
+    </w:lvl>
+  </w:abstractNum>
+  <w:abstractNum w:abstractNumId="6" w15:restartNumberingAfterBreak="0">
+    <w:nsid w:val="4ED33D05"/>
+    <w:multiLevelType w:val="hybridMultilevel"/>
+    <w:tmpl w:val="2CF07FEA"/>
+    <w:lvl w:ilvl="0" w:tplc="04090001">
+      <w:start w:val="1"/>
+      <w:numFmt w:val="bullet"/>
+      <w:lvlText w:val=""/>
+      <w:lvlJc w:val="left"/>
+      <w:pPr>
+        <w:ind w:left="720" w:hanging="360"/>
+      </w:pPr>
+      <w:rPr>
+        <w:rFonts w:ascii="Symbol" w:hAnsi="Symbol" w:hint="default"/>
+      </w:rPr>
+    </w:lvl>
+    <w:lvl w:ilvl="1" w:tplc="04090003" w:tentative="1">
+      <w:start w:val="1"/>
+      <w:numFmt w:val="bullet"/>
+      <w:lvlText w:val="o"/>
+      <w:lvlJc w:val="left"/>
+      <w:pPr>
+        <w:ind w:left="1440" w:hanging="360"/>
+      </w:pPr>
+      <w:rPr>
+        <w:rFonts w:ascii="Courier New" w:hAnsi="Courier New" w:cs="Courier New" w:hint="default"/>
+      </w:rPr>
+    </w:lvl>
+    <w:lvl w:ilvl="2" w:tplc="04090005" w:tentative="1">
+      <w:start w:val="1"/>
+      <w:numFmt w:val="bullet"/>
+      <w:lvlText w:val=""/>
+      <w:lvlJc w:val="left"/>
+      <w:pPr>
+        <w:ind w:left="2160" w:hanging="360"/>
+      </w:pPr>
+      <w:rPr>
+        <w:rFonts w:ascii="Wingdings" w:hAnsi="Wingdings" w:hint="default"/>
+      </w:rPr>
+    </w:lvl>
+    <w:lvl w:ilvl="3" w:tplc="04090001" w:tentative="1">
+      <w:start w:val="1"/>
+      <w:numFmt w:val="bullet"/>
+      <w:lvlText w:val=""/>
+      <w:lvlJc w:val="left"/>
+      <w:pPr>
+        <w:ind w:left="2880" w:hanging="360"/>
+      </w:pPr>
+      <w:rPr>
+        <w:rFonts w:ascii="Symbol" w:hAnsi="Symbol" w:hint="default"/>
+      </w:rPr>
+    </w:lvl>
+    <w:lvl w:ilvl="4" w:tplc="04090003" w:tentative="1">
+      <w:start w:val="1"/>
+      <w:numFmt w:val="bullet"/>
+      <w:lvlText w:val="o"/>
+      <w:lvlJc w:val="left"/>
+      <w:pPr>
+        <w:ind w:left="3600" w:hanging="360"/>
+      </w:pPr>
+      <w:rPr>
+        <w:rFonts w:ascii="Courier New" w:hAnsi="Courier New" w:cs="Courier New" w:hint="default"/>
+      </w:rPr>
+    </w:lvl>
+    <w:lvl w:ilvl="5" w:tplc="04090005" w:tentative="1">
+      <w:start w:val="1"/>
+      <w:numFmt w:val="bullet"/>
+      <w:lvlText w:val=""/>
+      <w:lvlJc w:val="left"/>
+      <w:pPr>
+        <w:ind w:left="4320" w:hanging="360"/>
+      </w:pPr>
+      <w:rPr>
+        <w:rFonts w:ascii="Wingdings" w:hAnsi="Wingdings" w:hint="default"/>
+      </w:rPr>
+    </w:lvl>
+    <w:lvl w:ilvl="6" w:tplc="04090001" w:tentative="1">
+      <w:start w:val="1"/>
+      <w:numFmt w:val="bullet"/>
+      <w:lvlText w:val=""/>
+      <w:lvlJc w:val="left"/>
+      <w:pPr>
+        <w:ind w:left="5040" w:hanging="360"/>
+      </w:pPr>
+      <w:rPr>
+        <w:rFonts w:ascii="Symbol" w:hAnsi="Symbol" w:hint="default"/>
+      </w:rPr>
+    </w:lvl>
+    <w:lvl w:ilvl="7" w:tplc="04090003" w:tentative="1">
+      <w:start w:val="1"/>
+      <w:numFmt w:val="bullet"/>
+      <w:lvlText w:val="o"/>
+      <w:lvlJc w:val="left"/>
+      <w:pPr>
+        <w:ind w:left="5760" w:hanging="360"/>
+      </w:pPr>
+      <w:rPr>
+        <w:rFonts w:ascii="Courier New" w:hAnsi="Courier New" w:cs="Courier New" w:hint="default"/>
+      </w:rPr>
+    </w:lvl>
+    <w:lvl w:ilvl="8" w:tplc="04090005" w:tentative="1">
+      <w:start w:val="1"/>
+      <w:numFmt w:val="bullet"/>
+      <w:lvlText w:val=""/>
+      <w:lvlJc w:val="left"/>
+      <w:pPr>
+        <w:ind w:left="6480" w:hanging="360"/>
+      </w:pPr>
+      <w:rPr>
+        <w:rFonts w:ascii="Wingdings" w:hAnsi="Wingdings" w:hint="default"/>
+      </w:rPr>
+    </w:lvl>
+  </w:abstractNum>
+  <w:abstractNum w:abstractNumId="7" w15:restartNumberingAfterBreak="0">
     <w:nsid w:val="66534A6B"/>
     <w:multiLevelType w:val="multilevel"/>
     <w:tmpl w:val="7DA6AE68"/>
@@ -2194,7 +2353,120 @@
       </w:rPr>
     </w:lvl>
   </w:abstractNum>
-  <w:abstractNum w:abstractNumId="6" w15:restartNumberingAfterBreak="0">
+  <w:abstractNum w:abstractNumId="8" w15:restartNumberingAfterBreak="0">
+    <w:nsid w:val="732B04EB"/>
+    <w:multiLevelType w:val="hybridMultilevel"/>
+    <w:tmpl w:val="BBC618B8"/>
+    <w:lvl w:ilvl="0" w:tplc="04090001">
+      <w:start w:val="1"/>
+      <w:numFmt w:val="bullet"/>
+      <w:lvlText w:val=""/>
+      <w:lvlJc w:val="left"/>
+      <w:pPr>
+        <w:ind w:left="720" w:hanging="360"/>
+      </w:pPr>
+      <w:rPr>
+        <w:rFonts w:ascii="Symbol" w:hAnsi="Symbol" w:hint="default"/>
+      </w:rPr>
+    </w:lvl>
+    <w:lvl w:ilvl="1" w:tplc="04090003" w:tentative="1">
+      <w:start w:val="1"/>
+      <w:numFmt w:val="bullet"/>
+      <w:lvlText w:val="o"/>
+      <w:lvlJc w:val="left"/>
+      <w:pPr>
+        <w:ind w:left="1440" w:hanging="360"/>
+      </w:pPr>
+      <w:rPr>
+        <w:rFonts w:ascii="Courier New" w:hAnsi="Courier New" w:cs="Courier New" w:hint="default"/>
+      </w:rPr>
+    </w:lvl>
+    <w:lvl w:ilvl="2" w:tplc="04090005" w:tentative="1">
+      <w:start w:val="1"/>
+      <w:numFmt w:val="bullet"/>
+      <w:lvlText w:val=""/>
+      <w:lvlJc w:val="left"/>
+      <w:pPr>
+        <w:ind w:left="2160" w:hanging="360"/>
+      </w:pPr>
+      <w:rPr>
+        <w:rFonts w:ascii="Wingdings" w:hAnsi="Wingdings" w:hint="default"/>
+      </w:rPr>
+    </w:lvl>
+    <w:lvl w:ilvl="3" w:tplc="04090001" w:tentative="1">
+      <w:start w:val="1"/>
+      <w:numFmt w:val="bullet"/>
+      <w:lvlText w:val=""/>
+      <w:lvlJc w:val="left"/>
+      <w:pPr>
+        <w:ind w:left="2880" w:hanging="360"/>
+      </w:pPr>
+      <w:rPr>
+        <w:rFonts w:ascii="Symbol" w:hAnsi="Symbol" w:hint="default"/>
+      </w:rPr>
+    </w:lvl>
+    <w:lvl w:ilvl="4" w:tplc="04090003" w:tentative="1">
+      <w:start w:val="1"/>
+      <w:numFmt w:val="bullet"/>
+      <w:lvlText w:val="o"/>
+      <w:lvlJc w:val="left"/>
+      <w:pPr>
+        <w:ind w:left="3600" w:hanging="360"/>
+      </w:pPr>
+      <w:rPr>
+        <w:rFonts w:ascii="Courier New" w:hAnsi="Courier New" w:cs="Courier New" w:hint="default"/>
+      </w:rPr>
+    </w:lvl>
+    <w:lvl w:ilvl="5" w:tplc="04090005" w:tentative="1">
+      <w:start w:val="1"/>
+      <w:numFmt w:val="bullet"/>
+      <w:lvlText w:val=""/>
+      <w:lvlJc w:val="left"/>
+      <w:pPr>
+        <w:ind w:left="4320" w:hanging="360"/>
+      </w:pPr>
+      <w:rPr>
+        <w:rFonts w:ascii="Wingdings" w:hAnsi="Wingdings" w:hint="default"/>
+      </w:rPr>
+    </w:lvl>
+    <w:lvl w:ilvl="6" w:tplc="04090001" w:tentative="1">
+      <w:start w:val="1"/>
+      <w:numFmt w:val="bullet"/>
+      <w:lvlText w:val=""/>
+      <w:lvlJc w:val="left"/>
+      <w:pPr>
+        <w:ind w:left="5040" w:hanging="360"/>
+      </w:pPr>
+      <w:rPr>
+        <w:rFonts w:ascii="Symbol" w:hAnsi="Symbol" w:hint="default"/>
+      </w:rPr>
+    </w:lvl>
+    <w:lvl w:ilvl="7" w:tplc="04090003" w:tentative="1">
+      <w:start w:val="1"/>
+      <w:numFmt w:val="bullet"/>
+      <w:lvlText w:val="o"/>
+      <w:lvlJc w:val="left"/>
+      <w:pPr>
+        <w:ind w:left="5760" w:hanging="360"/>
+      </w:pPr>
+      <w:rPr>
+        <w:rFonts w:ascii="Courier New" w:hAnsi="Courier New" w:cs="Courier New" w:hint="default"/>
+      </w:rPr>
+    </w:lvl>
+    <w:lvl w:ilvl="8" w:tplc="04090005" w:tentative="1">
+      <w:start w:val="1"/>
+      <w:numFmt w:val="bullet"/>
+      <w:lvlText w:val=""/>
+      <w:lvlJc w:val="left"/>
+      <w:pPr>
+        <w:ind w:left="6480" w:hanging="360"/>
+      </w:pPr>
+      <w:rPr>
+        <w:rFonts w:ascii="Wingdings" w:hAnsi="Wingdings" w:hint="default"/>
+      </w:rPr>
+    </w:lvl>
+  </w:abstractNum>
+  <w:abstractNum w:abstractNumId="9" w15:restartNumberingAfterBreak="0">
     <w:nsid w:val="78E706C3"/>
     <w:multiLevelType w:val="multilevel"/>
     <w:tmpl w:val="3A72769E"/>
@@ -2307,14 +2579,127 @@
       </w:pPr>
     </w:lvl>
   </w:abstractNum>
+  <w:abstractNum w:abstractNumId="10" w15:restartNumberingAfterBreak="0">
+    <w:nsid w:val="793373B3"/>
+    <w:multiLevelType w:val="hybridMultilevel"/>
+    <w:tmpl w:val="F3BCF8C4"/>
+    <w:lvl w:ilvl="0" w:tplc="04090001">
+      <w:start w:val="1"/>
+      <w:numFmt w:val="bullet"/>
+      <w:lvlText w:val=""/>
+      <w:lvlJc w:val="left"/>
+      <w:pPr>
+        <w:ind w:left="720" w:hanging="360"/>
+      </w:pPr>
+      <w:rPr>
+        <w:rFonts w:ascii="Symbol" w:hAnsi="Symbol" w:hint="default"/>
+      </w:rPr>
+    </w:lvl>
+    <w:lvl w:ilvl="1" w:tplc="04090003" w:tentative="1">
+      <w:start w:val="1"/>
+      <w:numFmt w:val="bullet"/>
+      <w:lvlText w:val="o"/>
+      <w:lvlJc w:val="left"/>
+      <w:pPr>
+        <w:ind w:left="1440" w:hanging="360"/>
+      </w:pPr>
+      <w:rPr>
+        <w:rFonts w:ascii="Courier New" w:hAnsi="Courier New" w:cs="Courier New" w:hint="default"/>
+      </w:rPr>
+    </w:lvl>
+    <w:lvl w:ilvl="2" w:tplc="04090005" w:tentative="1">
+      <w:start w:val="1"/>
+      <w:numFmt w:val="bullet"/>
+      <w:lvlText w:val=""/>
+      <w:lvlJc w:val="left"/>
+      <w:pPr>
+        <w:ind w:left="2160" w:hanging="360"/>
+      </w:pPr>
+      <w:rPr>
+        <w:rFonts w:ascii="Wingdings" w:hAnsi="Wingdings" w:hint="default"/>
+      </w:rPr>
+    </w:lvl>
+    <w:lvl w:ilvl="3" w:tplc="04090001" w:tentative="1">
+      <w:start w:val="1"/>
+      <w:numFmt w:val="bullet"/>
+      <w:lvlText w:val=""/>
+      <w:lvlJc w:val="left"/>
+      <w:pPr>
+        <w:ind w:left="2880" w:hanging="360"/>
+      </w:pPr>
+      <w:rPr>
+        <w:rFonts w:ascii="Symbol" w:hAnsi="Symbol" w:hint="default"/>
+      </w:rPr>
+    </w:lvl>
+    <w:lvl w:ilvl="4" w:tplc="04090003" w:tentative="1">
+      <w:start w:val="1"/>
+      <w:numFmt w:val="bullet"/>
+      <w:lvlText w:val="o"/>
+      <w:lvlJc w:val="left"/>
+      <w:pPr>
+        <w:ind w:left="3600" w:hanging="360"/>
+      </w:pPr>
+      <w:rPr>
+        <w:rFonts w:ascii="Courier New" w:hAnsi="Courier New" w:cs="Courier New" w:hint="default"/>
+      </w:rPr>
+    </w:lvl>
+    <w:lvl w:ilvl="5" w:tplc="04090005" w:tentative="1">
+      <w:start w:val="1"/>
+      <w:numFmt w:val="bullet"/>
+      <w:lvlText w:val=""/>
+      <w:lvlJc w:val="left"/>
+      <w:pPr>
+        <w:ind w:left="4320" w:hanging="360"/>
+      </w:pPr>
+      <w:rPr>
+        <w:rFonts w:ascii="Wingdings" w:hAnsi="Wingdings" w:hint="default"/>
+      </w:rPr>
+    </w:lvl>
+    <w:lvl w:ilvl="6" w:tplc="04090001" w:tentative="1">
+      <w:start w:val="1"/>
+      <w:numFmt w:val="bullet"/>
+      <w:lvlText w:val=""/>
+      <w:lvlJc w:val="left"/>
+      <w:pPr>
+        <w:ind w:left="5040" w:hanging="360"/>
+      </w:pPr>
+      <w:rPr>
+        <w:rFonts w:ascii="Symbol" w:hAnsi="Symbol" w:hint="default"/>
+      </w:rPr>
+    </w:lvl>
+    <w:lvl w:ilvl="7" w:tplc="04090003" w:tentative="1">
+      <w:start w:val="1"/>
+      <w:numFmt w:val="bullet"/>
+      <w:lvlText w:val="o"/>
+      <w:lvlJc w:val="left"/>
+      <w:pPr>
+        <w:ind w:left="5760" w:hanging="360"/>
+      </w:pPr>
+      <w:rPr>
+        <w:rFonts w:ascii="Courier New" w:hAnsi="Courier New" w:cs="Courier New" w:hint="default"/>
+      </w:rPr>
+    </w:lvl>
+    <w:lvl w:ilvl="8" w:tplc="04090005" w:tentative="1">
+      <w:start w:val="1"/>
+      <w:numFmt w:val="bullet"/>
+      <w:lvlText w:val=""/>
+      <w:lvlJc w:val="left"/>
+      <w:pPr>
+        <w:ind w:left="6480" w:hanging="360"/>
+      </w:pPr>
+      <w:rPr>
+        <w:rFonts w:ascii="Wingdings" w:hAnsi="Wingdings" w:hint="default"/>
+      </w:rPr>
+    </w:lvl>
+  </w:abstractNum>
   <w:num w:numId="1" w16cid:durableId="969357590">
-    <w:abstractNumId w:val="5"/>
+    <w:abstractNumId w:val="7"/>
   </w:num>
   <w:num w:numId="2" w16cid:durableId="1855001196">
     <w:abstractNumId w:val="0"/>
   </w:num>
   <w:num w:numId="3" w16cid:durableId="2111511260">
-    <w:abstractNumId w:val="6"/>
+    <w:abstractNumId w:val="9"/>
   </w:num>
   <w:num w:numId="4" w16cid:durableId="1675566805">
     <w:abstractNumId w:val="3"/>
@@ -2327,6 +2712,18 @@
   </w:num>
   <w:num w:numId="7" w16cid:durableId="795754170">
     <w:abstractNumId w:val="4"/>
+  </w:num>
+  <w:num w:numId="8" w16cid:durableId="464394059">
+    <w:abstractNumId w:val="6"/>
+  </w:num>
+  <w:num w:numId="9" w16cid:durableId="124465759">
+    <w:abstractNumId w:val="5"/>
+  </w:num>
+  <w:num w:numId="10" w16cid:durableId="633025115">
+    <w:abstractNumId w:val="10"/>
+  </w:num>
+  <w:num w:numId="11" w16cid:durableId="387152509">
+    <w:abstractNumId w:val="8"/>
   </w:num>
 </w:numbering>
 </file>
@@ -3312,6 +3709,25 @@
     <w:uiPriority w:val="99"/>
     <w:rsid w:val="00E87FA4"/>
   </w:style>
+  <w:style w:type="table" w:styleId="TableGrid">
+    <w:name w:val="Table Grid"/>
+    <w:basedOn w:val="TableNormal"/>
+    <w:uiPriority w:val="39"/>
+    <w:rsid w:val="0032153C"/>
+    <w:pPr>
+      <w:spacing w:after="0" w:line="240" w:lineRule="auto"/>
+    </w:pPr>
+    <w:tblPr>
+      <w:tblBorders>
+        <w:top w:val="single" w:sz="4" w:space="0" w:color="auto"/>
+        <w:left w:val="single" w:sz="4" w:space="0" w:color="auto"/>
+        <w:bottom w:val="single" w:sz="4" w:space="0" w:color="auto"/>
+        <w:right w:val="single" w:sz="4" w:space="0" w:color="auto"/>
+        <w:insideH w:val="single" w:sz="4" w:space="0" w:color="auto"/>
+        <w:insideV w:val="single" w:sz="4" w:space="0" w:color="auto"/>
+      </w:tblBorders>
+    </w:tblPr>
+  </w:style>
 </w:styles>
 </file>
 

--- a/AMMS.API/Templates/HopDongTemplate.docx
+++ b/AMMS.API/Templates/HopDongTemplate.docx
@@ -1208,7 +1208,7 @@
           </w:tcPr>
           <w:p>
             <w:pPr>
-              <w:jc w:val="both"/>
+              <w:jc w:val="center"/>
             </w:pPr>
             <w:r>
               <w:rPr>
@@ -1233,7 +1233,7 @@
           </w:tcPr>
           <w:p>
             <w:pPr>
-              <w:jc w:val="both"/>
+              <w:jc w:val="center"/>
             </w:pPr>
             <w:r>
               <w:rPr>

--- a/AMMS.API/Templates/HopDongTemplate.docx
+++ b/AMMS.API/Templates/HopDongTemplate.docx
@@ -1215,7 +1215,7 @@
                 <w:i/>
                 <w:iCs/>
               </w:rPr>
-              <w:t>(Ký, ghi rõ họ tên và đóng dấu)</w:t>
+              <w:t>(Ký, ghi rõ họ tên)</w:t>
             </w:r>
           </w:p>
         </w:tc>
@@ -1240,7 +1240,7 @@
                 <w:i/>
                 <w:iCs/>
               </w:rPr>
-              <w:t>(Ký, ghi rõ họ tên và đóng dấu)</w:t>
+              <w:t>(Ký, ghi rõ họ tên)</w:t>
             </w:r>
           </w:p>
         </w:tc>

--- a/AMMS.API/Templates/HopDongTemplate.docx
+++ b/AMMS.API/Templates/HopDongTemplate.docx
@@ -1099,6 +1099,70 @@
         <w:jc w:val="both"/>
       </w:pPr>
       <w:r>
+        <w:rPr>
+          <w:noProof/>
+        </w:rPr>
+        <mc:AlternateContent>
+          <mc:Choice Requires="wpi">
+            <w:drawing>
+              <wp:anchor distT="0" distB="0" distL="114300" distR="114300" simplePos="0" relativeHeight="251659264" behindDoc="0" locked="0" layoutInCell="1" allowOverlap="1" wp14:anchorId="37889937" wp14:editId="23852AD6">
+                <wp:simplePos x="0" y="0"/>
+                <wp:positionH relativeFrom="column">
+                  <wp:posOffset>-2430900</wp:posOffset>
+                </wp:positionH>
+                <wp:positionV relativeFrom="paragraph">
+                  <wp:posOffset>273625</wp:posOffset>
+                </wp:positionV>
+                <wp:extent cx="360" cy="360"/>
+                <wp:effectExtent l="57150" t="57150" r="57150" b="57150"/>
+                <wp:wrapNone/>
+                <wp:docPr id="333579150" name="Ink 6"/>
+                <wp:cNvGraphicFramePr/>
+                <a:graphic xmlns:a="http://schemas.openxmlformats.org/drawingml/2006/main">
+                  <a:graphicData uri="http://schemas.microsoft.com/office/word/2010/wordprocessingInk">
+                    <w14:contentPart bwMode="auto" r:id="rId8">
+                      <w14:nvContentPartPr>
+                        <w14:cNvContentPartPr/>
+                      </w14:nvContentPartPr>
+                      <w14:xfrm>
+                        <a:off x="0" y="0"/>
+                        <a:ext cx="360" cy="360"/>
+                      </w14:xfrm>
+                    </w14:contentPart>
+                  </a:graphicData>
+                </a:graphic>
+              </wp:anchor>
+            </w:drawing>
+          </mc:Choice>
+          <mc:Fallback>
+            <w:pict>
+              <v:shapetype w14:anchorId="74A1155A" id="_x0000_t75" coordsize="21600,21600" o:spt="75" o:preferrelative="t" path="m@4@5l@4@11@9@11@9@5xe" filled="f" stroked="f">
+                <v:stroke joinstyle="miter"/>
+                <v:formulas>
+                  <v:f eqn="if lineDrawn pixelLineWidth 0"/>
+                  <v:f eqn="sum @0 1 0"/>
+                  <v:f eqn="sum 0 0 @1"/>
+                  <v:f eqn="prod @2 1 2"/>
+                  <v:f eqn="prod @3 21600 pixelWidth"/>
+                  <v:f eqn="prod @3 21600 pixelHeight"/>
+                  <v:f eqn="sum @0 0 1"/>
+                  <v:f eqn="prod @6 1 2"/>
+                  <v:f eqn="prod @7 21600 pixelWidth"/>
+                  <v:f eqn="sum @8 21600 0"/>
+                  <v:f eqn="prod @7 21600 pixelHeight"/>
+                  <v:f eqn="sum @10 21600 0"/>
+                </v:formulas>
+                <v:path o:extrusionok="f" gradientshapeok="t" o:connecttype="rect"/>
+                <o:lock v:ext="edit" aspectratio="t"/>
+              </v:shapetype>
+              <v:shape id="Ink 6" o:spid="_x0000_s1026" type="#_x0000_t75" style="position:absolute;margin-left:-192.1pt;margin-top:20.85pt;width:1.45pt;height:1.45pt;z-index:251659264;visibility:visible;mso-wrap-style:square;mso-wrap-distance-left:9pt;mso-wrap-distance-top:0;mso-wrap-distance-right:9pt;mso-wrap-distance-bottom:0;mso-position-horizontal:absolute;mso-position-horizontal-relative:text;mso-position-vertical:absolute;mso-position-vertical-relative:text" o:gfxdata="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">
+                <v:imagedata r:id="rId9" o:title=""/>
+              </v:shape>
+            </w:pict>
+          </mc:Fallback>
+        </mc:AlternateContent>
+      </w:r>
+      <w:r>
         <w:t>Hợp đồng có hiệu lực kể từ ngày ký.</w:t>
       </w:r>
     </w:p>
@@ -1247,7 +1311,7 @@
       </w:tr>
       <w:tr>
         <w:trPr>
-          <w:trHeight w:val="1674"/>
+          <w:trHeight w:val="2430"/>
           <w:tblCellSpacing w:w="15" w:type="dxa"/>
         </w:trPr>
         <w:tc>
@@ -1269,8 +1333,32 @@
             <w:r>
               <w:br/>
             </w:r>
+          </w:p>
+          <w:p>
+            <w:pPr>
+              <w:jc w:val="both"/>
+            </w:pPr>
+          </w:p>
+          <w:p>
+            <w:pPr>
+              <w:jc w:val="both"/>
+            </w:pPr>
+          </w:p>
+          <w:p>
+            <w:pPr>
+              <w:jc w:val="center"/>
+            </w:pPr>
             <w:r>
               <w:br/>
+            </w:r>
+            <w:r>
+              <w:t>{</w:t>
+            </w:r>
+            <w:r>
+              <w:t>{CUSTOMER_SIGN_NAME}</w:t>
+            </w:r>
+            <w:r>
+              <w:t>}</w:t>
             </w:r>
             <w:r>
               <w:br/>
@@ -1291,8 +1379,59 @@
           </w:tcPr>
           <w:p>
             <w:pPr>
-              <w:jc w:val="both"/>
+              <w:jc w:val="center"/>
             </w:pPr>
+            <w:r>
+              <w:rPr>
+                <w:noProof/>
+              </w:rPr>
+              <mc:AlternateContent>
+                <mc:Choice Requires="wpi">
+                  <w:drawing>
+                    <wp:anchor distT="0" distB="0" distL="114300" distR="114300" simplePos="0" relativeHeight="251660288" behindDoc="0" locked="0" layoutInCell="1" allowOverlap="1" wp14:anchorId="1C92D545" wp14:editId="7E7BD91F">
+                      <wp:simplePos x="0" y="0"/>
+                      <wp:positionH relativeFrom="column">
+                        <wp:posOffset>355600</wp:posOffset>
+                      </wp:positionH>
+                      <wp:positionV relativeFrom="paragraph">
+                        <wp:posOffset>262255</wp:posOffset>
+                      </wp:positionV>
+                      <wp:extent cx="1732915" cy="669290"/>
+                      <wp:effectExtent l="57150" t="57150" r="635" b="54610"/>
+                      <wp:wrapNone/>
+                      <wp:docPr id="852975553" name="Ink 12"/>
+                      <wp:cNvGraphicFramePr/>
+                      <a:graphic xmlns:a="http://schemas.openxmlformats.org/drawingml/2006/main">
+                        <a:graphicData uri="http://schemas.microsoft.com/office/word/2010/wordprocessingInk">
+                          <w14:contentPart bwMode="auto" r:id="rId10">
+                            <w14:nvContentPartPr>
+                              <w14:cNvContentPartPr/>
+                            </w14:nvContentPartPr>
+                            <w14:xfrm>
+                              <a:off x="0" y="0"/>
+                              <a:ext cx="1732915" cy="669290"/>
+                            </w14:xfrm>
+                          </w14:contentPart>
+                        </a:graphicData>
+                      </a:graphic>
+                      <wp14:sizeRelH relativeFrom="margin">
+                        <wp14:pctWidth>0</wp14:pctWidth>
+                      </wp14:sizeRelH>
+                      <wp14:sizeRelV relativeFrom="margin">
+                        <wp14:pctHeight>0</wp14:pctHeight>
+                      </wp14:sizeRelV>
+                    </wp:anchor>
+                  </w:drawing>
+                </mc:Choice>
+                <mc:Fallback>
+                  <w:pict>
+                    <v:shape w14:anchorId="47CFFE76" id="Ink 12" o:spid="_x0000_s1026" type="#_x0000_t75" style="position:absolute;margin-left:27.3pt;margin-top:19.95pt;width:137.85pt;height:54.1pt;z-index:251660288;visibility:visible;mso-wrap-style:square;mso-width-percent:0;mso-height-percent:0;mso-wrap-distance-left:9pt;mso-wrap-distance-top:0;mso-wrap-distance-right:9pt;mso-wrap-distance-bottom:0;mso-position-horizontal:absolute;mso-position-horizontal-relative:text;mso-position-vertical:absolute;mso-position-vertical-relative:text;mso-width-percent:0;mso-height-percent:0;mso-width-relative:margin;mso-height-relative:margin" o:gfxdata="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">
+                      <v:imagedata r:id="rId11" o:title=""/>
+                    </v:shape>
+                  </w:pict>
+                </mc:Fallback>
+              </mc:AlternateContent>
+            </w:r>
             <w:r>
               <w:br/>
             </w:r>
@@ -1301,6 +1440,19 @@
             </w:r>
             <w:r>
               <w:br/>
+            </w:r>
+          </w:p>
+          <w:p>
+            <w:pPr>
+              <w:jc w:val="center"/>
+            </w:pPr>
+          </w:p>
+          <w:p>
+            <w:pPr>
+              <w:jc w:val="center"/>
+            </w:pPr>
+            <w:r>
+              <w:t>Phan Thanh Phong</w:t>
             </w:r>
           </w:p>
         </w:tc>
@@ -3333,7 +3485,6 @@
   <w:style w:type="character" w:default="1" w:styleId="DefaultParagraphFont">
     <w:name w:val="Default Paragraph Font"/>
     <w:uiPriority w:val="1"/>
-    <w:semiHidden/>
     <w:unhideWhenUsed/>
   </w:style>
   <w:style w:type="table" w:default="1" w:styleId="TableNormal">
@@ -3731,6 +3882,60 @@
 </w:styles>
 </file>
 
+<file path=word/ink/ink1.xml><?xml version="1.0" encoding="utf-8"?>
+<inkml:ink xmlns:inkml="http://www.w3.org/2003/InkML">
+  <inkml:definitions>
+    <inkml:context xml:id="ctx0">
+      <inkml:inkSource xml:id="inkSrc0">
+        <inkml:traceFormat>
+          <inkml:channel name="X" type="integer" min="-2.14748E9" max="2.14748E9" units="cm"/>
+          <inkml:channel name="Y" type="integer" min="-2.14748E9" max="2.14748E9" units="cm"/>
+          <inkml:channel name="F" type="integer" max="32767" units="dev"/>
+        </inkml:traceFormat>
+        <inkml:channelProperties>
+          <inkml:channelProperty channel="X" name="resolution" value="1000" units="1/cm"/>
+          <inkml:channelProperty channel="Y" name="resolution" value="1000" units="1/cm"/>
+          <inkml:channelProperty channel="F" name="resolution" value="0" units="1/dev"/>
+        </inkml:channelProperties>
+      </inkml:inkSource>
+      <inkml:timestamp xml:id="ts0" timeString="2026-04-20T02:53:13.636"/>
+    </inkml:context>
+    <inkml:brush xml:id="br0">
+      <inkml:brushProperty name="width" value="0.05" units="cm"/>
+      <inkml:brushProperty name="height" value="0.05" units="cm"/>
+    </inkml:brush>
+  </inkml:definitions>
+  <inkml:trace contextRef="#ctx0" brushRef="#br0">0 0 24575</inkml:trace>
+</inkml:ink>
+</file>
+
+<file path=word/ink/ink2.xml><?xml version="1.0" encoding="utf-8"?>
+<inkml:ink xmlns:inkml="http://www.w3.org/2003/InkML">
+  <inkml:definitions>
+    <inkml:context xml:id="ctx0">
+      <inkml:inkSource xml:id="inkSrc0">
+        <inkml:traceFormat>
+          <inkml:channel name="X" type="integer" min="-2.14748E9" max="2.14748E9" units="cm"/>
+          <inkml:channel name="Y" type="integer" min="-2.14748E9" max="2.14748E9" units="cm"/>
+          <inkml:channel name="F" type="integer" max="32767" units="dev"/>
+        </inkml:traceFormat>
+        <inkml:channelProperties>
+          <inkml:channelProperty channel="X" name="resolution" value="1000" units="1/cm"/>
+          <inkml:channelProperty channel="Y" name="resolution" value="1000" units="1/cm"/>
+          <inkml:channelProperty channel="F" name="resolution" value="0" units="1/dev"/>
+        </inkml:channelProperties>
+      </inkml:inkSource>
+      <inkml:timestamp xml:id="ts0" timeString="2026-04-20T02:53:46.522"/>
+    </inkml:context>
+    <inkml:brush xml:id="br0">
+      <inkml:brushProperty name="width" value="0.05" units="cm"/>
+      <inkml:brushProperty name="height" value="0.05" units="cm"/>
+    </inkml:brush>
+  </inkml:definitions>
+  <inkml:trace contextRef="#ctx0" brushRef="#br0">0 234 24575,'43'-13'0,"-1"-1"0,50-25 0,58-21 0,-61 35-11,2 5 0,156-15 0,195 11-810,-410 23 702,42-1 28,677 4-352,-717 1 425,0 0 0,0 3 0,56 15 0,-81-18 18,0 0 1,0 1-1,0 0 0,-1 0 0,0 1 0,0 0 1,0 0-1,-1 1 0,0 0 0,0 0 0,0 1 1,-1 0-1,0 0 0,0 1 0,0-1 1,-1 1-1,7 16 0,-8-13-1,0 0 1,-1 0-1,0 0 1,-1 1-1,0-1 0,-1 1 1,0 16-1,-2-1 66,-2 1 0,-6 31 1,-6 8 186,-44 122-1,-50 60-5095,82-196 4623,-2-1 1,-2-1-1,-3-2 1,-1-1-1,-64 66 1,70-86 249,-2 0 0,-1-2 1,-1-2-1,-1-1 1,-1-1-1,0-2 0,-2-2 1,-73 26-1,70-31 466,0-3 0,0-1-1,-67 6 1,87-14-128,0 0 1,-1-1-1,1-1 1,0-1-1,0-1 1,0-1-1,0-1 1,0 0-1,-23-10 1,37 12-321,1 0 0,0 0 0,-1 0 1,1 0-1,0-1 0,1 0 1,-1 0-1,1 0 0,-1-1 1,1 1-1,1-1 0,-1 0 1,1 0-1,0 0 0,0-1 0,0 1 1,1-1-1,-1 0 0,1 0 1,1 1-1,-1-1 0,1 0 1,0-1-1,1 1 0,-1-9 0,2 4-54,0 0 0,0 0 0,1 0 0,1 0 0,0 1 0,0-1 0,1 1 0,0-1 0,1 1 0,0 0 0,1 1-1,0-1 1,12-13 0,2 0 7,2 1 0,0 1 0,32-22 0,91-54 0,290-140-927,22 24 487,205-104 116,-658 315 320,34-18-9,0-1 1,-1-2-1,41-34 0,-64 41 13,-14 16 0,0 0 0,0 0 0,0 0 0,0-1 0,0 1 0,0 0 0,0 0 0,0 0 0,0 0 0,0-1 0,0 1 0,0 0 0,0 0 0,0 0 0,0 0 0,0-1 0,0 1 0,0 0 0,-1 0 0,1 0 0,0 0 0,0 0 0,0 0 0,0-1 0,0 1 0,0 0 0,0 0 0,-1 0 0,1 0 0,0 0 0,0 0 0,0 0 0,0 0 0,0 0 0,-1-1 0,1 1 0,0 0 0,0 0 0,0 0 0,0 0 0,0 0 0,-1 0 0,1 0 0,0 0 0,0 0 0,0 0 0,0 0 0,-1 0 0,1 1 0,-34 7 0,-21 11 88,0 3 0,1 3 0,1 2 0,2 2 0,1 2 0,-54 44 0,103-74-118,-5 4-844,-1 1 0,1 0 0,0 1 0,-8 9 1,14-15 847,-1 0 0,0-1 1,1 1-1,-1 0 1,1 0-1,-1 0 0,1 0 1,-1 0-1,1 0 1,0 0-1,-1 0 0,1 0 1,0 0-1,0 0 1,0 0-1,0 0 0,0 0 1,0 0-1,0 0 1,0 0-1,0 0 0,0 0 1,0 0-1,1 0 1,-1 0-1,0 0 0,1-1 1,-1 1-1,1 0 1,-1 0-1,1 0 0,-1 0 1,1 0-1,0-1 1,-1 1-1,1 0 0,0-1 1,0 1-1,0 0 1,-1-1-1,1 1 0,0-1 1,0 1-1,0-1 1,0 1-1,0-1 0,0 0 1,2 1-1,15 3 26,-1-1 0,1-1 0,0 0 0,1-1 0,-1-1 0,0-1 0,25-4 0,0 1 0,33-4-52,9-2 1143,-29 12 3524,-54-2-4569,1 0 0,-1 0 0,1 1 0,-1-1 1,1 1-1,-1 0 0,1-1 0,-1 1 0,0 0 0,1 0 1,-1 1-1,0-1 0,0 0 0,0 1 0,0-1 1,0 1-1,0 0 0,0 0 0,0 0 0,-1 0 1,1 0-1,-1 0 0,0 0 0,3 4 0,-2 1-44,-1 1-1,0-1 1,0 0 0,0 0-1,-1 0 1,0 1-1,-1 6 1,0-9-5,1 1 1,-1-1-1,1 0 0,0 1 1,1-1-1,-1 0 1,1 1-1,0-1 0,0 0 1,1 0-1,0 0 0,0 0 1,4 9-1,-4-13 3,-1 1 0,1-1 0,0 0 0,-1 0 0,1 0 0,0 0 0,0 0 0,0 0 0,0 0 0,0 0 0,0-1 0,0 1 0,0-1 0,0 1 0,0-1 0,0 0 0,0 0 0,0 0 0,0 0 0,0 0 0,1-1 0,1 0 0,47-14 0,-25 4-910,-1-2 0,0 0 0,-1-2-1,0 0 1,-1-2 0,32-31 0,-27 21 827,-1-1 1,-2-1-1,-1-1 1,25-43-1,-26 36 83,-23 36-1,0 1 0,0-1 0,0 1 0,0-1-1,1 1 1,-1-1 0,0 1 0,0 0 0,1-1 0,-1 1 0,0-1-1,1 1 1,-1-1 0,0 1 0,1 0 0,-1-1 0,1 1-1,-1 0 1,1 0 0,-1-1 0,1 1 0,-1 0 0,0 0 0,1-1-1,-1 1 1,1 0 0,0 0 0,-1 0 0,1 0 0,-1 18 1166,-18 78 4079,-29 205-4835,45-278-409,0-8 0,1 0 0,0 0 0,1 0 0,0 0 0,4 20 0,-4-33 0,0-1 0,1 0 0,-1 1 0,0-1 0,0 1 0,1-1 0,-1 0 0,1 0 0,-1 1 0,1-1 0,0 0 0,-1 0 0,1 0 0,0 0 0,0 1 0,0-1 0,0 0 0,0-1 0,0 1 0,0 0 0,0 0 0,0 0 0,0-1 0,1 1 0,-1 0 0,0-1 0,0 1 0,1-1 0,-1 0 0,0 1 0,1-1 0,-1 0 0,0 0 0,1 0 0,-1 0 0,1 0 0,-1 0 0,0 0 0,1 0 0,-1 0 0,0-1 0,1 1 0,0-1 0,4-2 0,0 0 0,0 0 0,-1-1 0,1 1 0,-1-1 0,0 0 0,0-1 0,5-5 0,11-15-340,0-1 0,-2-1 0,18-32 0,41-91-4716,-63 118 4688,12-13 368,-27 44-21,0 1 0,0 0-1,0-1 1,1 1-1,-1 0 1,0-1 0,0 1-1,0 0 1,0-1-1,1 1 1,-1 0 0,0-1-1,0 1 1,1 0 0,-1 0-1,0-1 1,0 1-1,1 0 1,-1 0 0,0 0-1,1 0 1,-1-1 0,0 1-1,1 0 1,-1 0-1,0 0 1,1 0 0,-1 0-1,1 0 1,-1 0 0,0 0-1,1 0 1,-1 0-1,0 0 1,1 0 0,-1 0-1,0 0 1,1 0 0,-1 0-1,0 0 1,1 1-1,-1-1 1,0 0 0,1 0-1,-1 0 1,0 1-1,1-1 1,-1 0 0,0 0-1,0 1 1,1-1 0,-1 0-1,0 0 1,0 1-1,0-1 1,1 0 0,-1 1-1,0-1 1,0 0 0,0 1-1,0-1 1,0 0-1,0 1 1,0-1 0,0 0-1,0 1 1,0-1 0,0 1-1,1 29-2283,-16 113 1447,7-90 2404,3 1 0,2 98 0,3-149-1525,1 1 0,-1 0 0,1 0-1,0 0 1,0-1 0,0 1 0,0 0-1,1-1 1,-1 0 0,1 1 0,0-1-1,0 0 1,0 1 0,1-1-1,-1-1 1,4 5 0,-3-6 220,-1 1 0,1-1 0,-1 1 0,1-1 0,0 0 0,-1 0 0,1 0-1,0 0 1,0 0 0,0-1 0,0 0 0,-1 1 0,1-1 0,0 0 0,0 0 0,0 0 0,0-1 0,0 1 0,0-1 0,0 0 0,5-2 0,2-1-154,0-1 1,0-1 0,0 1 0,-1-2 0,1 1 0,-1-1-1,-1-1 1,0 0 0,0 0 0,0 0 0,-1-1 0,0 0 0,8-15-1,0-3-111,-1 0-1,0-1 0,15-52 0,-19 46 25,-1 0 0,8-58 0,-17 85 0,1 1 0,-1 0 0,0 0 0,-1-1 0,-1-6 0,2 13 0,1 0 0,-1-1 0,0 1 0,0 0 0,0 0 0,0-1 0,0 1 0,0 0 0,0-1 0,0 1 0,0 0 0,-1 0 0,1-1 0,0 1 0,0 0 0,0-1 0,0 1 0,0 0 0,0 0 0,-1-1 0,1 1 0,0 0 0,0 0 0,0 0 0,0-1 0,-1 1 0,1 0 0,0 0 0,0 0 0,-1 0 0,1-1 0,0 1 0,0 0 0,-1 0 0,1 0 0,0 0 0,0 0 0,-1 0 0,1 0 0,0 0 0,-1 0 0,1 0 0,0 0 0,0 0 0,-1 0 0,1 0 0,0 0 0,-1 0 0,1 0 0,0 0 0,0 0 0,-1 0 0,1 0 0,0 1 0,0-1 0,-1 0 0,1 0 0,0 0 0,0 0 0,-1 1 0,-3 6 0,0 0 0,1 0 0,0 1 0,0 0 0,1-1 0,0 1 0,0 0 0,0 0 0,1 10 0,-2-4 0,-8 57-3396,-3 81-1,14-123 3402,3 35-1,6-32-39,-9-31 40,1 0 0,-1 0-1,1 0 1,-1 0-1,1 0 1,0-1-1,-1 1 1,1 0-1,0-1 1,0 1 0,-1 0-1,1-1 1,0 1-1,0-1 1,0 1-1,0-1 1,0 1-1,2-1 1,-1 0-42,0 0 1,1-1-1,-1 1 0,1-1 0,-1 0 1,0 1-1,1-1 0,-1-1 1,0 1-1,0 0 0,0 0 0,0-1 1,0 1-1,0-1 0,0 0 0,-1 1 1,1-1-1,0 0 0,-1 0 1,1 0-1,0-3 0,10-11-997,-1-1 0,14-27 0,-11 14 1553,-2 0 0,12-46 0,-10 18 248,-3 0 0,3-62 0,-12 105-767,-1 1 0,0-1 0,-1 0 0,-1 1 0,0-1 0,-5-21 0,6 35 77,0 0-1,0 0 0,0 1 1,0-1-1,-1 0 0,1 0 1,0 1-1,0-1 0,-1 0 0,1 1 1,0-1-1,-1 0 0,1 1 1,0-1-1,-1 0 0,1 1 1,-1-1-1,1 1 0,-1-1 1,0 1-1,1-1 0,-1 1 1,1-1-1,-1 1 0,0 0 1,1-1-1,-1 1 0,0 0 1,0 0-1,1-1 0,-1 1 1,0 0-1,0 0 0,1 0 0,-1 0 1,0 0-1,0 0 0,1 0 1,-1 0-1,0 0 0,0 0 1,1 1-1,-1-1 0,0 0 1,1 0-1,-1 1 0,0-1 1,1 0-1,-1 1 0,0-1 1,1 1-1,-1-1 0,1 1 1,-1-1-1,0 1 0,1-1 0,0 1 1,-1 0-1,0 0 0,-3 4 292,0 1-1,0-1 1,0 1-1,1 0 1,-4 8-1,0 3-367,1 1 0,2 0 0,-1 0 0,2 1 0,1-1 0,0 1 0,1-1 0,1 1 0,1-1 0,0 1 0,1 0 0,7 24 0,-8-39 0,0 0 0,1 0 0,-1 0 0,1 0 0,-1-1 0,1 1 0,1-1 0,-1 1 0,0-1 0,1 0 0,-1 0 0,1 0 0,0 0 0,0 0 0,0 0 0,1-1 0,4 3 0,-6-4 0,0 0 0,0-1 0,0 1 0,1-1 0,-1 0 0,0 0 0,0 0 0,0 0 0,1 0 0,-1 0 0,0 0 0,0-1 0,0 1 0,0-1 0,0 0 0,1 1 0,-1-1 0,0 0 0,-1 0 0,1 0 0,0-1 0,0 1 0,0 0 0,-1-1 0,1 1 0,-1-1 0,1 1 0,-1-1 0,1 0 0,-1 0 0,0 0 0,1-2 0,3-3 0,-1 0 0,-1 0 0,0 0 0,0-1 0,0 1 0,-1-1 0,2-9 0,-4 8 0,-3 10 0,-9 15 0,-108 221 0,50-90 0,23-56 0,-4-2 0,-104 140 0,121-188 0,-2-1 0,-1-1 0,-2-2 0,-1-2 0,-2-2 0,-1-2 0,-53 30 0,31-29 0,0-3 0,-2-3 0,-1-2 0,0-4 0,-92 16 0,-10-11 0,-179 5 0,-293-24-1033,478-15 793,-302-57 0,366 42 224,-144-54 1,201 59 15,43 18 5,-1 1-1,1 0 0,0 0 0,-1-1 0,1 1 0,0 0 1,0 0-1,-1-1 0,1 1 0,0-1 0,0 1 0,0 0 1,-1-1-1,1 1 0,0 0 0,0-1 0,0 1 0,0-1 1,0 1-1,0 0 0,0-1 0,0 1 0,0-1 0,0 1 1,0 0-1,0-1 0,0 1 0,0-1 0,0 1 0,0 0 1,0-1-1,1 1 0,-1-1 0,0 1 0,0 0 0,0-1 1,1 1-1,-1 0 0,0-1 0,0 1 0,1 0 0,-1 0 1,0-1-1,1 1 0,-1 0 0,0 0 0,1-1 1,-1 1-1,0 0 0,1 0 0,-1 0 0,1 0 0,0-1 1,14-8 175,1 1 1,0 0-1,1 1 1,0 1-1,32-8 1,17-5-244,169-55-358,98-32-134,-37 11-1152,1166-367 1083,-834 275-3975,-555 166 4026,141-37 159,-173 50 447,1 1-1,0 2 0,45 0 1,73 19 1928,-86-6 2643,-46-5-10299</inkml:trace>
+</inkml:ink>
+</file>
+
 <file path=word/theme/theme1.xml><?xml version="1.0" encoding="utf-8"?>
 <a:theme xmlns:a="http://schemas.openxmlformats.org/drawingml/2006/main" name="Office Theme">
   <a:themeElements>
@@ -4024,4 +4229,16 @@
     </a:ext>
   </a:extLst>
 </a:theme>
+</file>
+
+<file path=customXml/item1.xml><?xml version="1.0" encoding="utf-8"?>
+<b:Sources xmlns:b="http://schemas.openxmlformats.org/officeDocument/2006/bibliography" xmlns="http://schemas.openxmlformats.org/officeDocument/2006/bibliography" SelectedStyle="\APASixthEditionOfficeOnline.xsl" StyleName="APA" Version="6"/>
+</file>
+
+<file path=customXml/itemProps1.xml><?xml version="1.0" encoding="utf-8"?>
+<ds:datastoreItem xmlns:ds="http://schemas.openxmlformats.org/officeDocument/2006/customXml" ds:itemID="{38D8A863-A29B-419D-80D5-AA900A6D8430}">
+  <ds:schemaRefs>
+    <ds:schemaRef ds:uri="http://schemas.openxmlformats.org/officeDocument/2006/bibliography"/>
+  </ds:schemaRefs>
+</ds:datastoreItem>
 </file>
--- a/AMMS.API/Templates/HopDongTemplate.docx
+++ b/AMMS.API/Templates/HopDongTemplate.docx
@@ -397,21 +397,16 @@
         <w:tblLook w:val="04A0" w:firstRow="1" w:lastRow="0" w:firstColumn="1" w:lastColumn="0" w:noHBand="0" w:noVBand="1"/>
       </w:tblPr>
       <w:tblGrid>
-        <w:gridCol w:w="4509"/>
-        <w:gridCol w:w="4510"/>
+        <w:gridCol w:w="1800"/>
+        <w:gridCol w:w="7219"/>
       </w:tblGrid>
       <w:tr>
         <w:tc>
           <w:tcPr>
-            <w:tcW w:w="4509" w:type="dxa"/>
+            <w:tcW w:w="1800" w:type="dxa"/>
           </w:tcPr>
           <w:p>
             <w:pPr>
-              <w:pStyle w:val="ListParagraph"/>
-              <w:numPr>
-                <w:ilvl w:val="0"/>
-                <w:numId w:val="11"/>
-              </w:numPr>
               <w:jc w:val="both"/>
             </w:pPr>
             <w:r>
@@ -424,12 +419,11 @@
         </w:tc>
         <w:tc>
           <w:tcPr>
-            <w:tcW w:w="4510" w:type="dxa"/>
+            <w:tcW w:w="7219" w:type="dxa"/>
           </w:tcPr>
           <w:p>
             <w:pPr>
               <w:ind w:left="360"/>
-              <w:jc w:val="both"/>
               <w:rPr>
                 <w:bCs w:val="0"/>
               </w:rPr>
@@ -446,15 +440,10 @@
       <w:tr>
         <w:tc>
           <w:tcPr>
-            <w:tcW w:w="4509" w:type="dxa"/>
+            <w:tcW w:w="1800" w:type="dxa"/>
           </w:tcPr>
           <w:p>
             <w:pPr>
-              <w:pStyle w:val="ListParagraph"/>
-              <w:numPr>
-                <w:ilvl w:val="0"/>
-                <w:numId w:val="11"/>
-              </w:numPr>
               <w:jc w:val="both"/>
             </w:pPr>
             <w:r>
@@ -468,12 +457,11 @@
         </w:tc>
         <w:tc>
           <w:tcPr>
-            <w:tcW w:w="4510" w:type="dxa"/>
+            <w:tcW w:w="7219" w:type="dxa"/>
           </w:tcPr>
           <w:p>
             <w:pPr>
               <w:ind w:left="360"/>
-              <w:jc w:val="both"/>
               <w:rPr>
                 <w:bCs w:val="0"/>
               </w:rPr>
@@ -490,15 +478,10 @@
       <w:tr>
         <w:tc>
           <w:tcPr>
-            <w:tcW w:w="4509" w:type="dxa"/>
+            <w:tcW w:w="1800" w:type="dxa"/>
           </w:tcPr>
           <w:p>
             <w:pPr>
-              <w:pStyle w:val="ListParagraph"/>
-              <w:numPr>
-                <w:ilvl w:val="0"/>
-                <w:numId w:val="11"/>
-              </w:numPr>
               <w:jc w:val="both"/>
             </w:pPr>
             <w:r>
@@ -511,12 +494,11 @@
         </w:tc>
         <w:tc>
           <w:tcPr>
-            <w:tcW w:w="4510" w:type="dxa"/>
+            <w:tcW w:w="7219" w:type="dxa"/>
           </w:tcPr>
           <w:p>
             <w:pPr>
               <w:ind w:left="360"/>
-              <w:jc w:val="both"/>
             </w:pPr>
             <w:r>
               <w:t>{{QUANTITY}}</w:t>
@@ -525,7 +507,6 @@
           <w:p>
             <w:pPr>
               <w:ind w:left="360"/>
-              <w:jc w:val="both"/>
               <w:rPr>
                 <w:bCs w:val="0"/>
               </w:rPr>
@@ -3485,6 +3466,7 @@
   <w:style w:type="character" w:default="1" w:styleId="DefaultParagraphFont">
     <w:name w:val="Default Paragraph Font"/>
     <w:uiPriority w:val="1"/>
+    <w:semiHidden/>
     <w:unhideWhenUsed/>
   </w:style>
   <w:style w:type="table" w:default="1" w:styleId="TableNormal">

--- a/AMMS.API/Templates/HopDongTemplate.docx
+++ b/AMMS.API/Templates/HopDongTemplate.docx
@@ -1292,7 +1292,7 @@
       </w:tr>
       <w:tr>
         <w:trPr>
-          <w:trHeight w:val="2430"/>
+          <w:trHeight w:val="3870"/>
           <w:tblCellSpacing w:w="15" w:type="dxa"/>
         </w:trPr>
         <w:tc>
@@ -1332,6 +1332,16 @@
             <w:r>
               <w:br/>
             </w:r>
+          </w:p>
+          <w:p>
+            <w:pPr>
+              <w:jc w:val="center"/>
+            </w:pPr>
+          </w:p>
+          <w:p>
+            <w:pPr>
+              <w:jc w:val="center"/>
+            </w:pPr>
             <w:r>
               <w:t>{</w:t>
             </w:r>
@@ -1422,6 +1432,16 @@
             <w:r>
               <w:br/>
             </w:r>
+          </w:p>
+          <w:p>
+            <w:pPr>
+              <w:jc w:val="center"/>
+            </w:pPr>
+          </w:p>
+          <w:p>
+            <w:pPr>
+              <w:jc w:val="center"/>
+            </w:pPr>
           </w:p>
           <w:p>
             <w:pPr>

--- a/AMMS.API/Templates/HopDongTemplate.docx
+++ b/AMMS.API/Templates/HopDongTemplate.docx
@@ -665,9 +665,10 @@
     </w:p>
     <w:p>
       <w:pPr>
+        <w:pStyle w:val="ListParagraph"/>
         <w:numPr>
           <w:ilvl w:val="0"/>
-          <w:numId w:val="3"/>
+          <w:numId w:val="12"/>
         </w:numPr>
         <w:jc w:val="both"/>
       </w:pPr>
@@ -686,9 +687,10 @@
     </w:p>
     <w:p>
       <w:pPr>
+        <w:pStyle w:val="ListParagraph"/>
         <w:numPr>
           <w:ilvl w:val="0"/>
-          <w:numId w:val="3"/>
+          <w:numId w:val="12"/>
         </w:numPr>
         <w:jc w:val="both"/>
       </w:pPr>
@@ -704,9 +706,10 @@
     </w:p>
     <w:p>
       <w:pPr>
+        <w:pStyle w:val="ListParagraph"/>
         <w:numPr>
           <w:ilvl w:val="0"/>
-          <w:numId w:val="3"/>
+          <w:numId w:val="12"/>
         </w:numPr>
         <w:jc w:val="both"/>
       </w:pPr>
@@ -734,9 +737,10 @@
     </w:p>
     <w:p>
       <w:pPr>
+        <w:pStyle w:val="ListParagraph"/>
         <w:numPr>
           <w:ilvl w:val="0"/>
-          <w:numId w:val="3"/>
+          <w:numId w:val="12"/>
         </w:numPr>
         <w:jc w:val="both"/>
       </w:pPr>
@@ -790,6 +794,71 @@
           <w:b/>
         </w:rPr>
         <w:t>Điều 4: Bao gói, Bốc xếp, Vận chuyển và Giao hàng</w:t>
+      </w:r>
+    </w:p>
+    <w:p>
+      <w:pPr>
+        <w:numPr>
+          <w:ilvl w:val="0"/>
+          <w:numId w:val="13"/>
+        </w:numPr>
+        <w:jc w:val="both"/>
+      </w:pPr>
+      <w:r>
+        <w:rPr>
+          <w:b/>
+        </w:rPr>
+        <w:t>Bao gói:</w:t>
+      </w:r>
+      <w:r>
+        <w:t xml:space="preserve"> Thành phẩm được Bên B đóng thùng carton hoặc cột màng co gọn gàng, có nhãn mác dán ngoài thùng.</w:t>
+      </w:r>
+    </w:p>
+    <w:p>
+      <w:pPr>
+        <w:numPr>
+          <w:ilvl w:val="0"/>
+          <w:numId w:val="13"/>
+        </w:numPr>
+        <w:jc w:val="both"/>
+      </w:pPr>
+      <w:r>
+        <w:rPr>
+          <w:b/>
+        </w:rPr>
+        <w:t>Thời gian giao hàng dự kiến:</w:t>
+      </w:r>
+      <w:r>
+        <w:t xml:space="preserve"> Ngày</w:t>
+      </w:r>
+      <w:r>
+        <w:t xml:space="preserve"> </w:t>
+      </w:r>
+      <w:r>
+        <w:t xml:space="preserve">{{DELIVERY_DATE}} </w:t>
+      </w:r>
+      <w:r>
+        <w:t xml:space="preserve"> </w:t>
+      </w:r>
+      <w:r>
+        <w:t>(Theo tiến độ trên hệ thống MES).</w:t>
+      </w:r>
+    </w:p>
+    <w:p>
+      <w:pPr>
+        <w:jc w:val="both"/>
+      </w:pPr>
+      <w:r>
+        <w:rPr>
+          <w:b/>
+        </w:rPr>
+        <w:t>Địa điểm giao hàng:</w:t>
+      </w:r>
+      <w:r>
+        <w:t xml:space="preserve"> </w:t>
+      </w:r>
+      <w:r>
+        <w:t>{{DELIVERY_ADDRESS}}</w:t>
       </w:r>
     </w:p>
     <w:p>
@@ -804,86 +873,20 @@
         <w:rPr>
           <w:b/>
         </w:rPr>
-        <w:t>Bao gói:</w:t>
-      </w:r>
-      <w:r>
-        <w:t xml:space="preserve"> Thành phẩm được Bên B đóng thùng carton hoặc cột màng co gọn gàng, có nhãn mác dán ngoài thùng.</w:t>
-      </w:r>
-    </w:p>
-    <w:p>
-      <w:pPr>
-        <w:numPr>
-          <w:ilvl w:val="0"/>
-          <w:numId w:val="4"/>
-        </w:numPr>
+        <w:t>Giao nhận:</w:t>
+      </w:r>
+      <w:r>
+        <w:t xml:space="preserve"> Bên B hỗ trợ bốc xếp lên phương tiện vận chuyển. Bên A có trách nhiệm cử đại diện kiểm đếm và ký Phiếu xuất kho/Biên bản bàn giao tại thời điểm nhận hàng.</w:t>
+      </w:r>
+    </w:p>
+    <w:p>
+      <w:pPr>
         <w:jc w:val="both"/>
       </w:pPr>
       <w:r>
         <w:rPr>
           <w:b/>
         </w:rPr>
-        <w:t>Thời gian giao hàng dự kiến:</w:t>
-      </w:r>
-      <w:r>
-        <w:t xml:space="preserve"> Ngày</w:t>
-      </w:r>
-      <w:r>
-        <w:t xml:space="preserve"> </w:t>
-      </w:r>
-      <w:r>
-        <w:t xml:space="preserve">{{DELIVERY_DATE}} </w:t>
-      </w:r>
-      <w:r>
-        <w:t xml:space="preserve"> </w:t>
-      </w:r>
-      <w:r>
-        <w:t>(Theo tiến độ trên hệ thống MES).</w:t>
-      </w:r>
-    </w:p>
-    <w:p>
-      <w:pPr>
-        <w:jc w:val="both"/>
-      </w:pPr>
-      <w:r>
-        <w:rPr>
-          <w:b/>
-        </w:rPr>
-        <w:t>Địa điểm giao hàng:</w:t>
-      </w:r>
-      <w:r>
-        <w:t xml:space="preserve"> </w:t>
-      </w:r>
-      <w:r>
-        <w:t>{{DELIVERY_ADDRESS}}</w:t>
-      </w:r>
-    </w:p>
-    <w:p>
-      <w:pPr>
-        <w:numPr>
-          <w:ilvl w:val="0"/>
-          <w:numId w:val="4"/>
-        </w:numPr>
-        <w:jc w:val="both"/>
-      </w:pPr>
-      <w:r>
-        <w:rPr>
-          <w:b/>
-        </w:rPr>
-        <w:t>Giao nhận:</w:t>
-      </w:r>
-      <w:r>
-        <w:t xml:space="preserve"> Bên B hỗ trợ bốc xếp lên phương tiện vận chuyển. Bên A có trách nhiệm cử đại diện kiểm đếm và ký Phiếu xuất kho/Biên bản bàn giao tại thời điểm nhận hàng.</w:t>
-      </w:r>
-    </w:p>
-    <w:p>
-      <w:pPr>
-        <w:jc w:val="both"/>
-      </w:pPr>
-      <w:r>
-        <w:rPr>
-          <w:b/>
-        </w:rPr>
-        <w:lastRenderedPageBreak/>
         <w:t>Điều 5: Điều khoản Thanh toán</w:t>
       </w:r>
     </w:p>
@@ -899,6 +902,7 @@
         <w:rPr>
           <w:b/>
         </w:rPr>
+        <w:lastRenderedPageBreak/>
         <w:t>Phương thức thanh toán:</w:t>
       </w:r>
       <w:r>
@@ -928,7 +932,11 @@
     </w:p>
     <w:p>
       <w:pPr>
-        <w:ind w:firstLine="720"/>
+        <w:pStyle w:val="ListParagraph"/>
+        <w:numPr>
+          <w:ilvl w:val="0"/>
+          <w:numId w:val="16"/>
+        </w:numPr>
         <w:jc w:val="both"/>
         <w:rPr>
           <w:bCs w:val="0"/>
@@ -938,47 +946,39 @@
         <w:rPr>
           <w:bCs w:val="0"/>
         </w:rPr>
-        <w:t xml:space="preserve">2.1. </w:t>
+        <w:t xml:space="preserve">Đợt 1 (Đặt cọc): Bên A thanh toán </w:t>
       </w:r>
       <w:r>
         <w:rPr>
           <w:bCs w:val="0"/>
         </w:rPr>
-        <w:t xml:space="preserve">Đợt 1 (Đặt cọc): Bên A thanh toán </w:t>
+        <w:t>30</w:t>
       </w:r>
       <w:r>
         <w:rPr>
           <w:bCs w:val="0"/>
         </w:rPr>
-        <w:t>30</w:t>
+        <w:t xml:space="preserve">% giá trị hợp đồng, tương đương </w:t>
+      </w:r>
+      <w:r>
+        <w:t>{{DEPOSIT_AMOUNT}}</w:t>
       </w:r>
       <w:r>
         <w:rPr>
           <w:bCs w:val="0"/>
         </w:rPr>
-        <w:t xml:space="preserve">% giá trị hợp đồng, tương đương </w:t>
-      </w:r>
-      <w:r>
-        <w:t>{{DEPOSIT_AMOUNT}}</w:t>
-      </w:r>
-      <w:r>
-        <w:rPr>
-          <w:bCs w:val="0"/>
-        </w:rPr>
         <w:t xml:space="preserve"> VNĐ ngay sau khi chốt báo giá để Bên B chốt vật tư và đưa vào lịch sản xuất.</w:t>
       </w:r>
     </w:p>
     <w:p>
       <w:pPr>
-        <w:ind w:firstLine="720"/>
+        <w:pStyle w:val="ListParagraph"/>
+        <w:numPr>
+          <w:ilvl w:val="0"/>
+          <w:numId w:val="16"/>
+        </w:numPr>
         <w:jc w:val="both"/>
       </w:pPr>
-      <w:r>
-        <w:rPr>
-          <w:bCs w:val="0"/>
-        </w:rPr>
-        <w:t xml:space="preserve">2.2. </w:t>
-      </w:r>
       <w:r>
         <w:rPr>
           <w:bCs w:val="0"/>
@@ -1038,9 +1038,10 @@
     </w:p>
     <w:p>
       <w:pPr>
+        <w:pStyle w:val="ListParagraph"/>
         <w:numPr>
           <w:ilvl w:val="0"/>
-          <w:numId w:val="6"/>
+          <w:numId w:val="20"/>
         </w:numPr>
         <w:jc w:val="both"/>
       </w:pPr>
@@ -1050,9 +1051,10 @@
     </w:p>
     <w:p>
       <w:pPr>
+        <w:pStyle w:val="ListParagraph"/>
         <w:numPr>
           <w:ilvl w:val="0"/>
-          <w:numId w:val="6"/>
+          <w:numId w:val="20"/>
         </w:numPr>
         <w:jc w:val="both"/>
       </w:pPr>
@@ -1073,9 +1075,10 @@
     </w:p>
     <w:p>
       <w:pPr>
+        <w:pStyle w:val="ListParagraph"/>
         <w:numPr>
           <w:ilvl w:val="0"/>
-          <w:numId w:val="7"/>
+          <w:numId w:val="21"/>
         </w:numPr>
         <w:jc w:val="both"/>
       </w:pPr>
@@ -1149,9 +1152,10 @@
     </w:p>
     <w:p>
       <w:pPr>
+        <w:pStyle w:val="ListParagraph"/>
         <w:numPr>
           <w:ilvl w:val="0"/>
-          <w:numId w:val="7"/>
+          <w:numId w:val="21"/>
         </w:numPr>
         <w:jc w:val="both"/>
       </w:pPr>
@@ -1676,6 +1680,122 @@
     </w:lvl>
   </w:abstractNum>
   <w:abstractNum w:abstractNumId="1" w15:restartNumberingAfterBreak="0">
+    <w:nsid w:val="05414F8C"/>
+    <w:multiLevelType w:val="multilevel"/>
+    <w:tmpl w:val="9432E9D6"/>
+    <w:lvl w:ilvl="0">
+      <w:start w:val="1"/>
+      <w:numFmt w:val="bullet"/>
+      <w:lvlText w:val=""/>
+      <w:lvlJc w:val="left"/>
+      <w:pPr>
+        <w:tabs>
+          <w:tab w:val="num" w:pos="720"/>
+        </w:tabs>
+        <w:ind w:left="720" w:hanging="360"/>
+      </w:pPr>
+      <w:rPr>
+        <w:rFonts w:ascii="Symbol" w:hAnsi="Symbol" w:hint="default"/>
+      </w:rPr>
+    </w:lvl>
+    <w:lvl w:ilvl="1">
+      <w:start w:val="1"/>
+      <w:numFmt w:val="decimal"/>
+      <w:lvlText w:val="%2."/>
+      <w:lvlJc w:val="left"/>
+      <w:pPr>
+        <w:tabs>
+          <w:tab w:val="num" w:pos="1440"/>
+        </w:tabs>
+        <w:ind w:left="1440" w:hanging="360"/>
+      </w:pPr>
+    </w:lvl>
+    <w:lvl w:ilvl="2" w:tentative="1">
+      <w:start w:val="1"/>
+      <w:numFmt w:val="decimal"/>
+      <w:lvlText w:val="%3."/>
+      <w:lvlJc w:val="left"/>
+      <w:pPr>
+        <w:tabs>
+          <w:tab w:val="num" w:pos="2160"/>
+        </w:tabs>
+        <w:ind w:left="2160" w:hanging="360"/>
+      </w:pPr>
+    </w:lvl>
+    <w:lvl w:ilvl="3" w:tentative="1">
+      <w:start w:val="1"/>
+      <w:numFmt w:val="decimal"/>
+      <w:lvlText w:val="%4."/>
+      <w:lvlJc w:val="left"/>
+      <w:pPr>
+        <w:tabs>
+          <w:tab w:val="num" w:pos="2880"/>
+        </w:tabs>
+        <w:ind w:left="2880" w:hanging="360"/>
+      </w:pPr>
+    </w:lvl>
+    <w:lvl w:ilvl="4" w:tentative="1">
+      <w:start w:val="1"/>
+      <w:numFmt w:val="decimal"/>
+      <w:lvlText w:val="%5."/>
+      <w:lvlJc w:val="left"/>
+      <w:pPr>
+        <w:tabs>
+          <w:tab w:val="num" w:pos="3600"/>
+        </w:tabs>
+        <w:ind w:left="3600" w:hanging="360"/>
+      </w:pPr>
+    </w:lvl>
+    <w:lvl w:ilvl="5" w:tentative="1">
+      <w:start w:val="1"/>
+      <w:numFmt w:val="decimal"/>
+      <w:lvlText w:val="%6."/>
+      <w:lvlJc w:val="left"/>
+      <w:pPr>
+        <w:tabs>
+          <w:tab w:val="num" w:pos="4320"/>
+        </w:tabs>
+        <w:ind w:left="4320" w:hanging="360"/>
+      </w:pPr>
+    </w:lvl>
+    <w:lvl w:ilvl="6" w:tentative="1">
+      <w:start w:val="1"/>
+      <w:numFmt w:val="decimal"/>
+      <w:lvlText w:val="%7."/>
+      <w:lvlJc w:val="left"/>
+      <w:pPr>
+        <w:tabs>
+          <w:tab w:val="num" w:pos="5040"/>
+        </w:tabs>
+        <w:ind w:left="5040" w:hanging="360"/>
+      </w:pPr>
+    </w:lvl>
+    <w:lvl w:ilvl="7" w:tentative="1">
+      <w:start w:val="1"/>
+      <w:numFmt w:val="decimal"/>
+      <w:lvlText w:val="%8."/>
+      <w:lvlJc w:val="left"/>
+      <w:pPr>
+        <w:tabs>
+          <w:tab w:val="num" w:pos="5760"/>
+        </w:tabs>
+        <w:ind w:left="5760" w:hanging="360"/>
+      </w:pPr>
+    </w:lvl>
+    <w:lvl w:ilvl="8" w:tentative="1">
+      <w:start w:val="1"/>
+      <w:numFmt w:val="decimal"/>
+      <w:lvlText w:val="%9."/>
+      <w:lvlJc w:val="left"/>
+      <w:pPr>
+        <w:tabs>
+          <w:tab w:val="num" w:pos="6480"/>
+        </w:tabs>
+        <w:ind w:left="6480" w:hanging="360"/>
+      </w:pPr>
+    </w:lvl>
+  </w:abstractNum>
+  <w:abstractNum w:abstractNumId="2" w15:restartNumberingAfterBreak="0">
     <w:nsid w:val="06546924"/>
     <w:multiLevelType w:val="multilevel"/>
     <w:tmpl w:val="B50AB3D0"/>
@@ -1788,14 +1908,14 @@
       </w:pPr>
     </w:lvl>
   </w:abstractNum>
-  <w:abstractNum w:abstractNumId="2" w15:restartNumberingAfterBreak="0">
+  <w:abstractNum w:abstractNumId="3" w15:restartNumberingAfterBreak="0">
     <w:nsid w:val="06883279"/>
     <w:multiLevelType w:val="multilevel"/>
-    <w:tmpl w:val="09960B1A"/>
+    <w:tmpl w:val="9432E9D6"/>
     <w:lvl w:ilvl="0">
       <w:start w:val="1"/>
-      <w:numFmt w:val="decimal"/>
-      <w:lvlText w:val="%1."/>
+      <w:numFmt w:val="bullet"/>
+      <w:lvlText w:val=""/>
       <w:lvlJc w:val="left"/>
       <w:pPr>
         <w:tabs>
@@ -1803,116 +1923,232 @@
         </w:tabs>
         <w:ind w:left="720" w:hanging="360"/>
       </w:pPr>
+      <w:rPr>
+        <w:rFonts w:ascii="Symbol" w:hAnsi="Symbol" w:hint="default"/>
+      </w:rPr>
     </w:lvl>
     <w:lvl w:ilvl="1">
       <w:start w:val="1"/>
+      <w:numFmt w:val="decimal"/>
+      <w:lvlText w:val="%2."/>
+      <w:lvlJc w:val="left"/>
+      <w:pPr>
+        <w:tabs>
+          <w:tab w:val="num" w:pos="1440"/>
+        </w:tabs>
+        <w:ind w:left="1440" w:hanging="360"/>
+      </w:pPr>
+      <w:rPr>
+        <w:rFonts w:hint="default"/>
+        <w:sz w:val="20"/>
+      </w:rPr>
+    </w:lvl>
+    <w:lvl w:ilvl="2" w:tentative="1">
+      <w:start w:val="1"/>
+      <w:numFmt w:val="decimal"/>
+      <w:lvlText w:val="%3."/>
+      <w:lvlJc w:val="left"/>
+      <w:pPr>
+        <w:tabs>
+          <w:tab w:val="num" w:pos="2160"/>
+        </w:tabs>
+        <w:ind w:left="2160" w:hanging="360"/>
+      </w:pPr>
+    </w:lvl>
+    <w:lvl w:ilvl="3" w:tentative="1">
+      <w:start w:val="1"/>
+      <w:numFmt w:val="decimal"/>
+      <w:lvlText w:val="%4."/>
+      <w:lvlJc w:val="left"/>
+      <w:pPr>
+        <w:tabs>
+          <w:tab w:val="num" w:pos="2880"/>
+        </w:tabs>
+        <w:ind w:left="2880" w:hanging="360"/>
+      </w:pPr>
+    </w:lvl>
+    <w:lvl w:ilvl="4" w:tentative="1">
+      <w:start w:val="1"/>
+      <w:numFmt w:val="decimal"/>
+      <w:lvlText w:val="%5."/>
+      <w:lvlJc w:val="left"/>
+      <w:pPr>
+        <w:tabs>
+          <w:tab w:val="num" w:pos="3600"/>
+        </w:tabs>
+        <w:ind w:left="3600" w:hanging="360"/>
+      </w:pPr>
+    </w:lvl>
+    <w:lvl w:ilvl="5" w:tentative="1">
+      <w:start w:val="1"/>
+      <w:numFmt w:val="decimal"/>
+      <w:lvlText w:val="%6."/>
+      <w:lvlJc w:val="left"/>
+      <w:pPr>
+        <w:tabs>
+          <w:tab w:val="num" w:pos="4320"/>
+        </w:tabs>
+        <w:ind w:left="4320" w:hanging="360"/>
+      </w:pPr>
+    </w:lvl>
+    <w:lvl w:ilvl="6" w:tentative="1">
+      <w:start w:val="1"/>
+      <w:numFmt w:val="decimal"/>
+      <w:lvlText w:val="%7."/>
+      <w:lvlJc w:val="left"/>
+      <w:pPr>
+        <w:tabs>
+          <w:tab w:val="num" w:pos="5040"/>
+        </w:tabs>
+        <w:ind w:left="5040" w:hanging="360"/>
+      </w:pPr>
+    </w:lvl>
+    <w:lvl w:ilvl="7" w:tentative="1">
+      <w:start w:val="1"/>
+      <w:numFmt w:val="decimal"/>
+      <w:lvlText w:val="%8."/>
+      <w:lvlJc w:val="left"/>
+      <w:pPr>
+        <w:tabs>
+          <w:tab w:val="num" w:pos="5760"/>
+        </w:tabs>
+        <w:ind w:left="5760" w:hanging="360"/>
+      </w:pPr>
+    </w:lvl>
+    <w:lvl w:ilvl="8" w:tentative="1">
+      <w:start w:val="1"/>
+      <w:numFmt w:val="decimal"/>
+      <w:lvlText w:val="%9."/>
+      <w:lvlJc w:val="left"/>
+      <w:pPr>
+        <w:tabs>
+          <w:tab w:val="num" w:pos="6480"/>
+        </w:tabs>
+        <w:ind w:left="6480" w:hanging="360"/>
+      </w:pPr>
+    </w:lvl>
+  </w:abstractNum>
+  <w:abstractNum w:abstractNumId="4" w15:restartNumberingAfterBreak="0">
+    <w:nsid w:val="0D0C3B11"/>
+    <w:multiLevelType w:val="hybridMultilevel"/>
+    <w:tmpl w:val="819A60FE"/>
+    <w:lvl w:ilvl="0" w:tplc="04090001">
+      <w:start w:val="1"/>
+      <w:numFmt w:val="bullet"/>
+      <w:lvlText w:val=""/>
+      <w:lvlJc w:val="left"/>
+      <w:pPr>
+        <w:ind w:left="1080" w:hanging="360"/>
+      </w:pPr>
+      <w:rPr>
+        <w:rFonts w:ascii="Symbol" w:hAnsi="Symbol" w:hint="default"/>
+      </w:rPr>
+    </w:lvl>
+    <w:lvl w:ilvl="1" w:tplc="04090003" w:tentative="1">
+      <w:start w:val="1"/>
       <w:numFmt w:val="bullet"/>
       <w:lvlText w:val="o"/>
       <w:lvlJc w:val="left"/>
       <w:pPr>
-        <w:tabs>
-          <w:tab w:val="num" w:pos="1440"/>
-        </w:tabs>
-        <w:ind w:left="1440" w:hanging="360"/>
-      </w:pPr>
-      <w:rPr>
-        <w:rFonts w:ascii="Courier New" w:hAnsi="Courier New" w:hint="default"/>
-        <w:sz w:val="20"/>
-      </w:rPr>
-    </w:lvl>
-    <w:lvl w:ilvl="2" w:tentative="1">
-      <w:start w:val="1"/>
-      <w:numFmt w:val="decimal"/>
-      <w:lvlText w:val="%3."/>
-      <w:lvlJc w:val="left"/>
-      <w:pPr>
-        <w:tabs>
-          <w:tab w:val="num" w:pos="2160"/>
-        </w:tabs>
-        <w:ind w:left="2160" w:hanging="360"/>
-      </w:pPr>
-    </w:lvl>
-    <w:lvl w:ilvl="3" w:tentative="1">
-      <w:start w:val="1"/>
-      <w:numFmt w:val="decimal"/>
-      <w:lvlText w:val="%4."/>
-      <w:lvlJc w:val="left"/>
-      <w:pPr>
-        <w:tabs>
-          <w:tab w:val="num" w:pos="2880"/>
-        </w:tabs>
-        <w:ind w:left="2880" w:hanging="360"/>
-      </w:pPr>
-    </w:lvl>
-    <w:lvl w:ilvl="4" w:tentative="1">
-      <w:start w:val="1"/>
-      <w:numFmt w:val="decimal"/>
-      <w:lvlText w:val="%5."/>
-      <w:lvlJc w:val="left"/>
-      <w:pPr>
-        <w:tabs>
-          <w:tab w:val="num" w:pos="3600"/>
-        </w:tabs>
-        <w:ind w:left="3600" w:hanging="360"/>
-      </w:pPr>
-    </w:lvl>
-    <w:lvl w:ilvl="5" w:tentative="1">
-      <w:start w:val="1"/>
-      <w:numFmt w:val="decimal"/>
-      <w:lvlText w:val="%6."/>
-      <w:lvlJc w:val="left"/>
-      <w:pPr>
-        <w:tabs>
-          <w:tab w:val="num" w:pos="4320"/>
-        </w:tabs>
-        <w:ind w:left="4320" w:hanging="360"/>
-      </w:pPr>
-    </w:lvl>
-    <w:lvl w:ilvl="6" w:tentative="1">
-      <w:start w:val="1"/>
-      <w:numFmt w:val="decimal"/>
-      <w:lvlText w:val="%7."/>
-      <w:lvlJc w:val="left"/>
-      <w:pPr>
-        <w:tabs>
-          <w:tab w:val="num" w:pos="5040"/>
-        </w:tabs>
-        <w:ind w:left="5040" w:hanging="360"/>
-      </w:pPr>
-    </w:lvl>
-    <w:lvl w:ilvl="7" w:tentative="1">
-      <w:start w:val="1"/>
-      <w:numFmt w:val="decimal"/>
-      <w:lvlText w:val="%8."/>
-      <w:lvlJc w:val="left"/>
-      <w:pPr>
-        <w:tabs>
-          <w:tab w:val="num" w:pos="5760"/>
-        </w:tabs>
-        <w:ind w:left="5760" w:hanging="360"/>
-      </w:pPr>
-    </w:lvl>
-    <w:lvl w:ilvl="8" w:tentative="1">
-      <w:start w:val="1"/>
-      <w:numFmt w:val="decimal"/>
-      <w:lvlText w:val="%9."/>
-      <w:lvlJc w:val="left"/>
-      <w:pPr>
-        <w:tabs>
-          <w:tab w:val="num" w:pos="6480"/>
-        </w:tabs>
-        <w:ind w:left="6480" w:hanging="360"/>
-      </w:pPr>
+        <w:ind w:left="1800" w:hanging="360"/>
+      </w:pPr>
+      <w:rPr>
+        <w:rFonts w:ascii="Courier New" w:hAnsi="Courier New" w:cs="Courier New" w:hint="default"/>
+      </w:rPr>
+    </w:lvl>
+    <w:lvl w:ilvl="2" w:tplc="04090005" w:tentative="1">
+      <w:start w:val="1"/>
+      <w:numFmt w:val="bullet"/>
+      <w:lvlText w:val=""/>
+      <w:lvlJc w:val="left"/>
+      <w:pPr>
+        <w:ind w:left="2520" w:hanging="360"/>
+      </w:pPr>
+      <w:rPr>
+        <w:rFonts w:ascii="Wingdings" w:hAnsi="Wingdings" w:hint="default"/>
+      </w:rPr>
+    </w:lvl>
+    <w:lvl w:ilvl="3" w:tplc="04090001" w:tentative="1">
+      <w:start w:val="1"/>
+      <w:numFmt w:val="bullet"/>
+      <w:lvlText w:val=""/>
+      <w:lvlJc w:val="left"/>
+      <w:pPr>
+        <w:ind w:left="3240" w:hanging="360"/>
+      </w:pPr>
+      <w:rPr>
+        <w:rFonts w:ascii="Symbol" w:hAnsi="Symbol" w:hint="default"/>
+      </w:rPr>
+    </w:lvl>
+    <w:lvl w:ilvl="4" w:tplc="04090003" w:tentative="1">
+      <w:start w:val="1"/>
+      <w:numFmt w:val="bullet"/>
+      <w:lvlText w:val="o"/>
+      <w:lvlJc w:val="left"/>
+      <w:pPr>
+        <w:ind w:left="3960" w:hanging="360"/>
+      </w:pPr>
+      <w:rPr>
+        <w:rFonts w:ascii="Courier New" w:hAnsi="Courier New" w:cs="Courier New" w:hint="default"/>
+      </w:rPr>
+    </w:lvl>
+    <w:lvl w:ilvl="5" w:tplc="04090005" w:tentative="1">
+      <w:start w:val="1"/>
+      <w:numFmt w:val="bullet"/>
+      <w:lvlText w:val=""/>
+      <w:lvlJc w:val="left"/>
+      <w:pPr>
+        <w:ind w:left="4680" w:hanging="360"/>
+      </w:pPr>
+      <w:rPr>
+        <w:rFonts w:ascii="Wingdings" w:hAnsi="Wingdings" w:hint="default"/>
+      </w:rPr>
+    </w:lvl>
+    <w:lvl w:ilvl="6" w:tplc="04090001" w:tentative="1">
+      <w:start w:val="1"/>
+      <w:numFmt w:val="bullet"/>
+      <w:lvlText w:val=""/>
+      <w:lvlJc w:val="left"/>
+      <w:pPr>
+        <w:ind w:left="5400" w:hanging="360"/>
+      </w:pPr>
+      <w:rPr>
+        <w:rFonts w:ascii="Symbol" w:hAnsi="Symbol" w:hint="default"/>
+      </w:rPr>
+    </w:lvl>
+    <w:lvl w:ilvl="7" w:tplc="04090003" w:tentative="1">
+      <w:start w:val="1"/>
+      <w:numFmt w:val="bullet"/>
+      <w:lvlText w:val="o"/>
+      <w:lvlJc w:val="left"/>
+      <w:pPr>
+        <w:ind w:left="6120" w:hanging="360"/>
+      </w:pPr>
+      <w:rPr>
+        <w:rFonts w:ascii="Courier New" w:hAnsi="Courier New" w:cs="Courier New" w:hint="default"/>
+      </w:rPr>
+    </w:lvl>
+    <w:lvl w:ilvl="8" w:tplc="04090005" w:tentative="1">
+      <w:start w:val="1"/>
+      <w:numFmt w:val="bullet"/>
+      <w:lvlText w:val=""/>
+      <w:lvlJc w:val="left"/>
+      <w:pPr>
+        <w:ind w:left="6840" w:hanging="360"/>
+      </w:pPr>
+      <w:rPr>
+        <w:rFonts w:ascii="Wingdings" w:hAnsi="Wingdings" w:hint="default"/>
+      </w:rPr>
     </w:lvl>
   </w:abstractNum>
-  <w:abstractNum w:abstractNumId="3" w15:restartNumberingAfterBreak="0">
+  <w:abstractNum w:abstractNumId="5" w15:restartNumberingAfterBreak="0">
     <w:nsid w:val="12A27C54"/>
     <w:multiLevelType w:val="multilevel"/>
-    <w:tmpl w:val="CD12DB2C"/>
+    <w:tmpl w:val="9432E9D6"/>
     <w:lvl w:ilvl="0">
       <w:start w:val="1"/>
-      <w:numFmt w:val="decimal"/>
-      <w:lvlText w:val="%1."/>
+      <w:numFmt w:val="bullet"/>
+      <w:lvlText w:val=""/>
       <w:lvlJc w:val="left"/>
       <w:pPr>
         <w:tabs>
@@ -1920,6 +2156,9 @@
         </w:tabs>
         <w:ind w:left="720" w:hanging="360"/>
       </w:pPr>
+      <w:rPr>
+        <w:rFonts w:ascii="Symbol" w:hAnsi="Symbol" w:hint="default"/>
+      </w:rPr>
     </w:lvl>
     <w:lvl w:ilvl="1" w:tentative="1">
       <w:start w:val="1"/>
@@ -2018,7 +2257,123 @@
       </w:pPr>
     </w:lvl>
   </w:abstractNum>
-  <w:abstractNum w:abstractNumId="4" w15:restartNumberingAfterBreak="0">
+  <w:abstractNum w:abstractNumId="6" w15:restartNumberingAfterBreak="0">
+    <w:nsid w:val="174862BC"/>
+    <w:multiLevelType w:val="multilevel"/>
+    <w:tmpl w:val="9432E9D6"/>
+    <w:lvl w:ilvl="0">
+      <w:start w:val="1"/>
+      <w:numFmt w:val="bullet"/>
+      <w:lvlText w:val=""/>
+      <w:lvlJc w:val="left"/>
+      <w:pPr>
+        <w:tabs>
+          <w:tab w:val="num" w:pos="720"/>
+        </w:tabs>
+        <w:ind w:left="720" w:hanging="360"/>
+      </w:pPr>
+      <w:rPr>
+        <w:rFonts w:ascii="Symbol" w:hAnsi="Symbol" w:hint="default"/>
+      </w:rPr>
+    </w:lvl>
+    <w:lvl w:ilvl="1">
+      <w:start w:val="1"/>
+      <w:numFmt w:val="decimal"/>
+      <w:lvlText w:val="%2."/>
+      <w:lvlJc w:val="left"/>
+      <w:pPr>
+        <w:tabs>
+          <w:tab w:val="num" w:pos="1440"/>
+        </w:tabs>
+        <w:ind w:left="1440" w:hanging="360"/>
+      </w:pPr>
+    </w:lvl>
+    <w:lvl w:ilvl="2" w:tentative="1">
+      <w:start w:val="1"/>
+      <w:numFmt w:val="decimal"/>
+      <w:lvlText w:val="%3."/>
+      <w:lvlJc w:val="left"/>
+      <w:pPr>
+        <w:tabs>
+          <w:tab w:val="num" w:pos="2160"/>
+        </w:tabs>
+        <w:ind w:left="2160" w:hanging="360"/>
+      </w:pPr>
+    </w:lvl>
+    <w:lvl w:ilvl="3" w:tentative="1">
+      <w:start w:val="1"/>
+      <w:numFmt w:val="decimal"/>
+      <w:lvlText w:val="%4."/>
+      <w:lvlJc w:val="left"/>
+      <w:pPr>
+        <w:tabs>
+          <w:tab w:val="num" w:pos="2880"/>
+        </w:tabs>
+        <w:ind w:left="2880" w:hanging="360"/>
+      </w:pPr>
+    </w:lvl>
+    <w:lvl w:ilvl="4" w:tentative="1">
+      <w:start w:val="1"/>
+      <w:numFmt w:val="decimal"/>
+      <w:lvlText w:val="%5."/>
+      <w:lvlJc w:val="left"/>
+      <w:pPr>
+        <w:tabs>
+          <w:tab w:val="num" w:pos="3600"/>
+        </w:tabs>
+        <w:ind w:left="3600" w:hanging="360"/>
+      </w:pPr>
+    </w:lvl>
+    <w:lvl w:ilvl="5" w:tentative="1">
+      <w:start w:val="1"/>
+      <w:numFmt w:val="decimal"/>
+      <w:lvlText w:val="%6."/>
+      <w:lvlJc w:val="left"/>
+      <w:pPr>
+        <w:tabs>
+          <w:tab w:val="num" w:pos="4320"/>
+        </w:tabs>
+        <w:ind w:left="4320" w:hanging="360"/>
+      </w:pPr>
+    </w:lvl>
+    <w:lvl w:ilvl="6" w:tentative="1">
+      <w:start w:val="1"/>
+      <w:numFmt w:val="decimal"/>
+      <w:lvlText w:val="%7."/>
+      <w:lvlJc w:val="left"/>
+      <w:pPr>
+        <w:tabs>
+          <w:tab w:val="num" w:pos="5040"/>
+        </w:tabs>
+        <w:ind w:left="5040" w:hanging="360"/>
+      </w:pPr>
+    </w:lvl>
+    <w:lvl w:ilvl="7" w:tentative="1">
+      <w:start w:val="1"/>
+      <w:numFmt w:val="decimal"/>
+      <w:lvlText w:val="%8."/>
+      <w:lvlJc w:val="left"/>
+      <w:pPr>
+        <w:tabs>
+          <w:tab w:val="num" w:pos="5760"/>
+        </w:tabs>
+        <w:ind w:left="5760" w:hanging="360"/>
+      </w:pPr>
+    </w:lvl>
+    <w:lvl w:ilvl="8" w:tentative="1">
+      <w:start w:val="1"/>
+      <w:numFmt w:val="decimal"/>
+      <w:lvlText w:val="%9."/>
+      <w:lvlJc w:val="left"/>
+      <w:pPr>
+        <w:tabs>
+          <w:tab w:val="num" w:pos="6480"/>
+        </w:tabs>
+        <w:ind w:left="6480" w:hanging="360"/>
+      </w:pPr>
+    </w:lvl>
+  </w:abstractNum>
+  <w:abstractNum w:abstractNumId="7" w15:restartNumberingAfterBreak="0">
     <w:nsid w:val="2034202B"/>
     <w:multiLevelType w:val="multilevel"/>
     <w:tmpl w:val="8BDC17F4"/>
@@ -2131,7 +2486,349 @@
       </w:pPr>
     </w:lvl>
   </w:abstractNum>
-  <w:abstractNum w:abstractNumId="5" w15:restartNumberingAfterBreak="0">
+  <w:abstractNum w:abstractNumId="8" w15:restartNumberingAfterBreak="0">
+    <w:nsid w:val="22070F09"/>
+    <w:multiLevelType w:val="hybridMultilevel"/>
+    <w:tmpl w:val="E1B0D0CE"/>
+    <w:lvl w:ilvl="0" w:tplc="04090001">
+      <w:start w:val="1"/>
+      <w:numFmt w:val="bullet"/>
+      <w:lvlText w:val=""/>
+      <w:lvlJc w:val="left"/>
+      <w:pPr>
+        <w:ind w:left="1080" w:hanging="360"/>
+      </w:pPr>
+      <w:rPr>
+        <w:rFonts w:ascii="Symbol" w:hAnsi="Symbol" w:hint="default"/>
+      </w:rPr>
+    </w:lvl>
+    <w:lvl w:ilvl="1" w:tplc="FFFFFFFF" w:tentative="1">
+      <w:start w:val="1"/>
+      <w:numFmt w:val="bullet"/>
+      <w:lvlText w:val="o"/>
+      <w:lvlJc w:val="left"/>
+      <w:pPr>
+        <w:ind w:left="1800" w:hanging="360"/>
+      </w:pPr>
+      <w:rPr>
+        <w:rFonts w:ascii="Courier New" w:hAnsi="Courier New" w:cs="Courier New" w:hint="default"/>
+      </w:rPr>
+    </w:lvl>
+    <w:lvl w:ilvl="2" w:tplc="FFFFFFFF" w:tentative="1">
+      <w:start w:val="1"/>
+      <w:numFmt w:val="bullet"/>
+      <w:lvlText w:val=""/>
+      <w:lvlJc w:val="left"/>
+      <w:pPr>
+        <w:ind w:left="2520" w:hanging="360"/>
+      </w:pPr>
+      <w:rPr>
+        <w:rFonts w:ascii="Wingdings" w:hAnsi="Wingdings" w:hint="default"/>
+      </w:rPr>
+    </w:lvl>
+    <w:lvl w:ilvl="3" w:tplc="FFFFFFFF" w:tentative="1">
+      <w:start w:val="1"/>
+      <w:numFmt w:val="bullet"/>
+      <w:lvlText w:val=""/>
+      <w:lvlJc w:val="left"/>
+      <w:pPr>
+        <w:ind w:left="3240" w:hanging="360"/>
+      </w:pPr>
+      <w:rPr>
+        <w:rFonts w:ascii="Symbol" w:hAnsi="Symbol" w:hint="default"/>
+      </w:rPr>
+    </w:lvl>
+    <w:lvl w:ilvl="4" w:tplc="FFFFFFFF" w:tentative="1">
+      <w:start w:val="1"/>
+      <w:numFmt w:val="bullet"/>
+      <w:lvlText w:val="o"/>
+      <w:lvlJc w:val="left"/>
+      <w:pPr>
+        <w:ind w:left="3960" w:hanging="360"/>
+      </w:pPr>
+      <w:rPr>
+        <w:rFonts w:ascii="Courier New" w:hAnsi="Courier New" w:cs="Courier New" w:hint="default"/>
+      </w:rPr>
+    </w:lvl>
+    <w:lvl w:ilvl="5" w:tplc="FFFFFFFF" w:tentative="1">
+      <w:start w:val="1"/>
+      <w:numFmt w:val="bullet"/>
+      <w:lvlText w:val=""/>
+      <w:lvlJc w:val="left"/>
+      <w:pPr>
+        <w:ind w:left="4680" w:hanging="360"/>
+      </w:pPr>
+      <w:rPr>
+        <w:rFonts w:ascii="Wingdings" w:hAnsi="Wingdings" w:hint="default"/>
+      </w:rPr>
+    </w:lvl>
+    <w:lvl w:ilvl="6" w:tplc="FFFFFFFF" w:tentative="1">
+      <w:start w:val="1"/>
+      <w:numFmt w:val="bullet"/>
+      <w:lvlText w:val=""/>
+      <w:lvlJc w:val="left"/>
+      <w:pPr>
+        <w:ind w:left="5400" w:hanging="360"/>
+      </w:pPr>
+      <w:rPr>
+        <w:rFonts w:ascii="Symbol" w:hAnsi="Symbol" w:hint="default"/>
+      </w:rPr>
+    </w:lvl>
+    <w:lvl w:ilvl="7" w:tplc="FFFFFFFF" w:tentative="1">
+      <w:start w:val="1"/>
+      <w:numFmt w:val="bullet"/>
+      <w:lvlText w:val="o"/>
+      <w:lvlJc w:val="left"/>
+      <w:pPr>
+        <w:ind w:left="6120" w:hanging="360"/>
+      </w:pPr>
+      <w:rPr>
+        <w:rFonts w:ascii="Courier New" w:hAnsi="Courier New" w:cs="Courier New" w:hint="default"/>
+      </w:rPr>
+    </w:lvl>
+    <w:lvl w:ilvl="8" w:tplc="FFFFFFFF" w:tentative="1">
+      <w:start w:val="1"/>
+      <w:numFmt w:val="bullet"/>
+      <w:lvlText w:val=""/>
+      <w:lvlJc w:val="left"/>
+      <w:pPr>
+        <w:ind w:left="6840" w:hanging="360"/>
+      </w:pPr>
+      <w:rPr>
+        <w:rFonts w:ascii="Wingdings" w:hAnsi="Wingdings" w:hint="default"/>
+      </w:rPr>
+    </w:lvl>
+  </w:abstractNum>
+  <w:abstractNum w:abstractNumId="9" w15:restartNumberingAfterBreak="0">
+    <w:nsid w:val="22F2512D"/>
+    <w:multiLevelType w:val="hybridMultilevel"/>
+    <w:tmpl w:val="F70C1DA4"/>
+    <w:lvl w:ilvl="0" w:tplc="04090001">
+      <w:start w:val="1"/>
+      <w:numFmt w:val="bullet"/>
+      <w:lvlText w:val=""/>
+      <w:lvlJc w:val="left"/>
+      <w:pPr>
+        <w:ind w:left="720" w:hanging="360"/>
+      </w:pPr>
+      <w:rPr>
+        <w:rFonts w:ascii="Symbol" w:hAnsi="Symbol" w:hint="default"/>
+      </w:rPr>
+    </w:lvl>
+    <w:lvl w:ilvl="1" w:tplc="04090003" w:tentative="1">
+      <w:start w:val="1"/>
+      <w:numFmt w:val="bullet"/>
+      <w:lvlText w:val="o"/>
+      <w:lvlJc w:val="left"/>
+      <w:pPr>
+        <w:ind w:left="1440" w:hanging="360"/>
+      </w:pPr>
+      <w:rPr>
+        <w:rFonts w:ascii="Courier New" w:hAnsi="Courier New" w:cs="Courier New" w:hint="default"/>
+      </w:rPr>
+    </w:lvl>
+    <w:lvl w:ilvl="2" w:tplc="04090005" w:tentative="1">
+      <w:start w:val="1"/>
+      <w:numFmt w:val="bullet"/>
+      <w:lvlText w:val=""/>
+      <w:lvlJc w:val="left"/>
+      <w:pPr>
+        <w:ind w:left="2160" w:hanging="360"/>
+      </w:pPr>
+      <w:rPr>
+        <w:rFonts w:ascii="Wingdings" w:hAnsi="Wingdings" w:hint="default"/>
+      </w:rPr>
+    </w:lvl>
+    <w:lvl w:ilvl="3" w:tplc="04090001" w:tentative="1">
+      <w:start w:val="1"/>
+      <w:numFmt w:val="bullet"/>
+      <w:lvlText w:val=""/>
+      <w:lvlJc w:val="left"/>
+      <w:pPr>
+        <w:ind w:left="2880" w:hanging="360"/>
+      </w:pPr>
+      <w:rPr>
+        <w:rFonts w:ascii="Symbol" w:hAnsi="Symbol" w:hint="default"/>
+      </w:rPr>
+    </w:lvl>
+    <w:lvl w:ilvl="4" w:tplc="04090003" w:tentative="1">
+      <w:start w:val="1"/>
+      <w:numFmt w:val="bullet"/>
+      <w:lvlText w:val="o"/>
+      <w:lvlJc w:val="left"/>
+      <w:pPr>
+        <w:ind w:left="3600" w:hanging="360"/>
+      </w:pPr>
+      <w:rPr>
+        <w:rFonts w:ascii="Courier New" w:hAnsi="Courier New" w:cs="Courier New" w:hint="default"/>
+      </w:rPr>
+    </w:lvl>
+    <w:lvl w:ilvl="5" w:tplc="04090005" w:tentative="1">
+      <w:start w:val="1"/>
+      <w:numFmt w:val="bullet"/>
+      <w:lvlText w:val=""/>
+      <w:lvlJc w:val="left"/>
+      <w:pPr>
+        <w:ind w:left="4320" w:hanging="360"/>
+      </w:pPr>
+      <w:rPr>
+        <w:rFonts w:ascii="Wingdings" w:hAnsi="Wingdings" w:hint="default"/>
+      </w:rPr>
+    </w:lvl>
+    <w:lvl w:ilvl="6" w:tplc="04090001" w:tentative="1">
+      <w:start w:val="1"/>
+      <w:numFmt w:val="bullet"/>
+      <w:lvlText w:val=""/>
+      <w:lvlJc w:val="left"/>
+      <w:pPr>
+        <w:ind w:left="5040" w:hanging="360"/>
+      </w:pPr>
+      <w:rPr>
+        <w:rFonts w:ascii="Symbol" w:hAnsi="Symbol" w:hint="default"/>
+      </w:rPr>
+    </w:lvl>
+    <w:lvl w:ilvl="7" w:tplc="04090003" w:tentative="1">
+      <w:start w:val="1"/>
+      <w:numFmt w:val="bullet"/>
+      <w:lvlText w:val="o"/>
+      <w:lvlJc w:val="left"/>
+      <w:pPr>
+        <w:ind w:left="5760" w:hanging="360"/>
+      </w:pPr>
+      <w:rPr>
+        <w:rFonts w:ascii="Courier New" w:hAnsi="Courier New" w:cs="Courier New" w:hint="default"/>
+      </w:rPr>
+    </w:lvl>
+    <w:lvl w:ilvl="8" w:tplc="04090005" w:tentative="1">
+      <w:start w:val="1"/>
+      <w:numFmt w:val="bullet"/>
+      <w:lvlText w:val=""/>
+      <w:lvlJc w:val="left"/>
+      <w:pPr>
+        <w:ind w:left="6480" w:hanging="360"/>
+      </w:pPr>
+      <w:rPr>
+        <w:rFonts w:ascii="Wingdings" w:hAnsi="Wingdings" w:hint="default"/>
+      </w:rPr>
+    </w:lvl>
+  </w:abstractNum>
+  <w:abstractNum w:abstractNumId="10" w15:restartNumberingAfterBreak="0">
+    <w:nsid w:val="24F46B17"/>
+    <w:multiLevelType w:val="multilevel"/>
+    <w:tmpl w:val="9432E9D6"/>
+    <w:lvl w:ilvl="0">
+      <w:start w:val="1"/>
+      <w:numFmt w:val="bullet"/>
+      <w:lvlText w:val=""/>
+      <w:lvlJc w:val="left"/>
+      <w:pPr>
+        <w:tabs>
+          <w:tab w:val="num" w:pos="720"/>
+        </w:tabs>
+        <w:ind w:left="720" w:hanging="360"/>
+      </w:pPr>
+      <w:rPr>
+        <w:rFonts w:ascii="Symbol" w:hAnsi="Symbol" w:hint="default"/>
+      </w:rPr>
+    </w:lvl>
+    <w:lvl w:ilvl="1" w:tentative="1">
+      <w:start w:val="1"/>
+      <w:numFmt w:val="decimal"/>
+      <w:lvlText w:val="%2."/>
+      <w:lvlJc w:val="left"/>
+      <w:pPr>
+        <w:tabs>
+          <w:tab w:val="num" w:pos="1440"/>
+        </w:tabs>
+        <w:ind w:left="1440" w:hanging="360"/>
+      </w:pPr>
+    </w:lvl>
+    <w:lvl w:ilvl="2" w:tentative="1">
+      <w:start w:val="1"/>
+      <w:numFmt w:val="decimal"/>
+      <w:lvlText w:val="%3."/>
+      <w:lvlJc w:val="left"/>
+      <w:pPr>
+        <w:tabs>
+          <w:tab w:val="num" w:pos="2160"/>
+        </w:tabs>
+        <w:ind w:left="2160" w:hanging="360"/>
+      </w:pPr>
+    </w:lvl>
+    <w:lvl w:ilvl="3" w:tentative="1">
+      <w:start w:val="1"/>
+      <w:numFmt w:val="decimal"/>
+      <w:lvlText w:val="%4."/>
+      <w:lvlJc w:val="left"/>
+      <w:pPr>
+        <w:tabs>
+          <w:tab w:val="num" w:pos="2880"/>
+        </w:tabs>
+        <w:ind w:left="2880" w:hanging="360"/>
+      </w:pPr>
+    </w:lvl>
+    <w:lvl w:ilvl="4" w:tentative="1">
+      <w:start w:val="1"/>
+      <w:numFmt w:val="decimal"/>
+      <w:lvlText w:val="%5."/>
+      <w:lvlJc w:val="left"/>
+      <w:pPr>
+        <w:tabs>
+          <w:tab w:val="num" w:pos="3600"/>
+        </w:tabs>
+        <w:ind w:left="3600" w:hanging="360"/>
+      </w:pPr>
+    </w:lvl>
+    <w:lvl w:ilvl="5" w:tentative="1">
+      <w:start w:val="1"/>
+      <w:numFmt w:val="decimal"/>
+      <w:lvlText w:val="%6."/>
+      <w:lvlJc w:val="left"/>
+      <w:pPr>
+        <w:tabs>
+          <w:tab w:val="num" w:pos="4320"/>
+        </w:tabs>
+        <w:ind w:left="4320" w:hanging="360"/>
+      </w:pPr>
+    </w:lvl>
+    <w:lvl w:ilvl="6" w:tentative="1">
+      <w:start w:val="1"/>
+      <w:numFmt w:val="decimal"/>
+      <w:lvlText w:val="%7."/>
+      <w:lvlJc w:val="left"/>
+      <w:pPr>
+        <w:tabs>
+          <w:tab w:val="num" w:pos="5040"/>
+        </w:tabs>
+        <w:ind w:left="5040" w:hanging="360"/>
+      </w:pPr>
+    </w:lvl>
+    <w:lvl w:ilvl="7" w:tentative="1">
+      <w:start w:val="1"/>
+      <w:numFmt w:val="decimal"/>
+      <w:lvlText w:val="%8."/>
+      <w:lvlJc w:val="left"/>
+      <w:pPr>
+        <w:tabs>
+          <w:tab w:val="num" w:pos="5760"/>
+        </w:tabs>
+        <w:ind w:left="5760" w:hanging="360"/>
+      </w:pPr>
+    </w:lvl>
+    <w:lvl w:ilvl="8" w:tentative="1">
+      <w:start w:val="1"/>
+      <w:numFmt w:val="decimal"/>
+      <w:lvlText w:val="%9."/>
+      <w:lvlJc w:val="left"/>
+      <w:pPr>
+        <w:tabs>
+          <w:tab w:val="num" w:pos="6480"/>
+        </w:tabs>
+        <w:ind w:left="6480" w:hanging="360"/>
+      </w:pPr>
+    </w:lvl>
+  </w:abstractNum>
+  <w:abstractNum w:abstractNumId="11" w15:restartNumberingAfterBreak="0">
     <w:nsid w:val="2F4769E6"/>
     <w:multiLevelType w:val="hybridMultilevel"/>
     <w:tmpl w:val="DF02E912"/>
@@ -2244,7 +2941,120 @@
       </w:rPr>
     </w:lvl>
   </w:abstractNum>
-  <w:abstractNum w:abstractNumId="6" w15:restartNumberingAfterBreak="0">
+  <w:abstractNum w:abstractNumId="12" w15:restartNumberingAfterBreak="0">
+    <w:nsid w:val="4AB534A4"/>
+    <w:multiLevelType w:val="hybridMultilevel"/>
+    <w:tmpl w:val="88A21348"/>
+    <w:lvl w:ilvl="0" w:tplc="04090003">
+      <w:start w:val="1"/>
+      <w:numFmt w:val="bullet"/>
+      <w:lvlText w:val="o"/>
+      <w:lvlJc w:val="left"/>
+      <w:pPr>
+        <w:ind w:left="1080" w:hanging="360"/>
+      </w:pPr>
+      <w:rPr>
+        <w:rFonts w:ascii="Courier New" w:hAnsi="Courier New" w:cs="Courier New" w:hint="default"/>
+      </w:rPr>
+    </w:lvl>
+    <w:lvl w:ilvl="1" w:tplc="04090003" w:tentative="1">
+      <w:start w:val="1"/>
+      <w:numFmt w:val="bullet"/>
+      <w:lvlText w:val="o"/>
+      <w:lvlJc w:val="left"/>
+      <w:pPr>
+        <w:ind w:left="1800" w:hanging="360"/>
+      </w:pPr>
+      <w:rPr>
+        <w:rFonts w:ascii="Courier New" w:hAnsi="Courier New" w:cs="Courier New" w:hint="default"/>
+      </w:rPr>
+    </w:lvl>
+    <w:lvl w:ilvl="2" w:tplc="04090005" w:tentative="1">
+      <w:start w:val="1"/>
+      <w:numFmt w:val="bullet"/>
+      <w:lvlText w:val=""/>
+      <w:lvlJc w:val="left"/>
+      <w:pPr>
+        <w:ind w:left="2520" w:hanging="360"/>
+      </w:pPr>
+      <w:rPr>
+        <w:rFonts w:ascii="Wingdings" w:hAnsi="Wingdings" w:hint="default"/>
+      </w:rPr>
+    </w:lvl>
+    <w:lvl w:ilvl="3" w:tplc="04090001" w:tentative="1">
+      <w:start w:val="1"/>
+      <w:numFmt w:val="bullet"/>
+      <w:lvlText w:val=""/>
+      <w:lvlJc w:val="left"/>
+      <w:pPr>
+        <w:ind w:left="3240" w:hanging="360"/>
+      </w:pPr>
+      <w:rPr>
+        <w:rFonts w:ascii="Symbol" w:hAnsi="Symbol" w:hint="default"/>
+      </w:rPr>
+    </w:lvl>
+    <w:lvl w:ilvl="4" w:tplc="04090003" w:tentative="1">
+      <w:start w:val="1"/>
+      <w:numFmt w:val="bullet"/>
+      <w:lvlText w:val="o"/>
+      <w:lvlJc w:val="left"/>
+      <w:pPr>
+        <w:ind w:left="3960" w:hanging="360"/>
+      </w:pPr>
+      <w:rPr>
+        <w:rFonts w:ascii="Courier New" w:hAnsi="Courier New" w:cs="Courier New" w:hint="default"/>
+      </w:rPr>
+    </w:lvl>
+    <w:lvl w:ilvl="5" w:tplc="04090005" w:tentative="1">
+      <w:start w:val="1"/>
+      <w:numFmt w:val="bullet"/>
+      <w:lvlText w:val=""/>
+      <w:lvlJc w:val="left"/>
+      <w:pPr>
+        <w:ind w:left="4680" w:hanging="360"/>
+      </w:pPr>
+      <w:rPr>
+        <w:rFonts w:ascii="Wingdings" w:hAnsi="Wingdings" w:hint="default"/>
+      </w:rPr>
+    </w:lvl>
+    <w:lvl w:ilvl="6" w:tplc="04090001" w:tentative="1">
+      <w:start w:val="1"/>
+      <w:numFmt w:val="bullet"/>
+      <w:lvlText w:val=""/>
+      <w:lvlJc w:val="left"/>
+      <w:pPr>
+        <w:ind w:left="5400" w:hanging="360"/>
+      </w:pPr>
+      <w:rPr>
+        <w:rFonts w:ascii="Symbol" w:hAnsi="Symbol" w:hint="default"/>
+      </w:rPr>
+    </w:lvl>
+    <w:lvl w:ilvl="7" w:tplc="04090003" w:tentative="1">
+      <w:start w:val="1"/>
+      <w:numFmt w:val="bullet"/>
+      <w:lvlText w:val="o"/>
+      <w:lvlJc w:val="left"/>
+      <w:pPr>
+        <w:ind w:left="6120" w:hanging="360"/>
+      </w:pPr>
+      <w:rPr>
+        <w:rFonts w:ascii="Courier New" w:hAnsi="Courier New" w:cs="Courier New" w:hint="default"/>
+      </w:rPr>
+    </w:lvl>
+    <w:lvl w:ilvl="8" w:tplc="04090005" w:tentative="1">
+      <w:start w:val="1"/>
+      <w:numFmt w:val="bullet"/>
+      <w:lvlText w:val=""/>
+      <w:lvlJc w:val="left"/>
+      <w:pPr>
+        <w:ind w:left="6840" w:hanging="360"/>
+      </w:pPr>
+      <w:rPr>
+        <w:rFonts w:ascii="Wingdings" w:hAnsi="Wingdings" w:hint="default"/>
+      </w:rPr>
+    </w:lvl>
+  </w:abstractNum>
+  <w:abstractNum w:abstractNumId="13" w15:restartNumberingAfterBreak="0">
     <w:nsid w:val="4ED33D05"/>
     <w:multiLevelType w:val="hybridMultilevel"/>
     <w:tmpl w:val="2CF07FEA"/>
@@ -2357,7 +3167,120 @@
       </w:rPr>
     </w:lvl>
   </w:abstractNum>
-  <w:abstractNum w:abstractNumId="7" w15:restartNumberingAfterBreak="0">
+  <w:abstractNum w:abstractNumId="14" w15:restartNumberingAfterBreak="0">
+    <w:nsid w:val="570762CA"/>
+    <w:multiLevelType w:val="hybridMultilevel"/>
+    <w:tmpl w:val="7AE2B464"/>
+    <w:lvl w:ilvl="0" w:tplc="04090001">
+      <w:start w:val="1"/>
+      <w:numFmt w:val="bullet"/>
+      <w:lvlText w:val=""/>
+      <w:lvlJc w:val="left"/>
+      <w:pPr>
+        <w:ind w:left="1080" w:hanging="360"/>
+      </w:pPr>
+      <w:rPr>
+        <w:rFonts w:ascii="Symbol" w:hAnsi="Symbol" w:hint="default"/>
+      </w:rPr>
+    </w:lvl>
+    <w:lvl w:ilvl="1" w:tplc="FFFFFFFF" w:tentative="1">
+      <w:start w:val="1"/>
+      <w:numFmt w:val="bullet"/>
+      <w:lvlText w:val="o"/>
+      <w:lvlJc w:val="left"/>
+      <w:pPr>
+        <w:ind w:left="1800" w:hanging="360"/>
+      </w:pPr>
+      <w:rPr>
+        <w:rFonts w:ascii="Courier New" w:hAnsi="Courier New" w:cs="Courier New" w:hint="default"/>
+      </w:rPr>
+    </w:lvl>
+    <w:lvl w:ilvl="2" w:tplc="FFFFFFFF" w:tentative="1">
+      <w:start w:val="1"/>
+      <w:numFmt w:val="bullet"/>
+      <w:lvlText w:val=""/>
+      <w:lvlJc w:val="left"/>
+      <w:pPr>
+        <w:ind w:left="2520" w:hanging="360"/>
+      </w:pPr>
+      <w:rPr>
+        <w:rFonts w:ascii="Wingdings" w:hAnsi="Wingdings" w:hint="default"/>
+      </w:rPr>
+    </w:lvl>
+    <w:lvl w:ilvl="3" w:tplc="FFFFFFFF" w:tentative="1">
+      <w:start w:val="1"/>
+      <w:numFmt w:val="bullet"/>
+      <w:lvlText w:val=""/>
+      <w:lvlJc w:val="left"/>
+      <w:pPr>
+        <w:ind w:left="3240" w:hanging="360"/>
+      </w:pPr>
+      <w:rPr>
+        <w:rFonts w:ascii="Symbol" w:hAnsi="Symbol" w:hint="default"/>
+      </w:rPr>
+    </w:lvl>
+    <w:lvl w:ilvl="4" w:tplc="FFFFFFFF" w:tentative="1">
+      <w:start w:val="1"/>
+      <w:numFmt w:val="bullet"/>
+      <w:lvlText w:val="o"/>
+      <w:lvlJc w:val="left"/>
+      <w:pPr>
+        <w:ind w:left="3960" w:hanging="360"/>
+      </w:pPr>
+      <w:rPr>
+        <w:rFonts w:ascii="Courier New" w:hAnsi="Courier New" w:cs="Courier New" w:hint="default"/>
+      </w:rPr>
+    </w:lvl>
+    <w:lvl w:ilvl="5" w:tplc="FFFFFFFF" w:tentative="1">
+      <w:start w:val="1"/>
+      <w:numFmt w:val="bullet"/>
+      <w:lvlText w:val=""/>
+      <w:lvlJc w:val="left"/>
+      <w:pPr>
+        <w:ind w:left="4680" w:hanging="360"/>
+      </w:pPr>
+      <w:rPr>
+        <w:rFonts w:ascii="Wingdings" w:hAnsi="Wingdings" w:hint="default"/>
+      </w:rPr>
+    </w:lvl>
+    <w:lvl w:ilvl="6" w:tplc="FFFFFFFF" w:tentative="1">
+      <w:start w:val="1"/>
+      <w:numFmt w:val="bullet"/>
+      <w:lvlText w:val=""/>
+      <w:lvlJc w:val="left"/>
+      <w:pPr>
+        <w:ind w:left="5400" w:hanging="360"/>
+      </w:pPr>
+      <w:rPr>
+        <w:rFonts w:ascii="Symbol" w:hAnsi="Symbol" w:hint="default"/>
+      </w:rPr>
+    </w:lvl>
+    <w:lvl w:ilvl="7" w:tplc="FFFFFFFF" w:tentative="1">
+      <w:start w:val="1"/>
+      <w:numFmt w:val="bullet"/>
+      <w:lvlText w:val="o"/>
+      <w:lvlJc w:val="left"/>
+      <w:pPr>
+        <w:ind w:left="6120" w:hanging="360"/>
+      </w:pPr>
+      <w:rPr>
+        <w:rFonts w:ascii="Courier New" w:hAnsi="Courier New" w:cs="Courier New" w:hint="default"/>
+      </w:rPr>
+    </w:lvl>
+    <w:lvl w:ilvl="8" w:tplc="FFFFFFFF" w:tentative="1">
+      <w:start w:val="1"/>
+      <w:numFmt w:val="bullet"/>
+      <w:lvlText w:val=""/>
+      <w:lvlJc w:val="left"/>
+      <w:pPr>
+        <w:ind w:left="6840" w:hanging="360"/>
+      </w:pPr>
+      <w:rPr>
+        <w:rFonts w:ascii="Wingdings" w:hAnsi="Wingdings" w:hint="default"/>
+      </w:rPr>
+    </w:lvl>
+  </w:abstractNum>
+  <w:abstractNum w:abstractNumId="15" w15:restartNumberingAfterBreak="0">
     <w:nsid w:val="66534A6B"/>
     <w:multiLevelType w:val="multilevel"/>
     <w:tmpl w:val="7DA6AE68"/>
@@ -2506,7 +3429,120 @@
       </w:rPr>
     </w:lvl>
   </w:abstractNum>
-  <w:abstractNum w:abstractNumId="8" w15:restartNumberingAfterBreak="0">
+  <w:abstractNum w:abstractNumId="16" w15:restartNumberingAfterBreak="0">
+    <w:nsid w:val="72340AEF"/>
+    <w:multiLevelType w:val="hybridMultilevel"/>
+    <w:tmpl w:val="61185E0C"/>
+    <w:lvl w:ilvl="0" w:tplc="04090003">
+      <w:start w:val="1"/>
+      <w:numFmt w:val="bullet"/>
+      <w:lvlText w:val="o"/>
+      <w:lvlJc w:val="left"/>
+      <w:pPr>
+        <w:ind w:left="1800" w:hanging="360"/>
+      </w:pPr>
+      <w:rPr>
+        <w:rFonts w:ascii="Courier New" w:hAnsi="Courier New" w:cs="Courier New" w:hint="default"/>
+      </w:rPr>
+    </w:lvl>
+    <w:lvl w:ilvl="1" w:tplc="04090003" w:tentative="1">
+      <w:start w:val="1"/>
+      <w:numFmt w:val="bullet"/>
+      <w:lvlText w:val="o"/>
+      <w:lvlJc w:val="left"/>
+      <w:pPr>
+        <w:ind w:left="2520" w:hanging="360"/>
+      </w:pPr>
+      <w:rPr>
+        <w:rFonts w:ascii="Courier New" w:hAnsi="Courier New" w:cs="Courier New" w:hint="default"/>
+      </w:rPr>
+    </w:lvl>
+    <w:lvl w:ilvl="2" w:tplc="04090005" w:tentative="1">
+      <w:start w:val="1"/>
+      <w:numFmt w:val="bullet"/>
+      <w:lvlText w:val=""/>
+      <w:lvlJc w:val="left"/>
+      <w:pPr>
+        <w:ind w:left="3240" w:hanging="360"/>
+      </w:pPr>
+      <w:rPr>
+        <w:rFonts w:ascii="Wingdings" w:hAnsi="Wingdings" w:hint="default"/>
+      </w:rPr>
+    </w:lvl>
+    <w:lvl w:ilvl="3" w:tplc="04090001" w:tentative="1">
+      <w:start w:val="1"/>
+      <w:numFmt w:val="bullet"/>
+      <w:lvlText w:val=""/>
+      <w:lvlJc w:val="left"/>
+      <w:pPr>
+        <w:ind w:left="3960" w:hanging="360"/>
+      </w:pPr>
+      <w:rPr>
+        <w:rFonts w:ascii="Symbol" w:hAnsi="Symbol" w:hint="default"/>
+      </w:rPr>
+    </w:lvl>
+    <w:lvl w:ilvl="4" w:tplc="04090003" w:tentative="1">
+      <w:start w:val="1"/>
+      <w:numFmt w:val="bullet"/>
+      <w:lvlText w:val="o"/>
+      <w:lvlJc w:val="left"/>
+      <w:pPr>
+        <w:ind w:left="4680" w:hanging="360"/>
+      </w:pPr>
+      <w:rPr>
+        <w:rFonts w:ascii="Courier New" w:hAnsi="Courier New" w:cs="Courier New" w:hint="default"/>
+      </w:rPr>
+    </w:lvl>
+    <w:lvl w:ilvl="5" w:tplc="04090005" w:tentative="1">
+      <w:start w:val="1"/>
+      <w:numFmt w:val="bullet"/>
+      <w:lvlText w:val=""/>
+      <w:lvlJc w:val="left"/>
+      <w:pPr>
+        <w:ind w:left="5400" w:hanging="360"/>
+      </w:pPr>
+      <w:rPr>
+        <w:rFonts w:ascii="Wingdings" w:hAnsi="Wingdings" w:hint="default"/>
+      </w:rPr>
+    </w:lvl>
+    <w:lvl w:ilvl="6" w:tplc="04090001" w:tentative="1">
+      <w:start w:val="1"/>
+      <w:numFmt w:val="bullet"/>
+      <w:lvlText w:val=""/>
+      <w:lvlJc w:val="left"/>
+      <w:pPr>
+        <w:ind w:left="6120" w:hanging="360"/>
+      </w:pPr>
+      <w:rPr>
+        <w:rFonts w:ascii="Symbol" w:hAnsi="Symbol" w:hint="default"/>
+      </w:rPr>
+    </w:lvl>
+    <w:lvl w:ilvl="7" w:tplc="04090003" w:tentative="1">
+      <w:start w:val="1"/>
+      <w:numFmt w:val="bullet"/>
+      <w:lvlText w:val="o"/>
+      <w:lvlJc w:val="left"/>
+      <w:pPr>
+        <w:ind w:left="6840" w:hanging="360"/>
+      </w:pPr>
+      <w:rPr>
+        <w:rFonts w:ascii="Courier New" w:hAnsi="Courier New" w:cs="Courier New" w:hint="default"/>
+      </w:rPr>
+    </w:lvl>
+    <w:lvl w:ilvl="8" w:tplc="04090005" w:tentative="1">
+      <w:start w:val="1"/>
+      <w:numFmt w:val="bullet"/>
+      <w:lvlText w:val=""/>
+      <w:lvlJc w:val="left"/>
+      <w:pPr>
+        <w:ind w:left="7560" w:hanging="360"/>
+      </w:pPr>
+      <w:rPr>
+        <w:rFonts w:ascii="Wingdings" w:hAnsi="Wingdings" w:hint="default"/>
+      </w:rPr>
+    </w:lvl>
+  </w:abstractNum>
+  <w:abstractNum w:abstractNumId="17" w15:restartNumberingAfterBreak="0">
     <w:nsid w:val="732B04EB"/>
     <w:multiLevelType w:val="hybridMultilevel"/>
     <w:tmpl w:val="BBC618B8"/>
@@ -2619,7 +3655,7 @@
       </w:rPr>
     </w:lvl>
   </w:abstractNum>
-  <w:abstractNum w:abstractNumId="9" w15:restartNumberingAfterBreak="0">
+  <w:abstractNum w:abstractNumId="18" w15:restartNumberingAfterBreak="0">
     <w:nsid w:val="78E706C3"/>
     <w:multiLevelType w:val="multilevel"/>
     <w:tmpl w:val="3A72769E"/>
@@ -2732,7 +3768,7 @@
       </w:pPr>
     </w:lvl>
   </w:abstractNum>
-  <w:abstractNum w:abstractNumId="10" w15:restartNumberingAfterBreak="0">
+  <w:abstractNum w:abstractNumId="19" w15:restartNumberingAfterBreak="0">
     <w:nsid w:val="793373B3"/>
     <w:multiLevelType w:val="hybridMultilevel"/>
     <w:tmpl w:val="F3BCF8C4"/>
@@ -2845,38 +3881,181 @@
       </w:rPr>
     </w:lvl>
   </w:abstractNum>
+  <w:abstractNum w:abstractNumId="20" w15:restartNumberingAfterBreak="0">
+    <w:nsid w:val="7CB158B3"/>
+    <w:multiLevelType w:val="hybridMultilevel"/>
+    <w:tmpl w:val="03088A48"/>
+    <w:lvl w:ilvl="0" w:tplc="04090001">
+      <w:start w:val="1"/>
+      <w:numFmt w:val="bullet"/>
+      <w:lvlText w:val=""/>
+      <w:lvlJc w:val="left"/>
+      <w:pPr>
+        <w:ind w:left="720" w:hanging="360"/>
+      </w:pPr>
+      <w:rPr>
+        <w:rFonts w:ascii="Symbol" w:hAnsi="Symbol" w:hint="default"/>
+      </w:rPr>
+    </w:lvl>
+    <w:lvl w:ilvl="1" w:tplc="04090003" w:tentative="1">
+      <w:start w:val="1"/>
+      <w:numFmt w:val="bullet"/>
+      <w:lvlText w:val="o"/>
+      <w:lvlJc w:val="left"/>
+      <w:pPr>
+        <w:ind w:left="1440" w:hanging="360"/>
+      </w:pPr>
+      <w:rPr>
+        <w:rFonts w:ascii="Courier New" w:hAnsi="Courier New" w:cs="Courier New" w:hint="default"/>
+      </w:rPr>
+    </w:lvl>
+    <w:lvl w:ilvl="2" w:tplc="04090005" w:tentative="1">
+      <w:start w:val="1"/>
+      <w:numFmt w:val="bullet"/>
+      <w:lvlText w:val=""/>
+      <w:lvlJc w:val="left"/>
+      <w:pPr>
+        <w:ind w:left="2160" w:hanging="360"/>
+      </w:pPr>
+      <w:rPr>
+        <w:rFonts w:ascii="Wingdings" w:hAnsi="Wingdings" w:hint="default"/>
+      </w:rPr>
+    </w:lvl>
+    <w:lvl w:ilvl="3" w:tplc="04090001" w:tentative="1">
+      <w:start w:val="1"/>
+      <w:numFmt w:val="bullet"/>
+      <w:lvlText w:val=""/>
+      <w:lvlJc w:val="left"/>
+      <w:pPr>
+        <w:ind w:left="2880" w:hanging="360"/>
+      </w:pPr>
+      <w:rPr>
+        <w:rFonts w:ascii="Symbol" w:hAnsi="Symbol" w:hint="default"/>
+      </w:rPr>
+    </w:lvl>
+    <w:lvl w:ilvl="4" w:tplc="04090003" w:tentative="1">
+      <w:start w:val="1"/>
+      <w:numFmt w:val="bullet"/>
+      <w:lvlText w:val="o"/>
+      <w:lvlJc w:val="left"/>
+      <w:pPr>
+        <w:ind w:left="3600" w:hanging="360"/>
+      </w:pPr>
+      <w:rPr>
+        <w:rFonts w:ascii="Courier New" w:hAnsi="Courier New" w:cs="Courier New" w:hint="default"/>
+      </w:rPr>
+    </w:lvl>
+    <w:lvl w:ilvl="5" w:tplc="04090005" w:tentative="1">
+      <w:start w:val="1"/>
+      <w:numFmt w:val="bullet"/>
+      <w:lvlText w:val=""/>
+      <w:lvlJc w:val="left"/>
+      <w:pPr>
+        <w:ind w:left="4320" w:hanging="360"/>
+      </w:pPr>
+      <w:rPr>
+        <w:rFonts w:ascii="Wingdings" w:hAnsi="Wingdings" w:hint="default"/>
+      </w:rPr>
+    </w:lvl>
+    <w:lvl w:ilvl="6" w:tplc="04090001" w:tentative="1">
+      <w:start w:val="1"/>
+      <w:numFmt w:val="bullet"/>
+      <w:lvlText w:val=""/>
+      <w:lvlJc w:val="left"/>
+      <w:pPr>
+        <w:ind w:left="5040" w:hanging="360"/>
+      </w:pPr>
+      <w:rPr>
+        <w:rFonts w:ascii="Symbol" w:hAnsi="Symbol" w:hint="default"/>
+      </w:rPr>
+    </w:lvl>
+    <w:lvl w:ilvl="7" w:tplc="04090003" w:tentative="1">
+      <w:start w:val="1"/>
+      <w:numFmt w:val="bullet"/>
+      <w:lvlText w:val="o"/>
+      <w:lvlJc w:val="left"/>
+      <w:pPr>
+        <w:ind w:left="5760" w:hanging="360"/>
+      </w:pPr>
+      <w:rPr>
+        <w:rFonts w:ascii="Courier New" w:hAnsi="Courier New" w:cs="Courier New" w:hint="default"/>
+      </w:rPr>
+    </w:lvl>
+    <w:lvl w:ilvl="8" w:tplc="04090005" w:tentative="1">
+      <w:start w:val="1"/>
+      <w:numFmt w:val="bullet"/>
+      <w:lvlText w:val=""/>
+      <w:lvlJc w:val="left"/>
+      <w:pPr>
+        <w:ind w:left="6480" w:hanging="360"/>
+      </w:pPr>
+      <w:rPr>
+        <w:rFonts w:ascii="Wingdings" w:hAnsi="Wingdings" w:hint="default"/>
+      </w:rPr>
+    </w:lvl>
+  </w:abstractNum>
   <w:num w:numId="1" w16cid:durableId="969357590">
-    <w:abstractNumId w:val="7"/>
+    <w:abstractNumId w:val="15"/>
   </w:num>
   <w:num w:numId="2" w16cid:durableId="1855001196">
     <w:abstractNumId w:val="0"/>
   </w:num>
   <w:num w:numId="3" w16cid:durableId="2111511260">
+    <w:abstractNumId w:val="18"/>
+  </w:num>
+  <w:num w:numId="4" w16cid:durableId="1675566805">
+    <w:abstractNumId w:val="5"/>
+  </w:num>
+  <w:num w:numId="5" w16cid:durableId="730888186">
+    <w:abstractNumId w:val="3"/>
+  </w:num>
+  <w:num w:numId="6" w16cid:durableId="1495679851">
+    <w:abstractNumId w:val="2"/>
+  </w:num>
+  <w:num w:numId="7" w16cid:durableId="795754170">
+    <w:abstractNumId w:val="7"/>
+  </w:num>
+  <w:num w:numId="8" w16cid:durableId="464394059">
+    <w:abstractNumId w:val="13"/>
+  </w:num>
+  <w:num w:numId="9" w16cid:durableId="124465759">
+    <w:abstractNumId w:val="11"/>
+  </w:num>
+  <w:num w:numId="10" w16cid:durableId="633025115">
+    <w:abstractNumId w:val="19"/>
+  </w:num>
+  <w:num w:numId="11" w16cid:durableId="387152509">
+    <w:abstractNumId w:val="17"/>
+  </w:num>
+  <w:num w:numId="12" w16cid:durableId="1763061586">
+    <w:abstractNumId w:val="4"/>
+  </w:num>
+  <w:num w:numId="13" w16cid:durableId="451705986">
+    <w:abstractNumId w:val="10"/>
+  </w:num>
+  <w:num w:numId="14" w16cid:durableId="1999534705">
+    <w:abstractNumId w:val="6"/>
+  </w:num>
+  <w:num w:numId="15" w16cid:durableId="844170032">
+    <w:abstractNumId w:val="1"/>
+  </w:num>
+  <w:num w:numId="16" w16cid:durableId="989401141">
+    <w:abstractNumId w:val="16"/>
+  </w:num>
+  <w:num w:numId="17" w16cid:durableId="1668750068">
+    <w:abstractNumId w:val="12"/>
+  </w:num>
+  <w:num w:numId="18" w16cid:durableId="2108384682">
+    <w:abstractNumId w:val="8"/>
+  </w:num>
+  <w:num w:numId="19" w16cid:durableId="656809012">
+    <w:abstractNumId w:val="14"/>
+  </w:num>
+  <w:num w:numId="20" w16cid:durableId="273903977">
     <w:abstractNumId w:val="9"/>
   </w:num>
-  <w:num w:numId="4" w16cid:durableId="1675566805">
-    <w:abstractNumId w:val="3"/>
-  </w:num>
-  <w:num w:numId="5" w16cid:durableId="730888186">
-    <w:abstractNumId w:val="2"/>
-  </w:num>
-  <w:num w:numId="6" w16cid:durableId="1495679851">
-    <w:abstractNumId w:val="1"/>
-  </w:num>
-  <w:num w:numId="7" w16cid:durableId="795754170">
-    <w:abstractNumId w:val="4"/>
-  </w:num>
-  <w:num w:numId="8" w16cid:durableId="464394059">
-    <w:abstractNumId w:val="6"/>
-  </w:num>
-  <w:num w:numId="9" w16cid:durableId="124465759">
-    <w:abstractNumId w:val="5"/>
-  </w:num>
-  <w:num w:numId="10" w16cid:durableId="633025115">
-    <w:abstractNumId w:val="10"/>
-  </w:num>
-  <w:num w:numId="11" w16cid:durableId="387152509">
-    <w:abstractNumId w:val="8"/>
+  <w:num w:numId="21" w16cid:durableId="1830292827">
+    <w:abstractNumId w:val="20"/>
   </w:num>
 </w:numbering>
 </file>

--- a/AMMS.API/Templates/HopDongTemplate.docx
+++ b/AMMS.API/Templates/HopDongTemplate.docx
@@ -32,330 +32,317 @@
     </w:p>
     <w:p>
       <w:pPr>
-        <w:pStyle w:val="NormalWeb"/>
-        <w:spacing w:before="120" w:beforeAutospacing="0" w:after="120" w:afterAutospacing="0"/>
         <w:jc w:val="center"/>
-      </w:pPr>
-      <w:r>
         <w:rPr>
           <w:b/>
-          <w:bCs/>
-        </w:rPr>
-        <w:t>-----------</w:t>
-      </w:r>
+        </w:rPr>
+      </w:pPr>
     </w:p>
     <w:p>
       <w:pPr>
         <w:jc w:val="center"/>
+      </w:pPr>
+      <w:r>
         <w:rPr>
           <w:b/>
         </w:rPr>
-      </w:pPr>
+        <w:t>HỢP ĐỒNG SẢN XUẤT VÀ IN ẤN BAO BÌ</w:t>
+      </w:r>
     </w:p>
     <w:p>
       <w:pPr>
         <w:jc w:val="center"/>
-      </w:pPr>
-      <w:r>
         <w:rPr>
           <w:b/>
         </w:rPr>
-        <w:t>HỢP ĐỒNG SẢN XUẤT VÀ IN ẤN BAO BÌ</w:t>
+      </w:pPr>
+      <w:r>
+        <w:rPr>
+          <w:b/>
+        </w:rPr>
+        <w:t xml:space="preserve">Số: </w:t>
+      </w:r>
+      <w:r>
+        <w:rPr>
+          <w:bCs w:val="0"/>
+        </w:rPr>
+        <w:t>{{CONTRACT_NO}}</w:t>
+      </w:r>
+      <w:r>
+        <w:rPr>
+          <w:bCs w:val="0"/>
+        </w:rPr>
+        <w:t>/</w:t>
+      </w:r>
+      <w:r>
+        <w:rPr>
+          <w:b/>
+        </w:rPr>
+        <w:t>2026/HĐ-ĐPH</w:t>
       </w:r>
     </w:p>
     <w:p>
       <w:pPr>
         <w:jc w:val="center"/>
+      </w:pPr>
+    </w:p>
+    <w:p>
+      <w:pPr>
+        <w:jc w:val="both"/>
+      </w:pPr>
+      <w:r>
+        <w:t>Căn cứ Bộ luật Dân sự số 91/2015/QH13 ban hành ngày 24/11/2015 và các văn bản hướng dẫn thi hành</w:t>
+      </w:r>
+      <w:r>
+        <w:t>.</w:t>
+      </w:r>
+    </w:p>
+    <w:p>
+      <w:pPr>
+        <w:jc w:val="both"/>
+      </w:pPr>
+      <w:r>
+        <w:t>Căn cứ Luật Thương mại số 36/2005/QH11 ban hành ngày 14/06/2005</w:t>
+      </w:r>
+      <w:r>
+        <w:t>.</w:t>
+      </w:r>
+    </w:p>
+    <w:p>
+      <w:pPr>
+        <w:jc w:val="both"/>
+      </w:pPr>
+      <w:r>
+        <w:t>Căn cứ vào nhu cầu và khả năng thực tế của hai bên.</w:t>
+      </w:r>
+    </w:p>
+    <w:p>
+      <w:pPr>
+        <w:jc w:val="both"/>
+      </w:pPr>
+      <w:r>
+        <w:t>Hôm nay, ngày {{CONTRACT_DAY}} tháng {{CONTRACT_MONTH}} năm {{CONTRACT_YEAR}}</w:t>
+      </w:r>
+      <w:r>
+        <w:t>,</w:t>
+      </w:r>
+      <w:r>
+        <w:t xml:space="preserve"> Tại văn phòng Công ty TNHH TM DV In ấn &amp; Bao bì Đại Phúc Hải, chúng tôi gồm:</w:t>
+      </w:r>
+    </w:p>
+    <w:p>
+      <w:pPr>
+        <w:jc w:val="both"/>
+      </w:pPr>
+      <w:r>
         <w:rPr>
           <w:b/>
         </w:rPr>
+        <w:t xml:space="preserve">BÊN A (BÊN ĐẶT HÀNG): </w:t>
+      </w:r>
+      <w:r>
+        <w:rPr>
+          <w:bCs w:val="0"/>
+        </w:rPr>
+        <w:t>{{CUSTOMER_NAME}}</w:t>
+      </w:r>
+    </w:p>
+    <w:p>
+      <w:pPr>
+        <w:jc w:val="both"/>
+      </w:pPr>
+      <w:r>
+        <w:t xml:space="preserve">Địa chỉ: </w:t>
+      </w:r>
+      <w:r>
+        <w:t>{{CUSTOMER_ADDRESS}}</w:t>
+      </w:r>
+    </w:p>
+    <w:p>
+      <w:pPr>
+        <w:jc w:val="both"/>
+      </w:pPr>
+      <w:r>
+        <w:t xml:space="preserve">Điện thoại: </w:t>
+      </w:r>
+      <w:r>
+        <w:t>{{CUSTOMER_PHONE}}</w:t>
+      </w:r>
+    </w:p>
+    <w:p>
+      <w:pPr>
+        <w:jc w:val="both"/>
+      </w:pPr>
+      <w:r>
+        <w:t xml:space="preserve">Đại diện: </w:t>
+      </w:r>
+      <w:r>
+        <w:t>{{CUSTOMER_REPRESENTATIVE}}</w:t>
+      </w:r>
+      <w:r>
+        <w:tab/>
+      </w:r>
+      <w:r>
+        <w:tab/>
+      </w:r>
+    </w:p>
+    <w:p>
+      <w:pPr>
+        <w:jc w:val="both"/>
       </w:pPr>
       <w:r>
         <w:rPr>
           <w:b/>
         </w:rPr>
-        <w:t xml:space="preserve">Số: </w:t>
-      </w:r>
-      <w:r>
+        <w:t>BÊN B (BÊN SẢN XUẤT): CÔNG TY TNHH TM DV IN ẤN &amp; BAO BÌ ĐẠI PHÚC HẢI</w:t>
+      </w:r>
+    </w:p>
+    <w:p>
+      <w:pPr>
+        <w:jc w:val="both"/>
         <w:rPr>
           <w:bCs w:val="0"/>
         </w:rPr>
-        <w:t>{{CONTRACT_NO}}</w:t>
+      </w:pPr>
+      <w:r>
+        <w:t xml:space="preserve">Địa chỉ: </w:t>
       </w:r>
       <w:r>
         <w:rPr>
           <w:bCs w:val="0"/>
         </w:rPr>
-        <w:t>/</w:t>
-      </w:r>
-      <w:r>
+        <w:t>736 Nguyễn Văn Ninh, Phường Niệm Nghĩa, Quận Lê Chân, Thành phố Hải Phòng</w:t>
+      </w:r>
+    </w:p>
+    <w:p>
+      <w:pPr>
+        <w:jc w:val="both"/>
+      </w:pPr>
+      <w:r>
+        <w:t>Điện thoại: 02253250855</w:t>
+      </w:r>
+    </w:p>
+    <w:p>
+      <w:pPr>
+        <w:jc w:val="both"/>
+      </w:pPr>
+      <w:r>
+        <w:t>Mã số thuế: 02253250855</w:t>
+      </w:r>
+    </w:p>
+    <w:p>
+      <w:pPr>
+        <w:jc w:val="both"/>
+      </w:pPr>
+      <w:r>
+        <w:t xml:space="preserve">Tài khoản số: </w:t>
+      </w:r>
+      <w:r>
+        <w:t>09654734622</w:t>
+      </w:r>
+    </w:p>
+    <w:p>
+      <w:pPr>
+        <w:jc w:val="both"/>
+      </w:pPr>
+      <w:r>
+        <w:t xml:space="preserve">Đại diện: </w:t>
+      </w:r>
+      <w:r>
+        <w:t>VÕ PHÚC TÍN</w:t>
+      </w:r>
+      <w:r>
+        <w:t xml:space="preserve"> </w:t>
+      </w:r>
+      <w:r>
+        <w:tab/>
+      </w:r>
+      <w:r>
+        <w:tab/>
+      </w:r>
+      <w:r>
+        <w:tab/>
+      </w:r>
+      <w:r>
+        <w:tab/>
+      </w:r>
+    </w:p>
+    <w:p>
+      <w:pPr>
+        <w:jc w:val="both"/>
+      </w:pPr>
+      <w:r>
+        <w:t xml:space="preserve">Chức vụ: </w:t>
+      </w:r>
+      <w:r>
+        <w:t>Quản lí</w:t>
+      </w:r>
+    </w:p>
+    <w:p>
+      <w:pPr>
+        <w:jc w:val="both"/>
+      </w:pPr>
+      <w:r>
+        <w:t>Hai bên cùng thống nhất ký kết Hợp đồng gia công, sản xuất và in ấn bao bì với các điều khoản sau:</w:t>
+      </w:r>
+    </w:p>
+    <w:p>
+      <w:pPr>
+        <w:jc w:val="both"/>
         <w:rPr>
           <w:b/>
         </w:rPr>
-        <w:t>2026/HĐ-ĐPH</w:t>
-      </w:r>
-    </w:p>
-    <w:p>
-      <w:pPr>
-        <w:jc w:val="center"/>
       </w:pPr>
     </w:p>
     <w:p>
       <w:pPr>
         <w:jc w:val="both"/>
-      </w:pPr>
-      <w:r>
-        <w:t>Căn cứ Bộ luật Dân sự số 91/2015/QH13 ban hành ngày 24/11/2015 và các văn bản hướng dẫn thi hành</w:t>
-      </w:r>
-      <w:r>
-        <w:t>.</w:t>
-      </w:r>
+        <w:rPr>
+          <w:b/>
+        </w:rPr>
+      </w:pPr>
     </w:p>
     <w:p>
       <w:pPr>
         <w:jc w:val="both"/>
-      </w:pPr>
-      <w:r>
-        <w:t>Căn cứ Luật Thương mại số 36/2005/QH11 ban hành ngày 14/06/2005</w:t>
-      </w:r>
-      <w:r>
-        <w:t>.</w:t>
-      </w:r>
+        <w:rPr>
+          <w:b/>
+        </w:rPr>
+      </w:pPr>
     </w:p>
     <w:p>
       <w:pPr>
         <w:jc w:val="both"/>
-      </w:pPr>
-      <w:r>
-        <w:t>Căn cứ vào nhu cầu và khả năng thực tế của hai bên.</w:t>
-      </w:r>
+        <w:rPr>
+          <w:b/>
+        </w:rPr>
+      </w:pPr>
     </w:p>
     <w:p>
       <w:pPr>
         <w:jc w:val="both"/>
-      </w:pPr>
-      <w:r>
-        <w:t>Hôm nay, ngày {{CONTRACT_DAY}} tháng {{CONTRACT_MONTH}} năm {{CONTRACT_YEAR}}</w:t>
-      </w:r>
-      <w:r>
-        <w:t>,</w:t>
-      </w:r>
-      <w:r>
-        <w:t xml:space="preserve"> Tại văn phòng Công ty TNHH TM DV In ấn &amp; Bao bì Đại Phúc Hải, chúng tôi gồm:</w:t>
-      </w:r>
+        <w:rPr>
+          <w:b/>
+        </w:rPr>
+      </w:pPr>
     </w:p>
     <w:p>
       <w:pPr>
         <w:jc w:val="both"/>
-      </w:pPr>
-      <w:r>
         <w:rPr>
           <w:b/>
         </w:rPr>
-        <w:t xml:space="preserve">BÊN A (BÊN ĐẶT HÀNG): </w:t>
-      </w:r>
-      <w:r>
-        <w:rPr>
-          <w:bCs w:val="0"/>
-        </w:rPr>
-        <w:t>{{CUSTOMER_NAME}}</w:t>
-      </w:r>
+      </w:pPr>
     </w:p>
     <w:p>
       <w:pPr>
         <w:jc w:val="both"/>
       </w:pPr>
       <w:r>
-        <w:t xml:space="preserve">Địa chỉ: </w:t>
-      </w:r>
-      <w:r>
-        <w:t>{{CUSTOMER_ADDRESS}}</w:t>
-      </w:r>
-    </w:p>
-    <w:p>
-      <w:pPr>
-        <w:jc w:val="both"/>
-      </w:pPr>
-      <w:r>
-        <w:t xml:space="preserve">Điện thoại: </w:t>
-      </w:r>
-      <w:r>
-        <w:t>{{CUSTOMER_PHONE}}</w:t>
-      </w:r>
-    </w:p>
-    <w:p>
-      <w:pPr>
-        <w:jc w:val="both"/>
-      </w:pPr>
-      <w:r>
-        <w:t xml:space="preserve">Đại diện: </w:t>
-      </w:r>
-      <w:r>
-        <w:t>{{CUSTOMER_REPRESENTATIVE}}</w:t>
-      </w:r>
-      <w:r>
-        <w:tab/>
-      </w:r>
-      <w:r>
-        <w:tab/>
-      </w:r>
-    </w:p>
-    <w:p>
-      <w:pPr>
-        <w:jc w:val="both"/>
-      </w:pPr>
-      <w:r>
         <w:rPr>
           <w:b/>
         </w:rPr>
-        <w:t>BÊN B (BÊN SẢN XUẤT): CÔNG TY TNHH TM DV IN ẤN &amp; BAO BÌ ĐẠI PHÚC HẢI</w:t>
-      </w:r>
-    </w:p>
-    <w:p>
-      <w:pPr>
-        <w:jc w:val="both"/>
-        <w:rPr>
-          <w:bCs w:val="0"/>
-        </w:rPr>
-      </w:pPr>
-      <w:r>
-        <w:t xml:space="preserve">Địa chỉ: </w:t>
-      </w:r>
-      <w:r>
-        <w:rPr>
-          <w:bCs w:val="0"/>
-        </w:rPr>
-        <w:t>736 Nguyễn Văn Ninh, Phường Niệm Nghĩa, Quận Lê Chân, Thành phố Hải Phòng</w:t>
-      </w:r>
-    </w:p>
-    <w:p>
-      <w:pPr>
-        <w:jc w:val="both"/>
-      </w:pPr>
-      <w:r>
-        <w:t>Điện thoại: 02253250855</w:t>
-      </w:r>
-    </w:p>
-    <w:p>
-      <w:pPr>
-        <w:jc w:val="both"/>
-      </w:pPr>
-      <w:r>
-        <w:t>Mã số thuế: 02253250855</w:t>
-      </w:r>
-    </w:p>
-    <w:p>
-      <w:pPr>
-        <w:jc w:val="both"/>
-      </w:pPr>
-      <w:r>
-        <w:t xml:space="preserve">Tài khoản số: </w:t>
-      </w:r>
-      <w:r>
-        <w:t>09654734622</w:t>
-      </w:r>
-    </w:p>
-    <w:p>
-      <w:pPr>
-        <w:jc w:val="both"/>
-      </w:pPr>
-      <w:r>
-        <w:t xml:space="preserve">Đại diện: </w:t>
-      </w:r>
-      <w:r>
-        <w:t>VÕ PHÚC TÍN</w:t>
-      </w:r>
-      <w:r>
-        <w:t xml:space="preserve"> </w:t>
-      </w:r>
-      <w:r>
-        <w:tab/>
-      </w:r>
-      <w:r>
-        <w:tab/>
-      </w:r>
-      <w:r>
-        <w:tab/>
-      </w:r>
-      <w:r>
-        <w:tab/>
-      </w:r>
-    </w:p>
-    <w:p>
-      <w:pPr>
-        <w:jc w:val="both"/>
-      </w:pPr>
-      <w:r>
-        <w:t xml:space="preserve">Chức vụ: </w:t>
-      </w:r>
-      <w:r>
-        <w:t>Quản lí</w:t>
-      </w:r>
-    </w:p>
-    <w:p>
-      <w:pPr>
-        <w:jc w:val="both"/>
-      </w:pPr>
-      <w:r>
-        <w:t>Hai bên cùng thống nhất ký kết Hợp đồng gia công, sản xuất và in ấn bao bì với các điều khoản sau:</w:t>
-      </w:r>
-    </w:p>
-    <w:p>
-      <w:pPr>
-        <w:jc w:val="both"/>
-        <w:rPr>
-          <w:b/>
-        </w:rPr>
-      </w:pPr>
-    </w:p>
-    <w:p>
-      <w:pPr>
-        <w:jc w:val="both"/>
-        <w:rPr>
-          <w:b/>
-        </w:rPr>
-      </w:pPr>
-    </w:p>
-    <w:p>
-      <w:pPr>
-        <w:jc w:val="both"/>
-        <w:rPr>
-          <w:b/>
-        </w:rPr>
-      </w:pPr>
-    </w:p>
-    <w:p>
-      <w:pPr>
-        <w:jc w:val="both"/>
-        <w:rPr>
-          <w:b/>
-        </w:rPr>
-      </w:pPr>
-    </w:p>
-    <w:p>
-      <w:pPr>
-        <w:jc w:val="both"/>
-        <w:rPr>
-          <w:b/>
-        </w:rPr>
-      </w:pPr>
-    </w:p>
-    <w:p>
-      <w:pPr>
-        <w:jc w:val="both"/>
-        <w:rPr>
-          <w:b/>
-        </w:rPr>
-      </w:pPr>
-    </w:p>
-    <w:p>
-      <w:pPr>
-        <w:jc w:val="both"/>
-      </w:pPr>
-      <w:r>
-        <w:rPr>
-          <w:b/>
-        </w:rPr>
+        <w:lastRenderedPageBreak/>
         <w:t>Điều 1: Nội dung Hợp đồng</w:t>
       </w:r>
     </w:p>
@@ -902,7 +889,6 @@
         <w:rPr>
           <w:b/>
         </w:rPr>
-        <w:lastRenderedPageBreak/>
         <w:t>Phương thức thanh toán:</w:t>
       </w:r>
       <w:r>
@@ -927,6 +913,7 @@
         <w:rPr>
           <w:b/>
         </w:rPr>
+        <w:lastRenderedPageBreak/>
         <w:t>Tiến độ thanh toán:</w:t>
       </w:r>
     </w:p>
@@ -1168,6 +1155,11 @@
       <w:r>
         <w:t xml:space="preserve"> trên hệ thống của Bên B.</w:t>
       </w:r>
+    </w:p>
+    <w:p>
+      <w:pPr>
+        <w:jc w:val="both"/>
+      </w:pPr>
     </w:p>
     <w:tbl>
       <w:tblPr>

--- a/AMMS.API/Templates/HopDongTemplate.docx
+++ b/AMMS.API/Templates/HopDongTemplate.docx
@@ -1338,18 +1338,6 @@
             <w:pPr>
               <w:jc w:val="center"/>
             </w:pPr>
-            <w:r>
-              <w:t>{</w:t>
-            </w:r>
-            <w:r>
-              <w:t>{CUSTOMER_SIGN_NAME}</w:t>
-            </w:r>
-            <w:r>
-              <w:t>}</w:t>
-            </w:r>
-            <w:r>
-              <w:br/>
-            </w:r>
           </w:p>
         </w:tc>
         <w:tc>

--- a/AMMS.API/Templates/HopDongTemplate.docx
+++ b/AMMS.API/Templates/HopDongTemplate.docx
@@ -1,6 +1,6 @@
 
 <file path=word/document.xml><?xml version="1.0" encoding="utf-8"?>
-<w:document xmlns:wpc="http://schemas.microsoft.com/office/word/2010/wordprocessingCanvas" xmlns:mc="http://schemas.openxmlformats.org/markup-compatibility/2006" xmlns:o="urn:schemas-microsoft-com:office:office" xmlns:r="http://schemas.openxmlformats.org/officeDocument/2006/relationships" xmlns:m="http://schemas.openxmlformats.org/officeDocument/2006/math" xmlns:v="urn:schemas-microsoft-com:vml" xmlns:wp14="http://schemas.microsoft.com/office/word/2010/wordprocessingDrawing" xmlns:wp="http://schemas.openxmlformats.org/drawingml/2006/wordprocessingDrawing" xmlns:w="http://schemas.openxmlformats.org/wordprocessingml/2006/main" xmlns:w14="http://schemas.microsoft.com/office/word/2010/wordml" xmlns:w10="urn:schemas-microsoft-com:office:word" xmlns:w15="http://schemas.microsoft.com/office/word/2012/wordml" xmlns:wpg="http://schemas.microsoft.com/office/word/2010/wordprocessingGroup" xmlns:wpi="http://schemas.microsoft.com/office/word/2010/wordprocessingInk" xmlns:wne="http://schemas.microsoft.com/office/word/2006/wordml" xmlns:wps="http://schemas.microsoft.com/office/word/2010/wordprocessingShape" xmlns:wpsCustomData="http://www.wps.cn/officeDocument/2013/wpsCustomData" mc:Ignorable="w14 w15 wp14">
+<w:document xmlns:wpc="http://schemas.microsoft.com/office/word/2010/wordprocessingCanvas" xmlns:cx="http://schemas.microsoft.com/office/drawing/2014/chartex" xmlns:cx1="http://schemas.microsoft.com/office/drawing/2015/9/8/chartex" xmlns:cx2="http://schemas.microsoft.com/office/drawing/2015/10/21/chartex" xmlns:cx3="http://schemas.microsoft.com/office/drawing/2016/5/9/chartex" xmlns:cx4="http://schemas.microsoft.com/office/drawing/2016/5/10/chartex" xmlns:cx5="http://schemas.microsoft.com/office/drawing/2016/5/11/chartex" xmlns:cx6="http://schemas.microsoft.com/office/drawing/2016/5/12/chartex" xmlns:cx7="http://schemas.microsoft.com/office/drawing/2016/5/13/chartex" xmlns:cx8="http://schemas.microsoft.com/office/drawing/2016/5/14/chartex" xmlns:mc="http://schemas.openxmlformats.org/markup-compatibility/2006" xmlns:aink="http://schemas.microsoft.com/office/drawing/2016/ink" xmlns:am3d="http://schemas.microsoft.com/office/drawing/2017/model3d" xmlns:o="urn:schemas-microsoft-com:office:office" xmlns:oel="http://schemas.microsoft.com/office/2019/extlst" xmlns:r="http://schemas.openxmlformats.org/officeDocument/2006/relationships" xmlns:m="http://schemas.openxmlformats.org/officeDocument/2006/math" xmlns:v="urn:schemas-microsoft-com:vml" xmlns:wp14="http://schemas.microsoft.com/office/word/2010/wordprocessingDrawing" xmlns:wp="http://schemas.openxmlformats.org/drawingml/2006/wordprocessingDrawing" xmlns:w10="urn:schemas-microsoft-com:office:word" xmlns:w="http://schemas.openxmlformats.org/wordprocessingml/2006/main" xmlns:w14="http://schemas.microsoft.com/office/word/2010/wordml" xmlns:w15="http://schemas.microsoft.com/office/word/2012/wordml" xmlns:w16cex="http://schemas.microsoft.com/office/word/2018/wordml/cex" xmlns:w16cid="http://schemas.microsoft.com/office/word/2016/wordml/cid" xmlns:w16="http://schemas.microsoft.com/office/word/2018/wordml" xmlns:w16du="http://schemas.microsoft.com/office/word/2023/wordml/word16du" xmlns:w16sdtdh="http://schemas.microsoft.com/office/word/2020/wordml/sdtdatahash" xmlns:w16sdtfl="http://schemas.microsoft.com/office/word/2024/wordml/sdtformatlock" xmlns:w16se="http://schemas.microsoft.com/office/word/2015/wordml/symex" xmlns:wpg="http://schemas.microsoft.com/office/word/2010/wordprocessingGroup" xmlns:wpi="http://schemas.microsoft.com/office/word/2010/wordprocessingInk" xmlns:wne="http://schemas.microsoft.com/office/word/2006/wordml" xmlns:wps="http://schemas.microsoft.com/office/word/2010/wordprocessingShape" mc:Ignorable="w14 w15 w16se w16cid w16 w16cex w16sdtdh w16sdtfl w16du wp14">
   <w:body>
     <w:p>
       <w:pPr>
@@ -303,6 +303,7 @@
         <w:rPr>
           <w:b/>
         </w:rPr>
+        <w:lastRenderedPageBreak/>
         <w:t>Điều 1: Nội dung Hợp đồng</w:t>
       </w:r>
     </w:p>
@@ -331,46 +332,23 @@
     </w:p>
     <w:tbl>
       <w:tblPr>
-        <w:tblStyle w:val="17"/>
+        <w:tblStyle w:val="TableGrid"/>
         <w:tblW w:w="0" w:type="auto"/>
-        <w:tblInd w:w="0" w:type="dxa"/>
         <w:tblBorders>
-          <w:top w:val="none" w:color="auto" w:sz="0" w:space="0"/>
-          <w:left w:val="none" w:color="auto" w:sz="0" w:space="0"/>
-          <w:bottom w:val="none" w:color="auto" w:sz="0" w:space="0"/>
-          <w:right w:val="none" w:color="auto" w:sz="0" w:space="0"/>
-          <w:insideH w:val="none" w:color="auto" w:sz="0" w:space="0"/>
-          <w:insideV w:val="none" w:color="auto" w:sz="0" w:space="0"/>
+          <w:top w:val="none" w:sz="0" w:space="0" w:color="auto"/>
+          <w:left w:val="none" w:sz="0" w:space="0" w:color="auto"/>
+          <w:bottom w:val="none" w:sz="0" w:space="0" w:color="auto"/>
+          <w:right w:val="none" w:sz="0" w:space="0" w:color="auto"/>
+          <w:insideH w:val="none" w:sz="0" w:space="0" w:color="auto"/>
+          <w:insideV w:val="none" w:sz="0" w:space="0" w:color="auto"/>
         </w:tblBorders>
-        <w:tblLayout w:type="autofit"/>
-        <w:tblCellMar>
-          <w:top w:w="0" w:type="dxa"/>
-          <w:left w:w="108" w:type="dxa"/>
-          <w:bottom w:w="0" w:type="dxa"/>
-          <w:right w:w="108" w:type="dxa"/>
-        </w:tblCellMar>
+        <w:tblLook w:val="04A0" w:firstRow="1" w:lastRow="0" w:firstColumn="1" w:lastColumn="0" w:noHBand="0" w:noVBand="1"/>
       </w:tblPr>
       <w:tblGrid>
         <w:gridCol w:w="1800"/>
         <w:gridCol w:w="7219"/>
       </w:tblGrid>
       <w:tr>
-        <w:tblPrEx>
-          <w:tblBorders>
-            <w:top w:val="none" w:color="auto" w:sz="0" w:space="0"/>
-            <w:left w:val="none" w:color="auto" w:sz="0" w:space="0"/>
-            <w:bottom w:val="none" w:color="auto" w:sz="0" w:space="0"/>
-            <w:right w:val="none" w:color="auto" w:sz="0" w:space="0"/>
-            <w:insideH w:val="none" w:color="auto" w:sz="0" w:space="0"/>
-            <w:insideV w:val="none" w:color="auto" w:sz="0" w:space="0"/>
-          </w:tblBorders>
-          <w:tblCellMar>
-            <w:top w:w="0" w:type="dxa"/>
-            <w:left w:w="108" w:type="dxa"/>
-            <w:bottom w:w="0" w:type="dxa"/>
-            <w:right w:w="108" w:type="dxa"/>
-          </w:tblCellMar>
-        </w:tblPrEx>
         <w:tc>
           <w:tcPr>
             <w:tcW w:w="1800" w:type="dxa"/>
@@ -410,22 +388,6 @@
         </w:tc>
       </w:tr>
       <w:tr>
-        <w:tblPrEx>
-          <w:tblBorders>
-            <w:top w:val="none" w:color="auto" w:sz="0" w:space="0"/>
-            <w:left w:val="none" w:color="auto" w:sz="0" w:space="0"/>
-            <w:bottom w:val="none" w:color="auto" w:sz="0" w:space="0"/>
-            <w:right w:val="none" w:color="auto" w:sz="0" w:space="0"/>
-            <w:insideH w:val="none" w:color="auto" w:sz="0" w:space="0"/>
-            <w:insideV w:val="none" w:color="auto" w:sz="0" w:space="0"/>
-          </w:tblBorders>
-          <w:tblCellMar>
-            <w:top w:w="0" w:type="dxa"/>
-            <w:left w:w="108" w:type="dxa"/>
-            <w:bottom w:w="0" w:type="dxa"/>
-            <w:right w:w="108" w:type="dxa"/>
-          </w:tblCellMar>
-        </w:tblPrEx>
         <w:tc>
           <w:tcPr>
             <w:tcW w:w="1800" w:type="dxa"/>
@@ -466,22 +428,6 @@
         </w:tc>
       </w:tr>
       <w:tr>
-        <w:tblPrEx>
-          <w:tblBorders>
-            <w:top w:val="none" w:color="auto" w:sz="0" w:space="0"/>
-            <w:left w:val="none" w:color="auto" w:sz="0" w:space="0"/>
-            <w:bottom w:val="none" w:color="auto" w:sz="0" w:space="0"/>
-            <w:right w:val="none" w:color="auto" w:sz="0" w:space="0"/>
-            <w:insideH w:val="none" w:color="auto" w:sz="0" w:space="0"/>
-            <w:insideV w:val="none" w:color="auto" w:sz="0" w:space="0"/>
-          </w:tblBorders>
-          <w:tblCellMar>
-            <w:top w:w="0" w:type="dxa"/>
-            <w:left w:w="108" w:type="dxa"/>
-            <w:bottom w:w="0" w:type="dxa"/>
-            <w:right w:w="108" w:type="dxa"/>
-          </w:tblCellMar>
-        </w:tblPrEx>
         <w:tc>
           <w:tcPr>
             <w:tcW w:w="1800" w:type="dxa"/>
@@ -603,7 +549,7 @@
     </w:p>
     <w:p>
       <w:pPr>
-        <w:pStyle w:val="32"/>
+        <w:pStyle w:val="ListParagraph"/>
         <w:numPr>
           <w:ilvl w:val="0"/>
           <w:numId w:val="1"/>
@@ -622,7 +568,7 @@
     </w:p>
     <w:p>
       <w:pPr>
-        <w:pStyle w:val="32"/>
+        <w:pStyle w:val="ListParagraph"/>
         <w:numPr>
           <w:ilvl w:val="0"/>
           <w:numId w:val="1"/>
@@ -641,7 +587,7 @@
     </w:p>
     <w:p>
       <w:pPr>
-        <w:pStyle w:val="32"/>
+        <w:pStyle w:val="ListParagraph"/>
         <w:numPr>
           <w:ilvl w:val="0"/>
           <w:numId w:val="1"/>
@@ -660,7 +606,7 @@
     </w:p>
     <w:p>
       <w:pPr>
-        <w:pStyle w:val="32"/>
+        <w:pStyle w:val="ListParagraph"/>
         <w:numPr>
           <w:ilvl w:val="0"/>
           <w:numId w:val="1"/>
@@ -816,12 +762,13 @@
         <w:rPr>
           <w:b/>
         </w:rPr>
+        <w:lastRenderedPageBreak/>
         <w:t>Tiến độ thanh toán:</w:t>
       </w:r>
     </w:p>
     <w:p>
       <w:pPr>
-        <w:pStyle w:val="32"/>
+        <w:pStyle w:val="ListParagraph"/>
         <w:numPr>
           <w:ilvl w:val="0"/>
           <w:numId w:val="5"/>
@@ -835,7 +782,19 @@
         <w:rPr>
           <w:bCs w:val="0"/>
         </w:rPr>
-        <w:t xml:space="preserve">Đợt 1 (Đặt cọc): Bên A thanh toán 30% giá trị hợp đồng, tương đương </w:t>
+        <w:t>Đợt 1 (Đặt cọc): Bên A thanh toán</w:t>
+      </w:r>
+      <w:r>
+        <w:rPr>
+          <w:bCs w:val="0"/>
+        </w:rPr>
+        <w:t xml:space="preserve"> phí đặt cọc cho</w:t>
+      </w:r>
+      <w:r>
+        <w:rPr>
+          <w:bCs w:val="0"/>
+        </w:rPr>
+        <w:t xml:space="preserve"> hợp đồng, tương đương </w:t>
       </w:r>
       <w:r>
         <w:t>{{DEPOSIT_AMOUNT}}</w:t>
@@ -849,7 +808,7 @@
     </w:p>
     <w:p>
       <w:pPr>
-        <w:pStyle w:val="32"/>
+        <w:pStyle w:val="ListParagraph"/>
         <w:numPr>
           <w:ilvl w:val="0"/>
           <w:numId w:val="5"/>
@@ -863,7 +822,7 @@
         <w:t>Đợt 2 (Tất toán):</w:t>
       </w:r>
       <w:r>
-        <w:t xml:space="preserve"> Bên A thanh toán 70% giá trị còn lại, tương đương {{REMAINING_AMOUNT}} VNĐ trước khi Bên B giao hàng.</w:t>
+        <w:t xml:space="preserve"> Bên A thanh toán giá trị còn lại, tương đương {{REMAINING_AMOUNT}} VNĐ trước khi Bên B giao hàng.</w:t>
       </w:r>
     </w:p>
     <w:p>
@@ -897,7 +856,7 @@
     </w:p>
     <w:p>
       <w:pPr>
-        <w:pStyle w:val="32"/>
+        <w:pStyle w:val="ListParagraph"/>
         <w:numPr>
           <w:ilvl w:val="0"/>
           <w:numId w:val="6"/>
@@ -910,7 +869,7 @@
     </w:p>
     <w:p>
       <w:pPr>
-        <w:pStyle w:val="32"/>
+        <w:pStyle w:val="ListParagraph"/>
         <w:numPr>
           <w:ilvl w:val="0"/>
           <w:numId w:val="6"/>
@@ -934,7 +893,7 @@
     </w:p>
     <w:p>
       <w:pPr>
-        <w:pStyle w:val="32"/>
+        <w:pStyle w:val="ListParagraph"/>
         <w:numPr>
           <w:ilvl w:val="0"/>
           <w:numId w:val="7"/>
@@ -942,10 +901,13 @@
         <w:jc w:val="both"/>
       </w:pPr>
       <w:r>
+        <w:rPr>
+          <w:noProof/>
+        </w:rPr>
         <mc:AlternateContent>
           <mc:Choice Requires="wps">
             <w:drawing>
-              <wp:anchor distT="0" distB="0" distL="114300" distR="114300" simplePos="0" relativeHeight="251659264" behindDoc="0" locked="0" layoutInCell="1" allowOverlap="1">
+              <wp:anchor distT="0" distB="0" distL="114300" distR="114300" simplePos="0" relativeHeight="251659264" behindDoc="0" locked="0" layoutInCell="1" allowOverlap="1" wp14:anchorId="25C28947" wp14:editId="33193080">
                 <wp:simplePos x="0" y="0"/>
                 <wp:positionH relativeFrom="column">
                   <wp:posOffset>-2430780</wp:posOffset>
@@ -960,29 +922,24 @@
                 <wp:cNvGraphicFramePr/>
                 <a:graphic xmlns:a="http://schemas.openxmlformats.org/drawingml/2006/main">
                   <a:graphicData uri="http://schemas.microsoft.com/office/word/2010/wordprocessingInk">
-                    <mc:AlternateContent xmlns:a14="http://schemas.microsoft.com/office/drawing/2010/main">
-                      <mc:Choice Requires="a14">
-                        <w14:contentPart bwMode="auto" r:id="rId6">
-                          <w14:nvContentPartPr>
-                            <w14:cNvPr id="333579150" name="Ink 6"/>
-                            <w14:cNvContentPartPr/>
-                          </w14:nvContentPartPr>
-                          <w14:xfrm>
-                            <a:off x="0" y="0"/>
-                            <a:ext cx="360" cy="360"/>
-                          </w14:xfrm>
-                        </w14:contentPart>
-                      </mc:Choice>
-                    </mc:AlternateContent>
+                    <w14:contentPart bwMode="auto" r:id="rId9">
+                      <w14:nvContentPartPr>
+                        <w14:cNvContentPartPr/>
+                      </w14:nvContentPartPr>
+                      <w14:xfrm>
+                        <a:off x="0" y="0"/>
+                        <a:ext cx="360" cy="360"/>
+                      </w14:xfrm>
+                    </w14:contentPart>
                   </a:graphicData>
                 </a:graphic>
               </wp:anchor>
             </w:drawing>
           </mc:Choice>
-          <mc:Fallback>
+          <mc:Fallback xmlns:wpsCustomData="http://www.wps.cn/officeDocument/2013/wpsCustomData">
             <w:pict>
               <v:shape id="Ink 6" o:spid="_x0000_s1026" o:spt="75" style="position:absolute;left:0pt;margin-left:-191.4pt;margin-top:21.5pt;height:0.05pt;width:0.05pt;z-index:251659264;mso-width-relative:page;mso-height-relative:page;" coordsize="21600,21600" o:gfxdata="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">
-                <v:imagedata r:id="rId7" o:title=""/>
+                <v:imagedata r:id="rId10" o:title=""/>
                 <o:lock v:ext="edit"/>
               </v:shape>
             </w:pict>
@@ -995,7 +952,7 @@
     </w:p>
     <w:p>
       <w:pPr>
-        <w:pStyle w:val="32"/>
+        <w:pStyle w:val="ListParagraph"/>
         <w:numPr>
           <w:ilvl w:val="0"/>
           <w:numId w:val="7"/>
@@ -1013,31 +970,21 @@
     </w:p>
     <w:tbl>
       <w:tblPr>
-        <w:tblStyle w:val="12"/>
         <w:tblW w:w="9802" w:type="dxa"/>
         <w:tblCellSpacing w:w="15" w:type="dxa"/>
-        <w:tblInd w:w="0" w:type="dxa"/>
-        <w:tblLayout w:type="autofit"/>
         <w:tblCellMar>
           <w:top w:w="15" w:type="dxa"/>
           <w:left w:w="15" w:type="dxa"/>
           <w:bottom w:w="15" w:type="dxa"/>
           <w:right w:w="15" w:type="dxa"/>
         </w:tblCellMar>
+        <w:tblLook w:val="04A0" w:firstRow="1" w:lastRow="0" w:firstColumn="1" w:lastColumn="0" w:noHBand="0" w:noVBand="1"/>
       </w:tblPr>
       <w:tblGrid>
         <w:gridCol w:w="5212"/>
         <w:gridCol w:w="4590"/>
       </w:tblGrid>
       <w:tr>
-        <w:tblPrEx>
-          <w:tblCellMar>
-            <w:top w:w="15" w:type="dxa"/>
-            <w:left w:w="15" w:type="dxa"/>
-            <w:bottom w:w="15" w:type="dxa"/>
-            <w:right w:w="15" w:type="dxa"/>
-          </w:tblCellMar>
-        </w:tblPrEx>
         <w:trPr>
           <w:tblHeader/>
           <w:tblCellSpacing w:w="15" w:type="dxa"/>
@@ -1046,10 +993,10 @@
           <w:tcPr>
             <w:tcW w:w="5167" w:type="dxa"/>
             <w:tcBorders>
-              <w:top w:val="single" w:color="auto" w:sz="6" w:space="0"/>
-              <w:left w:val="single" w:color="auto" w:sz="6" w:space="0"/>
-              <w:bottom w:val="single" w:color="auto" w:sz="6" w:space="0"/>
-              <w:right w:val="single" w:color="auto" w:sz="6" w:space="0"/>
+              <w:top w:val="single" w:sz="6" w:space="0" w:color="auto"/>
+              <w:left w:val="single" w:sz="6" w:space="0" w:color="auto"/>
+              <w:bottom w:val="single" w:sz="6" w:space="0" w:color="auto"/>
+              <w:right w:val="single" w:sz="6" w:space="0" w:color="auto"/>
             </w:tcBorders>
             <w:vAlign w:val="center"/>
           </w:tcPr>
@@ -1069,10 +1016,10 @@
           <w:tcPr>
             <w:tcW w:w="4545" w:type="dxa"/>
             <w:tcBorders>
-              <w:top w:val="single" w:color="auto" w:sz="6" w:space="0"/>
-              <w:left w:val="single" w:color="auto" w:sz="6" w:space="0"/>
-              <w:bottom w:val="single" w:color="auto" w:sz="6" w:space="0"/>
-              <w:right w:val="single" w:color="auto" w:sz="6" w:space="0"/>
+              <w:top w:val="single" w:sz="6" w:space="0" w:color="auto"/>
+              <w:left w:val="single" w:sz="6" w:space="0" w:color="auto"/>
+              <w:bottom w:val="single" w:sz="6" w:space="0" w:color="auto"/>
+              <w:right w:val="single" w:sz="6" w:space="0" w:color="auto"/>
             </w:tcBorders>
             <w:vAlign w:val="center"/>
           </w:tcPr>
@@ -1090,14 +1037,6 @@
         </w:tc>
       </w:tr>
       <w:tr>
-        <w:tblPrEx>
-          <w:tblCellMar>
-            <w:top w:w="15" w:type="dxa"/>
-            <w:left w:w="15" w:type="dxa"/>
-            <w:bottom w:w="15" w:type="dxa"/>
-            <w:right w:w="15" w:type="dxa"/>
-          </w:tblCellMar>
-        </w:tblPrEx>
         <w:trPr>
           <w:tblCellSpacing w:w="15" w:type="dxa"/>
         </w:trPr>
@@ -1105,10 +1044,10 @@
           <w:tcPr>
             <w:tcW w:w="5167" w:type="dxa"/>
             <w:tcBorders>
-              <w:top w:val="single" w:color="auto" w:sz="6" w:space="0"/>
-              <w:left w:val="single" w:color="auto" w:sz="6" w:space="0"/>
-              <w:bottom w:val="single" w:color="auto" w:sz="6" w:space="0"/>
-              <w:right w:val="single" w:color="auto" w:sz="6" w:space="0"/>
+              <w:top w:val="single" w:sz="6" w:space="0" w:color="auto"/>
+              <w:left w:val="single" w:sz="6" w:space="0" w:color="auto"/>
+              <w:bottom w:val="single" w:sz="6" w:space="0" w:color="auto"/>
+              <w:right w:val="single" w:sz="6" w:space="0" w:color="auto"/>
             </w:tcBorders>
             <w:vAlign w:val="center"/>
           </w:tcPr>
@@ -1129,10 +1068,10 @@
           <w:tcPr>
             <w:tcW w:w="4545" w:type="dxa"/>
             <w:tcBorders>
-              <w:top w:val="single" w:color="auto" w:sz="6" w:space="0"/>
-              <w:left w:val="single" w:color="auto" w:sz="6" w:space="0"/>
-              <w:bottom w:val="single" w:color="auto" w:sz="6" w:space="0"/>
-              <w:right w:val="single" w:color="auto" w:sz="6" w:space="0"/>
+              <w:top w:val="single" w:sz="6" w:space="0" w:color="auto"/>
+              <w:left w:val="single" w:sz="6" w:space="0" w:color="auto"/>
+              <w:bottom w:val="single" w:sz="6" w:space="0" w:color="auto"/>
+              <w:right w:val="single" w:sz="6" w:space="0" w:color="auto"/>
             </w:tcBorders>
             <w:vAlign w:val="center"/>
           </w:tcPr>
@@ -1151,26 +1090,18 @@
         </w:tc>
       </w:tr>
       <w:tr>
-        <w:tblPrEx>
-          <w:tblCellMar>
-            <w:top w:w="15" w:type="dxa"/>
-            <w:left w:w="15" w:type="dxa"/>
-            <w:bottom w:w="15" w:type="dxa"/>
-            <w:right w:w="15" w:type="dxa"/>
-          </w:tblCellMar>
-        </w:tblPrEx>
         <w:trPr>
-          <w:trHeight w:val="3870" w:hRule="atLeast"/>
+          <w:trHeight w:val="3870"/>
           <w:tblCellSpacing w:w="15" w:type="dxa"/>
         </w:trPr>
         <w:tc>
           <w:tcPr>
             <w:tcW w:w="5167" w:type="dxa"/>
             <w:tcBorders>
-              <w:top w:val="single" w:color="auto" w:sz="6" w:space="0"/>
-              <w:left w:val="single" w:color="auto" w:sz="6" w:space="0"/>
-              <w:bottom w:val="single" w:color="auto" w:sz="6" w:space="0"/>
-              <w:right w:val="single" w:color="auto" w:sz="6" w:space="0"/>
+              <w:top w:val="single" w:sz="6" w:space="0" w:color="auto"/>
+              <w:left w:val="single" w:sz="6" w:space="0" w:color="auto"/>
+              <w:bottom w:val="single" w:sz="6" w:space="0" w:color="auto"/>
+              <w:right w:val="single" w:sz="6" w:space="0" w:color="auto"/>
             </w:tcBorders>
             <w:vAlign w:val="center"/>
           </w:tcPr>
@@ -1179,7 +1110,7 @@
               <w:jc w:val="both"/>
             </w:pPr>
             <w:r>
-              <w:br w:type="textWrapping"/>
+              <w:br/>
             </w:r>
           </w:p>
           <w:p>
@@ -1197,17 +1128,15 @@
               <w:jc w:val="center"/>
             </w:pPr>
             <w:r>
-              <w:br w:type="textWrapping"/>
+              <w:br/>
             </w:r>
           </w:p>
           <w:p>
             <w:pPr>
               <w:jc w:val="center"/>
               <w:rPr>
-                <w:rFonts w:hint="default" w:ascii="Times New Roman" w:hAnsi="Times New Roman" w:eastAsia="Calibri" w:cs="Times New Roman"/>
-                <w:sz w:val="24"/>
-                <w:szCs w:val="22"/>
-                <w:lang w:val="en-US" w:eastAsia="en-US" w:bidi="ar"/>
+                <w:rFonts w:eastAsia="Calibri" w:cs="Times New Roman"/>
+                <w:lang w:bidi="ar"/>
               </w:rPr>
             </w:pPr>
           </w:p>
@@ -1215,14 +1144,10 @@
             <w:pPr>
               <w:jc w:val="center"/>
             </w:pPr>
-            <w:bookmarkStart w:id="0" w:name="_GoBack"/>
-            <w:bookmarkEnd w:id="0"/>
             <w:r>
               <w:rPr>
-                <w:rFonts w:hint="default" w:ascii="Times New Roman" w:hAnsi="Times New Roman" w:eastAsia="Calibri" w:cs="Times New Roman"/>
-                <w:sz w:val="24"/>
-                <w:szCs w:val="22"/>
-                <w:lang w:val="en-US" w:eastAsia="en-US" w:bidi="ar"/>
+                <w:rFonts w:eastAsia="Calibri" w:cs="Times New Roman"/>
+                <w:lang w:bidi="ar"/>
               </w:rPr>
               <w:t>{{CUSTOMER_SIGN_NAME}}</w:t>
             </w:r>
@@ -1237,10 +1162,10 @@
           <w:tcPr>
             <w:tcW w:w="4545" w:type="dxa"/>
             <w:tcBorders>
-              <w:top w:val="single" w:color="auto" w:sz="6" w:space="0"/>
-              <w:left w:val="single" w:color="auto" w:sz="6" w:space="0"/>
-              <w:bottom w:val="single" w:color="auto" w:sz="6" w:space="0"/>
-              <w:right w:val="single" w:color="auto" w:sz="6" w:space="0"/>
+              <w:top w:val="single" w:sz="6" w:space="0" w:color="auto"/>
+              <w:left w:val="single" w:sz="6" w:space="0" w:color="auto"/>
+              <w:bottom w:val="single" w:sz="6" w:space="0" w:color="auto"/>
+              <w:right w:val="single" w:sz="6" w:space="0" w:color="auto"/>
             </w:tcBorders>
             <w:vAlign w:val="center"/>
           </w:tcPr>
@@ -1249,10 +1174,13 @@
               <w:jc w:val="center"/>
             </w:pPr>
             <w:r>
+              <w:rPr>
+                <w:noProof/>
+              </w:rPr>
               <mc:AlternateContent>
                 <mc:Choice Requires="wps">
                   <w:drawing>
-                    <wp:anchor distT="0" distB="0" distL="114300" distR="114300" simplePos="0" relativeHeight="251660288" behindDoc="0" locked="0" layoutInCell="1" allowOverlap="1">
+                    <wp:anchor distT="0" distB="0" distL="114300" distR="114300" simplePos="0" relativeHeight="251660288" behindDoc="0" locked="0" layoutInCell="1" allowOverlap="1" wp14:anchorId="686671D1" wp14:editId="3D295E87">
                       <wp:simplePos x="0" y="0"/>
                       <wp:positionH relativeFrom="column">
                         <wp:posOffset>355600</wp:posOffset>
@@ -1267,29 +1195,24 @@
                       <wp:cNvGraphicFramePr/>
                       <a:graphic xmlns:a="http://schemas.openxmlformats.org/drawingml/2006/main">
                         <a:graphicData uri="http://schemas.microsoft.com/office/word/2010/wordprocessingInk">
-                          <mc:AlternateContent xmlns:a14="http://schemas.microsoft.com/office/drawing/2010/main">
-                            <mc:Choice Requires="a14">
-                              <w14:contentPart bwMode="auto" r:id="rId8">
-                                <w14:nvContentPartPr>
-                                  <w14:cNvPr id="852975553" name="Ink 12"/>
-                                  <w14:cNvContentPartPr/>
-                                </w14:nvContentPartPr>
-                                <w14:xfrm>
-                                  <a:off x="0" y="0"/>
-                                  <a:ext cx="1732915" cy="669290"/>
-                                </w14:xfrm>
-                              </w14:contentPart>
-                            </mc:Choice>
-                          </mc:AlternateContent>
+                          <w14:contentPart bwMode="auto" r:id="rId11">
+                            <w14:nvContentPartPr>
+                              <w14:cNvContentPartPr/>
+                            </w14:nvContentPartPr>
+                            <w14:xfrm>
+                              <a:off x="0" y="0"/>
+                              <a:ext cx="1732915" cy="669290"/>
+                            </w14:xfrm>
+                          </w14:contentPart>
                         </a:graphicData>
                       </a:graphic>
                     </wp:anchor>
                   </w:drawing>
                 </mc:Choice>
-                <mc:Fallback>
+                <mc:Fallback xmlns:wpsCustomData="http://www.wps.cn/officeDocument/2013/wpsCustomData">
                   <w:pict>
                     <v:shape id="Ink 12" o:spid="_x0000_s1026" o:spt="75" style="position:absolute;left:0pt;margin-left:28pt;margin-top:20.65pt;height:52.7pt;width:136.45pt;z-index:251660288;mso-width-relative:page;mso-height-relative:page;" coordsize="21600,21600" o:gfxdata="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">
-                      <v:imagedata r:id="rId9" o:title=""/>
+                      <v:imagedata r:id="rId12" o:title=""/>
                       <o:lock v:ext="edit"/>
                     </v:shape>
                   </w:pict>
@@ -1297,13 +1220,13 @@
               </mc:AlternateContent>
             </w:r>
             <w:r>
-              <w:br w:type="textWrapping"/>
+              <w:br/>
             </w:r>
             <w:r>
-              <w:br w:type="textWrapping"/>
+              <w:br/>
             </w:r>
             <w:r>
-              <w:br w:type="textWrapping"/>
+              <w:br/>
             </w:r>
           </w:p>
           <w:p>
@@ -1340,16 +1263,16 @@
     <w:sectPr>
       <w:pgSz w:w="11909" w:h="16834"/>
       <w:pgMar w:top="1440" w:right="1440" w:bottom="1440" w:left="1440" w:header="720" w:footer="720" w:gutter="0"/>
-      <w:cols w:space="720" w:num="1"/>
-      <w:docGrid w:linePitch="360" w:charSpace="0"/>
+      <w:cols w:space="720"/>
+      <w:docGrid w:linePitch="360"/>
     </w:sectPr>
   </w:body>
 </w:document>
 </file>
 
 <file path=word/endnotes.xml><?xml version="1.0" encoding="utf-8"?>
-<w:endnotes xmlns:wpc="http://schemas.microsoft.com/office/word/2010/wordprocessingCanvas" xmlns:mc="http://schemas.openxmlformats.org/markup-compatibility/2006" xmlns:o="urn:schemas-microsoft-com:office:office" xmlns:r="http://schemas.openxmlformats.org/officeDocument/2006/relationships" xmlns:m="http://schemas.openxmlformats.org/officeDocument/2006/math" xmlns:v="urn:schemas-microsoft-com:vml" xmlns:wp14="http://schemas.microsoft.com/office/word/2010/wordprocessingDrawing" xmlns:wp="http://schemas.openxmlformats.org/drawingml/2006/wordprocessingDrawing" xmlns:w="http://schemas.openxmlformats.org/wordprocessingml/2006/main" xmlns:w14="http://schemas.microsoft.com/office/word/2010/wordml" xmlns:w15="http://schemas.microsoft.com/office/word/2012/wordml" xmlns:w10="urn:schemas-microsoft-com:office:word" xmlns:wpg="http://schemas.microsoft.com/office/word/2010/wordprocessingGroup" xmlns:wpi="http://schemas.microsoft.com/office/word/2010/wordprocessingInk" xmlns:wne="http://schemas.microsoft.com/office/word/2006/wordml" xmlns:wps="http://schemas.microsoft.com/office/word/2010/wordprocessingShape" xmlns:wpsCustomData="http://www.wps.cn/officeDocument/2013/wpsCustomData" mc:Ignorable="w14 w15 wp14">
-  <w:endnote w:type="separator" w:id="0">
+<w:endnotes xmlns:wpc="http://schemas.microsoft.com/office/word/2010/wordprocessingCanvas" xmlns:cx="http://schemas.microsoft.com/office/drawing/2014/chartex" xmlns:cx1="http://schemas.microsoft.com/office/drawing/2015/9/8/chartex" xmlns:cx2="http://schemas.microsoft.com/office/drawing/2015/10/21/chartex" xmlns:cx3="http://schemas.microsoft.com/office/drawing/2016/5/9/chartex" xmlns:cx4="http://schemas.microsoft.com/office/drawing/2016/5/10/chartex" xmlns:cx5="http://schemas.microsoft.com/office/drawing/2016/5/11/chartex" xmlns:cx6="http://schemas.microsoft.com/office/drawing/2016/5/12/chartex" xmlns:cx7="http://schemas.microsoft.com/office/drawing/2016/5/13/chartex" xmlns:cx8="http://schemas.microsoft.com/office/drawing/2016/5/14/chartex" xmlns:mc="http://schemas.openxmlformats.org/markup-compatibility/2006" xmlns:aink="http://schemas.microsoft.com/office/drawing/2016/ink" xmlns:am3d="http://schemas.microsoft.com/office/drawing/2017/model3d" xmlns:o="urn:schemas-microsoft-com:office:office" xmlns:oel="http://schemas.microsoft.com/office/2019/extlst" xmlns:r="http://schemas.openxmlformats.org/officeDocument/2006/relationships" xmlns:m="http://schemas.openxmlformats.org/officeDocument/2006/math" xmlns:v="urn:schemas-microsoft-com:vml" xmlns:wp14="http://schemas.microsoft.com/office/word/2010/wordprocessingDrawing" xmlns:wp="http://schemas.openxmlformats.org/drawingml/2006/wordprocessingDrawing" xmlns:w10="urn:schemas-microsoft-com:office:word" xmlns:w="http://schemas.openxmlformats.org/wordprocessingml/2006/main" xmlns:w14="http://schemas.microsoft.com/office/word/2010/wordml" xmlns:w15="http://schemas.microsoft.com/office/word/2012/wordml" xmlns:w16cex="http://schemas.microsoft.com/office/word/2018/wordml/cex" xmlns:w16cid="http://schemas.microsoft.com/office/word/2016/wordml/cid" xmlns:w16="http://schemas.microsoft.com/office/word/2018/wordml" xmlns:w16du="http://schemas.microsoft.com/office/word/2023/wordml/word16du" xmlns:w16sdtdh="http://schemas.microsoft.com/office/word/2020/wordml/sdtdatahash" xmlns:w16sdtfl="http://schemas.microsoft.com/office/word/2024/wordml/sdtformatlock" xmlns:w16se="http://schemas.microsoft.com/office/word/2015/wordml/symex" xmlns:wpg="http://schemas.microsoft.com/office/word/2010/wordprocessingGroup" xmlns:wpi="http://schemas.microsoft.com/office/word/2010/wordprocessingInk" xmlns:wne="http://schemas.microsoft.com/office/word/2006/wordml" xmlns:wps="http://schemas.microsoft.com/office/word/2010/wordprocessingShape" mc:Ignorable="w14 w15 w16se w16cid w16 w16cex w16sdtdh w16sdtfl w16du wp14">
+  <w:endnote w:type="separator" w:id="-1">
     <w:p>
       <w:pPr>
         <w:spacing w:line="240" w:lineRule="auto"/>
@@ -1359,7 +1282,7 @@
       </w:r>
     </w:p>
   </w:endnote>
-  <w:endnote w:type="continuationSeparator" w:id="1">
+  <w:endnote w:type="continuationSeparator" w:id="0">
     <w:p>
       <w:pPr>
         <w:spacing w:line="240" w:lineRule="auto"/>
@@ -1373,21 +1296,21 @@
 </file>
 
 <file path=word/footnotes.xml><?xml version="1.0" encoding="utf-8"?>
-<w:footnotes xmlns:wpc="http://schemas.microsoft.com/office/word/2010/wordprocessingCanvas" xmlns:mc="http://schemas.openxmlformats.org/markup-compatibility/2006" xmlns:o="urn:schemas-microsoft-com:office:office" xmlns:r="http://schemas.openxmlformats.org/officeDocument/2006/relationships" xmlns:m="http://schemas.openxmlformats.org/officeDocument/2006/math" xmlns:v="urn:schemas-microsoft-com:vml" xmlns:wp14="http://schemas.microsoft.com/office/word/2010/wordprocessingDrawing" xmlns:wp="http://schemas.openxmlformats.org/drawingml/2006/wordprocessingDrawing" xmlns:w="http://schemas.openxmlformats.org/wordprocessingml/2006/main" xmlns:w14="http://schemas.microsoft.com/office/word/2010/wordml" xmlns:w15="http://schemas.microsoft.com/office/word/2012/wordml" xmlns:w10="urn:schemas-microsoft-com:office:word" xmlns:wpg="http://schemas.microsoft.com/office/word/2010/wordprocessingGroup" xmlns:wpi="http://schemas.microsoft.com/office/word/2010/wordprocessingInk" xmlns:wne="http://schemas.microsoft.com/office/word/2006/wordml" xmlns:wps="http://schemas.microsoft.com/office/word/2010/wordprocessingShape" xmlns:wpsCustomData="http://www.wps.cn/officeDocument/2013/wpsCustomData" mc:Ignorable="w14 w15 wp14">
-  <w:footnote w:type="separator" w:id="0">
-    <w:p>
-      <w:pPr>
-        <w:spacing w:before="0" w:after="0" w:line="259" w:lineRule="auto"/>
+<w:footnotes xmlns:wpc="http://schemas.microsoft.com/office/word/2010/wordprocessingCanvas" xmlns:cx="http://schemas.microsoft.com/office/drawing/2014/chartex" xmlns:cx1="http://schemas.microsoft.com/office/drawing/2015/9/8/chartex" xmlns:cx2="http://schemas.microsoft.com/office/drawing/2015/10/21/chartex" xmlns:cx3="http://schemas.microsoft.com/office/drawing/2016/5/9/chartex" xmlns:cx4="http://schemas.microsoft.com/office/drawing/2016/5/10/chartex" xmlns:cx5="http://schemas.microsoft.com/office/drawing/2016/5/11/chartex" xmlns:cx6="http://schemas.microsoft.com/office/drawing/2016/5/12/chartex" xmlns:cx7="http://schemas.microsoft.com/office/drawing/2016/5/13/chartex" xmlns:cx8="http://schemas.microsoft.com/office/drawing/2016/5/14/chartex" xmlns:mc="http://schemas.openxmlformats.org/markup-compatibility/2006" xmlns:aink="http://schemas.microsoft.com/office/drawing/2016/ink" xmlns:am3d="http://schemas.microsoft.com/office/drawing/2017/model3d" xmlns:o="urn:schemas-microsoft-com:office:office" xmlns:oel="http://schemas.microsoft.com/office/2019/extlst" xmlns:r="http://schemas.openxmlformats.org/officeDocument/2006/relationships" xmlns:m="http://schemas.openxmlformats.org/officeDocument/2006/math" xmlns:v="urn:schemas-microsoft-com:vml" xmlns:wp14="http://schemas.microsoft.com/office/word/2010/wordprocessingDrawing" xmlns:wp="http://schemas.openxmlformats.org/drawingml/2006/wordprocessingDrawing" xmlns:w10="urn:schemas-microsoft-com:office:word" xmlns:w="http://schemas.openxmlformats.org/wordprocessingml/2006/main" xmlns:w14="http://schemas.microsoft.com/office/word/2010/wordml" xmlns:w15="http://schemas.microsoft.com/office/word/2012/wordml" xmlns:w16cex="http://schemas.microsoft.com/office/word/2018/wordml/cex" xmlns:w16cid="http://schemas.microsoft.com/office/word/2016/wordml/cid" xmlns:w16="http://schemas.microsoft.com/office/word/2018/wordml" xmlns:w16du="http://schemas.microsoft.com/office/word/2023/wordml/word16du" xmlns:w16sdtdh="http://schemas.microsoft.com/office/word/2020/wordml/sdtdatahash" xmlns:w16sdtfl="http://schemas.microsoft.com/office/word/2024/wordml/sdtformatlock" xmlns:w16se="http://schemas.microsoft.com/office/word/2015/wordml/symex" xmlns:wpg="http://schemas.microsoft.com/office/word/2010/wordprocessingGroup" xmlns:wpi="http://schemas.microsoft.com/office/word/2010/wordprocessingInk" xmlns:wne="http://schemas.microsoft.com/office/word/2006/wordml" xmlns:wps="http://schemas.microsoft.com/office/word/2010/wordprocessingShape" mc:Ignorable="w14 w15 w16se w16cid w16 w16cex w16sdtdh w16sdtfl w16du wp14">
+  <w:footnote w:type="separator" w:id="-1">
+    <w:p>
+      <w:pPr>
+        <w:spacing w:after="0"/>
       </w:pPr>
       <w:r>
         <w:separator/>
       </w:r>
     </w:p>
   </w:footnote>
-  <w:footnote w:type="continuationSeparator" w:id="1">
-    <w:p>
-      <w:pPr>
-        <w:spacing w:before="0" w:after="0" w:line="259" w:lineRule="auto"/>
+  <w:footnote w:type="continuationSeparator" w:id="0">
+    <w:p>
+      <w:pPr>
+        <w:spacing w:after="0"/>
       </w:pPr>
       <w:r>
         <w:continuationSeparator/>
@@ -1398,12 +1321,12 @@
 </file>
 
 <file path=word/numbering.xml><?xml version="1.0" encoding="utf-8"?>
-<w:numbering xmlns:wpc="http://schemas.microsoft.com/office/word/2010/wordprocessingCanvas" xmlns:mc="http://schemas.openxmlformats.org/markup-compatibility/2006" xmlns:o="urn:schemas-microsoft-com:office:office" xmlns:r="http://schemas.openxmlformats.org/officeDocument/2006/relationships" xmlns:m="http://schemas.openxmlformats.org/officeDocument/2006/math" xmlns:v="urn:schemas-microsoft-com:vml" xmlns:wp14="http://schemas.microsoft.com/office/word/2010/wordprocessingDrawing" xmlns:wp="http://schemas.openxmlformats.org/drawingml/2006/wordprocessingDrawing" xmlns:w10="urn:schemas-microsoft-com:office:word" xmlns:w="http://schemas.openxmlformats.org/wordprocessingml/2006/main" xmlns:w14="http://schemas.microsoft.com/office/word/2010/wordml" xmlns:wpg="http://schemas.microsoft.com/office/word/2010/wordprocessingGroup" xmlns:wpi="http://schemas.microsoft.com/office/word/2010/wordprocessingInk" xmlns:wne="http://schemas.microsoft.com/office/word/2006/wordml" xmlns:wps="http://schemas.microsoft.com/office/word/2010/wordprocessingShape" xmlns:wpsCustomData="http://www.wps.cn/officeDocument/2013/wpsCustomData" mc:Ignorable="w14 wp14">
-  <w:abstractNum w:abstractNumId="0">
+<w:numbering xmlns:wpc="http://schemas.microsoft.com/office/word/2010/wordprocessingCanvas" xmlns:cx="http://schemas.microsoft.com/office/drawing/2014/chartex" xmlns:cx1="http://schemas.microsoft.com/office/drawing/2015/9/8/chartex" xmlns:cx2="http://schemas.microsoft.com/office/drawing/2015/10/21/chartex" xmlns:cx3="http://schemas.microsoft.com/office/drawing/2016/5/9/chartex" xmlns:cx4="http://schemas.microsoft.com/office/drawing/2016/5/10/chartex" xmlns:cx5="http://schemas.microsoft.com/office/drawing/2016/5/11/chartex" xmlns:cx6="http://schemas.microsoft.com/office/drawing/2016/5/12/chartex" xmlns:cx7="http://schemas.microsoft.com/office/drawing/2016/5/13/chartex" xmlns:cx8="http://schemas.microsoft.com/office/drawing/2016/5/14/chartex" xmlns:mc="http://schemas.openxmlformats.org/markup-compatibility/2006" xmlns:aink="http://schemas.microsoft.com/office/drawing/2016/ink" xmlns:am3d="http://schemas.microsoft.com/office/drawing/2017/model3d" xmlns:o="urn:schemas-microsoft-com:office:office" xmlns:oel="http://schemas.microsoft.com/office/2019/extlst" xmlns:r="http://schemas.openxmlformats.org/officeDocument/2006/relationships" xmlns:m="http://schemas.openxmlformats.org/officeDocument/2006/math" xmlns:v="urn:schemas-microsoft-com:vml" xmlns:wp14="http://schemas.microsoft.com/office/word/2010/wordprocessingDrawing" xmlns:wp="http://schemas.openxmlformats.org/drawingml/2006/wordprocessingDrawing" xmlns:w10="urn:schemas-microsoft-com:office:word" xmlns:w="http://schemas.openxmlformats.org/wordprocessingml/2006/main" xmlns:w14="http://schemas.microsoft.com/office/word/2010/wordml" xmlns:w15="http://schemas.microsoft.com/office/word/2012/wordml" xmlns:w16cex="http://schemas.microsoft.com/office/word/2018/wordml/cex" xmlns:w16cid="http://schemas.microsoft.com/office/word/2016/wordml/cid" xmlns:w16="http://schemas.microsoft.com/office/word/2018/wordml" xmlns:w16du="http://schemas.microsoft.com/office/word/2023/wordml/word16du" xmlns:w16sdtdh="http://schemas.microsoft.com/office/word/2020/wordml/sdtdatahash" xmlns:w16sdtfl="http://schemas.microsoft.com/office/word/2024/wordml/sdtformatlock" xmlns:w16se="http://schemas.microsoft.com/office/word/2015/wordml/symex" xmlns:wpg="http://schemas.microsoft.com/office/word/2010/wordprocessingGroup" xmlns:wpi="http://schemas.microsoft.com/office/word/2010/wordprocessingInk" xmlns:wne="http://schemas.microsoft.com/office/word/2006/wordml" xmlns:wps="http://schemas.microsoft.com/office/word/2010/wordprocessingShape" mc:Ignorable="w14 w15 w16se w16cid w16 w16cex w16sdtdh w16sdtfl w16du wp14">
+  <w:abstractNum w:abstractNumId="0" w15:restartNumberingAfterBreak="0">
     <w:nsid w:val="06883279"/>
     <w:multiLevelType w:val="multilevel"/>
     <w:tmpl w:val="06883279"/>
-    <w:lvl w:ilvl="0" w:tentative="0">
+    <w:lvl w:ilvl="0">
       <w:start w:val="1"/>
       <w:numFmt w:val="bullet"/>
       <w:lvlText w:val=""/>
@@ -1415,10 +1338,10 @@
         <w:ind w:left="720" w:hanging="360"/>
       </w:pPr>
       <w:rPr>
-        <w:rFonts w:hint="default" w:ascii="Symbol" w:hAnsi="Symbol"/>
-      </w:rPr>
-    </w:lvl>
-    <w:lvl w:ilvl="1" w:tentative="0">
+        <w:rFonts w:ascii="Symbol" w:hAnsi="Symbol" w:hint="default"/>
+      </w:rPr>
+    </w:lvl>
+    <w:lvl w:ilvl="1">
       <w:start w:val="1"/>
       <w:numFmt w:val="decimal"/>
       <w:lvlText w:val="%2."/>
@@ -1434,7 +1357,7 @@
         <w:sz w:val="20"/>
       </w:rPr>
     </w:lvl>
-    <w:lvl w:ilvl="2" w:tentative="0">
+    <w:lvl w:ilvl="2">
       <w:start w:val="1"/>
       <w:numFmt w:val="decimal"/>
       <w:lvlText w:val="%3."/>
@@ -1446,7 +1369,7 @@
         <w:ind w:left="2160" w:hanging="360"/>
       </w:pPr>
     </w:lvl>
-    <w:lvl w:ilvl="3" w:tentative="0">
+    <w:lvl w:ilvl="3">
       <w:start w:val="1"/>
       <w:numFmt w:val="decimal"/>
       <w:lvlText w:val="%4."/>
@@ -1458,7 +1381,7 @@
         <w:ind w:left="2880" w:hanging="360"/>
       </w:pPr>
     </w:lvl>
-    <w:lvl w:ilvl="4" w:tentative="0">
+    <w:lvl w:ilvl="4">
       <w:start w:val="1"/>
       <w:numFmt w:val="decimal"/>
       <w:lvlText w:val="%5."/>
@@ -1470,7 +1393,7 @@
         <w:ind w:left="3600" w:hanging="360"/>
       </w:pPr>
     </w:lvl>
-    <w:lvl w:ilvl="5" w:tentative="0">
+    <w:lvl w:ilvl="5">
       <w:start w:val="1"/>
       <w:numFmt w:val="decimal"/>
       <w:lvlText w:val="%6."/>
@@ -1482,7 +1405,7 @@
         <w:ind w:left="4320" w:hanging="360"/>
       </w:pPr>
     </w:lvl>
-    <w:lvl w:ilvl="6" w:tentative="0">
+    <w:lvl w:ilvl="6">
       <w:start w:val="1"/>
       <w:numFmt w:val="decimal"/>
       <w:lvlText w:val="%7."/>
@@ -1494,7 +1417,7 @@
         <w:ind w:left="5040" w:hanging="360"/>
       </w:pPr>
     </w:lvl>
-    <w:lvl w:ilvl="7" w:tentative="0">
+    <w:lvl w:ilvl="7">
       <w:start w:val="1"/>
       <w:numFmt w:val="decimal"/>
       <w:lvlText w:val="%8."/>
@@ -1506,7 +1429,7 @@
         <w:ind w:left="5760" w:hanging="360"/>
       </w:pPr>
     </w:lvl>
-    <w:lvl w:ilvl="8" w:tentative="0">
+    <w:lvl w:ilvl="8">
       <w:start w:val="1"/>
       <w:numFmt w:val="decimal"/>
       <w:lvlText w:val="%9."/>
@@ -1519,11 +1442,11 @@
       </w:pPr>
     </w:lvl>
   </w:abstractNum>
-  <w:abstractNum w:abstractNumId="1">
+  <w:abstractNum w:abstractNumId="1" w15:restartNumberingAfterBreak="0">
     <w:nsid w:val="0D0C3B11"/>
     <w:multiLevelType w:val="multilevel"/>
     <w:tmpl w:val="0D0C3B11"/>
-    <w:lvl w:ilvl="0" w:tentative="0">
+    <w:lvl w:ilvl="0">
       <w:start w:val="1"/>
       <w:numFmt w:val="bullet"/>
       <w:lvlText w:val=""/>
@@ -1532,10 +1455,10 @@
         <w:ind w:left="1080" w:hanging="360"/>
       </w:pPr>
       <w:rPr>
-        <w:rFonts w:hint="default" w:ascii="Symbol" w:hAnsi="Symbol"/>
-      </w:rPr>
-    </w:lvl>
-    <w:lvl w:ilvl="1" w:tentative="0">
+        <w:rFonts w:ascii="Symbol" w:hAnsi="Symbol" w:hint="default"/>
+      </w:rPr>
+    </w:lvl>
+    <w:lvl w:ilvl="1">
       <w:start w:val="1"/>
       <w:numFmt w:val="bullet"/>
       <w:lvlText w:val="o"/>
@@ -1544,10 +1467,10 @@
         <w:ind w:left="1800" w:hanging="360"/>
       </w:pPr>
       <w:rPr>
-        <w:rFonts w:hint="default" w:ascii="Courier New" w:hAnsi="Courier New" w:cs="Courier New"/>
-      </w:rPr>
-    </w:lvl>
-    <w:lvl w:ilvl="2" w:tentative="0">
+        <w:rFonts w:ascii="Courier New" w:hAnsi="Courier New" w:cs="Courier New" w:hint="default"/>
+      </w:rPr>
+    </w:lvl>
+    <w:lvl w:ilvl="2">
       <w:start w:val="1"/>
       <w:numFmt w:val="bullet"/>
       <w:lvlText w:val=""/>
@@ -1556,10 +1479,10 @@
         <w:ind w:left="2520" w:hanging="360"/>
       </w:pPr>
       <w:rPr>
-        <w:rFonts w:hint="default" w:ascii="Wingdings" w:hAnsi="Wingdings"/>
-      </w:rPr>
-    </w:lvl>
-    <w:lvl w:ilvl="3" w:tentative="0">
+        <w:rFonts w:ascii="Wingdings" w:hAnsi="Wingdings" w:hint="default"/>
+      </w:rPr>
+    </w:lvl>
+    <w:lvl w:ilvl="3">
       <w:start w:val="1"/>
       <w:numFmt w:val="bullet"/>
       <w:lvlText w:val=""/>
@@ -1568,10 +1491,10 @@
         <w:ind w:left="3240" w:hanging="360"/>
       </w:pPr>
       <w:rPr>
-        <w:rFonts w:hint="default" w:ascii="Symbol" w:hAnsi="Symbol"/>
-      </w:rPr>
-    </w:lvl>
-    <w:lvl w:ilvl="4" w:tentative="0">
+        <w:rFonts w:ascii="Symbol" w:hAnsi="Symbol" w:hint="default"/>
+      </w:rPr>
+    </w:lvl>
+    <w:lvl w:ilvl="4">
       <w:start w:val="1"/>
       <w:numFmt w:val="bullet"/>
       <w:lvlText w:val="o"/>
@@ -1580,10 +1503,10 @@
         <w:ind w:left="3960" w:hanging="360"/>
       </w:pPr>
       <w:rPr>
-        <w:rFonts w:hint="default" w:ascii="Courier New" w:hAnsi="Courier New" w:cs="Courier New"/>
-      </w:rPr>
-    </w:lvl>
-    <w:lvl w:ilvl="5" w:tentative="0">
+        <w:rFonts w:ascii="Courier New" w:hAnsi="Courier New" w:cs="Courier New" w:hint="default"/>
+      </w:rPr>
+    </w:lvl>
+    <w:lvl w:ilvl="5">
       <w:start w:val="1"/>
       <w:numFmt w:val="bullet"/>
       <w:lvlText w:val=""/>
@@ -1592,10 +1515,10 @@
         <w:ind w:left="4680" w:hanging="360"/>
       </w:pPr>
       <w:rPr>
-        <w:rFonts w:hint="default" w:ascii="Wingdings" w:hAnsi="Wingdings"/>
-      </w:rPr>
-    </w:lvl>
-    <w:lvl w:ilvl="6" w:tentative="0">
+        <w:rFonts w:ascii="Wingdings" w:hAnsi="Wingdings" w:hint="default"/>
+      </w:rPr>
+    </w:lvl>
+    <w:lvl w:ilvl="6">
       <w:start w:val="1"/>
       <w:numFmt w:val="bullet"/>
       <w:lvlText w:val=""/>
@@ -1604,10 +1527,10 @@
         <w:ind w:left="5400" w:hanging="360"/>
       </w:pPr>
       <w:rPr>
-        <w:rFonts w:hint="default" w:ascii="Symbol" w:hAnsi="Symbol"/>
-      </w:rPr>
-    </w:lvl>
-    <w:lvl w:ilvl="7" w:tentative="0">
+        <w:rFonts w:ascii="Symbol" w:hAnsi="Symbol" w:hint="default"/>
+      </w:rPr>
+    </w:lvl>
+    <w:lvl w:ilvl="7">
       <w:start w:val="1"/>
       <w:numFmt w:val="bullet"/>
       <w:lvlText w:val="o"/>
@@ -1616,10 +1539,10 @@
         <w:ind w:left="6120" w:hanging="360"/>
       </w:pPr>
       <w:rPr>
-        <w:rFonts w:hint="default" w:ascii="Courier New" w:hAnsi="Courier New" w:cs="Courier New"/>
-      </w:rPr>
-    </w:lvl>
-    <w:lvl w:ilvl="8" w:tentative="0">
+        <w:rFonts w:ascii="Courier New" w:hAnsi="Courier New" w:cs="Courier New" w:hint="default"/>
+      </w:rPr>
+    </w:lvl>
+    <w:lvl w:ilvl="8">
       <w:start w:val="1"/>
       <w:numFmt w:val="bullet"/>
       <w:lvlText w:val=""/>
@@ -1628,15 +1551,15 @@
         <w:ind w:left="6840" w:hanging="360"/>
       </w:pPr>
       <w:rPr>
-        <w:rFonts w:hint="default" w:ascii="Wingdings" w:hAnsi="Wingdings"/>
+        <w:rFonts w:ascii="Wingdings" w:hAnsi="Wingdings" w:hint="default"/>
       </w:rPr>
     </w:lvl>
   </w:abstractNum>
-  <w:abstractNum w:abstractNumId="2">
+  <w:abstractNum w:abstractNumId="2" w15:restartNumberingAfterBreak="0">
     <w:nsid w:val="12A27C54"/>
     <w:multiLevelType w:val="multilevel"/>
     <w:tmpl w:val="12A27C54"/>
-    <w:lvl w:ilvl="0" w:tentative="0">
+    <w:lvl w:ilvl="0">
       <w:start w:val="1"/>
       <w:numFmt w:val="bullet"/>
       <w:lvlText w:val=""/>
@@ -1648,10 +1571,10 @@
         <w:ind w:left="720" w:hanging="360"/>
       </w:pPr>
       <w:rPr>
-        <w:rFonts w:hint="default" w:ascii="Symbol" w:hAnsi="Symbol"/>
-      </w:rPr>
-    </w:lvl>
-    <w:lvl w:ilvl="1" w:tentative="0">
+        <w:rFonts w:ascii="Symbol" w:hAnsi="Symbol" w:hint="default"/>
+      </w:rPr>
+    </w:lvl>
+    <w:lvl w:ilvl="1">
       <w:start w:val="1"/>
       <w:numFmt w:val="decimal"/>
       <w:lvlText w:val="%2."/>
@@ -1663,7 +1586,7 @@
         <w:ind w:left="1440" w:hanging="360"/>
       </w:pPr>
     </w:lvl>
-    <w:lvl w:ilvl="2" w:tentative="0">
+    <w:lvl w:ilvl="2">
       <w:start w:val="1"/>
       <w:numFmt w:val="decimal"/>
       <w:lvlText w:val="%3."/>
@@ -1675,7 +1598,7 @@
         <w:ind w:left="2160" w:hanging="360"/>
       </w:pPr>
     </w:lvl>
-    <w:lvl w:ilvl="3" w:tentative="0">
+    <w:lvl w:ilvl="3">
       <w:start w:val="1"/>
       <w:numFmt w:val="decimal"/>
       <w:lvlText w:val="%4."/>
@@ -1687,7 +1610,7 @@
         <w:ind w:left="2880" w:hanging="360"/>
       </w:pPr>
     </w:lvl>
-    <w:lvl w:ilvl="4" w:tentative="0">
+    <w:lvl w:ilvl="4">
       <w:start w:val="1"/>
       <w:numFmt w:val="decimal"/>
       <w:lvlText w:val="%5."/>
@@ -1699,7 +1622,7 @@
         <w:ind w:left="3600" w:hanging="360"/>
       </w:pPr>
     </w:lvl>
-    <w:lvl w:ilvl="5" w:tentative="0">
+    <w:lvl w:ilvl="5">
       <w:start w:val="1"/>
       <w:numFmt w:val="decimal"/>
       <w:lvlText w:val="%6."/>
@@ -1711,7 +1634,7 @@
         <w:ind w:left="4320" w:hanging="360"/>
       </w:pPr>
     </w:lvl>
-    <w:lvl w:ilvl="6" w:tentative="0">
+    <w:lvl w:ilvl="6">
       <w:start w:val="1"/>
       <w:numFmt w:val="decimal"/>
       <w:lvlText w:val="%7."/>
@@ -1723,7 +1646,7 @@
         <w:ind w:left="5040" w:hanging="360"/>
       </w:pPr>
     </w:lvl>
-    <w:lvl w:ilvl="7" w:tentative="0">
+    <w:lvl w:ilvl="7">
       <w:start w:val="1"/>
       <w:numFmt w:val="decimal"/>
       <w:lvlText w:val="%8."/>
@@ -1735,7 +1658,7 @@
         <w:ind w:left="5760" w:hanging="360"/>
       </w:pPr>
     </w:lvl>
-    <w:lvl w:ilvl="8" w:tentative="0">
+    <w:lvl w:ilvl="8">
       <w:start w:val="1"/>
       <w:numFmt w:val="decimal"/>
       <w:lvlText w:val="%9."/>
@@ -1748,11 +1671,11 @@
       </w:pPr>
     </w:lvl>
   </w:abstractNum>
-  <w:abstractNum w:abstractNumId="3">
+  <w:abstractNum w:abstractNumId="3" w15:restartNumberingAfterBreak="0">
     <w:nsid w:val="22F2512D"/>
     <w:multiLevelType w:val="multilevel"/>
     <w:tmpl w:val="22F2512D"/>
-    <w:lvl w:ilvl="0" w:tentative="0">
+    <w:lvl w:ilvl="0">
       <w:start w:val="1"/>
       <w:numFmt w:val="bullet"/>
       <w:lvlText w:val=""/>
@@ -1761,10 +1684,10 @@
         <w:ind w:left="720" w:hanging="360"/>
       </w:pPr>
       <w:rPr>
-        <w:rFonts w:hint="default" w:ascii="Symbol" w:hAnsi="Symbol"/>
-      </w:rPr>
-    </w:lvl>
-    <w:lvl w:ilvl="1" w:tentative="0">
+        <w:rFonts w:ascii="Symbol" w:hAnsi="Symbol" w:hint="default"/>
+      </w:rPr>
+    </w:lvl>
+    <w:lvl w:ilvl="1">
       <w:start w:val="1"/>
       <w:numFmt w:val="bullet"/>
       <w:lvlText w:val="o"/>
@@ -1773,10 +1696,10 @@
         <w:ind w:left="1440" w:hanging="360"/>
       </w:pPr>
       <w:rPr>
-        <w:rFonts w:hint="default" w:ascii="Courier New" w:hAnsi="Courier New" w:cs="Courier New"/>
-      </w:rPr>
-    </w:lvl>
-    <w:lvl w:ilvl="2" w:tentative="0">
+        <w:rFonts w:ascii="Courier New" w:hAnsi="Courier New" w:cs="Courier New" w:hint="default"/>
+      </w:rPr>
+    </w:lvl>
+    <w:lvl w:ilvl="2">
       <w:start w:val="1"/>
       <w:numFmt w:val="bullet"/>
       <w:lvlText w:val=""/>
@@ -1785,10 +1708,10 @@
         <w:ind w:left="2160" w:hanging="360"/>
       </w:pPr>
       <w:rPr>
-        <w:rFonts w:hint="default" w:ascii="Wingdings" w:hAnsi="Wingdings"/>
-      </w:rPr>
-    </w:lvl>
-    <w:lvl w:ilvl="3" w:tentative="0">
+        <w:rFonts w:ascii="Wingdings" w:hAnsi="Wingdings" w:hint="default"/>
+      </w:rPr>
+    </w:lvl>
+    <w:lvl w:ilvl="3">
       <w:start w:val="1"/>
       <w:numFmt w:val="bullet"/>
       <w:lvlText w:val=""/>
@@ -1797,10 +1720,10 @@
         <w:ind w:left="2880" w:hanging="360"/>
       </w:pPr>
       <w:rPr>
-        <w:rFonts w:hint="default" w:ascii="Symbol" w:hAnsi="Symbol"/>
-      </w:rPr>
-    </w:lvl>
-    <w:lvl w:ilvl="4" w:tentative="0">
+        <w:rFonts w:ascii="Symbol" w:hAnsi="Symbol" w:hint="default"/>
+      </w:rPr>
+    </w:lvl>
+    <w:lvl w:ilvl="4">
       <w:start w:val="1"/>
       <w:numFmt w:val="bullet"/>
       <w:lvlText w:val="o"/>
@@ -1809,10 +1732,10 @@
         <w:ind w:left="3600" w:hanging="360"/>
       </w:pPr>
       <w:rPr>
-        <w:rFonts w:hint="default" w:ascii="Courier New" w:hAnsi="Courier New" w:cs="Courier New"/>
-      </w:rPr>
-    </w:lvl>
-    <w:lvl w:ilvl="5" w:tentative="0">
+        <w:rFonts w:ascii="Courier New" w:hAnsi="Courier New" w:cs="Courier New" w:hint="default"/>
+      </w:rPr>
+    </w:lvl>
+    <w:lvl w:ilvl="5">
       <w:start w:val="1"/>
       <w:numFmt w:val="bullet"/>
       <w:lvlText w:val=""/>
@@ -1821,10 +1744,10 @@
         <w:ind w:left="4320" w:hanging="360"/>
       </w:pPr>
       <w:rPr>
-        <w:rFonts w:hint="default" w:ascii="Wingdings" w:hAnsi="Wingdings"/>
-      </w:rPr>
-    </w:lvl>
-    <w:lvl w:ilvl="6" w:tentative="0">
+        <w:rFonts w:ascii="Wingdings" w:hAnsi="Wingdings" w:hint="default"/>
+      </w:rPr>
+    </w:lvl>
+    <w:lvl w:ilvl="6">
       <w:start w:val="1"/>
       <w:numFmt w:val="bullet"/>
       <w:lvlText w:val=""/>
@@ -1833,10 +1756,10 @@
         <w:ind w:left="5040" w:hanging="360"/>
       </w:pPr>
       <w:rPr>
-        <w:rFonts w:hint="default" w:ascii="Symbol" w:hAnsi="Symbol"/>
-      </w:rPr>
-    </w:lvl>
-    <w:lvl w:ilvl="7" w:tentative="0">
+        <w:rFonts w:ascii="Symbol" w:hAnsi="Symbol" w:hint="default"/>
+      </w:rPr>
+    </w:lvl>
+    <w:lvl w:ilvl="7">
       <w:start w:val="1"/>
       <w:numFmt w:val="bullet"/>
       <w:lvlText w:val="o"/>
@@ -1845,10 +1768,10 @@
         <w:ind w:left="5760" w:hanging="360"/>
       </w:pPr>
       <w:rPr>
-        <w:rFonts w:hint="default" w:ascii="Courier New" w:hAnsi="Courier New" w:cs="Courier New"/>
-      </w:rPr>
-    </w:lvl>
-    <w:lvl w:ilvl="8" w:tentative="0">
+        <w:rFonts w:ascii="Courier New" w:hAnsi="Courier New" w:cs="Courier New" w:hint="default"/>
+      </w:rPr>
+    </w:lvl>
+    <w:lvl w:ilvl="8">
       <w:start w:val="1"/>
       <w:numFmt w:val="bullet"/>
       <w:lvlText w:val=""/>
@@ -1857,15 +1780,15 @@
         <w:ind w:left="6480" w:hanging="360"/>
       </w:pPr>
       <w:rPr>
-        <w:rFonts w:hint="default" w:ascii="Wingdings" w:hAnsi="Wingdings"/>
+        <w:rFonts w:ascii="Wingdings" w:hAnsi="Wingdings" w:hint="default"/>
       </w:rPr>
     </w:lvl>
   </w:abstractNum>
-  <w:abstractNum w:abstractNumId="4">
+  <w:abstractNum w:abstractNumId="4" w15:restartNumberingAfterBreak="0">
     <w:nsid w:val="24F46B17"/>
     <w:multiLevelType w:val="multilevel"/>
     <w:tmpl w:val="24F46B17"/>
-    <w:lvl w:ilvl="0" w:tentative="0">
+    <w:lvl w:ilvl="0">
       <w:start w:val="1"/>
       <w:numFmt w:val="bullet"/>
       <w:lvlText w:val=""/>
@@ -1877,10 +1800,10 @@
         <w:ind w:left="720" w:hanging="360"/>
       </w:pPr>
       <w:rPr>
-        <w:rFonts w:hint="default" w:ascii="Symbol" w:hAnsi="Symbol"/>
-      </w:rPr>
-    </w:lvl>
-    <w:lvl w:ilvl="1" w:tentative="0">
+        <w:rFonts w:ascii="Symbol" w:hAnsi="Symbol" w:hint="default"/>
+      </w:rPr>
+    </w:lvl>
+    <w:lvl w:ilvl="1">
       <w:start w:val="1"/>
       <w:numFmt w:val="decimal"/>
       <w:lvlText w:val="%2."/>
@@ -1892,7 +1815,7 @@
         <w:ind w:left="1440" w:hanging="360"/>
       </w:pPr>
     </w:lvl>
-    <w:lvl w:ilvl="2" w:tentative="0">
+    <w:lvl w:ilvl="2">
       <w:start w:val="1"/>
       <w:numFmt w:val="decimal"/>
       <w:lvlText w:val="%3."/>
@@ -1904,7 +1827,7 @@
         <w:ind w:left="2160" w:hanging="360"/>
       </w:pPr>
     </w:lvl>
-    <w:lvl w:ilvl="3" w:tentative="0">
+    <w:lvl w:ilvl="3">
       <w:start w:val="1"/>
       <w:numFmt w:val="decimal"/>
       <w:lvlText w:val="%4."/>
@@ -1916,7 +1839,7 @@
         <w:ind w:left="2880" w:hanging="360"/>
       </w:pPr>
     </w:lvl>
-    <w:lvl w:ilvl="4" w:tentative="0">
+    <w:lvl w:ilvl="4">
       <w:start w:val="1"/>
       <w:numFmt w:val="decimal"/>
       <w:lvlText w:val="%5."/>
@@ -1928,7 +1851,7 @@
         <w:ind w:left="3600" w:hanging="360"/>
       </w:pPr>
     </w:lvl>
-    <w:lvl w:ilvl="5" w:tentative="0">
+    <w:lvl w:ilvl="5">
       <w:start w:val="1"/>
       <w:numFmt w:val="decimal"/>
       <w:lvlText w:val="%6."/>
@@ -1940,7 +1863,7 @@
         <w:ind w:left="4320" w:hanging="360"/>
       </w:pPr>
     </w:lvl>
-    <w:lvl w:ilvl="6" w:tentative="0">
+    <w:lvl w:ilvl="6">
       <w:start w:val="1"/>
       <w:numFmt w:val="decimal"/>
       <w:lvlText w:val="%7."/>
@@ -1952,7 +1875,7 @@
         <w:ind w:left="5040" w:hanging="360"/>
       </w:pPr>
     </w:lvl>
-    <w:lvl w:ilvl="7" w:tentative="0">
+    <w:lvl w:ilvl="7">
       <w:start w:val="1"/>
       <w:numFmt w:val="decimal"/>
       <w:lvlText w:val="%8."/>
@@ -1964,7 +1887,7 @@
         <w:ind w:left="5760" w:hanging="360"/>
       </w:pPr>
     </w:lvl>
-    <w:lvl w:ilvl="8" w:tentative="0">
+    <w:lvl w:ilvl="8">
       <w:start w:val="1"/>
       <w:numFmt w:val="decimal"/>
       <w:lvlText w:val="%9."/>
@@ -1977,11 +1900,11 @@
       </w:pPr>
     </w:lvl>
   </w:abstractNum>
-  <w:abstractNum w:abstractNumId="5">
+  <w:abstractNum w:abstractNumId="5" w15:restartNumberingAfterBreak="0">
     <w:nsid w:val="72340AEF"/>
     <w:multiLevelType w:val="multilevel"/>
     <w:tmpl w:val="72340AEF"/>
-    <w:lvl w:ilvl="0" w:tentative="0">
+    <w:lvl w:ilvl="0">
       <w:start w:val="1"/>
       <w:numFmt w:val="bullet"/>
       <w:lvlText w:val="o"/>
@@ -1990,10 +1913,10 @@
         <w:ind w:left="1800" w:hanging="360"/>
       </w:pPr>
       <w:rPr>
-        <w:rFonts w:hint="default" w:ascii="Courier New" w:hAnsi="Courier New" w:cs="Courier New"/>
-      </w:rPr>
-    </w:lvl>
-    <w:lvl w:ilvl="1" w:tentative="0">
+        <w:rFonts w:ascii="Courier New" w:hAnsi="Courier New" w:cs="Courier New" w:hint="default"/>
+      </w:rPr>
+    </w:lvl>
+    <w:lvl w:ilvl="1">
       <w:start w:val="1"/>
       <w:numFmt w:val="bullet"/>
       <w:lvlText w:val="o"/>
@@ -2002,10 +1925,10 @@
         <w:ind w:left="2520" w:hanging="360"/>
       </w:pPr>
       <w:rPr>
-        <w:rFonts w:hint="default" w:ascii="Courier New" w:hAnsi="Courier New" w:cs="Courier New"/>
-      </w:rPr>
-    </w:lvl>
-    <w:lvl w:ilvl="2" w:tentative="0">
+        <w:rFonts w:ascii="Courier New" w:hAnsi="Courier New" w:cs="Courier New" w:hint="default"/>
+      </w:rPr>
+    </w:lvl>
+    <w:lvl w:ilvl="2">
       <w:start w:val="1"/>
       <w:numFmt w:val="bullet"/>
       <w:lvlText w:val=""/>
@@ -2014,10 +1937,10 @@
         <w:ind w:left="3240" w:hanging="360"/>
       </w:pPr>
       <w:rPr>
-        <w:rFonts w:hint="default" w:ascii="Wingdings" w:hAnsi="Wingdings"/>
-      </w:rPr>
-    </w:lvl>
-    <w:lvl w:ilvl="3" w:tentative="0">
+        <w:rFonts w:ascii="Wingdings" w:hAnsi="Wingdings" w:hint="default"/>
+      </w:rPr>
+    </w:lvl>
+    <w:lvl w:ilvl="3">
       <w:start w:val="1"/>
       <w:numFmt w:val="bullet"/>
       <w:lvlText w:val=""/>
@@ -2026,10 +1949,10 @@
         <w:ind w:left="3960" w:hanging="360"/>
       </w:pPr>
       <w:rPr>
-        <w:rFonts w:hint="default" w:ascii="Symbol" w:hAnsi="Symbol"/>
-      </w:rPr>
-    </w:lvl>
-    <w:lvl w:ilvl="4" w:tentative="0">
+        <w:rFonts w:ascii="Symbol" w:hAnsi="Symbol" w:hint="default"/>
+      </w:rPr>
+    </w:lvl>
+    <w:lvl w:ilvl="4">
       <w:start w:val="1"/>
       <w:numFmt w:val="bullet"/>
       <w:lvlText w:val="o"/>
@@ -2038,10 +1961,10 @@
         <w:ind w:left="4680" w:hanging="360"/>
       </w:pPr>
       <w:rPr>
-        <w:rFonts w:hint="default" w:ascii="Courier New" w:hAnsi="Courier New" w:cs="Courier New"/>
-      </w:rPr>
-    </w:lvl>
-    <w:lvl w:ilvl="5" w:tentative="0">
+        <w:rFonts w:ascii="Courier New" w:hAnsi="Courier New" w:cs="Courier New" w:hint="default"/>
+      </w:rPr>
+    </w:lvl>
+    <w:lvl w:ilvl="5">
       <w:start w:val="1"/>
       <w:numFmt w:val="bullet"/>
       <w:lvlText w:val=""/>
@@ -2050,10 +1973,10 @@
         <w:ind w:left="5400" w:hanging="360"/>
       </w:pPr>
       <w:rPr>
-        <w:rFonts w:hint="default" w:ascii="Wingdings" w:hAnsi="Wingdings"/>
-      </w:rPr>
-    </w:lvl>
-    <w:lvl w:ilvl="6" w:tentative="0">
+        <w:rFonts w:ascii="Wingdings" w:hAnsi="Wingdings" w:hint="default"/>
+      </w:rPr>
+    </w:lvl>
+    <w:lvl w:ilvl="6">
       <w:start w:val="1"/>
       <w:numFmt w:val="bullet"/>
       <w:lvlText w:val=""/>
@@ -2062,10 +1985,10 @@
         <w:ind w:left="6120" w:hanging="360"/>
       </w:pPr>
       <w:rPr>
-        <w:rFonts w:hint="default" w:ascii="Symbol" w:hAnsi="Symbol"/>
-      </w:rPr>
-    </w:lvl>
-    <w:lvl w:ilvl="7" w:tentative="0">
+        <w:rFonts w:ascii="Symbol" w:hAnsi="Symbol" w:hint="default"/>
+      </w:rPr>
+    </w:lvl>
+    <w:lvl w:ilvl="7">
       <w:start w:val="1"/>
       <w:numFmt w:val="bullet"/>
       <w:lvlText w:val="o"/>
@@ -2074,10 +1997,10 @@
         <w:ind w:left="6840" w:hanging="360"/>
       </w:pPr>
       <w:rPr>
-        <w:rFonts w:hint="default" w:ascii="Courier New" w:hAnsi="Courier New" w:cs="Courier New"/>
-      </w:rPr>
-    </w:lvl>
-    <w:lvl w:ilvl="8" w:tentative="0">
+        <w:rFonts w:ascii="Courier New" w:hAnsi="Courier New" w:cs="Courier New" w:hint="default"/>
+      </w:rPr>
+    </w:lvl>
+    <w:lvl w:ilvl="8">
       <w:start w:val="1"/>
       <w:numFmt w:val="bullet"/>
       <w:lvlText w:val=""/>
@@ -2086,15 +2009,15 @@
         <w:ind w:left="7560" w:hanging="360"/>
       </w:pPr>
       <w:rPr>
-        <w:rFonts w:hint="default" w:ascii="Wingdings" w:hAnsi="Wingdings"/>
+        <w:rFonts w:ascii="Wingdings" w:hAnsi="Wingdings" w:hint="default"/>
       </w:rPr>
     </w:lvl>
   </w:abstractNum>
-  <w:abstractNum w:abstractNumId="6">
+  <w:abstractNum w:abstractNumId="6" w15:restartNumberingAfterBreak="0">
     <w:nsid w:val="7CB158B3"/>
     <w:multiLevelType w:val="multilevel"/>
     <w:tmpl w:val="7CB158B3"/>
-    <w:lvl w:ilvl="0" w:tentative="0">
+    <w:lvl w:ilvl="0">
       <w:start w:val="1"/>
       <w:numFmt w:val="bullet"/>
       <w:lvlText w:val=""/>
@@ -2103,10 +2026,10 @@
         <w:ind w:left="720" w:hanging="360"/>
       </w:pPr>
       <w:rPr>
-        <w:rFonts w:hint="default" w:ascii="Symbol" w:hAnsi="Symbol"/>
-      </w:rPr>
-    </w:lvl>
-    <w:lvl w:ilvl="1" w:tentative="0">
+        <w:rFonts w:ascii="Symbol" w:hAnsi="Symbol" w:hint="default"/>
+      </w:rPr>
+    </w:lvl>
+    <w:lvl w:ilvl="1">
       <w:start w:val="1"/>
       <w:numFmt w:val="bullet"/>
       <w:lvlText w:val="o"/>
@@ -2115,10 +2038,10 @@
         <w:ind w:left="1440" w:hanging="360"/>
       </w:pPr>
       <w:rPr>
-        <w:rFonts w:hint="default" w:ascii="Courier New" w:hAnsi="Courier New" w:cs="Courier New"/>
-      </w:rPr>
-    </w:lvl>
-    <w:lvl w:ilvl="2" w:tentative="0">
+        <w:rFonts w:ascii="Courier New" w:hAnsi="Courier New" w:cs="Courier New" w:hint="default"/>
+      </w:rPr>
+    </w:lvl>
+    <w:lvl w:ilvl="2">
       <w:start w:val="1"/>
       <w:numFmt w:val="bullet"/>
       <w:lvlText w:val=""/>
@@ -2127,10 +2050,10 @@
         <w:ind w:left="2160" w:hanging="360"/>
       </w:pPr>
       <w:rPr>
-        <w:rFonts w:hint="default" w:ascii="Wingdings" w:hAnsi="Wingdings"/>
-      </w:rPr>
-    </w:lvl>
-    <w:lvl w:ilvl="3" w:tentative="0">
+        <w:rFonts w:ascii="Wingdings" w:hAnsi="Wingdings" w:hint="default"/>
+      </w:rPr>
+    </w:lvl>
+    <w:lvl w:ilvl="3">
       <w:start w:val="1"/>
       <w:numFmt w:val="bullet"/>
       <w:lvlText w:val=""/>
@@ -2139,10 +2062,10 @@
         <w:ind w:left="2880" w:hanging="360"/>
       </w:pPr>
       <w:rPr>
-        <w:rFonts w:hint="default" w:ascii="Symbol" w:hAnsi="Symbol"/>
-      </w:rPr>
-    </w:lvl>
-    <w:lvl w:ilvl="4" w:tentative="0">
+        <w:rFonts w:ascii="Symbol" w:hAnsi="Symbol" w:hint="default"/>
+      </w:rPr>
+    </w:lvl>
+    <w:lvl w:ilvl="4">
       <w:start w:val="1"/>
       <w:numFmt w:val="bullet"/>
       <w:lvlText w:val="o"/>
@@ -2151,10 +2074,10 @@
         <w:ind w:left="3600" w:hanging="360"/>
       </w:pPr>
       <w:rPr>
-        <w:rFonts w:hint="default" w:ascii="Courier New" w:hAnsi="Courier New" w:cs="Courier New"/>
-      </w:rPr>
-    </w:lvl>
-    <w:lvl w:ilvl="5" w:tentative="0">
+        <w:rFonts w:ascii="Courier New" w:hAnsi="Courier New" w:cs="Courier New" w:hint="default"/>
+      </w:rPr>
+    </w:lvl>
+    <w:lvl w:ilvl="5">
       <w:start w:val="1"/>
       <w:numFmt w:val="bullet"/>
       <w:lvlText w:val=""/>
@@ -2163,10 +2086,10 @@
         <w:ind w:left="4320" w:hanging="360"/>
       </w:pPr>
       <w:rPr>
-        <w:rFonts w:hint="default" w:ascii="Wingdings" w:hAnsi="Wingdings"/>
-      </w:rPr>
-    </w:lvl>
-    <w:lvl w:ilvl="6" w:tentative="0">
+        <w:rFonts w:ascii="Wingdings" w:hAnsi="Wingdings" w:hint="default"/>
+      </w:rPr>
+    </w:lvl>
+    <w:lvl w:ilvl="6">
       <w:start w:val="1"/>
       <w:numFmt w:val="bullet"/>
       <w:lvlText w:val=""/>
@@ -2175,10 +2098,10 @@
         <w:ind w:left="5040" w:hanging="360"/>
       </w:pPr>
       <w:rPr>
-        <w:rFonts w:hint="default" w:ascii="Symbol" w:hAnsi="Symbol"/>
-      </w:rPr>
-    </w:lvl>
-    <w:lvl w:ilvl="7" w:tentative="0">
+        <w:rFonts w:ascii="Symbol" w:hAnsi="Symbol" w:hint="default"/>
+      </w:rPr>
+    </w:lvl>
+    <w:lvl w:ilvl="7">
       <w:start w:val="1"/>
       <w:numFmt w:val="bullet"/>
       <w:lvlText w:val="o"/>
@@ -2187,10 +2110,10 @@
         <w:ind w:left="5760" w:hanging="360"/>
       </w:pPr>
       <w:rPr>
-        <w:rFonts w:hint="default" w:ascii="Courier New" w:hAnsi="Courier New" w:cs="Courier New"/>
-      </w:rPr>
-    </w:lvl>
-    <w:lvl w:ilvl="8" w:tentative="0">
+        <w:rFonts w:ascii="Courier New" w:hAnsi="Courier New" w:cs="Courier New" w:hint="default"/>
+      </w:rPr>
+    </w:lvl>
+    <w:lvl w:ilvl="8">
       <w:start w:val="1"/>
       <w:numFmt w:val="bullet"/>
       <w:lvlText w:val=""/>
@@ -2199,321 +2122,445 @@
         <w:ind w:left="6480" w:hanging="360"/>
       </w:pPr>
       <w:rPr>
-        <w:rFonts w:hint="default" w:ascii="Wingdings" w:hAnsi="Wingdings"/>
+        <w:rFonts w:ascii="Wingdings" w:hAnsi="Wingdings" w:hint="default"/>
       </w:rPr>
     </w:lvl>
   </w:abstractNum>
-  <w:num w:numId="1">
+  <w:num w:numId="1" w16cid:durableId="1461921220">
     <w:abstractNumId w:val="1"/>
   </w:num>
-  <w:num w:numId="2">
+  <w:num w:numId="2" w16cid:durableId="1137798930">
     <w:abstractNumId w:val="4"/>
   </w:num>
-  <w:num w:numId="3">
+  <w:num w:numId="3" w16cid:durableId="1885361775">
     <w:abstractNumId w:val="2"/>
   </w:num>
-  <w:num w:numId="4">
+  <w:num w:numId="4" w16cid:durableId="590312675">
     <w:abstractNumId w:val="0"/>
   </w:num>
-  <w:num w:numId="5">
+  <w:num w:numId="5" w16cid:durableId="1456749483">
     <w:abstractNumId w:val="5"/>
   </w:num>
-  <w:num w:numId="6">
+  <w:num w:numId="6" w16cid:durableId="1302223590">
     <w:abstractNumId w:val="3"/>
   </w:num>
-  <w:num w:numId="7">
+  <w:num w:numId="7" w16cid:durableId="646739562">
     <w:abstractNumId w:val="6"/>
   </w:num>
 </w:numbering>
 </file>
 
 <file path=word/styles.xml><?xml version="1.0" encoding="utf-8"?>
-<w:styles xmlns:mc="http://schemas.openxmlformats.org/markup-compatibility/2006" xmlns:o="urn:schemas-microsoft-com:office:office" xmlns:r="http://schemas.openxmlformats.org/officeDocument/2006/relationships" xmlns:m="http://schemas.openxmlformats.org/officeDocument/2006/math" xmlns:v="urn:schemas-microsoft-com:vml" xmlns:w="http://schemas.openxmlformats.org/wordprocessingml/2006/main" xmlns:w14="http://schemas.microsoft.com/office/word/2010/wordml" xmlns:w10="urn:schemas-microsoft-com:office:word" xmlns:sl="http://schemas.openxmlformats.org/schemaLibrary/2006/main" xmlns:wpsCustomData="http://www.wps.cn/officeDocument/2013/wpsCustomData" mc:Ignorable="w14">
+<w:styles xmlns:mc="http://schemas.openxmlformats.org/markup-compatibility/2006" xmlns:r="http://schemas.openxmlformats.org/officeDocument/2006/relationships" xmlns:w="http://schemas.openxmlformats.org/wordprocessingml/2006/main" xmlns:w14="http://schemas.microsoft.com/office/word/2010/wordml" xmlns:w15="http://schemas.microsoft.com/office/word/2012/wordml" xmlns:w16cex="http://schemas.microsoft.com/office/word/2018/wordml/cex" xmlns:w16cid="http://schemas.microsoft.com/office/word/2016/wordml/cid" xmlns:w16="http://schemas.microsoft.com/office/word/2018/wordml" xmlns:w16du="http://schemas.microsoft.com/office/word/2023/wordml/word16du" xmlns:w16sdtdh="http://schemas.microsoft.com/office/word/2020/wordml/sdtdatahash" xmlns:w16sdtfl="http://schemas.microsoft.com/office/word/2024/wordml/sdtformatlock" xmlns:w16se="http://schemas.microsoft.com/office/word/2015/wordml/symex" mc:Ignorable="w14 w15 w16se w16cid w16 w16cex w16sdtdh w16sdtfl w16du">
   <w:docDefaults>
     <w:rPrDefault>
       <w:rPr>
-        <w:rFonts w:ascii="Times New Roman" w:hAnsi="Times New Roman" w:eastAsia="Calibri" w:cs="Times New Roman"/>
+        <w:rFonts w:ascii="Times New Roman" w:eastAsia="Calibri" w:hAnsi="Times New Roman" w:cs="Times New Roman"/>
+        <w:lang w:val="en-US" w:eastAsia="en-US" w:bidi="ar-SA"/>
       </w:rPr>
     </w:rPrDefault>
     <w:pPrDefault/>
   </w:docDefaults>
-  <w:latentStyles w:count="260" w:defQFormat="0" w:defUnhideWhenUsed="1" w:defSemiHidden="1" w:defUIPriority="99" w:defLockedState="0">
-    <w:lsdException w:qFormat="1" w:unhideWhenUsed="0" w:uiPriority="0" w:semiHidden="0" w:name="Normal"/>
-    <w:lsdException w:qFormat="1" w:unhideWhenUsed="0" w:uiPriority="9" w:semiHidden="0" w:name="heading 1"/>
-    <w:lsdException w:qFormat="1" w:uiPriority="9" w:name="heading 2"/>
-    <w:lsdException w:qFormat="1" w:uiPriority="9" w:name="heading 3"/>
-    <w:lsdException w:qFormat="1" w:uiPriority="9" w:name="heading 4"/>
-    <w:lsdException w:qFormat="1" w:uiPriority="9" w:name="heading 5"/>
-    <w:lsdException w:qFormat="1" w:uiPriority="9" w:name="heading 6"/>
-    <w:lsdException w:qFormat="1" w:uiPriority="9" w:name="heading 7"/>
-    <w:lsdException w:qFormat="1" w:uiPriority="9" w:name="heading 8"/>
-    <w:lsdException w:qFormat="1" w:uiPriority="9" w:name="heading 9"/>
-    <w:lsdException w:uiPriority="99" w:name="index 1"/>
-    <w:lsdException w:uiPriority="99" w:name="index 2"/>
-    <w:lsdException w:uiPriority="99" w:name="index 3"/>
-    <w:lsdException w:uiPriority="99" w:name="index 4"/>
-    <w:lsdException w:uiPriority="99" w:name="index 5"/>
-    <w:lsdException w:uiPriority="99" w:name="index 6"/>
-    <w:lsdException w:uiPriority="99" w:name="index 7"/>
-    <w:lsdException w:uiPriority="99" w:name="index 8"/>
-    <w:lsdException w:uiPriority="99" w:name="index 9"/>
-    <w:lsdException w:uiPriority="39" w:name="toc 1"/>
-    <w:lsdException w:uiPriority="39" w:name="toc 2"/>
-    <w:lsdException w:uiPriority="39" w:name="toc 3"/>
-    <w:lsdException w:uiPriority="39" w:name="toc 4"/>
-    <w:lsdException w:uiPriority="39" w:name="toc 5"/>
-    <w:lsdException w:uiPriority="39" w:name="toc 6"/>
-    <w:lsdException w:uiPriority="39" w:name="toc 7"/>
-    <w:lsdException w:uiPriority="39" w:name="toc 8"/>
-    <w:lsdException w:uiPriority="39" w:name="toc 9"/>
-    <w:lsdException w:uiPriority="99" w:name="Normal Indent"/>
-    <w:lsdException w:uiPriority="99" w:name="footnote text"/>
-    <w:lsdException w:uiPriority="99" w:name="annotation text"/>
-    <w:lsdException w:qFormat="1" w:uiPriority="99" w:semiHidden="0" w:name="header"/>
-    <w:lsdException w:qFormat="1" w:uiPriority="99" w:semiHidden="0" w:name="footer"/>
-    <w:lsdException w:uiPriority="99" w:name="index heading"/>
-    <w:lsdException w:qFormat="1" w:uiPriority="35" w:name="caption"/>
-    <w:lsdException w:uiPriority="99" w:name="table of figures"/>
-    <w:lsdException w:uiPriority="99" w:name="envelope address"/>
-    <w:lsdException w:uiPriority="99" w:name="envelope return"/>
-    <w:lsdException w:uiPriority="99" w:name="footnote reference"/>
-    <w:lsdException w:uiPriority="99" w:name="annotation reference"/>
-    <w:lsdException w:uiPriority="99" w:name="line number"/>
-    <w:lsdException w:uiPriority="99" w:name="page number"/>
-    <w:lsdException w:uiPriority="99" w:name="endnote reference"/>
-    <w:lsdException w:uiPriority="99" w:name="endnote text"/>
-    <w:lsdException w:uiPriority="99" w:name="table of authorities"/>
-    <w:lsdException w:uiPriority="99" w:name="macro"/>
-    <w:lsdException w:uiPriority="99" w:name="toa heading"/>
-    <w:lsdException w:uiPriority="99" w:name="List"/>
-    <w:lsdException w:uiPriority="99" w:name="List Bullet"/>
-    <w:lsdException w:uiPriority="99" w:name="List Number"/>
-    <w:lsdException w:uiPriority="99" w:name="List 2"/>
-    <w:lsdException w:uiPriority="99" w:name="List 3"/>
-    <w:lsdException w:uiPriority="99" w:name="List 4"/>
-    <w:lsdException w:uiPriority="99" w:name="List 5"/>
-    <w:lsdException w:uiPriority="99" w:name="List Bullet 2"/>
-    <w:lsdException w:uiPriority="99" w:name="List Bullet 3"/>
-    <w:lsdException w:uiPriority="99" w:name="List Bullet 4"/>
-    <w:lsdException w:uiPriority="99" w:name="List Bullet 5"/>
-    <w:lsdException w:uiPriority="99" w:name="List Number 2"/>
-    <w:lsdException w:uiPriority="99" w:name="List Number 3"/>
-    <w:lsdException w:uiPriority="99" w:name="List Number 4"/>
-    <w:lsdException w:uiPriority="99" w:name="List Number 5"/>
-    <w:lsdException w:qFormat="1" w:unhideWhenUsed="0" w:uiPriority="10" w:semiHidden="0" w:name="Title"/>
-    <w:lsdException w:uiPriority="99" w:name="Closing"/>
-    <w:lsdException w:uiPriority="99" w:name="Signature"/>
-    <w:lsdException w:uiPriority="1" w:name="Default Paragraph Font"/>
-    <w:lsdException w:uiPriority="99" w:name="Body Text"/>
-    <w:lsdException w:uiPriority="99" w:name="Body Text Indent"/>
-    <w:lsdException w:uiPriority="99" w:name="List Continue"/>
-    <w:lsdException w:uiPriority="99" w:name="List Continue 2"/>
-    <w:lsdException w:uiPriority="99" w:name="List Continue 3"/>
-    <w:lsdException w:uiPriority="99" w:name="List Continue 4"/>
-    <w:lsdException w:uiPriority="99" w:name="List Continue 5"/>
-    <w:lsdException w:uiPriority="99" w:name="Message Header"/>
-    <w:lsdException w:qFormat="1" w:unhideWhenUsed="0" w:uiPriority="11" w:semiHidden="0" w:name="Subtitle"/>
-    <w:lsdException w:uiPriority="99" w:name="Salutation"/>
-    <w:lsdException w:uiPriority="99" w:name="Date"/>
-    <w:lsdException w:uiPriority="99" w:name="Body Text First Indent"/>
-    <w:lsdException w:uiPriority="99" w:name="Body Text First Indent 2"/>
-    <w:lsdException w:uiPriority="99" w:name="Note Heading"/>
-    <w:lsdException w:uiPriority="99" w:name="Body Text 2"/>
-    <w:lsdException w:uiPriority="99" w:name="Body Text 3"/>
-    <w:lsdException w:uiPriority="99" w:name="Body Text Indent 2"/>
-    <w:lsdException w:uiPriority="99" w:name="Body Text Indent 3"/>
-    <w:lsdException w:uiPriority="99" w:name="Block Text"/>
-    <w:lsdException w:uiPriority="99" w:name="Hyperlink"/>
-    <w:lsdException w:uiPriority="99" w:name="FollowedHyperlink"/>
-    <w:lsdException w:qFormat="1" w:unhideWhenUsed="0" w:uiPriority="22" w:semiHidden="0" w:name="Strong"/>
-    <w:lsdException w:qFormat="1" w:unhideWhenUsed="0" w:uiPriority="20" w:semiHidden="0" w:name="Emphasis"/>
-    <w:lsdException w:uiPriority="99" w:name="Document Map"/>
-    <w:lsdException w:uiPriority="99" w:name="Plain Text"/>
-    <w:lsdException w:uiPriority="99" w:name="E-mail Signature"/>
-    <w:lsdException w:qFormat="1" w:uiPriority="99" w:name="Normal (Web)"/>
-    <w:lsdException w:uiPriority="99" w:name="HTML Acronym"/>
-    <w:lsdException w:uiPriority="99" w:name="HTML Address"/>
-    <w:lsdException w:uiPriority="99" w:name="HTML Cite"/>
-    <w:lsdException w:uiPriority="99" w:name="HTML Code"/>
-    <w:lsdException w:uiPriority="99" w:name="HTML Definition"/>
-    <w:lsdException w:uiPriority="99" w:name="HTML Keyboard"/>
-    <w:lsdException w:uiPriority="99" w:name="HTML Preformatted"/>
-    <w:lsdException w:uiPriority="99" w:name="HTML Sample"/>
-    <w:lsdException w:uiPriority="99" w:name="HTML Typewriter"/>
-    <w:lsdException w:uiPriority="99" w:name="HTML Variable"/>
-    <w:lsdException w:uiPriority="99" w:name="Normal Table"/>
-    <w:lsdException w:uiPriority="99" w:name="annotation subject"/>
-    <w:lsdException w:uiPriority="99" w:name="Table Simple 1"/>
-    <w:lsdException w:uiPriority="99" w:name="Table Simple 2"/>
-    <w:lsdException w:uiPriority="99" w:name="Table Simple 3"/>
-    <w:lsdException w:uiPriority="99" w:name="Table Classic 1"/>
-    <w:lsdException w:uiPriority="99" w:name="Table Classic 2"/>
-    <w:lsdException w:uiPriority="99" w:name="Table Classic 3"/>
-    <w:lsdException w:uiPriority="99" w:name="Table Classic 4"/>
-    <w:lsdException w:uiPriority="99" w:name="Table Colorful 1"/>
-    <w:lsdException w:uiPriority="99" w:name="Table Colorful 2"/>
-    <w:lsdException w:uiPriority="99" w:name="Table Colorful 3"/>
-    <w:lsdException w:uiPriority="99" w:name="Table Columns 1"/>
-    <w:lsdException w:uiPriority="99" w:name="Table Columns 2"/>
-    <w:lsdException w:uiPriority="99" w:name="Table Columns 3"/>
-    <w:lsdException w:uiPriority="99" w:name="Table Columns 4"/>
-    <w:lsdException w:uiPriority="99" w:name="Table Columns 5"/>
-    <w:lsdException w:uiPriority="99" w:name="Table Grid 1"/>
-    <w:lsdException w:uiPriority="99" w:name="Table Grid 2"/>
-    <w:lsdException w:uiPriority="99" w:name="Table Grid 3"/>
-    <w:lsdException w:uiPriority="99" w:name="Table Grid 4"/>
-    <w:lsdException w:uiPriority="99" w:name="Table Grid 5"/>
-    <w:lsdException w:uiPriority="99" w:name="Table Grid 6"/>
-    <w:lsdException w:uiPriority="99" w:name="Table Grid 7"/>
-    <w:lsdException w:uiPriority="99" w:name="Table Grid 8"/>
-    <w:lsdException w:uiPriority="99" w:name="Table List 1"/>
-    <w:lsdException w:uiPriority="99" w:name="Table List 2"/>
-    <w:lsdException w:uiPriority="99" w:name="Table List 3"/>
-    <w:lsdException w:uiPriority="99" w:name="Table List 4"/>
-    <w:lsdException w:uiPriority="99" w:name="Table List 5"/>
-    <w:lsdException w:uiPriority="99" w:name="Table List 6"/>
-    <w:lsdException w:uiPriority="99" w:name="Table List 7"/>
-    <w:lsdException w:uiPriority="99" w:name="Table List 8"/>
-    <w:lsdException w:uiPriority="99" w:name="Table 3D effects 1"/>
-    <w:lsdException w:uiPriority="99" w:name="Table 3D effects 2"/>
-    <w:lsdException w:uiPriority="99" w:name="Table 3D effects 3"/>
-    <w:lsdException w:uiPriority="99" w:name="Table Contemporary"/>
-    <w:lsdException w:uiPriority="99" w:name="Table Elegant"/>
-    <w:lsdException w:uiPriority="99" w:name="Table Professional"/>
-    <w:lsdException w:uiPriority="99" w:name="Table Subtle 1"/>
-    <w:lsdException w:uiPriority="99" w:name="Table Subtle 2"/>
-    <w:lsdException w:uiPriority="99" w:name="Table Web 1"/>
-    <w:lsdException w:uiPriority="99" w:name="Table Web 2"/>
-    <w:lsdException w:uiPriority="99" w:name="Table Web 3"/>
-    <w:lsdException w:uiPriority="99" w:name="Balloon Text"/>
-    <w:lsdException w:qFormat="1" w:unhideWhenUsed="0" w:uiPriority="39" w:semiHidden="0" w:name="Table Grid"/>
-    <w:lsdException w:uiPriority="99" w:name="Table Theme"/>
-    <w:lsdException w:unhideWhenUsed="0" w:uiPriority="60" w:semiHidden="0" w:name="Light Shading"/>
-    <w:lsdException w:unhideWhenUsed="0" w:uiPriority="61" w:semiHidden="0" w:name="Light List"/>
-    <w:lsdException w:unhideWhenUsed="0" w:uiPriority="62" w:semiHidden="0" w:name="Light Grid"/>
-    <w:lsdException w:unhideWhenUsed="0" w:uiPriority="63" w:semiHidden="0" w:name="Medium Shading 1"/>
-    <w:lsdException w:unhideWhenUsed="0" w:uiPriority="64" w:semiHidden="0" w:name="Medium Shading 2"/>
-    <w:lsdException w:unhideWhenUsed="0" w:uiPriority="65" w:semiHidden="0" w:name="Medium List 1"/>
-    <w:lsdException w:unhideWhenUsed="0" w:uiPriority="66" w:semiHidden="0" w:name="Medium List 2"/>
-    <w:lsdException w:unhideWhenUsed="0" w:uiPriority="67" w:semiHidden="0" w:name="Medium Grid 1"/>
-    <w:lsdException w:unhideWhenUsed="0" w:uiPriority="68" w:semiHidden="0" w:name="Medium Grid 2"/>
-    <w:lsdException w:unhideWhenUsed="0" w:uiPriority="69" w:semiHidden="0" w:name="Medium Grid 3"/>
-    <w:lsdException w:unhideWhenUsed="0" w:uiPriority="70" w:semiHidden="0" w:name="Dark List"/>
-    <w:lsdException w:unhideWhenUsed="0" w:uiPriority="71" w:semiHidden="0" w:name="Colorful Shading"/>
-    <w:lsdException w:unhideWhenUsed="0" w:uiPriority="72" w:semiHidden="0" w:name="Colorful List"/>
-    <w:lsdException w:unhideWhenUsed="0" w:uiPriority="73" w:semiHidden="0" w:name="Colorful Grid"/>
-    <w:lsdException w:unhideWhenUsed="0" w:uiPriority="60" w:semiHidden="0" w:name="Light Shading Accent 1"/>
-    <w:lsdException w:unhideWhenUsed="0" w:uiPriority="61" w:semiHidden="0" w:name="Light List Accent 1"/>
-    <w:lsdException w:unhideWhenUsed="0" w:uiPriority="62" w:semiHidden="0" w:name="Light Grid Accent 1"/>
-    <w:lsdException w:unhideWhenUsed="0" w:uiPriority="63" w:semiHidden="0" w:name="Medium Shading 1 Accent 1"/>
-    <w:lsdException w:unhideWhenUsed="0" w:uiPriority="64" w:semiHidden="0" w:name="Medium Shading 2 Accent 1"/>
-    <w:lsdException w:unhideWhenUsed="0" w:uiPriority="65" w:semiHidden="0" w:name="Medium List 1 Accent 1"/>
-    <w:lsdException w:qFormat="1" w:unhideWhenUsed="0" w:uiPriority="34" w:semiHidden="0" w:name="List Paragraph"/>
-    <w:lsdException w:qFormat="1" w:unhideWhenUsed="0" w:uiPriority="29" w:semiHidden="0" w:name="Quote"/>
-    <w:lsdException w:qFormat="1" w:unhideWhenUsed="0" w:uiPriority="30" w:semiHidden="0" w:name="Intense Quote"/>
-    <w:lsdException w:unhideWhenUsed="0" w:uiPriority="66" w:semiHidden="0" w:name="Medium List 2 Accent 1"/>
-    <w:lsdException w:unhideWhenUsed="0" w:uiPriority="67" w:semiHidden="0" w:name="Medium Grid 1 Accent 1"/>
-    <w:lsdException w:unhideWhenUsed="0" w:uiPriority="68" w:semiHidden="0" w:name="Medium Grid 2 Accent 1"/>
-    <w:lsdException w:unhideWhenUsed="0" w:uiPriority="69" w:semiHidden="0" w:name="Medium Grid 3 Accent 1"/>
-    <w:lsdException w:unhideWhenUsed="0" w:uiPriority="70" w:semiHidden="0" w:name="Dark List Accent 1"/>
-    <w:lsdException w:unhideWhenUsed="0" w:uiPriority="71" w:semiHidden="0" w:name="Colorful Shading Accent 1"/>
-    <w:lsdException w:unhideWhenUsed="0" w:uiPriority="72" w:semiHidden="0" w:name="Colorful List Accent 1"/>
-    <w:lsdException w:unhideWhenUsed="0" w:uiPriority="73" w:semiHidden="0" w:name="Colorful Grid Accent 1"/>
-    <w:lsdException w:unhideWhenUsed="0" w:uiPriority="60" w:semiHidden="0" w:name="Light Shading Accent 2"/>
-    <w:lsdException w:unhideWhenUsed="0" w:uiPriority="61" w:semiHidden="0" w:name="Light List Accent 2"/>
-    <w:lsdException w:unhideWhenUsed="0" w:uiPriority="62" w:semiHidden="0" w:name="Light Grid Accent 2"/>
-    <w:lsdException w:unhideWhenUsed="0" w:uiPriority="63" w:semiHidden="0" w:name="Medium Shading 1 Accent 2"/>
-    <w:lsdException w:unhideWhenUsed="0" w:uiPriority="64" w:semiHidden="0" w:name="Medium Shading 2 Accent 2"/>
-    <w:lsdException w:unhideWhenUsed="0" w:uiPriority="65" w:semiHidden="0" w:name="Medium List 1 Accent 2"/>
-    <w:lsdException w:unhideWhenUsed="0" w:uiPriority="66" w:semiHidden="0" w:name="Medium List 2 Accent 2"/>
-    <w:lsdException w:unhideWhenUsed="0" w:uiPriority="67" w:semiHidden="0" w:name="Medium Grid 1 Accent 2"/>
-    <w:lsdException w:unhideWhenUsed="0" w:uiPriority="68" w:semiHidden="0" w:name="Medium Grid 2 Accent 2"/>
-    <w:lsdException w:unhideWhenUsed="0" w:uiPriority="69" w:semiHidden="0" w:name="Medium Grid 3 Accent 2"/>
-    <w:lsdException w:unhideWhenUsed="0" w:uiPriority="70" w:semiHidden="0" w:name="Dark List Accent 2"/>
-    <w:lsdException w:unhideWhenUsed="0" w:uiPriority="71" w:semiHidden="0" w:name="Colorful Shading Accent 2"/>
-    <w:lsdException w:unhideWhenUsed="0" w:uiPriority="72" w:semiHidden="0" w:name="Colorful List Accent 2"/>
-    <w:lsdException w:unhideWhenUsed="0" w:uiPriority="73" w:semiHidden="0" w:name="Colorful Grid Accent 2"/>
-    <w:lsdException w:unhideWhenUsed="0" w:uiPriority="60" w:semiHidden="0" w:name="Light Shading Accent 3"/>
-    <w:lsdException w:unhideWhenUsed="0" w:uiPriority="61" w:semiHidden="0" w:name="Light List Accent 3"/>
-    <w:lsdException w:unhideWhenUsed="0" w:uiPriority="62" w:semiHidden="0" w:name="Light Grid Accent 3"/>
-    <w:lsdException w:unhideWhenUsed="0" w:uiPriority="63" w:semiHidden="0" w:name="Medium Shading 1 Accent 3"/>
-    <w:lsdException w:unhideWhenUsed="0" w:uiPriority="64" w:semiHidden="0" w:name="Medium Shading 2 Accent 3"/>
-    <w:lsdException w:unhideWhenUsed="0" w:uiPriority="65" w:semiHidden="0" w:name="Medium List 1 Accent 3"/>
-    <w:lsdException w:unhideWhenUsed="0" w:uiPriority="66" w:semiHidden="0" w:name="Medium List 2 Accent 3"/>
-    <w:lsdException w:unhideWhenUsed="0" w:uiPriority="67" w:semiHidden="0" w:name="Medium Grid 1 Accent 3"/>
-    <w:lsdException w:unhideWhenUsed="0" w:uiPriority="68" w:semiHidden="0" w:name="Medium Grid 2 Accent 3"/>
-    <w:lsdException w:unhideWhenUsed="0" w:uiPriority="69" w:semiHidden="0" w:name="Medium Grid 3 Accent 3"/>
-    <w:lsdException w:unhideWhenUsed="0" w:uiPriority="70" w:semiHidden="0" w:name="Dark List Accent 3"/>
-    <w:lsdException w:unhideWhenUsed="0" w:uiPriority="71" w:semiHidden="0" w:name="Colorful Shading Accent 3"/>
-    <w:lsdException w:unhideWhenUsed="0" w:uiPriority="72" w:semiHidden="0" w:name="Colorful List Accent 3"/>
-    <w:lsdException w:unhideWhenUsed="0" w:uiPriority="73" w:semiHidden="0" w:name="Colorful Grid Accent 3"/>
-    <w:lsdException w:unhideWhenUsed="0" w:uiPriority="60" w:semiHidden="0" w:name="Light Shading Accent 4"/>
-    <w:lsdException w:unhideWhenUsed="0" w:uiPriority="61" w:semiHidden="0" w:name="Light List Accent 4"/>
-    <w:lsdException w:unhideWhenUsed="0" w:uiPriority="62" w:semiHidden="0" w:name="Light Grid Accent 4"/>
-    <w:lsdException w:unhideWhenUsed="0" w:uiPriority="63" w:semiHidden="0" w:name="Medium Shading 1 Accent 4"/>
-    <w:lsdException w:unhideWhenUsed="0" w:uiPriority="64" w:semiHidden="0" w:name="Medium Shading 2 Accent 4"/>
-    <w:lsdException w:unhideWhenUsed="0" w:uiPriority="65" w:semiHidden="0" w:name="Medium List 1 Accent 4"/>
-    <w:lsdException w:unhideWhenUsed="0" w:uiPriority="66" w:semiHidden="0" w:name="Medium List 2 Accent 4"/>
-    <w:lsdException w:unhideWhenUsed="0" w:uiPriority="67" w:semiHidden="0" w:name="Medium Grid 1 Accent 4"/>
-    <w:lsdException w:unhideWhenUsed="0" w:uiPriority="68" w:semiHidden="0" w:name="Medium Grid 2 Accent 4"/>
-    <w:lsdException w:unhideWhenUsed="0" w:uiPriority="69" w:semiHidden="0" w:name="Medium Grid 3 Accent 4"/>
-    <w:lsdException w:unhideWhenUsed="0" w:uiPriority="70" w:semiHidden="0" w:name="Dark List Accent 4"/>
-    <w:lsdException w:unhideWhenUsed="0" w:uiPriority="71" w:semiHidden="0" w:name="Colorful Shading Accent 4"/>
-    <w:lsdException w:unhideWhenUsed="0" w:uiPriority="72" w:semiHidden="0" w:name="Colorful List Accent 4"/>
-    <w:lsdException w:unhideWhenUsed="0" w:uiPriority="73" w:semiHidden="0" w:name="Colorful Grid Accent 4"/>
-    <w:lsdException w:unhideWhenUsed="0" w:uiPriority="60" w:semiHidden="0" w:name="Light Shading Accent 5"/>
-    <w:lsdException w:unhideWhenUsed="0" w:uiPriority="61" w:semiHidden="0" w:name="Light List Accent 5"/>
-    <w:lsdException w:unhideWhenUsed="0" w:uiPriority="62" w:semiHidden="0" w:name="Light Grid Accent 5"/>
-    <w:lsdException w:unhideWhenUsed="0" w:uiPriority="63" w:semiHidden="0" w:name="Medium Shading 1 Accent 5"/>
-    <w:lsdException w:unhideWhenUsed="0" w:uiPriority="64" w:semiHidden="0" w:name="Medium Shading 2 Accent 5"/>
-    <w:lsdException w:unhideWhenUsed="0" w:uiPriority="65" w:semiHidden="0" w:name="Medium List 1 Accent 5"/>
-    <w:lsdException w:unhideWhenUsed="0" w:uiPriority="66" w:semiHidden="0" w:name="Medium List 2 Accent 5"/>
-    <w:lsdException w:unhideWhenUsed="0" w:uiPriority="67" w:semiHidden="0" w:name="Medium Grid 1 Accent 5"/>
-    <w:lsdException w:unhideWhenUsed="0" w:uiPriority="68" w:semiHidden="0" w:name="Medium Grid 2 Accent 5"/>
-    <w:lsdException w:unhideWhenUsed="0" w:uiPriority="69" w:semiHidden="0" w:name="Medium Grid 3 Accent 5"/>
-    <w:lsdException w:unhideWhenUsed="0" w:uiPriority="70" w:semiHidden="0" w:name="Dark List Accent 5"/>
-    <w:lsdException w:unhideWhenUsed="0" w:uiPriority="71" w:semiHidden="0" w:name="Colorful Shading Accent 5"/>
-    <w:lsdException w:unhideWhenUsed="0" w:uiPriority="72" w:semiHidden="0" w:name="Colorful List Accent 5"/>
-    <w:lsdException w:unhideWhenUsed="0" w:uiPriority="73" w:semiHidden="0" w:name="Colorful Grid Accent 5"/>
-    <w:lsdException w:unhideWhenUsed="0" w:uiPriority="60" w:semiHidden="0" w:name="Light Shading Accent 6"/>
-    <w:lsdException w:unhideWhenUsed="0" w:uiPriority="61" w:semiHidden="0" w:name="Light List Accent 6"/>
-    <w:lsdException w:unhideWhenUsed="0" w:uiPriority="62" w:semiHidden="0" w:name="Light Grid Accent 6"/>
-    <w:lsdException w:unhideWhenUsed="0" w:uiPriority="63" w:semiHidden="0" w:name="Medium Shading 1 Accent 6"/>
-    <w:lsdException w:unhideWhenUsed="0" w:uiPriority="64" w:semiHidden="0" w:name="Medium Shading 2 Accent 6"/>
-    <w:lsdException w:unhideWhenUsed="0" w:uiPriority="65" w:semiHidden="0" w:name="Medium List 1 Accent 6"/>
-    <w:lsdException w:unhideWhenUsed="0" w:uiPriority="66" w:semiHidden="0" w:name="Medium List 2 Accent 6"/>
-    <w:lsdException w:unhideWhenUsed="0" w:uiPriority="67" w:semiHidden="0" w:name="Medium Grid 1 Accent 6"/>
-    <w:lsdException w:unhideWhenUsed="0" w:uiPriority="68" w:semiHidden="0" w:name="Medium Grid 2 Accent 6"/>
-    <w:lsdException w:unhideWhenUsed="0" w:uiPriority="69" w:semiHidden="0" w:name="Medium Grid 3 Accent 6"/>
-    <w:lsdException w:unhideWhenUsed="0" w:uiPriority="70" w:semiHidden="0" w:name="Dark List Accent 6"/>
-    <w:lsdException w:unhideWhenUsed="0" w:uiPriority="71" w:semiHidden="0" w:name="Colorful Shading Accent 6"/>
-    <w:lsdException w:unhideWhenUsed="0" w:uiPriority="72" w:semiHidden="0" w:name="Colorful List Accent 6"/>
-    <w:lsdException w:unhideWhenUsed="0" w:uiPriority="73" w:semiHidden="0" w:name="Colorful Grid Accent 6"/>
+  <w:latentStyles w:defLockedState="0" w:defUIPriority="99" w:defSemiHidden="0" w:defUnhideWhenUsed="0" w:defQFormat="0" w:count="376">
+    <w:lsdException w:name="Normal" w:uiPriority="0" w:qFormat="1"/>
+    <w:lsdException w:name="heading 1" w:uiPriority="9" w:qFormat="1"/>
+    <w:lsdException w:name="heading 2" w:semiHidden="1" w:uiPriority="9" w:unhideWhenUsed="1" w:qFormat="1"/>
+    <w:lsdException w:name="heading 3" w:semiHidden="1" w:uiPriority="9" w:unhideWhenUsed="1" w:qFormat="1"/>
+    <w:lsdException w:name="heading 4" w:semiHidden="1" w:uiPriority="9" w:unhideWhenUsed="1" w:qFormat="1"/>
+    <w:lsdException w:name="heading 5" w:semiHidden="1" w:uiPriority="9" w:unhideWhenUsed="1" w:qFormat="1"/>
+    <w:lsdException w:name="heading 6" w:semiHidden="1" w:uiPriority="9" w:unhideWhenUsed="1" w:qFormat="1"/>
+    <w:lsdException w:name="heading 7" w:semiHidden="1" w:uiPriority="9" w:unhideWhenUsed="1" w:qFormat="1"/>
+    <w:lsdException w:name="heading 8" w:semiHidden="1" w:uiPriority="9" w:unhideWhenUsed="1" w:qFormat="1"/>
+    <w:lsdException w:name="heading 9" w:semiHidden="1" w:uiPriority="9" w:unhideWhenUsed="1" w:qFormat="1"/>
+    <w:lsdException w:name="index 1" w:semiHidden="1" w:unhideWhenUsed="1"/>
+    <w:lsdException w:name="index 2" w:semiHidden="1" w:unhideWhenUsed="1"/>
+    <w:lsdException w:name="index 3" w:semiHidden="1" w:unhideWhenUsed="1"/>
+    <w:lsdException w:name="index 4" w:semiHidden="1" w:unhideWhenUsed="1"/>
+    <w:lsdException w:name="index 5" w:semiHidden="1" w:unhideWhenUsed="1"/>
+    <w:lsdException w:name="index 6" w:semiHidden="1" w:unhideWhenUsed="1"/>
+    <w:lsdException w:name="index 7" w:semiHidden="1" w:unhideWhenUsed="1"/>
+    <w:lsdException w:name="index 8" w:semiHidden="1" w:unhideWhenUsed="1"/>
+    <w:lsdException w:name="index 9" w:semiHidden="1" w:unhideWhenUsed="1"/>
+    <w:lsdException w:name="toc 1" w:semiHidden="1" w:uiPriority="39" w:unhideWhenUsed="1"/>
+    <w:lsdException w:name="toc 2" w:semiHidden="1" w:uiPriority="39" w:unhideWhenUsed="1"/>
+    <w:lsdException w:name="toc 3" w:semiHidden="1" w:uiPriority="39" w:unhideWhenUsed="1"/>
+    <w:lsdException w:name="toc 4" w:semiHidden="1" w:uiPriority="39" w:unhideWhenUsed="1"/>
+    <w:lsdException w:name="toc 5" w:semiHidden="1" w:uiPriority="39" w:unhideWhenUsed="1"/>
+    <w:lsdException w:name="toc 6" w:semiHidden="1" w:uiPriority="39" w:unhideWhenUsed="1"/>
+    <w:lsdException w:name="toc 7" w:semiHidden="1" w:uiPriority="39" w:unhideWhenUsed="1"/>
+    <w:lsdException w:name="toc 8" w:semiHidden="1" w:uiPriority="39" w:unhideWhenUsed="1"/>
+    <w:lsdException w:name="toc 9" w:semiHidden="1" w:uiPriority="39" w:unhideWhenUsed="1"/>
+    <w:lsdException w:name="Normal Indent" w:semiHidden="1" w:unhideWhenUsed="1"/>
+    <w:lsdException w:name="footnote text" w:semiHidden="1" w:unhideWhenUsed="1"/>
+    <w:lsdException w:name="annotation text" w:semiHidden="1" w:unhideWhenUsed="1"/>
+    <w:lsdException w:name="header" w:unhideWhenUsed="1" w:qFormat="1"/>
+    <w:lsdException w:name="footer" w:unhideWhenUsed="1" w:qFormat="1"/>
+    <w:lsdException w:name="index heading" w:semiHidden="1" w:unhideWhenUsed="1"/>
+    <w:lsdException w:name="caption" w:semiHidden="1" w:uiPriority="35" w:unhideWhenUsed="1" w:qFormat="1"/>
+    <w:lsdException w:name="table of figures" w:semiHidden="1" w:unhideWhenUsed="1"/>
+    <w:lsdException w:name="envelope address" w:semiHidden="1" w:unhideWhenUsed="1"/>
+    <w:lsdException w:name="envelope return" w:semiHidden="1" w:unhideWhenUsed="1"/>
+    <w:lsdException w:name="footnote reference" w:semiHidden="1" w:unhideWhenUsed="1"/>
+    <w:lsdException w:name="annotation reference" w:semiHidden="1" w:unhideWhenUsed="1"/>
+    <w:lsdException w:name="line number" w:semiHidden="1" w:unhideWhenUsed="1"/>
+    <w:lsdException w:name="page number" w:semiHidden="1" w:unhideWhenUsed="1"/>
+    <w:lsdException w:name="endnote reference" w:semiHidden="1" w:unhideWhenUsed="1"/>
+    <w:lsdException w:name="endnote text" w:semiHidden="1" w:unhideWhenUsed="1"/>
+    <w:lsdException w:name="table of authorities" w:semiHidden="1" w:unhideWhenUsed="1"/>
+    <w:lsdException w:name="macro" w:semiHidden="1" w:unhideWhenUsed="1"/>
+    <w:lsdException w:name="toa heading" w:semiHidden="1" w:unhideWhenUsed="1"/>
+    <w:lsdException w:name="List" w:semiHidden="1" w:unhideWhenUsed="1"/>
+    <w:lsdException w:name="List Bullet" w:semiHidden="1" w:unhideWhenUsed="1"/>
+    <w:lsdException w:name="List Number" w:semiHidden="1" w:unhideWhenUsed="1"/>
+    <w:lsdException w:name="List 2" w:semiHidden="1" w:unhideWhenUsed="1"/>
+    <w:lsdException w:name="List 3" w:semiHidden="1" w:unhideWhenUsed="1"/>
+    <w:lsdException w:name="List 4" w:semiHidden="1" w:unhideWhenUsed="1"/>
+    <w:lsdException w:name="List 5" w:semiHidden="1" w:unhideWhenUsed="1"/>
+    <w:lsdException w:name="List Bullet 2" w:semiHidden="1" w:unhideWhenUsed="1"/>
+    <w:lsdException w:name="List Bullet 3" w:semiHidden="1" w:unhideWhenUsed="1"/>
+    <w:lsdException w:name="List Bullet 4" w:semiHidden="1" w:unhideWhenUsed="1"/>
+    <w:lsdException w:name="List Bullet 5" w:semiHidden="1" w:unhideWhenUsed="1"/>
+    <w:lsdException w:name="List Number 2" w:semiHidden="1" w:unhideWhenUsed="1"/>
+    <w:lsdException w:name="List Number 3" w:semiHidden="1" w:unhideWhenUsed="1"/>
+    <w:lsdException w:name="List Number 4" w:semiHidden="1" w:unhideWhenUsed="1"/>
+    <w:lsdException w:name="List Number 5" w:semiHidden="1" w:unhideWhenUsed="1"/>
+    <w:lsdException w:name="Title" w:uiPriority="10" w:qFormat="1"/>
+    <w:lsdException w:name="Closing" w:semiHidden="1" w:unhideWhenUsed="1"/>
+    <w:lsdException w:name="Signature" w:semiHidden="1" w:unhideWhenUsed="1"/>
+    <w:lsdException w:name="Default Paragraph Font" w:semiHidden="1" w:uiPriority="1" w:unhideWhenUsed="1"/>
+    <w:lsdException w:name="Body Text" w:semiHidden="1" w:unhideWhenUsed="1"/>
+    <w:lsdException w:name="Body Text Indent" w:semiHidden="1" w:unhideWhenUsed="1"/>
+    <w:lsdException w:name="List Continue" w:semiHidden="1" w:unhideWhenUsed="1"/>
+    <w:lsdException w:name="List Continue 2" w:semiHidden="1" w:unhideWhenUsed="1"/>
+    <w:lsdException w:name="List Continue 3" w:semiHidden="1" w:unhideWhenUsed="1"/>
+    <w:lsdException w:name="List Continue 4" w:semiHidden="1" w:unhideWhenUsed="1"/>
+    <w:lsdException w:name="List Continue 5" w:semiHidden="1" w:unhideWhenUsed="1"/>
+    <w:lsdException w:name="Message Header" w:semiHidden="1" w:unhideWhenUsed="1"/>
+    <w:lsdException w:name="Subtitle" w:uiPriority="11" w:qFormat="1"/>
+    <w:lsdException w:name="Salutation" w:semiHidden="1" w:unhideWhenUsed="1"/>
+    <w:lsdException w:name="Date" w:semiHidden="1" w:unhideWhenUsed="1"/>
+    <w:lsdException w:name="Body Text First Indent" w:semiHidden="1" w:unhideWhenUsed="1"/>
+    <w:lsdException w:name="Body Text First Indent 2" w:semiHidden="1" w:unhideWhenUsed="1"/>
+    <w:lsdException w:name="Note Heading" w:semiHidden="1" w:unhideWhenUsed="1"/>
+    <w:lsdException w:name="Body Text 2" w:semiHidden="1" w:unhideWhenUsed="1"/>
+    <w:lsdException w:name="Body Text 3" w:semiHidden="1" w:unhideWhenUsed="1"/>
+    <w:lsdException w:name="Body Text Indent 2" w:semiHidden="1" w:unhideWhenUsed="1"/>
+    <w:lsdException w:name="Body Text Indent 3" w:semiHidden="1" w:unhideWhenUsed="1"/>
+    <w:lsdException w:name="Block Text" w:semiHidden="1" w:unhideWhenUsed="1"/>
+    <w:lsdException w:name="Hyperlink" w:semiHidden="1" w:unhideWhenUsed="1"/>
+    <w:lsdException w:name="FollowedHyperlink" w:semiHidden="1" w:unhideWhenUsed="1"/>
+    <w:lsdException w:name="Strong" w:uiPriority="22" w:qFormat="1"/>
+    <w:lsdException w:name="Emphasis" w:uiPriority="20" w:qFormat="1"/>
+    <w:lsdException w:name="Document Map" w:semiHidden="1" w:unhideWhenUsed="1"/>
+    <w:lsdException w:name="Plain Text" w:semiHidden="1" w:unhideWhenUsed="1"/>
+    <w:lsdException w:name="E-mail Signature" w:semiHidden="1" w:unhideWhenUsed="1"/>
+    <w:lsdException w:name="HTML Top of Form" w:semiHidden="1" w:unhideWhenUsed="1"/>
+    <w:lsdException w:name="HTML Bottom of Form" w:semiHidden="1" w:unhideWhenUsed="1"/>
+    <w:lsdException w:name="Normal (Web)" w:semiHidden="1" w:unhideWhenUsed="1" w:qFormat="1"/>
+    <w:lsdException w:name="HTML Acronym" w:semiHidden="1" w:unhideWhenUsed="1"/>
+    <w:lsdException w:name="HTML Address" w:semiHidden="1" w:unhideWhenUsed="1"/>
+    <w:lsdException w:name="HTML Cite" w:semiHidden="1" w:unhideWhenUsed="1"/>
+    <w:lsdException w:name="HTML Code" w:semiHidden="1" w:unhideWhenUsed="1"/>
+    <w:lsdException w:name="HTML Definition" w:semiHidden="1" w:unhideWhenUsed="1"/>
+    <w:lsdException w:name="HTML Keyboard" w:semiHidden="1" w:unhideWhenUsed="1"/>
+    <w:lsdException w:name="HTML Preformatted" w:semiHidden="1" w:unhideWhenUsed="1"/>
+    <w:lsdException w:name="HTML Sample" w:semiHidden="1" w:unhideWhenUsed="1"/>
+    <w:lsdException w:name="HTML Typewriter" w:semiHidden="1" w:unhideWhenUsed="1"/>
+    <w:lsdException w:name="HTML Variable" w:semiHidden="1" w:unhideWhenUsed="1"/>
+    <w:lsdException w:name="Normal Table" w:semiHidden="1" w:unhideWhenUsed="1"/>
+    <w:lsdException w:name="annotation subject" w:semiHidden="1" w:unhideWhenUsed="1"/>
+    <w:lsdException w:name="No List" w:semiHidden="1" w:unhideWhenUsed="1"/>
+    <w:lsdException w:name="Outline List 1" w:semiHidden="1" w:unhideWhenUsed="1"/>
+    <w:lsdException w:name="Outline List 2" w:semiHidden="1" w:unhideWhenUsed="1"/>
+    <w:lsdException w:name="Outline List 3" w:semiHidden="1" w:unhideWhenUsed="1"/>
+    <w:lsdException w:name="Table Simple 1" w:semiHidden="1" w:unhideWhenUsed="1"/>
+    <w:lsdException w:name="Table Simple 2" w:semiHidden="1" w:unhideWhenUsed="1"/>
+    <w:lsdException w:name="Table Simple 3" w:semiHidden="1" w:unhideWhenUsed="1"/>
+    <w:lsdException w:name="Table Classic 1" w:semiHidden="1" w:unhideWhenUsed="1"/>
+    <w:lsdException w:name="Table Classic 2" w:semiHidden="1" w:unhideWhenUsed="1"/>
+    <w:lsdException w:name="Table Classic 3" w:semiHidden="1" w:unhideWhenUsed="1"/>
+    <w:lsdException w:name="Table Classic 4" w:semiHidden="1" w:unhideWhenUsed="1"/>
+    <w:lsdException w:name="Table Colorful 1" w:semiHidden="1" w:unhideWhenUsed="1"/>
+    <w:lsdException w:name="Table Colorful 2" w:semiHidden="1" w:unhideWhenUsed="1"/>
+    <w:lsdException w:name="Table Colorful 3" w:semiHidden="1" w:unhideWhenUsed="1"/>
+    <w:lsdException w:name="Table Columns 1" w:semiHidden="1" w:unhideWhenUsed="1"/>
+    <w:lsdException w:name="Table Columns 2" w:semiHidden="1" w:unhideWhenUsed="1"/>
+    <w:lsdException w:name="Table Columns 3" w:semiHidden="1" w:unhideWhenUsed="1"/>
+    <w:lsdException w:name="Table Columns 4" w:semiHidden="1" w:unhideWhenUsed="1"/>
+    <w:lsdException w:name="Table Columns 5" w:semiHidden="1" w:unhideWhenUsed="1"/>
+    <w:lsdException w:name="Table Grid 1" w:semiHidden="1" w:unhideWhenUsed="1"/>
+    <w:lsdException w:name="Table Grid 2" w:semiHidden="1" w:unhideWhenUsed="1"/>
+    <w:lsdException w:name="Table Grid 3" w:semiHidden="1" w:unhideWhenUsed="1"/>
+    <w:lsdException w:name="Table Grid 4" w:semiHidden="1" w:unhideWhenUsed="1"/>
+    <w:lsdException w:name="Table Grid 5" w:semiHidden="1" w:unhideWhenUsed="1"/>
+    <w:lsdException w:name="Table Grid 6" w:semiHidden="1" w:unhideWhenUsed="1"/>
+    <w:lsdException w:name="Table Grid 7" w:semiHidden="1" w:unhideWhenUsed="1"/>
+    <w:lsdException w:name="Table Grid 8" w:semiHidden="1" w:unhideWhenUsed="1"/>
+    <w:lsdException w:name="Table List 1" w:semiHidden="1" w:unhideWhenUsed="1"/>
+    <w:lsdException w:name="Table List 2" w:semiHidden="1" w:unhideWhenUsed="1"/>
+    <w:lsdException w:name="Table List 3" w:semiHidden="1" w:unhideWhenUsed="1"/>
+    <w:lsdException w:name="Table List 4" w:semiHidden="1" w:unhideWhenUsed="1"/>
+    <w:lsdException w:name="Table List 5" w:semiHidden="1" w:unhideWhenUsed="1"/>
+    <w:lsdException w:name="Table List 6" w:semiHidden="1" w:unhideWhenUsed="1"/>
+    <w:lsdException w:name="Table List 7" w:semiHidden="1" w:unhideWhenUsed="1"/>
+    <w:lsdException w:name="Table List 8" w:semiHidden="1" w:unhideWhenUsed="1"/>
+    <w:lsdException w:name="Table 3D effects 1" w:semiHidden="1" w:unhideWhenUsed="1"/>
+    <w:lsdException w:name="Table 3D effects 2" w:semiHidden="1" w:unhideWhenUsed="1"/>
+    <w:lsdException w:name="Table 3D effects 3" w:semiHidden="1" w:unhideWhenUsed="1"/>
+    <w:lsdException w:name="Table Contemporary" w:semiHidden="1" w:unhideWhenUsed="1"/>
+    <w:lsdException w:name="Table Elegant" w:semiHidden="1" w:unhideWhenUsed="1"/>
+    <w:lsdException w:name="Table Professional" w:semiHidden="1" w:unhideWhenUsed="1"/>
+    <w:lsdException w:name="Table Subtle 1" w:semiHidden="1" w:unhideWhenUsed="1"/>
+    <w:lsdException w:name="Table Subtle 2" w:semiHidden="1" w:unhideWhenUsed="1"/>
+    <w:lsdException w:name="Table Web 1" w:semiHidden="1" w:unhideWhenUsed="1"/>
+    <w:lsdException w:name="Table Web 2" w:semiHidden="1" w:unhideWhenUsed="1"/>
+    <w:lsdException w:name="Table Web 3" w:semiHidden="1" w:unhideWhenUsed="1"/>
+    <w:lsdException w:name="Balloon Text" w:semiHidden="1" w:unhideWhenUsed="1"/>
+    <w:lsdException w:name="Table Grid" w:uiPriority="39" w:qFormat="1"/>
+    <w:lsdException w:name="Table Theme" w:semiHidden="1" w:unhideWhenUsed="1"/>
+    <w:lsdException w:name="Placeholder Text" w:semiHidden="1" w:unhideWhenUsed="1"/>
+    <w:lsdException w:name="No Spacing" w:semiHidden="1" w:unhideWhenUsed="1"/>
+    <w:lsdException w:name="Light Shading" w:uiPriority="60"/>
+    <w:lsdException w:name="Light List" w:uiPriority="61"/>
+    <w:lsdException w:name="Light Grid" w:uiPriority="62"/>
+    <w:lsdException w:name="Medium Shading 1" w:uiPriority="63"/>
+    <w:lsdException w:name="Medium Shading 2" w:uiPriority="64"/>
+    <w:lsdException w:name="Medium List 1" w:uiPriority="65"/>
+    <w:lsdException w:name="Medium List 2" w:uiPriority="66"/>
+    <w:lsdException w:name="Medium Grid 1" w:uiPriority="67"/>
+    <w:lsdException w:name="Medium Grid 2" w:uiPriority="68"/>
+    <w:lsdException w:name="Medium Grid 3" w:uiPriority="69"/>
+    <w:lsdException w:name="Dark List" w:uiPriority="70"/>
+    <w:lsdException w:name="Colorful Shading" w:uiPriority="71"/>
+    <w:lsdException w:name="Colorful List" w:uiPriority="72"/>
+    <w:lsdException w:name="Colorful Grid" w:uiPriority="73"/>
+    <w:lsdException w:name="Light Shading Accent 1" w:uiPriority="60"/>
+    <w:lsdException w:name="Light List Accent 1" w:uiPriority="61"/>
+    <w:lsdException w:name="Light Grid Accent 1" w:uiPriority="62"/>
+    <w:lsdException w:name="Medium Shading 1 Accent 1" w:uiPriority="63"/>
+    <w:lsdException w:name="Medium Shading 2 Accent 1" w:uiPriority="64"/>
+    <w:lsdException w:name="Medium List 1 Accent 1" w:uiPriority="65"/>
+    <w:lsdException w:name="Revision" w:semiHidden="1" w:unhideWhenUsed="1"/>
+    <w:lsdException w:name="List Paragraph" w:uiPriority="34" w:qFormat="1"/>
+    <w:lsdException w:name="Quote" w:uiPriority="29" w:qFormat="1"/>
+    <w:lsdException w:name="Intense Quote" w:uiPriority="30" w:qFormat="1"/>
+    <w:lsdException w:name="Medium List 2 Accent 1" w:uiPriority="66"/>
+    <w:lsdException w:name="Medium Grid 1 Accent 1" w:uiPriority="67"/>
+    <w:lsdException w:name="Medium Grid 2 Accent 1" w:uiPriority="68"/>
+    <w:lsdException w:name="Medium Grid 3 Accent 1" w:uiPriority="69"/>
+    <w:lsdException w:name="Dark List Accent 1" w:uiPriority="70"/>
+    <w:lsdException w:name="Colorful Shading Accent 1" w:uiPriority="71"/>
+    <w:lsdException w:name="Colorful List Accent 1" w:uiPriority="72"/>
+    <w:lsdException w:name="Colorful Grid Accent 1" w:uiPriority="73"/>
+    <w:lsdException w:name="Light Shading Accent 2" w:uiPriority="60"/>
+    <w:lsdException w:name="Light List Accent 2" w:uiPriority="61"/>
+    <w:lsdException w:name="Light Grid Accent 2" w:uiPriority="62"/>
+    <w:lsdException w:name="Medium Shading 1 Accent 2" w:uiPriority="63"/>
+    <w:lsdException w:name="Medium Shading 2 Accent 2" w:uiPriority="64"/>
+    <w:lsdException w:name="Medium List 1 Accent 2" w:uiPriority="65"/>
+    <w:lsdException w:name="Medium List 2 Accent 2" w:uiPriority="66"/>
+    <w:lsdException w:name="Medium Grid 1 Accent 2" w:uiPriority="67"/>
+    <w:lsdException w:name="Medium Grid 2 Accent 2" w:uiPriority="68"/>
+    <w:lsdException w:name="Medium Grid 3 Accent 2" w:uiPriority="69"/>
+    <w:lsdException w:name="Dark List Accent 2" w:uiPriority="70"/>
+    <w:lsdException w:name="Colorful Shading Accent 2" w:uiPriority="71"/>
+    <w:lsdException w:name="Colorful List Accent 2" w:uiPriority="72"/>
+    <w:lsdException w:name="Colorful Grid Accent 2" w:uiPriority="73"/>
+    <w:lsdException w:name="Light Shading Accent 3" w:uiPriority="60"/>
+    <w:lsdException w:name="Light List Accent 3" w:uiPriority="61"/>
+    <w:lsdException w:name="Light Grid Accent 3" w:uiPriority="62"/>
+    <w:lsdException w:name="Medium Shading 1 Accent 3" w:uiPriority="63"/>
+    <w:lsdException w:name="Medium Shading 2 Accent 3" w:uiPriority="64"/>
+    <w:lsdException w:name="Medium List 1 Accent 3" w:uiPriority="65"/>
+    <w:lsdException w:name="Medium List 2 Accent 3" w:uiPriority="66"/>
+    <w:lsdException w:name="Medium Grid 1 Accent 3" w:uiPriority="67"/>
+    <w:lsdException w:name="Medium Grid 2 Accent 3" w:uiPriority="68"/>
+    <w:lsdException w:name="Medium Grid 3 Accent 3" w:uiPriority="69"/>
+    <w:lsdException w:name="Dark List Accent 3" w:uiPriority="70"/>
+    <w:lsdException w:name="Colorful Shading Accent 3" w:uiPriority="71"/>
+    <w:lsdException w:name="Colorful List Accent 3" w:uiPriority="72"/>
+    <w:lsdException w:name="Colorful Grid Accent 3" w:uiPriority="73"/>
+    <w:lsdException w:name="Light Shading Accent 4" w:uiPriority="60"/>
+    <w:lsdException w:name="Light List Accent 4" w:uiPriority="61"/>
+    <w:lsdException w:name="Light Grid Accent 4" w:uiPriority="62"/>
+    <w:lsdException w:name="Medium Shading 1 Accent 4" w:uiPriority="63"/>
+    <w:lsdException w:name="Medium Shading 2 Accent 4" w:uiPriority="64"/>
+    <w:lsdException w:name="Medium List 1 Accent 4" w:uiPriority="65"/>
+    <w:lsdException w:name="Medium List 2 Accent 4" w:uiPriority="66"/>
+    <w:lsdException w:name="Medium Grid 1 Accent 4" w:uiPriority="67"/>
+    <w:lsdException w:name="Medium Grid 2 Accent 4" w:uiPriority="68"/>
+    <w:lsdException w:name="Medium Grid 3 Accent 4" w:uiPriority="69"/>
+    <w:lsdException w:name="Dark List Accent 4" w:uiPriority="70"/>
+    <w:lsdException w:name="Colorful Shading Accent 4" w:uiPriority="71"/>
+    <w:lsdException w:name="Colorful List Accent 4" w:uiPriority="72"/>
+    <w:lsdException w:name="Colorful Grid Accent 4" w:uiPriority="73"/>
+    <w:lsdException w:name="Light Shading Accent 5" w:uiPriority="60"/>
+    <w:lsdException w:name="Light List Accent 5" w:uiPriority="61"/>
+    <w:lsdException w:name="Light Grid Accent 5" w:uiPriority="62"/>
+    <w:lsdException w:name="Medium Shading 1 Accent 5" w:uiPriority="63"/>
+    <w:lsdException w:name="Medium Shading 2 Accent 5" w:uiPriority="64"/>
+    <w:lsdException w:name="Medium List 1 Accent 5" w:uiPriority="65"/>
+    <w:lsdException w:name="Medium List 2 Accent 5" w:uiPriority="66"/>
+    <w:lsdException w:name="Medium Grid 1 Accent 5" w:uiPriority="67"/>
+    <w:lsdException w:name="Medium Grid 2 Accent 5" w:uiPriority="68"/>
+    <w:lsdException w:name="Medium Grid 3 Accent 5" w:uiPriority="69"/>
+    <w:lsdException w:name="Dark List Accent 5" w:uiPriority="70"/>
+    <w:lsdException w:name="Colorful Shading Accent 5" w:uiPriority="71"/>
+    <w:lsdException w:name="Colorful List Accent 5" w:uiPriority="72"/>
+    <w:lsdException w:name="Colorful Grid Accent 5" w:uiPriority="73"/>
+    <w:lsdException w:name="Light Shading Accent 6" w:uiPriority="60"/>
+    <w:lsdException w:name="Light List Accent 6" w:uiPriority="61"/>
+    <w:lsdException w:name="Light Grid Accent 6" w:uiPriority="62"/>
+    <w:lsdException w:name="Medium Shading 1 Accent 6" w:uiPriority="63"/>
+    <w:lsdException w:name="Medium Shading 2 Accent 6" w:uiPriority="64"/>
+    <w:lsdException w:name="Medium List 1 Accent 6" w:uiPriority="65"/>
+    <w:lsdException w:name="Medium List 2 Accent 6" w:uiPriority="66"/>
+    <w:lsdException w:name="Medium Grid 1 Accent 6" w:uiPriority="67"/>
+    <w:lsdException w:name="Medium Grid 2 Accent 6" w:uiPriority="68"/>
+    <w:lsdException w:name="Medium Grid 3 Accent 6" w:uiPriority="69"/>
+    <w:lsdException w:name="Dark List Accent 6" w:uiPriority="70"/>
+    <w:lsdException w:name="Colorful Shading Accent 6" w:uiPriority="71"/>
+    <w:lsdException w:name="Colorful List Accent 6" w:uiPriority="72"/>
+    <w:lsdException w:name="Colorful Grid Accent 6" w:uiPriority="73"/>
+    <w:lsdException w:name="Subtle Emphasis" w:uiPriority="19" w:qFormat="1"/>
+    <w:lsdException w:name="Intense Emphasis" w:uiPriority="21" w:qFormat="1"/>
+    <w:lsdException w:name="Subtle Reference" w:uiPriority="31" w:qFormat="1"/>
+    <w:lsdException w:name="Intense Reference" w:uiPriority="32" w:qFormat="1"/>
+    <w:lsdException w:name="Book Title" w:uiPriority="33" w:qFormat="1"/>
+    <w:lsdException w:name="Bibliography" w:semiHidden="1" w:uiPriority="37" w:unhideWhenUsed="1"/>
+    <w:lsdException w:name="TOC Heading" w:semiHidden="1" w:uiPriority="39" w:unhideWhenUsed="1" w:qFormat="1"/>
+    <w:lsdException w:name="Plain Table 1" w:uiPriority="41"/>
+    <w:lsdException w:name="Plain Table 2" w:uiPriority="42"/>
+    <w:lsdException w:name="Plain Table 3" w:uiPriority="43"/>
+    <w:lsdException w:name="Plain Table 4" w:uiPriority="44"/>
+    <w:lsdException w:name="Plain Table 5" w:uiPriority="45"/>
+    <w:lsdException w:name="Grid Table Light" w:uiPriority="40"/>
+    <w:lsdException w:name="Grid Table 1 Light" w:uiPriority="46"/>
+    <w:lsdException w:name="Grid Table 2" w:uiPriority="47"/>
+    <w:lsdException w:name="Grid Table 3" w:uiPriority="48"/>
+    <w:lsdException w:name="Grid Table 4" w:uiPriority="49"/>
+    <w:lsdException w:name="Grid Table 5 Dark" w:uiPriority="50"/>
+    <w:lsdException w:name="Grid Table 6 Colorful" w:uiPriority="51"/>
+    <w:lsdException w:name="Grid Table 7 Colorful" w:uiPriority="52"/>
+    <w:lsdException w:name="Grid Table 1 Light Accent 1" w:uiPriority="46"/>
+    <w:lsdException w:name="Grid Table 2 Accent 1" w:uiPriority="47"/>
+    <w:lsdException w:name="Grid Table 3 Accent 1" w:uiPriority="48"/>
+    <w:lsdException w:name="Grid Table 4 Accent 1" w:uiPriority="49"/>
+    <w:lsdException w:name="Grid Table 5 Dark Accent 1" w:uiPriority="50"/>
+    <w:lsdException w:name="Grid Table 6 Colorful Accent 1" w:uiPriority="51"/>
+    <w:lsdException w:name="Grid Table 7 Colorful Accent 1" w:uiPriority="52"/>
+    <w:lsdException w:name="Grid Table 1 Light Accent 2" w:uiPriority="46"/>
+    <w:lsdException w:name="Grid Table 2 Accent 2" w:uiPriority="47"/>
+    <w:lsdException w:name="Grid Table 3 Accent 2" w:uiPriority="48"/>
+    <w:lsdException w:name="Grid Table 4 Accent 2" w:uiPriority="49"/>
+    <w:lsdException w:name="Grid Table 5 Dark Accent 2" w:uiPriority="50"/>
+    <w:lsdException w:name="Grid Table 6 Colorful Accent 2" w:uiPriority="51"/>
+    <w:lsdException w:name="Grid Table 7 Colorful Accent 2" w:uiPriority="52"/>
+    <w:lsdException w:name="Grid Table 1 Light Accent 3" w:uiPriority="46"/>
+    <w:lsdException w:name="Grid Table 2 Accent 3" w:uiPriority="47"/>
+    <w:lsdException w:name="Grid Table 3 Accent 3" w:uiPriority="48"/>
+    <w:lsdException w:name="Grid Table 4 Accent 3" w:uiPriority="49"/>
+    <w:lsdException w:name="Grid Table 5 Dark Accent 3" w:uiPriority="50"/>
+    <w:lsdException w:name="Grid Table 6 Colorful Accent 3" w:uiPriority="51"/>
+    <w:lsdException w:name="Grid Table 7 Colorful Accent 3" w:uiPriority="52"/>
+    <w:lsdException w:name="Grid Table 1 Light Accent 4" w:uiPriority="46"/>
+    <w:lsdException w:name="Grid Table 2 Accent 4" w:uiPriority="47"/>
+    <w:lsdException w:name="Grid Table 3 Accent 4" w:uiPriority="48"/>
+    <w:lsdException w:name="Grid Table 4 Accent 4" w:uiPriority="49"/>
+    <w:lsdException w:name="Grid Table 5 Dark Accent 4" w:uiPriority="50"/>
+    <w:lsdException w:name="Grid Table 6 Colorful Accent 4" w:uiPriority="51"/>
+    <w:lsdException w:name="Grid Table 7 Colorful Accent 4" w:uiPriority="52"/>
+    <w:lsdException w:name="Grid Table 1 Light Accent 5" w:uiPriority="46"/>
+    <w:lsdException w:name="Grid Table 2 Accent 5" w:uiPriority="47"/>
+    <w:lsdException w:name="Grid Table 3 Accent 5" w:uiPriority="48"/>
+    <w:lsdException w:name="Grid Table 4 Accent 5" w:uiPriority="49"/>
+    <w:lsdException w:name="Grid Table 5 Dark Accent 5" w:uiPriority="50"/>
+    <w:lsdException w:name="Grid Table 6 Colorful Accent 5" w:uiPriority="51"/>
+    <w:lsdException w:name="Grid Table 7 Colorful Accent 5" w:uiPriority="52"/>
+    <w:lsdException w:name="Grid Table 1 Light Accent 6" w:uiPriority="46"/>
+    <w:lsdException w:name="Grid Table 2 Accent 6" w:uiPriority="47"/>
+    <w:lsdException w:name="Grid Table 3 Accent 6" w:uiPriority="48"/>
+    <w:lsdException w:name="Grid Table 4 Accent 6" w:uiPriority="49"/>
+    <w:lsdException w:name="Grid Table 5 Dark Accent 6" w:uiPriority="50"/>
+    <w:lsdException w:name="Grid Table 6 Colorful Accent 6" w:uiPriority="51"/>
+    <w:lsdException w:name="Grid Table 7 Colorful Accent 6" w:uiPriority="52"/>
+    <w:lsdException w:name="List Table 1 Light" w:uiPriority="46"/>
+    <w:lsdException w:name="List Table 2" w:uiPriority="47"/>
+    <w:lsdException w:name="List Table 3" w:uiPriority="48"/>
+    <w:lsdException w:name="List Table 4" w:uiPriority="49"/>
+    <w:lsdException w:name="List Table 5 Dark" w:uiPriority="50"/>
+    <w:lsdException w:name="List Table 6 Colorful" w:uiPriority="51"/>
+    <w:lsdException w:name="List Table 7 Colorful" w:uiPriority="52"/>
+    <w:lsdException w:name="List Table 1 Light Accent 1" w:uiPriority="46"/>
+    <w:lsdException w:name="List Table 2 Accent 1" w:uiPriority="47"/>
+    <w:lsdException w:name="List Table 3 Accent 1" w:uiPriority="48"/>
+    <w:lsdException w:name="List Table 4 Accent 1" w:uiPriority="49"/>
+    <w:lsdException w:name="List Table 5 Dark Accent 1" w:uiPriority="50"/>
+    <w:lsdException w:name="List Table 6 Colorful Accent 1" w:uiPriority="51"/>
+    <w:lsdException w:name="List Table 7 Colorful Accent 1" w:uiPriority="52"/>
+    <w:lsdException w:name="List Table 1 Light Accent 2" w:uiPriority="46"/>
+    <w:lsdException w:name="List Table 2 Accent 2" w:uiPriority="47"/>
+    <w:lsdException w:name="List Table 3 Accent 2" w:uiPriority="48"/>
+    <w:lsdException w:name="List Table 4 Accent 2" w:uiPriority="49"/>
+    <w:lsdException w:name="List Table 5 Dark Accent 2" w:uiPriority="50"/>
+    <w:lsdException w:name="List Table 6 Colorful Accent 2" w:uiPriority="51"/>
+    <w:lsdException w:name="List Table 7 Colorful Accent 2" w:uiPriority="52"/>
+    <w:lsdException w:name="List Table 1 Light Accent 3" w:uiPriority="46"/>
+    <w:lsdException w:name="List Table 2 Accent 3" w:uiPriority="47"/>
+    <w:lsdException w:name="List Table 3 Accent 3" w:uiPriority="48"/>
+    <w:lsdException w:name="List Table 4 Accent 3" w:uiPriority="49"/>
+    <w:lsdException w:name="List Table 5 Dark Accent 3" w:uiPriority="50"/>
+    <w:lsdException w:name="List Table 6 Colorful Accent 3" w:uiPriority="51"/>
+    <w:lsdException w:name="List Table 7 Colorful Accent 3" w:uiPriority="52"/>
+    <w:lsdException w:name="List Table 1 Light Accent 4" w:uiPriority="46"/>
+    <w:lsdException w:name="List Table 2 Accent 4" w:uiPriority="47"/>
+    <w:lsdException w:name="List Table 3 Accent 4" w:uiPriority="48"/>
+    <w:lsdException w:name="List Table 4 Accent 4" w:uiPriority="49"/>
+    <w:lsdException w:name="List Table 5 Dark Accent 4" w:uiPriority="50"/>
+    <w:lsdException w:name="List Table 6 Colorful Accent 4" w:uiPriority="51"/>
+    <w:lsdException w:name="List Table 7 Colorful Accent 4" w:uiPriority="52"/>
+    <w:lsdException w:name="List Table 1 Light Accent 5" w:uiPriority="46"/>
+    <w:lsdException w:name="List Table 2 Accent 5" w:uiPriority="47"/>
+    <w:lsdException w:name="List Table 3 Accent 5" w:uiPriority="48"/>
+    <w:lsdException w:name="List Table 4 Accent 5" w:uiPriority="49"/>
+    <w:lsdException w:name="List Table 5 Dark Accent 5" w:uiPriority="50"/>
+    <w:lsdException w:name="List Table 6 Colorful Accent 5" w:uiPriority="51"/>
+    <w:lsdException w:name="List Table 7 Colorful Accent 5" w:uiPriority="52"/>
+    <w:lsdException w:name="List Table 1 Light Accent 6" w:uiPriority="46"/>
+    <w:lsdException w:name="List Table 2 Accent 6" w:uiPriority="47"/>
+    <w:lsdException w:name="List Table 3 Accent 6" w:uiPriority="48"/>
+    <w:lsdException w:name="List Table 4 Accent 6" w:uiPriority="49"/>
+    <w:lsdException w:name="List Table 5 Dark Accent 6" w:uiPriority="50"/>
+    <w:lsdException w:name="List Table 6 Colorful Accent 6" w:uiPriority="51"/>
+    <w:lsdException w:name="List Table 7 Colorful Accent 6" w:uiPriority="52"/>
+    <w:lsdException w:name="Mention" w:semiHidden="1" w:unhideWhenUsed="1"/>
+    <w:lsdException w:name="Smart Hyperlink" w:semiHidden="1" w:unhideWhenUsed="1"/>
+    <w:lsdException w:name="Hashtag" w:semiHidden="1" w:unhideWhenUsed="1"/>
+    <w:lsdException w:name="Unresolved Mention" w:semiHidden="1" w:unhideWhenUsed="1"/>
+    <w:lsdException w:name="Smart Link" w:semiHidden="1" w:unhideWhenUsed="1"/>
   </w:latentStyles>
-  <w:style w:type="paragraph" w:default="1" w:styleId="1">
+  <w:style w:type="paragraph" w:default="1" w:styleId="Normal">
     <w:name w:val="Normal"/>
     <w:qFormat/>
-    <w:uiPriority w:val="0"/>
     <w:pPr>
       <w:spacing w:after="160" w:line="259" w:lineRule="auto"/>
     </w:pPr>
     <w:rPr>
-      <w:rFonts w:ascii="Times New Roman" w:hAnsi="Times New Roman" w:eastAsiaTheme="minorHAnsi" w:cstheme="minorBidi"/>
+      <w:rFonts w:eastAsiaTheme="minorHAnsi" w:cstheme="minorBidi"/>
       <w:bCs/>
       <w:kern w:val="2"/>
       <w:sz w:val="24"/>
       <w:szCs w:val="22"/>
-      <w:lang w:val="en-US" w:eastAsia="en-US" w:bidi="ar-SA"/>
       <w14:ligatures w14:val="standardContextual"/>
     </w:rPr>
   </w:style>
-  <w:style w:type="paragraph" w:styleId="2">
+  <w:style w:type="paragraph" w:styleId="Heading1">
     <w:name w:val="heading 1"/>
-    <w:basedOn w:val="1"/>
-    <w:next w:val="1"/>
-    <w:link w:val="19"/>
+    <w:basedOn w:val="Normal"/>
+    <w:next w:val="Normal"/>
+    <w:link w:val="Heading1Char"/>
+    <w:uiPriority w:val="9"/>
     <w:qFormat/>
-    <w:uiPriority w:val="9"/>
     <w:pPr>
       <w:keepNext/>
       <w:keepLines/>
@@ -2521,21 +2568,21 @@
       <w:outlineLvl w:val="0"/>
     </w:pPr>
     <w:rPr>
-      <w:rFonts w:asciiTheme="majorHAnsi" w:hAnsiTheme="majorHAnsi" w:eastAsiaTheme="majorEastAsia" w:cstheme="majorBidi"/>
-      <w:color w:val="2F5597" w:themeColor="accent1" w:themeShade="BF"/>
+      <w:rFonts w:asciiTheme="majorHAnsi" w:eastAsiaTheme="majorEastAsia" w:hAnsiTheme="majorHAnsi" w:cstheme="majorBidi"/>
+      <w:color w:val="2F5496" w:themeColor="accent1" w:themeShade="BF"/>
       <w:sz w:val="40"/>
       <w:szCs w:val="40"/>
     </w:rPr>
   </w:style>
-  <w:style w:type="paragraph" w:styleId="3">
+  <w:style w:type="paragraph" w:styleId="Heading2">
     <w:name w:val="heading 2"/>
-    <w:basedOn w:val="1"/>
-    <w:next w:val="1"/>
-    <w:link w:val="20"/>
+    <w:basedOn w:val="Normal"/>
+    <w:next w:val="Normal"/>
+    <w:link w:val="Heading2Char"/>
+    <w:uiPriority w:val="9"/>
     <w:semiHidden/>
     <w:unhideWhenUsed/>
     <w:qFormat/>
-    <w:uiPriority w:val="9"/>
     <w:pPr>
       <w:keepNext/>
       <w:keepLines/>
@@ -2543,21 +2590,21 @@
       <w:outlineLvl w:val="1"/>
     </w:pPr>
     <w:rPr>
-      <w:rFonts w:asciiTheme="majorHAnsi" w:hAnsiTheme="majorHAnsi" w:eastAsiaTheme="majorEastAsia" w:cstheme="majorBidi"/>
-      <w:color w:val="2F5597" w:themeColor="accent1" w:themeShade="BF"/>
+      <w:rFonts w:asciiTheme="majorHAnsi" w:eastAsiaTheme="majorEastAsia" w:hAnsiTheme="majorHAnsi" w:cstheme="majorBidi"/>
+      <w:color w:val="2F5496" w:themeColor="accent1" w:themeShade="BF"/>
       <w:sz w:val="32"/>
       <w:szCs w:val="32"/>
     </w:rPr>
   </w:style>
-  <w:style w:type="paragraph" w:styleId="4">
+  <w:style w:type="paragraph" w:styleId="Heading3">
     <w:name w:val="heading 3"/>
-    <w:basedOn w:val="1"/>
-    <w:next w:val="1"/>
-    <w:link w:val="21"/>
+    <w:basedOn w:val="Normal"/>
+    <w:next w:val="Normal"/>
+    <w:link w:val="Heading3Char"/>
+    <w:uiPriority w:val="9"/>
     <w:semiHidden/>
     <w:unhideWhenUsed/>
     <w:qFormat/>
-    <w:uiPriority w:val="9"/>
     <w:pPr>
       <w:keepNext/>
       <w:keepLines/>
@@ -2565,21 +2612,21 @@
       <w:outlineLvl w:val="2"/>
     </w:pPr>
     <w:rPr>
-      <w:rFonts w:asciiTheme="minorHAnsi" w:hAnsiTheme="minorHAnsi" w:eastAsiaTheme="majorEastAsia" w:cstheme="majorBidi"/>
-      <w:color w:val="2F5597" w:themeColor="accent1" w:themeShade="BF"/>
+      <w:rFonts w:asciiTheme="minorHAnsi" w:eastAsiaTheme="majorEastAsia" w:hAnsiTheme="minorHAnsi" w:cstheme="majorBidi"/>
+      <w:color w:val="2F5496" w:themeColor="accent1" w:themeShade="BF"/>
       <w:sz w:val="28"/>
       <w:szCs w:val="28"/>
     </w:rPr>
   </w:style>
-  <w:style w:type="paragraph" w:styleId="5">
+  <w:style w:type="paragraph" w:styleId="Heading4">
     <w:name w:val="heading 4"/>
-    <w:basedOn w:val="1"/>
-    <w:next w:val="1"/>
-    <w:link w:val="22"/>
+    <w:basedOn w:val="Normal"/>
+    <w:next w:val="Normal"/>
+    <w:link w:val="Heading4Char"/>
+    <w:uiPriority w:val="9"/>
     <w:semiHidden/>
     <w:unhideWhenUsed/>
     <w:qFormat/>
-    <w:uiPriority w:val="9"/>
     <w:pPr>
       <w:keepNext/>
       <w:keepLines/>
@@ -2587,21 +2634,21 @@
       <w:outlineLvl w:val="3"/>
     </w:pPr>
     <w:rPr>
-      <w:rFonts w:asciiTheme="minorHAnsi" w:hAnsiTheme="minorHAnsi" w:eastAsiaTheme="majorEastAsia" w:cstheme="majorBidi"/>
+      <w:rFonts w:asciiTheme="minorHAnsi" w:eastAsiaTheme="majorEastAsia" w:hAnsiTheme="minorHAnsi" w:cstheme="majorBidi"/>
       <w:i/>
       <w:iCs/>
-      <w:color w:val="2F5597" w:themeColor="accent1" w:themeShade="BF"/>
+      <w:color w:val="2F5496" w:themeColor="accent1" w:themeShade="BF"/>
     </w:rPr>
   </w:style>
-  <w:style w:type="paragraph" w:styleId="6">
+  <w:style w:type="paragraph" w:styleId="Heading5">
     <w:name w:val="heading 5"/>
-    <w:basedOn w:val="1"/>
-    <w:next w:val="1"/>
-    <w:link w:val="23"/>
+    <w:basedOn w:val="Normal"/>
+    <w:next w:val="Normal"/>
+    <w:link w:val="Heading5Char"/>
+    <w:uiPriority w:val="9"/>
     <w:semiHidden/>
     <w:unhideWhenUsed/>
     <w:qFormat/>
-    <w:uiPriority w:val="9"/>
     <w:pPr>
       <w:keepNext/>
       <w:keepLines/>
@@ -2609,19 +2656,19 @@
       <w:outlineLvl w:val="4"/>
     </w:pPr>
     <w:rPr>
-      <w:rFonts w:asciiTheme="minorHAnsi" w:hAnsiTheme="minorHAnsi" w:eastAsiaTheme="majorEastAsia" w:cstheme="majorBidi"/>
-      <w:color w:val="2F5597" w:themeColor="accent1" w:themeShade="BF"/>
+      <w:rFonts w:asciiTheme="minorHAnsi" w:eastAsiaTheme="majorEastAsia" w:hAnsiTheme="minorHAnsi" w:cstheme="majorBidi"/>
+      <w:color w:val="2F5496" w:themeColor="accent1" w:themeShade="BF"/>
     </w:rPr>
   </w:style>
-  <w:style w:type="paragraph" w:styleId="7">
+  <w:style w:type="paragraph" w:styleId="Heading6">
     <w:name w:val="heading 6"/>
-    <w:basedOn w:val="1"/>
-    <w:next w:val="1"/>
-    <w:link w:val="24"/>
+    <w:basedOn w:val="Normal"/>
+    <w:next w:val="Normal"/>
+    <w:link w:val="Heading6Char"/>
+    <w:uiPriority w:val="9"/>
     <w:semiHidden/>
     <w:unhideWhenUsed/>
     <w:qFormat/>
-    <w:uiPriority w:val="9"/>
     <w:pPr>
       <w:keepNext/>
       <w:keepLines/>
@@ -2629,29 +2676,21 @@
       <w:outlineLvl w:val="5"/>
     </w:pPr>
     <w:rPr>
-      <w:rFonts w:asciiTheme="minorHAnsi" w:hAnsiTheme="minorHAnsi" w:eastAsiaTheme="majorEastAsia" w:cstheme="majorBidi"/>
+      <w:rFonts w:asciiTheme="minorHAnsi" w:eastAsiaTheme="majorEastAsia" w:hAnsiTheme="minorHAnsi" w:cstheme="majorBidi"/>
       <w:i/>
       <w:iCs/>
       <w:color w:val="595959" w:themeColor="text1" w:themeTint="A6"/>
-      <w14:textFill>
-        <w14:solidFill>
-          <w14:schemeClr w14:val="tx1">
-            <w14:lumMod w14:val="65000"/>
-            <w14:lumOff w14:val="35000"/>
-          </w14:schemeClr>
-        </w14:solidFill>
-      </w14:textFill>
     </w:rPr>
   </w:style>
-  <w:style w:type="paragraph" w:styleId="8">
+  <w:style w:type="paragraph" w:styleId="Heading7">
     <w:name w:val="heading 7"/>
-    <w:basedOn w:val="1"/>
-    <w:next w:val="1"/>
-    <w:link w:val="25"/>
+    <w:basedOn w:val="Normal"/>
+    <w:next w:val="Normal"/>
+    <w:link w:val="Heading7Char"/>
+    <w:uiPriority w:val="9"/>
     <w:semiHidden/>
     <w:unhideWhenUsed/>
     <w:qFormat/>
-    <w:uiPriority w:val="9"/>
     <w:pPr>
       <w:keepNext/>
       <w:keepLines/>
@@ -2659,27 +2698,19 @@
       <w:outlineLvl w:val="6"/>
     </w:pPr>
     <w:rPr>
-      <w:rFonts w:asciiTheme="minorHAnsi" w:hAnsiTheme="minorHAnsi" w:eastAsiaTheme="majorEastAsia" w:cstheme="majorBidi"/>
+      <w:rFonts w:asciiTheme="minorHAnsi" w:eastAsiaTheme="majorEastAsia" w:hAnsiTheme="minorHAnsi" w:cstheme="majorBidi"/>
       <w:color w:val="595959" w:themeColor="text1" w:themeTint="A6"/>
-      <w14:textFill>
-        <w14:solidFill>
-          <w14:schemeClr w14:val="tx1">
-            <w14:lumMod w14:val="65000"/>
-            <w14:lumOff w14:val="35000"/>
-          </w14:schemeClr>
-        </w14:solidFill>
-      </w14:textFill>
     </w:rPr>
   </w:style>
-  <w:style w:type="paragraph" w:styleId="9">
+  <w:style w:type="paragraph" w:styleId="Heading8">
     <w:name w:val="heading 8"/>
-    <w:basedOn w:val="1"/>
-    <w:next w:val="1"/>
-    <w:link w:val="26"/>
+    <w:basedOn w:val="Normal"/>
+    <w:next w:val="Normal"/>
+    <w:link w:val="Heading8Char"/>
+    <w:uiPriority w:val="9"/>
     <w:semiHidden/>
     <w:unhideWhenUsed/>
     <w:qFormat/>
-    <w:uiPriority w:val="9"/>
     <w:pPr>
       <w:keepNext/>
       <w:keepLines/>
@@ -2687,29 +2718,21 @@
       <w:outlineLvl w:val="7"/>
     </w:pPr>
     <w:rPr>
-      <w:rFonts w:asciiTheme="minorHAnsi" w:hAnsiTheme="minorHAnsi" w:eastAsiaTheme="majorEastAsia" w:cstheme="majorBidi"/>
+      <w:rFonts w:asciiTheme="minorHAnsi" w:eastAsiaTheme="majorEastAsia" w:hAnsiTheme="minorHAnsi" w:cstheme="majorBidi"/>
       <w:i/>
       <w:iCs/>
       <w:color w:val="262626" w:themeColor="text1" w:themeTint="D9"/>
-      <w14:textFill>
-        <w14:solidFill>
-          <w14:schemeClr w14:val="tx1">
-            <w14:lumMod w14:val="85000"/>
-            <w14:lumOff w14:val="15000"/>
-          </w14:schemeClr>
-        </w14:solidFill>
-      </w14:textFill>
     </w:rPr>
   </w:style>
-  <w:style w:type="paragraph" w:styleId="10">
+  <w:style w:type="paragraph" w:styleId="Heading9">
     <w:name w:val="heading 9"/>
-    <w:basedOn w:val="1"/>
-    <w:next w:val="1"/>
-    <w:link w:val="27"/>
+    <w:basedOn w:val="Normal"/>
+    <w:next w:val="Normal"/>
+    <w:link w:val="Heading9Char"/>
+    <w:uiPriority w:val="9"/>
     <w:semiHidden/>
     <w:unhideWhenUsed/>
     <w:qFormat/>
-    <w:uiPriority w:val="9"/>
     <w:pPr>
       <w:keepNext/>
       <w:keepLines/>
@@ -2717,45 +2740,23 @@
       <w:outlineLvl w:val="8"/>
     </w:pPr>
     <w:rPr>
-      <w:rFonts w:asciiTheme="minorHAnsi" w:hAnsiTheme="minorHAnsi" w:eastAsiaTheme="majorEastAsia" w:cstheme="majorBidi"/>
+      <w:rFonts w:asciiTheme="minorHAnsi" w:eastAsiaTheme="majorEastAsia" w:hAnsiTheme="minorHAnsi" w:cstheme="majorBidi"/>
       <w:color w:val="262626" w:themeColor="text1" w:themeTint="D9"/>
-      <w14:textFill>
-        <w14:solidFill>
-          <w14:schemeClr w14:val="tx1">
-            <w14:lumMod w14:val="85000"/>
-            <w14:lumOff w14:val="15000"/>
-          </w14:schemeClr>
-        </w14:solidFill>
-      </w14:textFill>
     </w:rPr>
   </w:style>
-  <w:style w:type="character" w:default="1" w:styleId="11">
+  <w:style w:type="character" w:default="1" w:styleId="DefaultParagraphFont">
     <w:name w:val="Default Paragraph Font"/>
+    <w:uiPriority w:val="1"/>
     <w:semiHidden/>
     <w:unhideWhenUsed/>
-    <w:uiPriority w:val="1"/>
-  </w:style>
-  <w:style w:type="table" w:default="1" w:styleId="12">
+  </w:style>
+  <w:style w:type="table" w:default="1" w:styleId="TableNormal">
     <w:name w:val="Normal Table"/>
+    <w:uiPriority w:val="99"/>
     <w:semiHidden/>
     <w:unhideWhenUsed/>
-    <w:uiPriority w:val="99"/>
-    <w:pPr>
-      <w:keepNext w:val="0"/>
-      <w:keepLines w:val="0"/>
-      <w:widowControl/>
-      <w:suppressLineNumbers w:val="0"/>
-      <w:spacing w:before="0" w:beforeAutospacing="0" w:after="160" w:afterAutospacing="0" w:line="256" w:lineRule="auto"/>
-      <w:ind w:left="0" w:right="0"/>
-    </w:pPr>
-    <w:rPr>
-      <w:rFonts w:hint="default" w:ascii="Times New Roman" w:hAnsi="Times New Roman" w:cs="Times New Roman"/>
-      <w:bCs/>
-      <w:kern w:val="2"/>
-      <w:sz w:val="24"/>
-      <w:szCs w:val="22"/>
-    </w:rPr>
     <w:tblPr>
+      <w:tblInd w:w="0" w:type="dxa"/>
       <w:tblCellMar>
         <w:top w:w="0" w:type="dxa"/>
         <w:left w:w="108" w:type="dxa"/>
@@ -2764,13 +2765,19 @@
       </w:tblCellMar>
     </w:tblPr>
   </w:style>
-  <w:style w:type="paragraph" w:styleId="13">
+  <w:style w:type="numbering" w:default="1" w:styleId="NoList">
+    <w:name w:val="No List"/>
+    <w:uiPriority w:val="99"/>
+    <w:semiHidden/>
+    <w:unhideWhenUsed/>
+  </w:style>
+  <w:style w:type="paragraph" w:styleId="Footer">
     <w:name w:val="footer"/>
-    <w:basedOn w:val="1"/>
-    <w:link w:val="38"/>
+    <w:basedOn w:val="Normal"/>
+    <w:link w:val="FooterChar"/>
+    <w:uiPriority w:val="99"/>
     <w:unhideWhenUsed/>
     <w:qFormat/>
-    <w:uiPriority w:val="99"/>
     <w:pPr>
       <w:tabs>
         <w:tab w:val="center" w:pos="4680"/>
@@ -2779,13 +2786,13 @@
       <w:spacing w:after="0" w:line="240" w:lineRule="auto"/>
     </w:pPr>
   </w:style>
-  <w:style w:type="paragraph" w:styleId="14">
+  <w:style w:type="paragraph" w:styleId="Header">
     <w:name w:val="header"/>
-    <w:basedOn w:val="1"/>
-    <w:link w:val="37"/>
+    <w:basedOn w:val="Normal"/>
+    <w:link w:val="HeaderChar"/>
+    <w:uiPriority w:val="99"/>
     <w:unhideWhenUsed/>
     <w:qFormat/>
-    <w:uiPriority w:val="99"/>
     <w:pPr>
       <w:tabs>
         <w:tab w:val="center" w:pos="4680"/>
@@ -2794,269 +2801,218 @@
       <w:spacing w:after="0" w:line="240" w:lineRule="auto"/>
     </w:pPr>
   </w:style>
-  <w:style w:type="paragraph" w:styleId="15">
+  <w:style w:type="paragraph" w:styleId="NormalWeb">
     <w:name w:val="Normal (Web)"/>
-    <w:basedOn w:val="1"/>
+    <w:basedOn w:val="Normal"/>
+    <w:uiPriority w:val="99"/>
     <w:semiHidden/>
     <w:unhideWhenUsed/>
     <w:qFormat/>
-    <w:uiPriority w:val="99"/>
     <w:pPr>
       <w:spacing w:before="100" w:beforeAutospacing="1" w:after="100" w:afterAutospacing="1" w:line="240" w:lineRule="auto"/>
     </w:pPr>
     <w:rPr>
-      <w:rFonts w:cs="Times New Roman" w:eastAsiaTheme="minorEastAsia"/>
+      <w:rFonts w:eastAsiaTheme="minorEastAsia" w:cs="Times New Roman"/>
       <w:bCs w:val="0"/>
       <w:kern w:val="0"/>
       <w:szCs w:val="24"/>
       <w14:ligatures w14:val="none"/>
     </w:rPr>
   </w:style>
-  <w:style w:type="paragraph" w:styleId="16">
+  <w:style w:type="paragraph" w:styleId="Subtitle">
     <w:name w:val="Subtitle"/>
-    <w:basedOn w:val="1"/>
-    <w:next w:val="1"/>
-    <w:link w:val="29"/>
+    <w:basedOn w:val="Normal"/>
+    <w:next w:val="Normal"/>
+    <w:link w:val="SubtitleChar"/>
+    <w:uiPriority w:val="11"/>
     <w:qFormat/>
-    <w:uiPriority w:val="11"/>
     <w:rPr>
-      <w:rFonts w:asciiTheme="minorHAnsi" w:hAnsiTheme="minorHAnsi" w:eastAsiaTheme="majorEastAsia" w:cstheme="majorBidi"/>
+      <w:rFonts w:asciiTheme="minorHAnsi" w:eastAsiaTheme="majorEastAsia" w:hAnsiTheme="minorHAnsi" w:cstheme="majorBidi"/>
       <w:color w:val="595959" w:themeColor="text1" w:themeTint="A6"/>
       <w:spacing w:val="15"/>
       <w:sz w:val="28"/>
       <w:szCs w:val="28"/>
-      <w14:textFill>
-        <w14:solidFill>
-          <w14:schemeClr w14:val="tx1">
-            <w14:lumMod w14:val="65000"/>
-            <w14:lumOff w14:val="35000"/>
-          </w14:schemeClr>
-        </w14:solidFill>
-      </w14:textFill>
     </w:rPr>
   </w:style>
-  <w:style w:type="table" w:styleId="17">
+  <w:style w:type="table" w:styleId="TableGrid">
     <w:name w:val="Table Grid"/>
-    <w:basedOn w:val="12"/>
+    <w:basedOn w:val="TableNormal"/>
+    <w:uiPriority w:val="39"/>
     <w:qFormat/>
-    <w:uiPriority w:val="39"/>
-    <w:pPr>
-      <w:spacing w:after="0" w:line="240" w:lineRule="auto"/>
-    </w:pPr>
     <w:tblPr>
       <w:tblBorders>
-        <w:top w:val="single" w:color="auto" w:sz="4" w:space="0"/>
-        <w:left w:val="single" w:color="auto" w:sz="4" w:space="0"/>
-        <w:bottom w:val="single" w:color="auto" w:sz="4" w:space="0"/>
-        <w:right w:val="single" w:color="auto" w:sz="4" w:space="0"/>
-        <w:insideH w:val="single" w:color="auto" w:sz="4" w:space="0"/>
-        <w:insideV w:val="single" w:color="auto" w:sz="4" w:space="0"/>
+        <w:top w:val="single" w:sz="4" w:space="0" w:color="auto"/>
+        <w:left w:val="single" w:sz="4" w:space="0" w:color="auto"/>
+        <w:bottom w:val="single" w:sz="4" w:space="0" w:color="auto"/>
+        <w:right w:val="single" w:sz="4" w:space="0" w:color="auto"/>
+        <w:insideH w:val="single" w:sz="4" w:space="0" w:color="auto"/>
+        <w:insideV w:val="single" w:sz="4" w:space="0" w:color="auto"/>
       </w:tblBorders>
     </w:tblPr>
   </w:style>
-  <w:style w:type="paragraph" w:styleId="18">
+  <w:style w:type="paragraph" w:styleId="Title">
     <w:name w:val="Title"/>
-    <w:basedOn w:val="1"/>
-    <w:next w:val="1"/>
-    <w:link w:val="28"/>
+    <w:basedOn w:val="Normal"/>
+    <w:next w:val="Normal"/>
+    <w:link w:val="TitleChar"/>
+    <w:uiPriority w:val="10"/>
     <w:qFormat/>
-    <w:uiPriority w:val="10"/>
     <w:pPr>
       <w:spacing w:after="80" w:line="240" w:lineRule="auto"/>
       <w:contextualSpacing/>
     </w:pPr>
     <w:rPr>
-      <w:rFonts w:asciiTheme="majorHAnsi" w:hAnsiTheme="majorHAnsi" w:eastAsiaTheme="majorEastAsia" w:cstheme="majorBidi"/>
+      <w:rFonts w:asciiTheme="majorHAnsi" w:eastAsiaTheme="majorEastAsia" w:hAnsiTheme="majorHAnsi" w:cstheme="majorBidi"/>
       <w:spacing w:val="-10"/>
       <w:kern w:val="28"/>
       <w:sz w:val="56"/>
       <w:szCs w:val="56"/>
     </w:rPr>
   </w:style>
-  <w:style w:type="character" w:customStyle="1" w:styleId="19">
+  <w:style w:type="character" w:customStyle="1" w:styleId="Heading1Char">
     <w:name w:val="Heading 1 Char"/>
-    <w:basedOn w:val="11"/>
-    <w:link w:val="2"/>
+    <w:basedOn w:val="DefaultParagraphFont"/>
+    <w:link w:val="Heading1"/>
     <w:uiPriority w:val="9"/>
     <w:rPr>
-      <w:rFonts w:asciiTheme="majorHAnsi" w:hAnsiTheme="majorHAnsi" w:eastAsiaTheme="majorEastAsia" w:cstheme="majorBidi"/>
-      <w:color w:val="2F5597" w:themeColor="accent1" w:themeShade="BF"/>
+      <w:rFonts w:asciiTheme="majorHAnsi" w:eastAsiaTheme="majorEastAsia" w:hAnsiTheme="majorHAnsi" w:cstheme="majorBidi"/>
+      <w:color w:val="2F5496" w:themeColor="accent1" w:themeShade="BF"/>
       <w:sz w:val="40"/>
       <w:szCs w:val="40"/>
     </w:rPr>
   </w:style>
-  <w:style w:type="character" w:customStyle="1" w:styleId="20">
+  <w:style w:type="character" w:customStyle="1" w:styleId="Heading2Char">
     <w:name w:val="Heading 2 Char"/>
-    <w:basedOn w:val="11"/>
-    <w:link w:val="3"/>
+    <w:basedOn w:val="DefaultParagraphFont"/>
+    <w:link w:val="Heading2"/>
+    <w:uiPriority w:val="9"/>
     <w:semiHidden/>
-    <w:uiPriority w:val="9"/>
     <w:rPr>
-      <w:rFonts w:asciiTheme="majorHAnsi" w:hAnsiTheme="majorHAnsi" w:eastAsiaTheme="majorEastAsia" w:cstheme="majorBidi"/>
-      <w:color w:val="2F5597" w:themeColor="accent1" w:themeShade="BF"/>
+      <w:rFonts w:asciiTheme="majorHAnsi" w:eastAsiaTheme="majorEastAsia" w:hAnsiTheme="majorHAnsi" w:cstheme="majorBidi"/>
+      <w:color w:val="2F5496" w:themeColor="accent1" w:themeShade="BF"/>
       <w:sz w:val="32"/>
       <w:szCs w:val="32"/>
     </w:rPr>
   </w:style>
-  <w:style w:type="character" w:customStyle="1" w:styleId="21">
+  <w:style w:type="character" w:customStyle="1" w:styleId="Heading3Char">
     <w:name w:val="Heading 3 Char"/>
-    <w:basedOn w:val="11"/>
-    <w:link w:val="4"/>
+    <w:basedOn w:val="DefaultParagraphFont"/>
+    <w:link w:val="Heading3"/>
+    <w:uiPriority w:val="9"/>
     <w:semiHidden/>
-    <w:uiPriority w:val="9"/>
     <w:rPr>
-      <w:rFonts w:asciiTheme="minorHAnsi" w:hAnsiTheme="minorHAnsi" w:eastAsiaTheme="majorEastAsia" w:cstheme="majorBidi"/>
-      <w:color w:val="2F5597" w:themeColor="accent1" w:themeShade="BF"/>
+      <w:rFonts w:asciiTheme="minorHAnsi" w:eastAsiaTheme="majorEastAsia" w:hAnsiTheme="minorHAnsi" w:cstheme="majorBidi"/>
+      <w:color w:val="2F5496" w:themeColor="accent1" w:themeShade="BF"/>
       <w:sz w:val="28"/>
       <w:szCs w:val="28"/>
     </w:rPr>
   </w:style>
-  <w:style w:type="character" w:customStyle="1" w:styleId="22">
+  <w:style w:type="character" w:customStyle="1" w:styleId="Heading4Char">
     <w:name w:val="Heading 4 Char"/>
-    <w:basedOn w:val="11"/>
-    <w:link w:val="5"/>
+    <w:basedOn w:val="DefaultParagraphFont"/>
+    <w:link w:val="Heading4"/>
+    <w:uiPriority w:val="9"/>
     <w:semiHidden/>
-    <w:uiPriority w:val="9"/>
     <w:rPr>
-      <w:rFonts w:asciiTheme="minorHAnsi" w:hAnsiTheme="minorHAnsi" w:eastAsiaTheme="majorEastAsia" w:cstheme="majorBidi"/>
+      <w:rFonts w:asciiTheme="minorHAnsi" w:eastAsiaTheme="majorEastAsia" w:hAnsiTheme="minorHAnsi" w:cstheme="majorBidi"/>
       <w:i/>
       <w:iCs/>
-      <w:color w:val="2F5597" w:themeColor="accent1" w:themeShade="BF"/>
+      <w:color w:val="2F5496" w:themeColor="accent1" w:themeShade="BF"/>
     </w:rPr>
   </w:style>
-  <w:style w:type="character" w:customStyle="1" w:styleId="23">
+  <w:style w:type="character" w:customStyle="1" w:styleId="Heading5Char">
     <w:name w:val="Heading 5 Char"/>
-    <w:basedOn w:val="11"/>
-    <w:link w:val="6"/>
+    <w:basedOn w:val="DefaultParagraphFont"/>
+    <w:link w:val="Heading5"/>
+    <w:uiPriority w:val="9"/>
     <w:semiHidden/>
+    <w:rPr>
+      <w:rFonts w:asciiTheme="minorHAnsi" w:eastAsiaTheme="majorEastAsia" w:hAnsiTheme="minorHAnsi" w:cstheme="majorBidi"/>
+      <w:color w:val="2F5496" w:themeColor="accent1" w:themeShade="BF"/>
+    </w:rPr>
+  </w:style>
+  <w:style w:type="character" w:customStyle="1" w:styleId="Heading6Char">
+    <w:name w:val="Heading 6 Char"/>
+    <w:basedOn w:val="DefaultParagraphFont"/>
+    <w:link w:val="Heading6"/>
     <w:uiPriority w:val="9"/>
+    <w:semiHidden/>
     <w:rPr>
-      <w:rFonts w:asciiTheme="minorHAnsi" w:hAnsiTheme="minorHAnsi" w:eastAsiaTheme="majorEastAsia" w:cstheme="majorBidi"/>
-      <w:color w:val="2F5597" w:themeColor="accent1" w:themeShade="BF"/>
-    </w:rPr>
-  </w:style>
-  <w:style w:type="character" w:customStyle="1" w:styleId="24">
-    <w:name w:val="Heading 6 Char"/>
-    <w:basedOn w:val="11"/>
-    <w:link w:val="7"/>
-    <w:semiHidden/>
-    <w:uiPriority w:val="9"/>
-    <w:rPr>
-      <w:rFonts w:asciiTheme="minorHAnsi" w:hAnsiTheme="minorHAnsi" w:eastAsiaTheme="majorEastAsia" w:cstheme="majorBidi"/>
+      <w:rFonts w:asciiTheme="minorHAnsi" w:eastAsiaTheme="majorEastAsia" w:hAnsiTheme="minorHAnsi" w:cstheme="majorBidi"/>
       <w:i/>
       <w:iCs/>
       <w:color w:val="595959" w:themeColor="text1" w:themeTint="A6"/>
-      <w14:textFill>
-        <w14:solidFill>
-          <w14:schemeClr w14:val="tx1">
-            <w14:lumMod w14:val="65000"/>
-            <w14:lumOff w14:val="35000"/>
-          </w14:schemeClr>
-        </w14:solidFill>
-      </w14:textFill>
     </w:rPr>
   </w:style>
-  <w:style w:type="character" w:customStyle="1" w:styleId="25">
+  <w:style w:type="character" w:customStyle="1" w:styleId="Heading7Char">
     <w:name w:val="Heading 7 Char"/>
-    <w:basedOn w:val="11"/>
-    <w:link w:val="8"/>
+    <w:basedOn w:val="DefaultParagraphFont"/>
+    <w:link w:val="Heading7"/>
+    <w:uiPriority w:val="9"/>
     <w:semiHidden/>
+    <w:rPr>
+      <w:rFonts w:asciiTheme="minorHAnsi" w:eastAsiaTheme="majorEastAsia" w:hAnsiTheme="minorHAnsi" w:cstheme="majorBidi"/>
+      <w:color w:val="595959" w:themeColor="text1" w:themeTint="A6"/>
+    </w:rPr>
+  </w:style>
+  <w:style w:type="character" w:customStyle="1" w:styleId="Heading8Char">
+    <w:name w:val="Heading 8 Char"/>
+    <w:basedOn w:val="DefaultParagraphFont"/>
+    <w:link w:val="Heading8"/>
     <w:uiPriority w:val="9"/>
+    <w:semiHidden/>
     <w:rPr>
-      <w:rFonts w:asciiTheme="minorHAnsi" w:hAnsiTheme="minorHAnsi" w:eastAsiaTheme="majorEastAsia" w:cstheme="majorBidi"/>
-      <w:color w:val="595959" w:themeColor="text1" w:themeTint="A6"/>
-      <w14:textFill>
-        <w14:solidFill>
-          <w14:schemeClr w14:val="tx1">
-            <w14:lumMod w14:val="65000"/>
-            <w14:lumOff w14:val="35000"/>
-          </w14:schemeClr>
-        </w14:solidFill>
-      </w14:textFill>
-    </w:rPr>
-  </w:style>
-  <w:style w:type="character" w:customStyle="1" w:styleId="26">
-    <w:name w:val="Heading 8 Char"/>
-    <w:basedOn w:val="11"/>
-    <w:link w:val="9"/>
-    <w:semiHidden/>
-    <w:uiPriority w:val="9"/>
-    <w:rPr>
-      <w:rFonts w:asciiTheme="minorHAnsi" w:hAnsiTheme="minorHAnsi" w:eastAsiaTheme="majorEastAsia" w:cstheme="majorBidi"/>
+      <w:rFonts w:asciiTheme="minorHAnsi" w:eastAsiaTheme="majorEastAsia" w:hAnsiTheme="minorHAnsi" w:cstheme="majorBidi"/>
       <w:i/>
       <w:iCs/>
       <w:color w:val="262626" w:themeColor="text1" w:themeTint="D9"/>
-      <w14:textFill>
-        <w14:solidFill>
-          <w14:schemeClr w14:val="tx1">
-            <w14:lumMod w14:val="85000"/>
-            <w14:lumOff w14:val="15000"/>
-          </w14:schemeClr>
-        </w14:solidFill>
-      </w14:textFill>
     </w:rPr>
   </w:style>
-  <w:style w:type="character" w:customStyle="1" w:styleId="27">
+  <w:style w:type="character" w:customStyle="1" w:styleId="Heading9Char">
     <w:name w:val="Heading 9 Char"/>
-    <w:basedOn w:val="11"/>
-    <w:link w:val="10"/>
+    <w:basedOn w:val="DefaultParagraphFont"/>
+    <w:link w:val="Heading9"/>
+    <w:uiPriority w:val="9"/>
     <w:semiHidden/>
-    <w:uiPriority w:val="9"/>
     <w:rPr>
-      <w:rFonts w:asciiTheme="minorHAnsi" w:hAnsiTheme="minorHAnsi" w:eastAsiaTheme="majorEastAsia" w:cstheme="majorBidi"/>
+      <w:rFonts w:asciiTheme="minorHAnsi" w:eastAsiaTheme="majorEastAsia" w:hAnsiTheme="minorHAnsi" w:cstheme="majorBidi"/>
       <w:color w:val="262626" w:themeColor="text1" w:themeTint="D9"/>
-      <w14:textFill>
-        <w14:solidFill>
-          <w14:schemeClr w14:val="tx1">
-            <w14:lumMod w14:val="85000"/>
-            <w14:lumOff w14:val="15000"/>
-          </w14:schemeClr>
-        </w14:solidFill>
-      </w14:textFill>
     </w:rPr>
   </w:style>
-  <w:style w:type="character" w:customStyle="1" w:styleId="28">
+  <w:style w:type="character" w:customStyle="1" w:styleId="TitleChar">
     <w:name w:val="Title Char"/>
-    <w:basedOn w:val="11"/>
-    <w:link w:val="18"/>
+    <w:basedOn w:val="DefaultParagraphFont"/>
+    <w:link w:val="Title"/>
     <w:uiPriority w:val="10"/>
     <w:rPr>
-      <w:rFonts w:asciiTheme="majorHAnsi" w:hAnsiTheme="majorHAnsi" w:eastAsiaTheme="majorEastAsia" w:cstheme="majorBidi"/>
+      <w:rFonts w:asciiTheme="majorHAnsi" w:eastAsiaTheme="majorEastAsia" w:hAnsiTheme="majorHAnsi" w:cstheme="majorBidi"/>
       <w:spacing w:val="-10"/>
       <w:kern w:val="28"/>
       <w:sz w:val="56"/>
       <w:szCs w:val="56"/>
     </w:rPr>
   </w:style>
-  <w:style w:type="character" w:customStyle="1" w:styleId="29">
+  <w:style w:type="character" w:customStyle="1" w:styleId="SubtitleChar">
     <w:name w:val="Subtitle Char"/>
-    <w:basedOn w:val="11"/>
-    <w:link w:val="16"/>
+    <w:basedOn w:val="DefaultParagraphFont"/>
+    <w:link w:val="Subtitle"/>
+    <w:uiPriority w:val="11"/>
     <w:qFormat/>
-    <w:uiPriority w:val="11"/>
     <w:rPr>
-      <w:rFonts w:asciiTheme="minorHAnsi" w:hAnsiTheme="minorHAnsi" w:eastAsiaTheme="majorEastAsia" w:cstheme="majorBidi"/>
+      <w:rFonts w:asciiTheme="minorHAnsi" w:eastAsiaTheme="majorEastAsia" w:hAnsiTheme="minorHAnsi" w:cstheme="majorBidi"/>
       <w:color w:val="595959" w:themeColor="text1" w:themeTint="A6"/>
       <w:spacing w:val="15"/>
       <w:sz w:val="28"/>
       <w:szCs w:val="28"/>
-      <w14:textFill>
-        <w14:solidFill>
-          <w14:schemeClr w14:val="tx1">
-            <w14:lumMod w14:val="65000"/>
-            <w14:lumOff w14:val="35000"/>
-          </w14:schemeClr>
-        </w14:solidFill>
-      </w14:textFill>
     </w:rPr>
   </w:style>
-  <w:style w:type="paragraph" w:styleId="30">
+  <w:style w:type="paragraph" w:styleId="Quote">
     <w:name w:val="Quote"/>
-    <w:basedOn w:val="1"/>
-    <w:next w:val="1"/>
-    <w:link w:val="31"/>
+    <w:basedOn w:val="Normal"/>
+    <w:next w:val="Normal"/>
+    <w:link w:val="QuoteChar"/>
+    <w:uiPriority w:val="29"/>
     <w:qFormat/>
-    <w:uiPriority w:val="29"/>
     <w:pPr>
       <w:spacing w:before="160"/>
       <w:jc w:val="center"/>
@@ -3065,68 +3021,52 @@
       <w:i/>
       <w:iCs/>
       <w:color w:val="404040" w:themeColor="text1" w:themeTint="BF"/>
-      <w14:textFill>
-        <w14:solidFill>
-          <w14:schemeClr w14:val="tx1">
-            <w14:lumMod w14:val="75000"/>
-            <w14:lumOff w14:val="25000"/>
-          </w14:schemeClr>
-        </w14:solidFill>
-      </w14:textFill>
     </w:rPr>
   </w:style>
-  <w:style w:type="character" w:customStyle="1" w:styleId="31">
+  <w:style w:type="character" w:customStyle="1" w:styleId="QuoteChar">
     <w:name w:val="Quote Char"/>
-    <w:basedOn w:val="11"/>
-    <w:link w:val="30"/>
+    <w:basedOn w:val="DefaultParagraphFont"/>
+    <w:link w:val="Quote"/>
+    <w:uiPriority w:val="29"/>
     <w:qFormat/>
-    <w:uiPriority w:val="29"/>
     <w:rPr>
       <w:i/>
       <w:iCs/>
       <w:color w:val="404040" w:themeColor="text1" w:themeTint="BF"/>
-      <w14:textFill>
-        <w14:solidFill>
-          <w14:schemeClr w14:val="tx1">
-            <w14:lumMod w14:val="75000"/>
-            <w14:lumOff w14:val="25000"/>
-          </w14:schemeClr>
-        </w14:solidFill>
-      </w14:textFill>
     </w:rPr>
   </w:style>
-  <w:style w:type="paragraph" w:styleId="32">
+  <w:style w:type="paragraph" w:styleId="ListParagraph">
     <w:name w:val="List Paragraph"/>
-    <w:basedOn w:val="1"/>
+    <w:basedOn w:val="Normal"/>
+    <w:uiPriority w:val="34"/>
     <w:qFormat/>
-    <w:uiPriority w:val="34"/>
     <w:pPr>
       <w:ind w:left="720"/>
       <w:contextualSpacing/>
     </w:pPr>
   </w:style>
-  <w:style w:type="character" w:customStyle="1" w:styleId="33">
-    <w:name w:val="Intense Emphasis"/>
-    <w:basedOn w:val="11"/>
+  <w:style w:type="character" w:customStyle="1" w:styleId="IntenseEmphasis1">
+    <w:name w:val="Intense Emphasis1"/>
+    <w:basedOn w:val="DefaultParagraphFont"/>
+    <w:uiPriority w:val="21"/>
     <w:qFormat/>
-    <w:uiPriority w:val="21"/>
     <w:rPr>
       <w:i/>
       <w:iCs/>
-      <w:color w:val="2F5597" w:themeColor="accent1" w:themeShade="BF"/>
+      <w:color w:val="2F5496" w:themeColor="accent1" w:themeShade="BF"/>
     </w:rPr>
   </w:style>
-  <w:style w:type="paragraph" w:styleId="34">
+  <w:style w:type="paragraph" w:styleId="IntenseQuote">
     <w:name w:val="Intense Quote"/>
-    <w:basedOn w:val="1"/>
-    <w:next w:val="1"/>
-    <w:link w:val="35"/>
+    <w:basedOn w:val="Normal"/>
+    <w:next w:val="Normal"/>
+    <w:link w:val="IntenseQuoteChar"/>
+    <w:uiPriority w:val="30"/>
     <w:qFormat/>
-    <w:uiPriority w:val="30"/>
     <w:pPr>
       <w:pBdr>
-        <w:top w:val="single" w:color="2F5496" w:themeColor="accent1" w:themeShade="BF" w:sz="4" w:space="10"/>
-        <w:bottom w:val="single" w:color="2F5496" w:themeColor="accent1" w:themeShade="BF" w:sz="4" w:space="10"/>
+        <w:top w:val="single" w:sz="4" w:space="10" w:color="2F5496" w:themeColor="accent1" w:themeShade="BF"/>
+        <w:bottom w:val="single" w:sz="4" w:space="10" w:color="2F5496" w:themeColor="accent1" w:themeShade="BF"/>
       </w:pBdr>
       <w:spacing w:before="360" w:after="360"/>
       <w:ind w:left="864" w:right="864"/>
@@ -3135,46 +3075,46 @@
     <w:rPr>
       <w:i/>
       <w:iCs/>
-      <w:color w:val="2F5597" w:themeColor="accent1" w:themeShade="BF"/>
+      <w:color w:val="2F5496" w:themeColor="accent1" w:themeShade="BF"/>
     </w:rPr>
   </w:style>
-  <w:style w:type="character" w:customStyle="1" w:styleId="35">
+  <w:style w:type="character" w:customStyle="1" w:styleId="IntenseQuoteChar">
     <w:name w:val="Intense Quote Char"/>
-    <w:basedOn w:val="11"/>
-    <w:link w:val="34"/>
+    <w:basedOn w:val="DefaultParagraphFont"/>
+    <w:link w:val="IntenseQuote"/>
+    <w:uiPriority w:val="30"/>
     <w:qFormat/>
-    <w:uiPriority w:val="30"/>
     <w:rPr>
       <w:i/>
       <w:iCs/>
-      <w:color w:val="2F5597" w:themeColor="accent1" w:themeShade="BF"/>
+      <w:color w:val="2F5496" w:themeColor="accent1" w:themeShade="BF"/>
     </w:rPr>
   </w:style>
-  <w:style w:type="character" w:customStyle="1" w:styleId="36">
-    <w:name w:val="Intense Reference"/>
-    <w:basedOn w:val="11"/>
+  <w:style w:type="character" w:customStyle="1" w:styleId="IntenseReference1">
+    <w:name w:val="Intense Reference1"/>
+    <w:basedOn w:val="DefaultParagraphFont"/>
+    <w:uiPriority w:val="32"/>
     <w:qFormat/>
-    <w:uiPriority w:val="32"/>
     <w:rPr>
       <w:b/>
       <w:smallCaps/>
-      <w:color w:val="2F5597" w:themeColor="accent1" w:themeShade="BF"/>
+      <w:color w:val="2F5496" w:themeColor="accent1" w:themeShade="BF"/>
       <w:spacing w:val="5"/>
     </w:rPr>
   </w:style>
-  <w:style w:type="character" w:customStyle="1" w:styleId="37">
+  <w:style w:type="character" w:customStyle="1" w:styleId="HeaderChar">
     <w:name w:val="Header Char"/>
-    <w:basedOn w:val="11"/>
-    <w:link w:val="14"/>
+    <w:basedOn w:val="DefaultParagraphFont"/>
+    <w:link w:val="Header"/>
+    <w:uiPriority w:val="99"/>
     <w:qFormat/>
+  </w:style>
+  <w:style w:type="character" w:customStyle="1" w:styleId="FooterChar">
+    <w:name w:val="Footer Char"/>
+    <w:basedOn w:val="DefaultParagraphFont"/>
+    <w:link w:val="Footer"/>
     <w:uiPriority w:val="99"/>
-  </w:style>
-  <w:style w:type="character" w:customStyle="1" w:styleId="38">
-    <w:name w:val="Footer Char"/>
-    <w:basedOn w:val="11"/>
-    <w:link w:val="13"/>
     <w:qFormat/>
-    <w:uiPriority w:val="99"/>
   </w:style>
 </w:styles>
 </file>
@@ -3185,8 +3125,8 @@
     <inkml:context xml:id="ctx0">
       <inkml:inkSource xml:id="inkSrc0">
         <inkml:traceFormat>
-          <inkml:channel name="X" type="integer" max="2147480000" min="-2147480000" units="cm"/>
-          <inkml:channel name="Y" type="integer" max="2147480000" min="-2147480000" units="cm"/>
+          <inkml:channel name="X" type="integer" min="-2.14748E9" max="2.14748E9" units="cm"/>
+          <inkml:channel name="Y" type="integer" min="-2.14748E9" max="2.14748E9" units="cm"/>
           <inkml:channel name="F" type="integer" max="32767" units="dev"/>
         </inkml:traceFormat>
         <inkml:channelProperties>
@@ -3200,10 +3140,9 @@
     <inkml:brush xml:id="br0">
       <inkml:brushProperty name="width" value="0.05" units="cm"/>
       <inkml:brushProperty name="height" value="0.05" units="cm"/>
-      <inkml:brushProperty name="color" value="#000000"/>
     </inkml:brush>
   </inkml:definitions>
-  <inkml:trace contextRef="#ctx0" brushRef="#br0">0.000 0.000 24575</inkml:trace>
+  <inkml:trace contextRef="#ctx0" brushRef="#br0">0 0 24575</inkml:trace>
 </inkml:ink>
 </file>
 
@@ -3213,8 +3152,8 @@
     <inkml:context xml:id="ctx0">
       <inkml:inkSource xml:id="inkSrc0">
         <inkml:traceFormat>
-          <inkml:channel name="X" type="integer" max="2147480000" min="-2147480000" units="cm"/>
-          <inkml:channel name="Y" type="integer" max="2147480000" min="-2147480000" units="cm"/>
+          <inkml:channel name="X" type="integer" min="-2.14748E9" max="2.14748E9" units="cm"/>
+          <inkml:channel name="Y" type="integer" min="-2.14748E9" max="2.14748E9" units="cm"/>
           <inkml:channel name="F" type="integer" max="32767" units="dev"/>
         </inkml:traceFormat>
         <inkml:channelProperties>
@@ -3228,10 +3167,9 @@
     <inkml:brush xml:id="br0">
       <inkml:brushProperty name="width" value="0.05" units="cm"/>
       <inkml:brushProperty name="height" value="0.05" units="cm"/>
-      <inkml:brushProperty name="color" value="#000000"/>
     </inkml:brush>
   </inkml:definitions>
-  <inkml:trace contextRef="#ctx0" brushRef="#br0">0.000 234.000 24575,'43.000'-13.000'0,"-1.000"-1.000"0,50.000-25.000 0,58.000-21.000 0,-61.000 35.000-11,2.000 5.000 0,156.000-15.000 0,195.000 11.000-810,-410.000 23.000 702,42.000-1.000 28,677.000 4.000-352,-717.000 1.000 425,0.000 0.000 0,0.000 3.000 0,56.000 15.000 0,-81.000-18.000 18,0.000 0.000 1,0.000 1.000-1,0.000 0.000 0,-1.000 0.000 0,0.000 1.000 0,0.000 0.000 1,0.000 0.000-1,-1.000 1.000 0,0.000 0.000 0,0.000 0.000 0,0.000 1.000 1,-1.000 0.000-1,0.000 0.000 0,0.000 1.000 0,0.000-1.000 1,-1.000 1.000-1,7.000 16.000 0,-8.000-13.000-1,0.000 0.000 1,-1.000 0.000-1,0.000 0.000 1,-1.000 1.000-1,0.000-1.000 0,-1.000 1.000 1,0.000 16.000-1,-2.000-1.000 66,-2.000 1.000 0,-6.000 31.000 1,-6.000 8.000 186,-44.000 122.000-1,-50.000 60.000-5095,82.000-196.000 4623,-2.000-1.000 1,-2.000-1.000-1,-3.000-2.000 1,-1.000-1.000-1,-64.000 66.000 1,70.000-86.000 249,-2.000 0.000 0,-1.000-2.000 1,-1.000-2.000-1,-1.000-1.000 1,-1.000-1.000-1,0.000-2.000 0,-2.000-2.000 1,-73.000 26.000-1,70.000-31.000 466,0.000-3.000 0,0.000-1.000-1,-67.000 6.000 1,87.000-14.000-128,0.000 0.000 1,-1.000-1.000-1,1.000-1.000 1,0.000-1.000-1,0.000-1.000 1,0.000-1.000-1,0.000-1.000 1,0.000 0.000-1,-23.000-10.000 1,37.000 12.000-321,1.000 0.000 0,0.000 0.000 0,-1.000 0.000 1,1.000 0.000-1,0.000-1.000 0,1.000 0.000 1,-1.000 0.000-1,1.000 0.000 0,-1.000-1.000 1,1.000 1.000-1,1.000-1.000 0,-1.000 0.000 1,1.000 0.000-1,0.000 0.000 0,0.000-1.000 0,0.000 1.000 1,1.000-1.000-1,-1.000 0.000 0,1.000 0.000 1,1.000 1.000-1,-1.000-1.000 0,1.000 0.000 1,0.000-1.000-1,1.000 1.000 0,-1.000-9.000 0,2.000 4.000-54,0.000 0.000 0,0.000 0.000 0,1.000 0.000 0,1.000 0.000 0,0.000 1.000 0,0.000-1.000 0,1.000 1.000 0,0.000-1.000 0,1.000 1.000 0,0.000 0.000 0,1.000 1.000-1,0.000-1.000 1,12.000-13.000 0,2.000 0.000 7,2.000 1.000 0,0.000 1.000 0,32.000-22.000 0,91.000-54.000 0,290.000-140.000-927,22.000 24.000 487,205.000-104.000 116,-658.000 315.000 320,34.000-18.000-9,0.000-1.000 1,-1.000-2.000-1,41.000-34.000 0,-64.000 41.000 13,-14.000 16.000 0,0.000 0.000 0,0.000 0.000 0,0.000 0.000 0,0.000-1.000 0,0.000 1.000 0,0.000 0.000 0,0.000 0.000 0,0.000 0.000 0,0.000 0.000 0,0.000-1.000 0,0.000 1.000 0,0.000 0.000 0,0.000 0.000 0,0.000 0.000 0,0.000 0.000 0,0.000-1.000 0,0.000 1.000 0,0.000 0.000 0,-1.000 0.000 0,1.000 0.000 0,0.000 0.000 0,0.000 0.000 0,0.000 0.000 0,0.000-1.000 0,0.000 1.000 0,0.000 0.000 0,0.000 0.000 0,-1.000 0.000 0,1.000 0.000 0,0.000 0.000 0,0.000 0.000 0,0.000 0.000 0,0.000 0.000 0,0.000 0.000 0,-1.000-1.000 0,1.000 1.000 0,0.000 0.000 0,0.000 0.000 0,0.000 0.000 0,0.000 0.000 0,0.000 0.000 0,-1.000 0.000 0,1.000 0.000 0,0.000 0.000 0,0.000 0.000 0,0.000 0.000 0,0.000 0.000 0,-1.000 0.000 0,1.000 1.000 0,-34.000 7.000 0,-21.000 11.000 88,0.000 3.000 0,1.000 3.000 0,1.000 2.000 0,2.000 2.000 0,1.000 2.000 0,-54.000 44.000 0,103.000-74.000-118,-5.000 4.000-844,-1.000 1.000 0,1.000 0.000 0,0.000 1.000 0,-8.000 9.000 1,14.000-15.000 847,-1.000 0.000 0,0.000-1.000 1,1.000 1.000-1,-1.000 0.000 1,1.000 0.000-1,-1.000 0.000 0,1.000 0.000 1,-1.000 0.000-1,1.000 0.000 1,0.000 0.000-1,-1.000 0.000 0,1.000 0.000 1,0.000 0.000-1,0.000 0.000 1,0.000 0.000-1,0.000 0.000 0,0.000 0.000 1,0.000 0.000-1,0.000 0.000 1,0.000 0.000-1,0.000 0.000 0,0.000 0.000 1,0.000 0.000-1,1.000 0.000 1,-1.000 0.000-1,0.000 0.000 0,1.000-1.000 1,-1.000 1.000-1,1.000 0.000 1,-1.000 0.000-1,1.000 0.000 0,-1.000 0.000 1,1.000 0.000-1,0.000-1.000 1,-1.000 1.000-1,1.000 0.000 0,0.000-1.000 1,0.000 1.000-1,0.000 0.000 1,-1.000-1.000-1,1.000 1.000 0,0.000-1.000 1,0.000 1.000-1,0.000-1.000 1,0.000 1.000-1,0.000-1.000 0,0.000 0.000 1,2.000 1.000-1,15.000 3.000 26,-1.000-1.000 0,1.000-1.000 0,0.000 0.000 0,1.000-1.000 0,-1.000-1.000 0,0.000-1.000 0,25.000-4.000 0,0.000 1.000 0,33.000-4.000-52,9.000-2.000 1143,-29.000 12.000 3524,-54.000-2.000-4569,1.000 0.000 0,-1.000 0.000 0,1.000 1.000 0,-1.000-1.000 1,1.000 1.000-1,-1.000 0.000 0,1.000-1.000 0,-1.000 1.000 0,0.000 0.000 0,1.000 0.000 1,-1.000 1.000-1,0.000-1.000 0,0.000 0.000 0,0.000 1.000 0,0.000-1.000 1,0.000 1.000-1,0.000 0.000 0,0.000 0.000 0,0.000 0.000 0,-1.000 0.000 1,1.000 0.000-1,-1.000 0.000 0,0.000 0.000 0,3.000 4.000 0,-2.000 1.000-44,-1.000 1.000-1,0.000-1.000 1,0.000 0.000 0,0.000 0.000-1,-1.000 0.000 1,0.000 1.000-1,-1.000 6.000 1,0.000-9.000-5,1.000 1.000 1,-1.000-1.000-1,1.000 0.000 0,0.000 1.000 1,1.000-1.000-1,-1.000 0.000 1,1.000 1.000-1,0.000-1.000 0,0.000 0.000 1,1.000 0.000-1,0.000 0.000 0,0.000 0.000 1,4.000 9.000-1,-4.000-13.000 3,-1.000 1.000 0,1.000-1.000 0,0.000 0.000 0,-1.000 0.000 0,1.000 0.000 0,0.000 0.000 0,0.000 0.000 0,0.000 0.000 0,0.000 0.000 0,0.000 0.000 0,0.000-1.000 0,0.000 1.000 0,0.000-1.000 0,0.000 1.000 0,0.000-1.000 0,0.000 0.000 0,0.000 0.000 0,0.000 0.000 0,0.000 0.000 0,0.000 0.000 0,1.000-1.000 0,1.000 0.000 0,47.000-14.000 0,-25.000 4.000-910,-1.000-2.000 0,0.000 0.000 0,-1.000-2.000-1,0.000 0.000 1,-1.000-2.000 0,32.000-31.000 0,-27.000 21.000 827,-1.000-1.000 1,-2.000-1.000-1,-1.000-1.000 1,25.000-43.000-1,-26.000 36.000 83,-23.000 36.000-1,0.000 1.000 0,0.000-1.000 0,0.000 1.000 0,0.000-1.000-1,1.000 1.000 1,-1.000-1.000 0,0.000 1.000 0,0.000 0.000 0,1.000-1.000 0,-1.000 1.000 0,0.000-1.000-1,1.000 1.000 1,-1.000-1.000 0,0.000 1.000 0,1.000 0.000 0,-1.000-1.000 0,1.000 1.000-1,-1.000 0.000 1,1.000 0.000 0,-1.000-1.000 0,1.000 1.000 0,-1.000 0.000 0,0.000 0.000 0,1.000-1.000-1,-1.000 1.000 1,1.000 0.000 0,0.000 0.000 0,-1.000 0.000 0,1.000 0.000 0,-1.000 18.000 1166,-18.000 78.000 4079,-29.000 205.000-4835,45.000-278.000-409,0.000-8.000 0,1.000 0.000 0,0.000 0.000 0,1.000 0.000 0,0.000 0.000 0,4.000 20.000 0,-4.000-33.000 0,0.000-1.000 0,1.000 0.000 0,-1.000 1.000 0,0.000-1.000 0,0.000 1.000 0,1.000-1.000 0,-1.000 0.000 0,1.000 0.000 0,-1.000 1.000 0,1.000-1.000 0,0.000 0.000 0,-1.000 0.000 0,1.000 0.000 0,0.000 0.000 0,0.000 1.000 0,0.000-1.000 0,0.000 0.000 0,0.000-1.000 0,0.000 1.000 0,0.000 0.000 0,0.000 0.000 0,0.000 0.000 0,0.000-1.000 0,1.000 1.000 0,-1.000 0.000 0,0.000-1.000 0,0.000 1.000 0,1.000-1.000 0,-1.000 0.000 0,0.000 1.000 0,1.000-1.000 0,-1.000 0.000 0,0.000 0.000 0,1.000 0.000 0,-1.000 0.000 0,1.000 0.000 0,-1.000 0.000 0,0.000 0.000 0,1.000 0.000 0,-1.000 0.000 0,0.000-1.000 0,1.000 1.000 0,0.000-1.000 0,4.000-2.000 0,0.000 0.000 0,0.000 0.000 0,-1.000-1.000 0,1.000 1.000 0,-1.000-1.000 0,0.000 0.000 0,0.000-1.000 0,5.000-5.000 0,11.000-15.000-340,0.000-1.000 0,-2.000-1.000 0,18.000-32.000 0,41.000-91.000-4716,-63.000 118.000 4688,12.000-13.000 368,-27.000 44.000-21,0.000 1.000 0,0.000 0.000-1,0.000-1.000 1,1.000 1.000-1,-1.000 0.000 1,0.000-1.000 0,0.000 1.000-1,0.000 0.000 1,0.000-1.000-1,1.000 1.000 1,-1.000 0.000 0,0.000-1.000-1,0.000 1.000 1,1.000 0.000 0,-1.000 0.000-1,0.000-1.000 1,0.000 1.000-1,1.000 0.000 1,-1.000 0.000 0,0.000 0.000-1,1.000 0.000 1,-1.000-1.000 0,0.000 1.000-1,1.000 0.000 1,-1.000 0.000-1,0.000 0.000 1,1.000 0.000 0,-1.000 0.000-1,1.000 0.000 1,-1.000 0.000 0,0.000 0.000-1,1.000 0.000 1,-1.000 0.000-1,0.000 0.000 1,1.000 0.000 0,-1.000 0.000-1,0.000 0.000 1,1.000 0.000 0,-1.000 0.000-1,0.000 0.000 1,1.000 1.000-1,-1.000-1.000 1,0.000 0.000 0,1.000 0.000-1,-1.000 0.000 1,0.000 1.000-1,1.000-1.000 1,-1.000 0.000 0,0.000 0.000-1,0.000 1.000 1,1.000-1.000 0,-1.000 0.000-1,0.000 0.000 1,0.000 1.000-1,0.000-1.000 1,1.000 0.000 0,-1.000 1.000-1,0.000-1.000 1,0.000 0.000 0,0.000 1.000-1,0.000-1.000 1,0.000 0.000-1,0.000 1.000 1,0.000-1.000 0,0.000 0.000-1,0.000 1.000 1,0.000-1.000 0,0.000 1.000-1,1.000 29.000-2283,-16.000 113.000 1447,7.000-90.000 2404,3.000 1.000 0,2.000 98.000 0,3.000-149.000-1525,1.000 1.000 0,-1.000 0.000 0,1.000 0.000-1,0.000 0.000 1,0.000-1.000 0,0.000 1.000 0,0.000 0.000-1,1.000-1.000 1,-1.000 0.000 0,1.000 1.000 0,0.000-1.000-1,0.000 0.000 1,0.000 1.000 0,1.000-1.000-1,-1.000-1.000 1,4.000 5.000 0,-3.000-6.000 220,-1.000 1.000 0,1.000-1.000 0,-1.000 1.000 0,1.000-1.000 0,0.000 0.000 0,-1.000 0.000 0,1.000 0.000-1,0.000 0.000 1,0.000 0.000 0,0.000-1.000 0,0.000 0.000 0,-1.000 1.000 0,1.000-1.000 0,0.000 0.000 0,0.000 0.000 0,0.000 0.000 0,0.000-1.000 0,0.000 1.000 0,0.000-1.000 0,0.000 0.000 0,5.000-2.000 0,2.000-1.000-154,0.000-1.000 1,0.000-1.000 0,0.000 1.000 0,-1.000-2.000 0,1.000 1.000 0,-1.000-1.000-1,-1.000-1.000 1,0.000 0.000 0,0.000 0.000 0,0.000 0.000 0,-1.000-1.000 0,0.000 0.000 0,8.000-15.000-1,0.000-3.000-111,-1.000 0.000-1,0.000-1.000 0,15.000-52.000 0,-19.000 46.000 25,-1.000 0.000 0,8.000-58.000 0,-17.000 85.000 0,1.000 1.000 0,-1.000 0.000 0,0.000 0.000 0,-1.000-1.000 0,-1.000-6.000 0,2.000 13.000 0,1.000 0.000 0,-1.000-1.000 0,0.000 1.000 0,0.000 0.000 0,0.000 0.000 0,0.000-1.000 0,0.000 1.000 0,0.000 0.000 0,0.000-1.000 0,0.000 1.000 0,0.000 0.000 0,-1.000 0.000 0,1.000-1.000 0,0.000 1.000 0,0.000 0.000 0,0.000-1.000 0,0.000 1.000 0,0.000 0.000 0,0.000 0.000 0,-1.000-1.000 0,1.000 1.000 0,0.000 0.000 0,0.000 0.000 0,0.000 0.000 0,0.000-1.000 0,-1.000 1.000 0,1.000 0.000 0,0.000 0.000 0,0.000 0.000 0,-1.000 0.000 0,1.000-1.000 0,0.000 1.000 0,0.000 0.000 0,-1.000 0.000 0,1.000 0.000 0,0.000 0.000 0,0.000 0.000 0,-1.000 0.000 0,1.000 0.000 0,0.000 0.000 0,-1.000 0.000 0,1.000 0.000 0,0.000 0.000 0,0.000 0.000 0,-1.000 0.000 0,1.000 0.000 0,0.000 0.000 0,-1.000 0.000 0,1.000 0.000 0,0.000 0.000 0,0.000 0.000 0,-1.000 0.000 0,1.000 0.000 0,0.000 1.000 0,0.000-1.000 0,-1.000 0.000 0,1.000 0.000 0,0.000 0.000 0,0.000 0.000 0,-1.000 1.000 0,-3.000 6.000 0,0.000 0.000 0,1.000 0.000 0,0.000 1.000 0,0.000 0.000 0,1.000-1.000 0,0.000 1.000 0,0.000 0.000 0,0.000 0.000 0,1.000 10.000 0,-2.000-4.000 0,-8.000 57.000-3396,-3.000 81.000-1,14.000-123.000 3402,3.000 35.000-1,6.000-32.000-39,-9.000-31.000 40,1.000 0.000 0,-1.000 0.000-1,1.000 0.000 1,-1.000 0.000-1,1.000 0.000 1,0.000-1.000-1,-1.000 1.000 1,1.000 0.000-1,0.000-1.000 1,0.000 1.000 0,-1.000 0.000-1,1.000-1.000 1,0.000 1.000-1,0.000-1.000 1,0.000 1.000-1,0.000-1.000 1,0.000 1.000-1,2.000-1.000 1,-1.000 0.000-42,0.000 0.000 1,1.000-1.000-1,-1.000 1.000 0,1.000-1.000 0,-1.000 0.000 1,0.000 1.000-1,1.000-1.000 0,-1.000-1.000 1,0.000 1.000-1,0.000 0.000 0,0.000 0.000 0,0.000-1.000 1,0.000 1.000-1,0.000-1.000 0,0.000 0.000 0,-1.000 1.000 1,1.000-1.000-1,0.000 0.000 0,-1.000 0.000 1,1.000 0.000-1,0.000-3.000 0,10.000-11.000-997,-1.000-1.000 0,14.000-27.000 0,-11.000 14.000 1553,-2.000 0.000 0,12.000-46.000 0,-10.000 18.000 248,-3.000 0.000 0,3.000-62.000 0,-12.000 105.000-767,-1.000 1.000 0,0.000-1.000 0,-1.000 0.000 0,-1.000 1.000 0,0.000-1.000 0,-5.000-21.000 0,6.000 35.000 77,0.000 0.000-1,0.000 0.000 0,0.000 1.000 1,0.000-1.000-1,-1.000 0.000 0,1.000 0.000 1,0.000 1.000-1,0.000-1.000 0,-1.000 0.000 0,1.000 1.000 1,0.000-1.000-1,-1.000 0.000 0,1.000 1.000 1,0.000-1.000-1,-1.000 0.000 0,1.000 1.000 1,-1.000-1.000-1,1.000 1.000 0,-1.000-1.000 1,0.000 1.000-1,1.000-1.000 0,-1.000 1.000 1,1.000-1.000-1,-1.000 1.000 0,0.000 0.000 1,1.000-1.000-1,-1.000 1.000 0,0.000 0.000 1,0.000 0.000-1,1.000-1.000 0,-1.000 1.000 1,0.000 0.000-1,0.000 0.000 0,1.000 0.000 0,-1.000 0.000 1,0.000 0.000-1,0.000 0.000 0,1.000 0.000 1,-1.000 0.000-1,0.000 0.000 0,0.000 0.000 1,1.000 1.000-1,-1.000-1.000 0,0.000 0.000 1,1.000 0.000-1,-1.000 1.000 0,0.000-1.000 1,1.000 0.000-1,-1.000 1.000 0,0.000-1.000 1,1.000 1.000-1,-1.000-1.000 0,1.000 1.000 1,-1.000-1.000-1,0.000 1.000 0,1.000-1.000 0,0.000 1.000 1,-1.000 0.000-1,0.000 0.000 0,-3.000 4.000 292,0.000 1.000-1,0.000-1.000 1,0.000 1.000-1,1.000 0.000 1,-4.000 8.000-1,0.000 3.000-367,1.000 1.000 0,2.000 0.000 0,-1.000 0.000 0,2.000 1.000 0,1.000-1.000 0,0.000 1.000 0,1.000-1.000 0,1.000 1.000 0,1.000-1.000 0,0.000 1.000 0,1.000 0.000 0,7.000 24.000 0,-8.000-39.000 0,0.000 0.000 0,1.000 0.000 0,-1.000 0.000 0,1.000 0.000 0,-1.000-1.000 0,1.000 1.000 0,1.000-1.000 0,-1.000 1.000 0,0.000-1.000 0,1.000 0.000 0,-1.000 0.000 0,1.000 0.000 0,0.000 0.000 0,0.000 0.000 0,0.000 0.000 0,1.000-1.000 0,4.000 3.000 0,-6.000-4.000 0,0.000 0.000 0,0.000-1.000 0,0.000 1.000 0,1.000-1.000 0,-1.000 0.000 0,0.000 0.000 0,0.000 0.000 0,0.000 0.000 0,1.000 0.000 0,-1.000 0.000 0,0.000 0.000 0,0.000-1.000 0,0.000 1.000 0,0.000-1.000 0,0.000 0.000 0,1.000 1.000 0,-1.000-1.000 0,0.000 0.000 0,-1.000 0.000 0,1.000 0.000 0,0.000-1.000 0,0.000 1.000 0,0.000 0.000 0,-1.000-1.000 0,1.000 1.000 0,-1.000-1.000 0,1.000 1.000 0,-1.000-1.000 0,1.000 0.000 0,-1.000 0.000 0,0.000 0.000 0,1.000-2.000 0,3.000-3.000 0,-1.000 0.000 0,-1.000 0.000 0,0.000 0.000 0,0.000-1.000 0,0.000 1.000 0,-1.000-1.000 0,2.000-9.000 0,-4.000 8.000 0,-3.000 10.000 0,-9.000 15.000 0,-108.000 221.000 0,50.000-90.000 0,23.000-56.000 0,-4.000-2.000 0,-104.000 140.000 0,121.000-188.000 0,-2.000-1.000 0,-1.000-1.000 0,-2.000-2.000 0,-1.000-2.000 0,-2.000-2.000 0,-1.000-2.000 0,-53.000 30.000 0,31.000-29.000 0,0.000-3.000 0,-2.000-3.000 0,-1.000-2.000 0,0.000-4.000 0,-92.000 16.000 0,-10.000-11.000 0,-179.000 5.000 0,-293.000-24.000-1033,478.000-15.000 793,-302.000-57.000 0,366.000 42.000 224,-144.000-54.000 1,201.000 59.000 15,43.000 18.000 5,-1.000 1.000-1,1.000 0.000 0,0.000 0.000 0,-1.000-1.000 0,1.000 1.000 0,0.000 0.000 1,0.000 0.000-1,-1.000-1.000 0,1.000 1.000 0,0.000-1.000 0,0.000 1.000 0,0.000 0.000 1,-1.000-1.000-1,1.000 1.000 0,0.000 0.000 0,0.000-1.000 0,0.000 1.000 0,0.000-1.000 1,0.000 1.000-1,0.000 0.000 0,0.000-1.000 0,0.000 1.000 0,0.000-1.000 0,0.000 1.000 1,0.000 0.000-1,0.000-1.000 0,0.000 1.000 0,0.000-1.000 0,0.000 1.000 0,0.000 0.000 1,0.000-1.000-1,1.000 1.000 0,-1.000-1.000 0,0.000 1.000 0,0.000 0.000 0,0.000-1.000 1,1.000 1.000-1,-1.000 0.000 0,0.000-1.000 0,0.000 1.000 0,1.000 0.000 0,-1.000 0.000 1,0.000-1.000-1,1.000 1.000 0,-1.000 0.000 0,0.000 0.000 0,1.000-1.000 1,-1.000 1.000-1,0.000 0.000 0,1.000 0.000 0,-1.000 0.000 0,1.000 0.000 0,0.000-1.000 1,14.000-8.000 175,1.000 1.000 1,0.000 0.000-1,1.000 1.000 1,0.000 1.000-1,32.000-8.000 1,17.000-5.000-244,169.000-55.000-358,98.000-32.000-134,-37.000 11.000-1152,1166.000-367.000 1083,-834.000 275.000-3975,-555.000 166.000 4026,141.000-37.000 159,-173.000 50.000 447,1.000 1.000-1,0.000 2.000 0,45.000 0.000 1,73.000 19.000 1928,-86.000-6.000 2643,-46.000-5.000-10299</inkml:trace>
+  <inkml:trace contextRef="#ctx0" brushRef="#br0">0 234 24575,'43'-13'0,"-1"-1"0,50-25 0,58-21 0,-61 35-11,2 5 0,156-15 0,195 11-810,-410 23 702,42-1 28,677 4-352,-717 1 425,0 0 0,0 3 0,56 15 0,-81-18 18,0 0 1,0 1-1,0 0 0,-1 0 0,0 1 0,0 0 1,0 0-1,-1 1 0,0 0 0,0 0 0,0 1 1,-1 0-1,0 0 0,0 1 0,0-1 1,-1 1-1,7 16 0,-8-13-1,0 0 1,-1 0-1,0 0 1,-1 1-1,0-1 0,-1 1 1,0 16-1,-2-1 66,-2 1 0,-6 31 1,-6 8 186,-44 122-1,-50 60-5095,82-196 4623,-2-1 1,-2-1-1,-3-2 1,-1-1-1,-64 66 1,70-86 249,-2 0 0,-1-2 1,-1-2-1,-1-1 1,-1-1-1,0-2 0,-2-2 1,-73 26-1,70-31 466,0-3 0,0-1-1,-67 6 1,87-14-128,0 0 1,-1-1-1,1-1 1,0-1-1,0-1 1,0-1-1,0-1 1,0 0-1,-23-10 1,37 12-321,1 0 0,0 0 0,-1 0 1,1 0-1,0-1 0,1 0 1,-1 0-1,1 0 0,-1-1 1,1 1-1,1-1 0,-1 0 1,1 0-1,0 0 0,0-1 0,0 1 1,1-1-1,-1 0 0,1 0 1,1 1-1,-1-1 0,1 0 1,0-1-1,1 1 0,-1-9 0,2 4-54,0 0 0,0 0 0,1 0 0,1 0 0,0 1 0,0-1 0,1 1 0,0-1 0,1 1 0,0 0 0,1 1-1,0-1 1,12-13 0,2 0 7,2 1 0,0 1 0,32-22 0,91-54 0,290-140-927,22 24 487,205-104 116,-658 315 320,34-18-9,0-1 1,-1-2-1,41-34 0,-64 41 13,-14 16 0,0 0 0,0 0 0,0 0 0,0-1 0,0 1 0,0 0 0,0 0 0,0 0 0,0 0 0,0-1 0,0 1 0,0 0 0,0 0 0,0 0 0,0 0 0,0-1 0,0 1 0,0 0 0,-1 0 0,1 0 0,0 0 0,0 0 0,0 0 0,0-1 0,0 1 0,0 0 0,0 0 0,-1 0 0,1 0 0,0 0 0,0 0 0,0 0 0,0 0 0,0 0 0,-1-1 0,1 1 0,0 0 0,0 0 0,0 0 0,0 0 0,0 0 0,-1 0 0,1 0 0,0 0 0,0 0 0,0 0 0,0 0 0,-1 0 0,1 1 0,-34 7 0,-21 11 88,0 3 0,1 3 0,1 2 0,2 2 0,1 2 0,-54 44 0,103-74-118,-5 4-844,-1 1 0,1 0 0,0 1 0,-8 9 1,14-15 847,-1 0 0,0-1 1,1 1-1,-1 0 1,1 0-1,-1 0 0,1 0 1,-1 0-1,1 0 1,0 0-1,-1 0 0,1 0 1,0 0-1,0 0 1,0 0-1,0 0 0,0 0 1,0 0-1,0 0 1,0 0-1,0 0 0,0 0 1,0 0-1,1 0 1,-1 0-1,0 0 0,1-1 1,-1 1-1,1 0 1,-1 0-1,1 0 0,-1 0 1,1 0-1,0-1 1,-1 1-1,1 0 0,0-1 1,0 1-1,0 0 1,-1-1-1,1 1 0,0-1 1,0 1-1,0-1 1,0 1-1,0-1 0,0 0 1,2 1-1,15 3 26,-1-1 0,1-1 0,0 0 0,1-1 0,-1-1 0,0-1 0,25-4 0,0 1 0,33-4-52,9-2 1143,-29 12 3524,-54-2-4569,1 0 0,-1 0 0,1 1 0,-1-1 1,1 1-1,-1 0 0,1-1 0,-1 1 0,0 0 0,1 0 1,-1 1-1,0-1 0,0 0 0,0 1 0,0-1 1,0 1-1,0 0 0,0 0 0,0 0 0,-1 0 1,1 0-1,-1 0 0,0 0 0,3 4 0,-2 1-44,-1 1-1,0-1 1,0 0 0,0 0-1,-1 0 1,0 1-1,-1 6 1,0-9-5,1 1 1,-1-1-1,1 0 0,0 1 1,1-1-1,-1 0 1,1 1-1,0-1 0,0 0 1,1 0-1,0 0 0,0 0 1,4 9-1,-4-13 3,-1 1 0,1-1 0,0 0 0,-1 0 0,1 0 0,0 0 0,0 0 0,0 0 0,0 0 0,0 0 0,0-1 0,0 1 0,0-1 0,0 1 0,0-1 0,0 0 0,0 0 0,0 0 0,0 0 0,0 0 0,1-1 0,1 0 0,47-14 0,-25 4-910,-1-2 0,0 0 0,-1-2-1,0 0 1,-1-2 0,32-31 0,-27 21 827,-1-1 1,-2-1-1,-1-1 1,25-43-1,-26 36 83,-23 36-1,0 1 0,0-1 0,0 1 0,0-1-1,1 1 1,-1-1 0,0 1 0,0 0 0,1-1 0,-1 1 0,0-1-1,1 1 1,-1-1 0,0 1 0,1 0 0,-1-1 0,1 1-1,-1 0 1,1 0 0,-1-1 0,1 1 0,-1 0 0,0 0 0,1-1-1,-1 1 1,1 0 0,0 0 0,-1 0 0,1 0 0,-1 18 1166,-18 78 4079,-29 205-4835,45-278-409,0-8 0,1 0 0,0 0 0,1 0 0,0 0 0,4 20 0,-4-33 0,0-1 0,1 0 0,-1 1 0,0-1 0,0 1 0,1-1 0,-1 0 0,1 0 0,-1 1 0,1-1 0,0 0 0,-1 0 0,1 0 0,0 0 0,0 1 0,0-1 0,0 0 0,0-1 0,0 1 0,0 0 0,0 0 0,0 0 0,0-1 0,1 1 0,-1 0 0,0-1 0,0 1 0,1-1 0,-1 0 0,0 1 0,1-1 0,-1 0 0,0 0 0,1 0 0,-1 0 0,1 0 0,-1 0 0,0 0 0,1 0 0,-1 0 0,0-1 0,1 1 0,0-1 0,4-2 0,0 0 0,0 0 0,-1-1 0,1 1 0,-1-1 0,0 0 0,0-1 0,5-5 0,11-15-340,0-1 0,-2-1 0,18-32 0,41-91-4716,-63 118 4688,12-13 368,-27 44-21,0 1 0,0 0-1,0-1 1,1 1-1,-1 0 1,0-1 0,0 1-1,0 0 1,0-1-1,1 1 1,-1 0 0,0-1-1,0 1 1,1 0 0,-1 0-1,0-1 1,0 1-1,1 0 1,-1 0 0,0 0-1,1 0 1,-1-1 0,0 1-1,1 0 1,-1 0-1,0 0 1,1 0 0,-1 0-1,1 0 1,-1 0 0,0 0-1,1 0 1,-1 0-1,0 0 1,1 0 0,-1 0-1,0 0 1,1 0 0,-1 0-1,0 0 1,1 1-1,-1-1 1,0 0 0,1 0-1,-1 0 1,0 1-1,1-1 1,-1 0 0,0 0-1,0 1 1,1-1 0,-1 0-1,0 0 1,0 1-1,0-1 1,1 0 0,-1 1-1,0-1 1,0 0 0,0 1-1,0-1 1,0 0-1,0 1 1,0-1 0,0 0-1,0 1 1,0-1 0,0 1-1,1 29-2283,-16 113 1447,7-90 2404,3 1 0,2 98 0,3-149-1525,1 1 0,-1 0 0,1 0-1,0 0 1,0-1 0,0 1 0,0 0-1,1-1 1,-1 0 0,1 1 0,0-1-1,0 0 1,0 1 0,1-1-1,-1-1 1,4 5 0,-3-6 220,-1 1 0,1-1 0,-1 1 0,1-1 0,0 0 0,-1 0 0,1 0-1,0 0 1,0 0 0,0-1 0,0 0 0,-1 1 0,1-1 0,0 0 0,0 0 0,0 0 0,0-1 0,0 1 0,0-1 0,0 0 0,5-2 0,2-1-154,0-1 1,0-1 0,0 1 0,-1-2 0,1 1 0,-1-1-1,-1-1 1,0 0 0,0 0 0,0 0 0,-1-1 0,0 0 0,8-15-1,0-3-111,-1 0-1,0-1 0,15-52 0,-19 46 25,-1 0 0,8-58 0,-17 85 0,1 1 0,-1 0 0,0 0 0,-1-1 0,-1-6 0,2 13 0,1 0 0,-1-1 0,0 1 0,0 0 0,0 0 0,0-1 0,0 1 0,0 0 0,0-1 0,0 1 0,0 0 0,-1 0 0,1-1 0,0 1 0,0 0 0,0-1 0,0 1 0,0 0 0,0 0 0,-1-1 0,1 1 0,0 0 0,0 0 0,0 0 0,0-1 0,-1 1 0,1 0 0,0 0 0,0 0 0,-1 0 0,1-1 0,0 1 0,0 0 0,-1 0 0,1 0 0,0 0 0,0 0 0,-1 0 0,1 0 0,0 0 0,-1 0 0,1 0 0,0 0 0,0 0 0,-1 0 0,1 0 0,0 0 0,-1 0 0,1 0 0,0 0 0,0 0 0,-1 0 0,1 0 0,0 1 0,0-1 0,-1 0 0,1 0 0,0 0 0,0 0 0,-1 1 0,-3 6 0,0 0 0,1 0 0,0 1 0,0 0 0,1-1 0,0 1 0,0 0 0,0 0 0,1 10 0,-2-4 0,-8 57-3396,-3 81-1,14-123 3402,3 35-1,6-32-39,-9-31 40,1 0 0,-1 0-1,1 0 1,-1 0-1,1 0 1,0-1-1,-1 1 1,1 0-1,0-1 1,0 1 0,-1 0-1,1-1 1,0 1-1,0-1 1,0 1-1,0-1 1,0 1-1,2-1 1,-1 0-42,0 0 1,1-1-1,-1 1 0,1-1 0,-1 0 1,0 1-1,1-1 0,-1-1 1,0 1-1,0 0 0,0 0 0,0-1 1,0 1-1,0-1 0,0 0 0,-1 1 1,1-1-1,0 0 0,-1 0 1,1 0-1,0-3 0,10-11-997,-1-1 0,14-27 0,-11 14 1553,-2 0 0,12-46 0,-10 18 248,-3 0 0,3-62 0,-12 105-767,-1 1 0,0-1 0,-1 0 0,-1 1 0,0-1 0,-5-21 0,6 35 77,0 0-1,0 0 0,0 1 1,0-1-1,-1 0 0,1 0 1,0 1-1,0-1 0,-1 0 0,1 1 1,0-1-1,-1 0 0,1 1 1,0-1-1,-1 0 0,1 1 1,-1-1-1,1 1 0,-1-1 1,0 1-1,1-1 0,-1 1 1,1-1-1,-1 1 0,0 0 1,1-1-1,-1 1 0,0 0 1,0 0-1,1-1 0,-1 1 1,0 0-1,0 0 0,1 0 0,-1 0 1,0 0-1,0 0 0,1 0 1,-1 0-1,0 0 0,0 0 1,1 1-1,-1-1 0,0 0 1,1 0-1,-1 1 0,0-1 1,1 0-1,-1 1 0,0-1 1,1 1-1,-1-1 0,1 1 1,-1-1-1,0 1 0,1-1 0,0 1 1,-1 0-1,0 0 0,-3 4 292,0 1-1,0-1 1,0 1-1,1 0 1,-4 8-1,0 3-367,1 1 0,2 0 0,-1 0 0,2 1 0,1-1 0,0 1 0,1-1 0,1 1 0,1-1 0,0 1 0,1 0 0,7 24 0,-8-39 0,0 0 0,1 0 0,-1 0 0,1 0 0,-1-1 0,1 1 0,1-1 0,-1 1 0,0-1 0,1 0 0,-1 0 0,1 0 0,0 0 0,0 0 0,0 0 0,1-1 0,4 3 0,-6-4 0,0 0 0,0-1 0,0 1 0,1-1 0,-1 0 0,0 0 0,0 0 0,0 0 0,1 0 0,-1 0 0,0 0 0,0-1 0,0 1 0,0-1 0,0 0 0,1 1 0,-1-1 0,0 0 0,-1 0 0,1 0 0,0-1 0,0 1 0,0 0 0,-1-1 0,1 1 0,-1-1 0,1 1 0,-1-1 0,1 0 0,-1 0 0,0 0 0,1-2 0,3-3 0,-1 0 0,-1 0 0,0 0 0,0-1 0,0 1 0,-1-1 0,2-9 0,-4 8 0,-3 10 0,-9 15 0,-108 221 0,50-90 0,23-56 0,-4-2 0,-104 140 0,121-188 0,-2-1 0,-1-1 0,-2-2 0,-1-2 0,-2-2 0,-1-2 0,-53 30 0,31-29 0,0-3 0,-2-3 0,-1-2 0,0-4 0,-92 16 0,-10-11 0,-179 5 0,-293-24-1033,478-15 793,-302-57 0,366 42 224,-144-54 1,201 59 15,43 18 5,-1 1-1,1 0 0,0 0 0,-1-1 0,1 1 0,0 0 1,0 0-1,-1-1 0,1 1 0,0-1 0,0 1 0,0 0 1,-1-1-1,1 1 0,0 0 0,0-1 0,0 1 0,0-1 1,0 1-1,0 0 0,0-1 0,0 1 0,0-1 0,0 1 1,0 0-1,0-1 0,0 1 0,0-1 0,0 1 0,0 0 1,0-1-1,1 1 0,-1-1 0,0 1 0,0 0 0,0-1 1,1 1-1,-1 0 0,0-1 0,0 1 0,1 0 0,-1 0 1,0-1-1,1 1 0,-1 0 0,0 0 0,1-1 1,-1 1-1,0 0 0,1 0 0,-1 0 0,1 0 0,0-1 1,14-8 175,1 1 1,0 0-1,1 1 1,0 1-1,32-8 1,17-5-244,169-55-358,98-32-134,-37 11-1152,1166-367 1083,-834 275-3975,-555 166 4026,141-37 159,-173 50 447,1 1-1,0 2 0,45 0 1,73 19 1928,-86-6 2643,-46-5-10299</inkml:trace>
 </inkml:ink>
 </file>
 
@@ -3487,10 +3425,15 @@
     </a:fmtScheme>
   </a:themeElements>
   <a:objectDefaults/>
+  <a:extraClrSchemeLst/>
 </a:theme>
 </file>
 
 <file path=customXml/item1.xml><?xml version="1.0" encoding="utf-8"?>
+<b:Sources xmlns:b="http://schemas.openxmlformats.org/officeDocument/2006/bibliography" xmlns="http://schemas.openxmlformats.org/officeDocument/2006/bibliography" SelectedStyle="\APASixthEditionOfficeOnline.xsl" StyleName="APA" Version="6"/>
+</file>
+
+<file path=customXml/item2.xml><?xml version="1.0" encoding="utf-8"?>
 <s:customData xmlns="http://www.wps.cn/officeDocument/2013/wpsCustomData" xmlns:s="http://www.wps.cn/officeDocument/2013/wpsCustomData">
   <customSectProps/>
   <customShpExts>
@@ -3499,20 +3442,18 @@
 </s:customData>
 </file>
 
-<file path=customXml/item2.xml><?xml version="1.0" encoding="utf-8"?>
-<b:Sources xmlns:b="http://schemas.openxmlformats.org/officeDocument/2006/bibliography" xmlns="http://schemas.openxmlformats.org/officeDocument/2006/bibliography" SelectedStyle="\APASixthEditionOfficeOnline.xsl" StyleName="APA" Version="6"/>
+<file path=customXml/itemProps1.xml><?xml version="1.0" encoding="utf-8"?>
+<ds:datastoreItem xmlns:ds="http://schemas.openxmlformats.org/officeDocument/2006/customXml" ds:itemID="{38D8A863-A29B-419D-80D5-AA900A6D8430}">
+  <ds:schemaRefs>
+    <ds:schemaRef ds:uri="http://schemas.openxmlformats.org/officeDocument/2006/bibliography"/>
+  </ds:schemaRefs>
+</ds:datastoreItem>
 </file>
 
-<file path=customXml/itemProps1.xml><?xml version="1.0" encoding="utf-8"?>
+<file path=customXml/itemProps2.xml><?xml version="1.0" encoding="utf-8"?>
 <ds:datastoreItem xmlns:ds="http://schemas.openxmlformats.org/officeDocument/2006/customXml" ds:itemID="{B1977F7D-205B-4081-913C-38D41E755F92}">
   <ds:schemaRefs>
     <ds:schemaRef ds:uri="http://www.wps.cn/officeDocument/2013/wpsCustomData"/>
   </ds:schemaRefs>
 </ds:datastoreItem>
-</file>
-
-<file path=customXml/itemProps2.xml><?xml version="1.0" encoding="utf-8"?>
-<ds:datastoreItem xmlns:ds="http://schemas.openxmlformats.org/officeDocument/2006/customXml" ds:itemID="{38D8A863-A29B-419D-80D5-AA900A6D8430}">
-  <ds:schemaRefs/>
-</ds:datastoreItem>
 </file>
--- a/AMMS.API/Templates/HopDongTemplate.docx
+++ b/AMMS.API/Templates/HopDongTemplate.docx
@@ -1144,13 +1144,6 @@
             <w:pPr>
               <w:jc w:val="center"/>
             </w:pPr>
-            <w:r>
-              <w:rPr>
-                <w:rFonts w:eastAsia="Calibri" w:cs="Times New Roman"/>
-                <w:lang w:bidi="ar"/>
-              </w:rPr>
-              <w:t>{{CUSTOMER_SIGN_NAME}}</w:t>
-            </w:r>
           </w:p>
           <w:p>
             <w:pPr>
@@ -1244,14 +1237,7 @@
               <w:jc w:val="center"/>
             </w:pPr>
           </w:p>
-          <w:p>
-            <w:pPr>
-              <w:jc w:val="center"/>
-            </w:pPr>
-            <w:r>
-              <w:t>Phan Thanh Phong</w:t>
-            </w:r>
-          </w:p>
+          <w:p/>
         </w:tc>
       </w:tr>
     </w:tbl>
@@ -3430,10 +3416,6 @@
 </file>
 
 <file path=customXml/item1.xml><?xml version="1.0" encoding="utf-8"?>
-<b:Sources xmlns:b="http://schemas.openxmlformats.org/officeDocument/2006/bibliography" xmlns="http://schemas.openxmlformats.org/officeDocument/2006/bibliography" SelectedStyle="\APASixthEditionOfficeOnline.xsl" StyleName="APA" Version="6"/>
-</file>
-
-<file path=customXml/item2.xml><?xml version="1.0" encoding="utf-8"?>
 <s:customData xmlns="http://www.wps.cn/officeDocument/2013/wpsCustomData" xmlns:s="http://www.wps.cn/officeDocument/2013/wpsCustomData">
   <customSectProps/>
   <customShpExts>
@@ -3442,18 +3424,22 @@
 </s:customData>
 </file>
 
+<file path=customXml/item2.xml><?xml version="1.0" encoding="utf-8"?>
+<b:Sources xmlns:b="http://schemas.openxmlformats.org/officeDocument/2006/bibliography" xmlns="http://schemas.openxmlformats.org/officeDocument/2006/bibliography" SelectedStyle="\APASixthEditionOfficeOnline.xsl" StyleName="APA" Version="6"/>
+</file>
+
 <file path=customXml/itemProps1.xml><?xml version="1.0" encoding="utf-8"?>
+<ds:datastoreItem xmlns:ds="http://schemas.openxmlformats.org/officeDocument/2006/customXml" ds:itemID="{B1977F7D-205B-4081-913C-38D41E755F92}">
+  <ds:schemaRefs>
+    <ds:schemaRef ds:uri="http://www.wps.cn/officeDocument/2013/wpsCustomData"/>
+  </ds:schemaRefs>
+</ds:datastoreItem>
+</file>
+
+<file path=customXml/itemProps2.xml><?xml version="1.0" encoding="utf-8"?>
 <ds:datastoreItem xmlns:ds="http://schemas.openxmlformats.org/officeDocument/2006/customXml" ds:itemID="{38D8A863-A29B-419D-80D5-AA900A6D8430}">
   <ds:schemaRefs>
     <ds:schemaRef ds:uri="http://schemas.openxmlformats.org/officeDocument/2006/bibliography"/>
   </ds:schemaRefs>
 </ds:datastoreItem>
-</file>
-
-<file path=customXml/itemProps2.xml><?xml version="1.0" encoding="utf-8"?>
-<ds:datastoreItem xmlns:ds="http://schemas.openxmlformats.org/officeDocument/2006/customXml" ds:itemID="{B1977F7D-205B-4081-913C-38D41E755F92}">
-  <ds:schemaRefs>
-    <ds:schemaRef ds:uri="http://www.wps.cn/officeDocument/2013/wpsCustomData"/>
-  </ds:schemaRefs>
-</ds:datastoreItem>
 </file>